--- a/assignmentUni.docx
+++ b/assignmentUni.docx
@@ -42429,59 +42429,39 @@
     </w:p>
     <w:p>
       <w:pPr>
-        <w:shd w:val="clear" w:color="auto" w:fill="FFFFFF"/>
-        <w:spacing w:after="0" w:line="285" w:lineRule="atLeast"/>
-        <w:rPr>
-          <w:rFonts w:ascii="Consolas" w:eastAsia="Times New Roman" w:hAnsi="Consolas" w:cs="Times New Roman"/>
-          <w:kern w:val="0"/>
-          <w:sz w:val="21"/>
-          <w:szCs w:val="21"/>
-          <w:lang w:eastAsia="en-IN"/>
-          <w14:ligatures w14:val="none"/>
-        </w:rPr>
-      </w:pPr>
-      <w:r>
-        <w:rPr>
-          <w:rFonts w:ascii="Consolas" w:eastAsia="Times New Roman" w:hAnsi="Consolas" w:cs="Times New Roman"/>
-          <w:kern w:val="0"/>
-          <w:sz w:val="21"/>
-          <w:szCs w:val="21"/>
-          <w:lang w:eastAsia="en-IN"/>
-          <w14:ligatures w14:val="none"/>
-        </w:rPr>
-        <w:t xml:space="preserve">ALTER Table students MODIFY COLUMN city </w:t>
-      </w:r>
-      <w:proofErr w:type="gramStart"/>
-      <w:r>
-        <w:rPr>
-          <w:rFonts w:ascii="Consolas" w:eastAsia="Times New Roman" w:hAnsi="Consolas" w:cs="Times New Roman"/>
-          <w:kern w:val="0"/>
-          <w:sz w:val="21"/>
-          <w:szCs w:val="21"/>
-          <w:lang w:eastAsia="en-IN"/>
-          <w14:ligatures w14:val="none"/>
-        </w:rPr>
-        <w:t>VARCHAR(</w:t>
-      </w:r>
-      <w:proofErr w:type="gramEnd"/>
-      <w:r>
-        <w:rPr>
-          <w:rFonts w:ascii="Consolas" w:eastAsia="Times New Roman" w:hAnsi="Consolas" w:cs="Times New Roman"/>
-          <w:kern w:val="0"/>
-          <w:sz w:val="21"/>
-          <w:szCs w:val="21"/>
-          <w:lang w:eastAsia="en-IN"/>
-          <w14:ligatures w14:val="none"/>
-        </w:rPr>
-        <w:t>30);</w:t>
-      </w:r>
-    </w:p>
-    <w:p>
-      <w:pPr>
-        <w:rPr>
-          <w:lang w:eastAsia="en-IN"/>
-        </w:rPr>
-      </w:pPr>
+        <w:rPr>
+          <w:lang w:eastAsia="en-IN"/>
+        </w:rPr>
+      </w:pPr>
+      <w:r>
+        <w:rPr>
+          <w:rFonts w:ascii="Consolas" w:eastAsia="Times New Roman" w:hAnsi="Consolas" w:cs="Times New Roman"/>
+          <w:kern w:val="0"/>
+          <w:lang w:eastAsia="en-IN"/>
+          <w14:ligatures w14:val="none"/>
+        </w:rPr>
+        <w:t xml:space="preserve">ALTER TABLE students RENAME COLUMN name to </w:t>
+      </w:r>
+      <w:proofErr w:type="spellStart"/>
+      <w:r>
+        <w:rPr>
+          <w:rFonts w:ascii="Consolas" w:eastAsia="Times New Roman" w:hAnsi="Consolas" w:cs="Times New Roman"/>
+          <w:kern w:val="0"/>
+          <w:lang w:eastAsia="en-IN"/>
+          <w14:ligatures w14:val="none"/>
+        </w:rPr>
+        <w:t>student_name</w:t>
+      </w:r>
+      <w:proofErr w:type="spellEnd"/>
+      <w:r>
+        <w:rPr>
+          <w:rFonts w:ascii="Consolas" w:eastAsia="Times New Roman" w:hAnsi="Consolas" w:cs="Times New Roman"/>
+          <w:kern w:val="0"/>
+          <w:lang w:eastAsia="en-IN"/>
+          <w14:ligatures w14:val="none"/>
+        </w:rPr>
+        <w:t>;</w:t>
+      </w:r>
     </w:p>
     <w:p>
       <w:pPr>

--- a/assignmentUni.docx
+++ b/assignmentUni.docx
@@ -1,6 +1,6 @@
 
 <file path=word/document.xml><?xml version="1.0" encoding="utf-8"?>
-<w:document xmlns:wpc="http://schemas.microsoft.com/office/word/2010/wordprocessingCanvas" xmlns:cx="http://schemas.microsoft.com/office/drawing/2014/chartex" xmlns:cx1="http://schemas.microsoft.com/office/drawing/2015/9/8/chartex" xmlns:cx2="http://schemas.microsoft.com/office/drawing/2015/10/21/chartex" xmlns:cx3="http://schemas.microsoft.com/office/drawing/2016/5/9/chartex" xmlns:cx4="http://schemas.microsoft.com/office/drawing/2016/5/10/chartex" xmlns:cx5="http://schemas.microsoft.com/office/drawing/2016/5/11/chartex" xmlns:cx6="http://schemas.microsoft.com/office/drawing/2016/5/12/chartex" xmlns:cx7="http://schemas.microsoft.com/office/drawing/2016/5/13/chartex" xmlns:cx8="http://schemas.microsoft.com/office/drawing/2016/5/14/chartex" xmlns:mc="http://schemas.openxmlformats.org/markup-compatibility/2006" xmlns:aink="http://schemas.microsoft.com/office/drawing/2016/ink" xmlns:am3d="http://schemas.microsoft.com/office/drawing/2017/model3d" xmlns:o="urn:schemas-microsoft-com:office:office" xmlns:oel="http://schemas.microsoft.com/office/2019/extlst" xmlns:r="http://schemas.openxmlformats.org/officeDocument/2006/relationships" xmlns:m="http://schemas.openxmlformats.org/officeDocument/2006/math" xmlns:v="urn:schemas-microsoft-com:vml" xmlns:wp14="http://schemas.microsoft.com/office/word/2010/wordprocessingDrawing" xmlns:wp="http://schemas.openxmlformats.org/drawingml/2006/wordprocessingDrawing" xmlns:w10="urn:schemas-microsoft-com:office:word" xmlns:w="http://schemas.openxmlformats.org/wordprocessingml/2006/main" xmlns:w14="http://schemas.microsoft.com/office/word/2010/wordml" xmlns:w15="http://schemas.microsoft.com/office/word/2012/wordml" xmlns:w16cex="http://schemas.microsoft.com/office/word/2018/wordml/cex" xmlns:w16cid="http://schemas.microsoft.com/office/word/2016/wordml/cid" xmlns:w16="http://schemas.microsoft.com/office/word/2018/wordml" xmlns:w16du="http://schemas.microsoft.com/office/word/2023/wordml/word16du" xmlns:w16sdtdh="http://schemas.microsoft.com/office/word/2020/wordml/sdtdatahash" xmlns:w16sdtfl="http://schemas.microsoft.com/office/word/2024/wordml/sdtformatlock" xmlns:w16se="http://schemas.microsoft.com/office/word/2015/wordml/symex" xmlns:wpg="http://schemas.microsoft.com/office/word/2010/wordprocessingGroup" xmlns:wpi="http://schemas.microsoft.com/office/word/2010/wordprocessingInk" xmlns:wne="http://schemas.microsoft.com/office/word/2006/wordml" xmlns:wps="http://schemas.microsoft.com/office/word/2010/wordprocessingShape" mc:Ignorable="w14 w15 w16se w16cid w16 w16cex w16sdtdh w16sdtfl w16du wp14">
+<w:document xmlns:wpc="http://schemas.microsoft.com/office/word/2010/wordprocessingCanvas" xmlns:cx="http://schemas.microsoft.com/office/drawing/2014/chartex" xmlns:cx1="http://schemas.microsoft.com/office/drawing/2015/9/8/chartex" xmlns:cx2="http://schemas.microsoft.com/office/drawing/2015/10/21/chartex" xmlns:cx3="http://schemas.microsoft.com/office/drawing/2016/5/9/chartex" xmlns:cx4="http://schemas.microsoft.com/office/drawing/2016/5/10/chartex" xmlns:cx5="http://schemas.microsoft.com/office/drawing/2016/5/11/chartex" xmlns:cx6="http://schemas.microsoft.com/office/drawing/2016/5/12/chartex" xmlns:cx7="http://schemas.microsoft.com/office/drawing/2016/5/13/chartex" xmlns:cx8="http://schemas.microsoft.com/office/drawing/2016/5/14/chartex" xmlns:mc="http://schemas.openxmlformats.org/markup-compatibility/2006" xmlns:aink="http://schemas.microsoft.com/office/drawing/2016/ink" xmlns:am3d="http://schemas.microsoft.com/office/drawing/2017/model3d" xmlns:o="urn:schemas-microsoft-com:office:office" xmlns:oel="http://schemas.microsoft.com/office/2019/extlst" xmlns:r="http://schemas.openxmlformats.org/officeDocument/2006/relationships" xmlns:m="http://schemas.openxmlformats.org/officeDocument/2006/math" xmlns:v="urn:schemas-microsoft-com:vml" xmlns:wp14="http://schemas.microsoft.com/office/word/2010/wordprocessingDrawing" xmlns:wp="http://schemas.openxmlformats.org/drawingml/2006/wordprocessingDrawing" xmlns:w10="urn:schemas-microsoft-com:office:word" xmlns:w="http://schemas.openxmlformats.org/wordprocessingml/2006/main" xmlns:w14="http://schemas.microsoft.com/office/word/2010/wordml" xmlns:w15="http://schemas.microsoft.com/office/word/2012/wordml" xmlns:w16cex="http://schemas.microsoft.com/office/word/2018/wordml/cex" xmlns:w16cid="http://schemas.microsoft.com/office/word/2016/wordml/cid" xmlns:w16="http://schemas.microsoft.com/office/word/2018/wordml" xmlns:w16du="http://schemas.microsoft.com/office/word/2023/wordml/word16du" xmlns:w16sdtdh="http://schemas.microsoft.com/office/word/2020/wordml/sdtdatahash" xmlns:w16se="http://schemas.microsoft.com/office/word/2015/wordml/symex" xmlns:wpg="http://schemas.microsoft.com/office/word/2010/wordprocessingGroup" xmlns:wpi="http://schemas.microsoft.com/office/word/2010/wordprocessingInk" xmlns:wne="http://schemas.microsoft.com/office/word/2006/wordml" xmlns:wps="http://schemas.microsoft.com/office/word/2010/wordprocessingShape" mc:Ignorable="w14 w15 w16se w16cid w16 w16cex w16sdtdh w16du wp14">
   <w:body>
     <w:p>
       <w:pPr>
@@ -4395,7 +4395,1093 @@
           </w:p>
         </w:tc>
       </w:tr>
+      <w:tr>
+        <w:trPr>
+          <w:cnfStyle w:val="000000100000" w:firstRow="0" w:lastRow="0" w:firstColumn="0" w:lastColumn="0" w:oddVBand="0" w:evenVBand="0" w:oddHBand="1" w:evenHBand="0" w:firstRowFirstColumn="0" w:firstRowLastColumn="0" w:lastRowFirstColumn="0" w:lastRowLastColumn="0"/>
+          <w:trHeight w:val="389"/>
+        </w:trPr>
+        <w:tc>
+          <w:tcPr>
+            <w:cnfStyle w:val="001000000000" w:firstRow="0" w:lastRow="0" w:firstColumn="1" w:lastColumn="0" w:oddVBand="0" w:evenVBand="0" w:oddHBand="0" w:evenHBand="0" w:firstRowFirstColumn="0" w:firstRowLastColumn="0" w:lastRowFirstColumn="0" w:lastRowLastColumn="0"/>
+            <w:tcW w:w="973" w:type="dxa"/>
+          </w:tcPr>
+          <w:p>
+            <w:pPr>
+              <w:jc w:val="right"/>
+              <w:rPr>
+                <w:rFonts w:ascii="Arial" w:eastAsia="Times New Roman" w:hAnsi="Arial" w:cs="Arial"/>
+                <w:kern w:val="0"/>
+                <w:lang w:eastAsia="en-IN"/>
+                <w14:ligatures w14:val="none"/>
+              </w:rPr>
+            </w:pPr>
+            <w:r>
+              <w:rPr>
+                <w:rFonts w:ascii="Arial" w:eastAsia="Times New Roman" w:hAnsi="Arial" w:cs="Arial"/>
+                <w:kern w:val="0"/>
+                <w:lang w:eastAsia="en-IN"/>
+                <w14:ligatures w14:val="none"/>
+              </w:rPr>
+              <w:t>16</w:t>
+            </w:r>
+          </w:p>
+        </w:tc>
+        <w:tc>
+          <w:tcPr>
+            <w:tcW w:w="6031" w:type="dxa"/>
+          </w:tcPr>
+          <w:p>
+            <w:pPr>
+              <w:cnfStyle w:val="000000100000" w:firstRow="0" w:lastRow="0" w:firstColumn="0" w:lastColumn="0" w:oddVBand="0" w:evenVBand="0" w:oddHBand="1" w:evenHBand="0" w:firstRowFirstColumn="0" w:firstRowLastColumn="0" w:lastRowFirstColumn="0" w:lastRowLastColumn="0"/>
+              <w:rPr>
+                <w:lang w:eastAsia="en-IN"/>
+              </w:rPr>
+            </w:pPr>
+            <w:r>
+              <w:rPr>
+                <w:lang w:eastAsia="en-IN"/>
+              </w:rPr>
+              <w:t>Demonstrate Joins in SQL</w:t>
+            </w:r>
+          </w:p>
+        </w:tc>
+        <w:tc>
+          <w:tcPr>
+            <w:tcW w:w="1363" w:type="dxa"/>
+          </w:tcPr>
+          <w:p>
+            <w:pPr>
+              <w:cnfStyle w:val="000000100000" w:firstRow="0" w:lastRow="0" w:firstColumn="0" w:lastColumn="0" w:oddVBand="0" w:evenVBand="0" w:oddHBand="1" w:evenHBand="0" w:firstRowFirstColumn="0" w:firstRowLastColumn="0" w:lastRowFirstColumn="0" w:lastRowLastColumn="0"/>
+              <w:rPr>
+                <w:rFonts w:ascii="Arial" w:eastAsia="Times New Roman" w:hAnsi="Arial" w:cs="Arial"/>
+                <w:kern w:val="0"/>
+                <w:lang w:eastAsia="en-IN"/>
+                <w14:ligatures w14:val="none"/>
+              </w:rPr>
+            </w:pPr>
+            <w:r>
+              <w:rPr>
+                <w:rFonts w:ascii="Arial" w:eastAsia="Times New Roman" w:hAnsi="Arial" w:cs="Arial"/>
+                <w:kern w:val="0"/>
+                <w:lang w:eastAsia="en-IN"/>
+                <w14:ligatures w14:val="none"/>
+              </w:rPr>
+              <w:t>56 (16)</w:t>
+            </w:r>
+          </w:p>
+        </w:tc>
+        <w:tc>
+          <w:tcPr>
+            <w:tcW w:w="1684" w:type="dxa"/>
+          </w:tcPr>
+          <w:p>
+            <w:pPr>
+              <w:cnfStyle w:val="000000100000" w:firstRow="0" w:lastRow="0" w:firstColumn="0" w:lastColumn="0" w:oddVBand="0" w:evenVBand="0" w:oddHBand="1" w:evenHBand="0" w:firstRowFirstColumn="0" w:firstRowLastColumn="0" w:lastRowFirstColumn="0" w:lastRowLastColumn="0"/>
+              <w:rPr>
+                <w:rFonts w:ascii="Arial" w:eastAsia="Times New Roman" w:hAnsi="Arial" w:cs="Arial"/>
+                <w:kern w:val="0"/>
+                <w:lang w:eastAsia="en-IN"/>
+                <w14:ligatures w14:val="none"/>
+              </w:rPr>
+            </w:pPr>
+          </w:p>
+        </w:tc>
+      </w:tr>
     </w:tbl>
+    <w:p>
+      <w:pPr>
+        <w:rPr>
+          <w:rFonts w:ascii="Arial" w:eastAsia="Times New Roman" w:hAnsi="Arial" w:cs="Arial"/>
+          <w:b/>
+          <w:bCs/>
+          <w:kern w:val="0"/>
+          <w:lang w:eastAsia="en-IN"/>
+          <w14:ligatures w14:val="none"/>
+        </w:rPr>
+      </w:pPr>
+    </w:p>
+    <w:p>
+      <w:pPr>
+        <w:rPr>
+          <w:rFonts w:ascii="Arial" w:eastAsia="Times New Roman" w:hAnsi="Arial" w:cs="Arial"/>
+          <w:b/>
+          <w:bCs/>
+          <w:kern w:val="0"/>
+          <w:lang w:eastAsia="en-IN"/>
+          <w14:ligatures w14:val="none"/>
+        </w:rPr>
+      </w:pPr>
+    </w:p>
+    <w:p>
+      <w:pPr>
+        <w:rPr>
+          <w:rFonts w:ascii="Arial" w:eastAsia="Times New Roman" w:hAnsi="Arial" w:cs="Arial"/>
+          <w:b/>
+          <w:bCs/>
+          <w:kern w:val="0"/>
+          <w:lang w:eastAsia="en-IN"/>
+          <w14:ligatures w14:val="none"/>
+        </w:rPr>
+      </w:pPr>
+    </w:p>
+    <w:p>
+      <w:pPr>
+        <w:rPr>
+          <w:rFonts w:ascii="Arial" w:eastAsia="Times New Roman" w:hAnsi="Arial" w:cs="Arial"/>
+          <w:b/>
+          <w:bCs/>
+          <w:kern w:val="0"/>
+          <w:lang w:eastAsia="en-IN"/>
+          <w14:ligatures w14:val="none"/>
+        </w:rPr>
+      </w:pPr>
+    </w:p>
+    <w:p>
+      <w:pPr>
+        <w:rPr>
+          <w:rFonts w:ascii="Arial" w:eastAsia="Times New Roman" w:hAnsi="Arial" w:cs="Arial"/>
+          <w:b/>
+          <w:bCs/>
+          <w:kern w:val="0"/>
+          <w:lang w:eastAsia="en-IN"/>
+          <w14:ligatures w14:val="none"/>
+        </w:rPr>
+      </w:pPr>
+    </w:p>
+    <w:p>
+      <w:pPr>
+        <w:rPr>
+          <w:rFonts w:ascii="Arial" w:eastAsia="Times New Roman" w:hAnsi="Arial" w:cs="Arial"/>
+          <w:b/>
+          <w:bCs/>
+          <w:kern w:val="0"/>
+          <w:lang w:eastAsia="en-IN"/>
+          <w14:ligatures w14:val="none"/>
+        </w:rPr>
+      </w:pPr>
+    </w:p>
+    <w:p>
+      <w:pPr>
+        <w:rPr>
+          <w:rFonts w:ascii="Arial" w:eastAsia="Times New Roman" w:hAnsi="Arial" w:cs="Arial"/>
+          <w:b/>
+          <w:bCs/>
+          <w:kern w:val="0"/>
+          <w:lang w:eastAsia="en-IN"/>
+          <w14:ligatures w14:val="none"/>
+        </w:rPr>
+      </w:pPr>
+    </w:p>
+    <w:p>
+      <w:pPr>
+        <w:rPr>
+          <w:rFonts w:ascii="Arial" w:eastAsia="Times New Roman" w:hAnsi="Arial" w:cs="Arial"/>
+          <w:b/>
+          <w:bCs/>
+          <w:kern w:val="0"/>
+          <w:lang w:eastAsia="en-IN"/>
+          <w14:ligatures w14:val="none"/>
+        </w:rPr>
+      </w:pPr>
+    </w:p>
+    <w:p>
+      <w:pPr>
+        <w:rPr>
+          <w:rFonts w:ascii="Arial" w:eastAsia="Times New Roman" w:hAnsi="Arial" w:cs="Arial"/>
+          <w:b/>
+          <w:bCs/>
+          <w:kern w:val="0"/>
+          <w:lang w:eastAsia="en-IN"/>
+          <w14:ligatures w14:val="none"/>
+        </w:rPr>
+      </w:pPr>
+    </w:p>
+    <w:p>
+      <w:pPr>
+        <w:rPr>
+          <w:rFonts w:ascii="Arial" w:eastAsia="Times New Roman" w:hAnsi="Arial" w:cs="Arial"/>
+          <w:b/>
+          <w:bCs/>
+          <w:kern w:val="0"/>
+          <w:lang w:eastAsia="en-IN"/>
+          <w14:ligatures w14:val="none"/>
+        </w:rPr>
+      </w:pPr>
+    </w:p>
+    <w:p>
+      <w:pPr>
+        <w:rPr>
+          <w:rFonts w:ascii="Arial" w:eastAsia="Times New Roman" w:hAnsi="Arial" w:cs="Arial"/>
+          <w:b/>
+          <w:bCs/>
+          <w:kern w:val="0"/>
+          <w:lang w:eastAsia="en-IN"/>
+          <w14:ligatures w14:val="none"/>
+        </w:rPr>
+      </w:pPr>
+    </w:p>
+    <w:p>
+      <w:pPr>
+        <w:rPr>
+          <w:rFonts w:ascii="Arial" w:eastAsia="Times New Roman" w:hAnsi="Arial" w:cs="Arial"/>
+          <w:b/>
+          <w:bCs/>
+          <w:kern w:val="0"/>
+          <w:lang w:eastAsia="en-IN"/>
+          <w14:ligatures w14:val="none"/>
+        </w:rPr>
+      </w:pPr>
+    </w:p>
+    <w:p>
+      <w:pPr>
+        <w:jc w:val="center"/>
+        <w:rPr>
+          <w:b/>
+          <w:bCs/>
+          <w:sz w:val="40"/>
+          <w:szCs w:val="40"/>
+        </w:rPr>
+      </w:pPr>
+      <w:r>
+        <w:rPr>
+          <w:b/>
+          <w:bCs/>
+          <w:sz w:val="40"/>
+          <w:szCs w:val="40"/>
+        </w:rPr>
+        <w:t>OS-INDEX</w:t>
+      </w:r>
+    </w:p>
+    <w:tbl>
+      <w:tblPr>
+        <w:tblStyle w:val="PlainTable1"/>
+        <w:tblpPr w:leftFromText="180" w:rightFromText="180" w:vertAnchor="text" w:horzAnchor="margin" w:tblpY="415"/>
+        <w:tblW w:w="9779" w:type="dxa"/>
+        <w:tblLook w:val="04A0" w:firstRow="1" w:lastRow="0" w:firstColumn="1" w:lastColumn="0" w:noHBand="0" w:noVBand="1"/>
+      </w:tblPr>
+      <w:tblGrid>
+        <w:gridCol w:w="988"/>
+        <w:gridCol w:w="7087"/>
+        <w:gridCol w:w="1704"/>
+      </w:tblGrid>
+      <w:tr>
+        <w:trPr>
+          <w:cnfStyle w:val="100000000000" w:firstRow="1" w:lastRow="0" w:firstColumn="0" w:lastColumn="0" w:oddVBand="0" w:evenVBand="0" w:oddHBand="0" w:evenHBand="0" w:firstRowFirstColumn="0" w:firstRowLastColumn="0" w:lastRowFirstColumn="0" w:lastRowLastColumn="0"/>
+          <w:trHeight w:val="397"/>
+        </w:trPr>
+        <w:tc>
+          <w:tcPr>
+            <w:cnfStyle w:val="001000000000" w:firstRow="0" w:lastRow="0" w:firstColumn="1" w:lastColumn="0" w:oddVBand="0" w:evenVBand="0" w:oddHBand="0" w:evenHBand="0" w:firstRowFirstColumn="0" w:firstRowLastColumn="0" w:lastRowFirstColumn="0" w:lastRowLastColumn="0"/>
+            <w:tcW w:w="988" w:type="dxa"/>
+            <w:hideMark/>
+          </w:tcPr>
+          <w:p>
+            <w:pPr>
+              <w:rPr>
+                <w:rFonts w:ascii="Arial" w:eastAsia="Times New Roman" w:hAnsi="Arial" w:cs="Arial"/>
+                <w:kern w:val="0"/>
+                <w:lang w:eastAsia="en-IN"/>
+                <w14:ligatures w14:val="none"/>
+              </w:rPr>
+            </w:pPr>
+            <w:r>
+              <w:rPr>
+                <w:rFonts w:ascii="Arial" w:eastAsia="Times New Roman" w:hAnsi="Arial" w:cs="Arial"/>
+                <w:kern w:val="0"/>
+                <w:lang w:eastAsia="en-IN"/>
+                <w14:ligatures w14:val="none"/>
+              </w:rPr>
+              <w:t>S. No.</w:t>
+            </w:r>
+          </w:p>
+        </w:tc>
+        <w:tc>
+          <w:tcPr>
+            <w:tcW w:w="7087" w:type="dxa"/>
+            <w:hideMark/>
+          </w:tcPr>
+          <w:p>
+            <w:pPr>
+              <w:cnfStyle w:val="100000000000" w:firstRow="1" w:lastRow="0" w:firstColumn="0" w:lastColumn="0" w:oddVBand="0" w:evenVBand="0" w:oddHBand="0" w:evenHBand="0" w:firstRowFirstColumn="0" w:firstRowLastColumn="0" w:lastRowFirstColumn="0" w:lastRowLastColumn="0"/>
+              <w:rPr>
+                <w:rFonts w:ascii="Arial" w:eastAsia="Times New Roman" w:hAnsi="Arial" w:cs="Arial"/>
+                <w:kern w:val="0"/>
+                <w:lang w:eastAsia="en-IN"/>
+                <w14:ligatures w14:val="none"/>
+              </w:rPr>
+            </w:pPr>
+            <w:r>
+              <w:rPr>
+                <w:rFonts w:ascii="Arial" w:eastAsia="Times New Roman" w:hAnsi="Arial" w:cs="Arial"/>
+                <w:kern w:val="0"/>
+                <w:lang w:eastAsia="en-IN"/>
+                <w14:ligatures w14:val="none"/>
+              </w:rPr>
+              <w:t>Program Title</w:t>
+            </w:r>
+          </w:p>
+        </w:tc>
+        <w:tc>
+          <w:tcPr>
+            <w:tcW w:w="1704" w:type="dxa"/>
+          </w:tcPr>
+          <w:p>
+            <w:pPr>
+              <w:jc w:val="center"/>
+              <w:cnfStyle w:val="100000000000" w:firstRow="1" w:lastRow="0" w:firstColumn="0" w:lastColumn="0" w:oddVBand="0" w:evenVBand="0" w:oddHBand="0" w:evenHBand="0" w:firstRowFirstColumn="0" w:firstRowLastColumn="0" w:lastRowFirstColumn="0" w:lastRowLastColumn="0"/>
+              <w:rPr>
+                <w:rFonts w:ascii="Arial" w:eastAsia="Times New Roman" w:hAnsi="Arial" w:cs="Arial"/>
+                <w:kern w:val="0"/>
+                <w:lang w:eastAsia="en-IN"/>
+                <w14:ligatures w14:val="none"/>
+              </w:rPr>
+            </w:pPr>
+            <w:r>
+              <w:rPr>
+                <w:rFonts w:ascii="Arial" w:eastAsia="Times New Roman" w:hAnsi="Arial" w:cs="Arial"/>
+                <w:kern w:val="0"/>
+                <w:lang w:eastAsia="en-IN"/>
+                <w14:ligatures w14:val="none"/>
+              </w:rPr>
+              <w:t>Sign/Remark</w:t>
+            </w:r>
+          </w:p>
+        </w:tc>
+      </w:tr>
+      <w:tr>
+        <w:trPr>
+          <w:cnfStyle w:val="000000100000" w:firstRow="0" w:lastRow="0" w:firstColumn="0" w:lastColumn="0" w:oddVBand="0" w:evenVBand="0" w:oddHBand="1" w:evenHBand="0" w:firstRowFirstColumn="0" w:firstRowLastColumn="0" w:lastRowFirstColumn="0" w:lastRowLastColumn="0"/>
+          <w:trHeight w:val="421"/>
+        </w:trPr>
+        <w:tc>
+          <w:tcPr>
+            <w:cnfStyle w:val="001000000000" w:firstRow="0" w:lastRow="0" w:firstColumn="1" w:lastColumn="0" w:oddVBand="0" w:evenVBand="0" w:oddHBand="0" w:evenHBand="0" w:firstRowFirstColumn="0" w:firstRowLastColumn="0" w:lastRowFirstColumn="0" w:lastRowLastColumn="0"/>
+            <w:tcW w:w="988" w:type="dxa"/>
+          </w:tcPr>
+          <w:p>
+            <w:pPr>
+              <w:jc w:val="right"/>
+              <w:rPr>
+                <w:rFonts w:ascii="Arial" w:eastAsia="Times New Roman" w:hAnsi="Arial" w:cs="Arial"/>
+                <w:kern w:val="0"/>
+                <w:lang w:eastAsia="en-IN"/>
+                <w14:ligatures w14:val="none"/>
+              </w:rPr>
+            </w:pPr>
+            <w:r>
+              <w:rPr>
+                <w:rFonts w:ascii="Arial" w:eastAsia="Times New Roman" w:hAnsi="Arial" w:cs="Arial"/>
+                <w:kern w:val="0"/>
+                <w:lang w:eastAsia="en-IN"/>
+                <w14:ligatures w14:val="none"/>
+              </w:rPr>
+              <w:t>1</w:t>
+            </w:r>
+          </w:p>
+        </w:tc>
+        <w:tc>
+          <w:tcPr>
+            <w:tcW w:w="7087" w:type="dxa"/>
+          </w:tcPr>
+          <w:p>
+            <w:pPr>
+              <w:cnfStyle w:val="000000100000" w:firstRow="0" w:lastRow="0" w:firstColumn="0" w:lastColumn="0" w:oddVBand="0" w:evenVBand="0" w:oddHBand="1" w:evenHBand="0" w:firstRowFirstColumn="0" w:firstRowLastColumn="0" w:lastRowFirstColumn="0" w:lastRowLastColumn="0"/>
+              <w:rPr>
+                <w:lang w:eastAsia="en-IN"/>
+              </w:rPr>
+            </w:pPr>
+            <w:r>
+              <w:rPr>
+                <w:lang w:eastAsia="en-IN"/>
+              </w:rPr>
+              <w:t>Directory structure making and display</w:t>
+            </w:r>
+          </w:p>
+        </w:tc>
+        <w:tc>
+          <w:tcPr>
+            <w:tcW w:w="1704" w:type="dxa"/>
+          </w:tcPr>
+          <w:p>
+            <w:pPr>
+              <w:cnfStyle w:val="000000100000" w:firstRow="0" w:lastRow="0" w:firstColumn="0" w:lastColumn="0" w:oddVBand="0" w:evenVBand="0" w:oddHBand="1" w:evenHBand="0" w:firstRowFirstColumn="0" w:firstRowLastColumn="0" w:lastRowFirstColumn="0" w:lastRowLastColumn="0"/>
+              <w:rPr>
+                <w:rFonts w:ascii="Arial" w:eastAsia="Times New Roman" w:hAnsi="Arial" w:cs="Arial"/>
+                <w:kern w:val="0"/>
+                <w:lang w:eastAsia="en-IN"/>
+                <w14:ligatures w14:val="none"/>
+              </w:rPr>
+            </w:pPr>
+          </w:p>
+        </w:tc>
+      </w:tr>
+      <w:tr>
+        <w:trPr>
+          <w:trHeight w:val="421"/>
+        </w:trPr>
+        <w:tc>
+          <w:tcPr>
+            <w:cnfStyle w:val="001000000000" w:firstRow="0" w:lastRow="0" w:firstColumn="1" w:lastColumn="0" w:oddVBand="0" w:evenVBand="0" w:oddHBand="0" w:evenHBand="0" w:firstRowFirstColumn="0" w:firstRowLastColumn="0" w:lastRowFirstColumn="0" w:lastRowLastColumn="0"/>
+            <w:tcW w:w="988" w:type="dxa"/>
+            <w:hideMark/>
+          </w:tcPr>
+          <w:p>
+            <w:pPr>
+              <w:jc w:val="right"/>
+              <w:rPr>
+                <w:rFonts w:ascii="Arial" w:eastAsia="Times New Roman" w:hAnsi="Arial" w:cs="Arial"/>
+                <w:kern w:val="0"/>
+                <w:lang w:eastAsia="en-IN"/>
+                <w14:ligatures w14:val="none"/>
+              </w:rPr>
+            </w:pPr>
+            <w:r>
+              <w:rPr>
+                <w:rFonts w:ascii="Arial" w:eastAsia="Times New Roman" w:hAnsi="Arial" w:cs="Arial"/>
+                <w:kern w:val="0"/>
+                <w:lang w:eastAsia="en-IN"/>
+                <w14:ligatures w14:val="none"/>
+              </w:rPr>
+              <w:t>2</w:t>
+            </w:r>
+          </w:p>
+        </w:tc>
+        <w:tc>
+          <w:tcPr>
+            <w:tcW w:w="7087" w:type="dxa"/>
+            <w:hideMark/>
+          </w:tcPr>
+          <w:p>
+            <w:pPr>
+              <w:cnfStyle w:val="000000000000" w:firstRow="0" w:lastRow="0" w:firstColumn="0" w:lastColumn="0" w:oddVBand="0" w:evenVBand="0" w:oddHBand="0" w:evenHBand="0" w:firstRowFirstColumn="0" w:firstRowLastColumn="0" w:lastRowFirstColumn="0" w:lastRowLastColumn="0"/>
+              <w:rPr>
+                <w:rFonts w:ascii="Arial" w:eastAsia="Times New Roman" w:hAnsi="Arial" w:cs="Arial"/>
+                <w:kern w:val="0"/>
+                <w:lang w:eastAsia="en-IN"/>
+                <w14:ligatures w14:val="none"/>
+              </w:rPr>
+            </w:pPr>
+            <w:r>
+              <w:rPr>
+                <w:lang w:eastAsia="en-IN"/>
+              </w:rPr>
+              <w:t>Create a text file name “sample.txt” and use grep commands</w:t>
+            </w:r>
+          </w:p>
+        </w:tc>
+        <w:tc>
+          <w:tcPr>
+            <w:tcW w:w="1704" w:type="dxa"/>
+          </w:tcPr>
+          <w:p>
+            <w:pPr>
+              <w:cnfStyle w:val="000000000000" w:firstRow="0" w:lastRow="0" w:firstColumn="0" w:lastColumn="0" w:oddVBand="0" w:evenVBand="0" w:oddHBand="0" w:evenHBand="0" w:firstRowFirstColumn="0" w:firstRowLastColumn="0" w:lastRowFirstColumn="0" w:lastRowLastColumn="0"/>
+              <w:rPr>
+                <w:rFonts w:ascii="Arial" w:eastAsia="Times New Roman" w:hAnsi="Arial" w:cs="Arial"/>
+                <w:kern w:val="0"/>
+                <w:lang w:eastAsia="en-IN"/>
+                <w14:ligatures w14:val="none"/>
+              </w:rPr>
+            </w:pPr>
+          </w:p>
+        </w:tc>
+      </w:tr>
+      <w:tr>
+        <w:trPr>
+          <w:cnfStyle w:val="000000100000" w:firstRow="0" w:lastRow="0" w:firstColumn="0" w:lastColumn="0" w:oddVBand="0" w:evenVBand="0" w:oddHBand="1" w:evenHBand="0" w:firstRowFirstColumn="0" w:firstRowLastColumn="0" w:lastRowFirstColumn="0" w:lastRowLastColumn="0"/>
+          <w:trHeight w:val="397"/>
+        </w:trPr>
+        <w:tc>
+          <w:tcPr>
+            <w:cnfStyle w:val="001000000000" w:firstRow="0" w:lastRow="0" w:firstColumn="1" w:lastColumn="0" w:oddVBand="0" w:evenVBand="0" w:oddHBand="0" w:evenHBand="0" w:firstRowFirstColumn="0" w:firstRowLastColumn="0" w:lastRowFirstColumn="0" w:lastRowLastColumn="0"/>
+            <w:tcW w:w="988" w:type="dxa"/>
+            <w:hideMark/>
+          </w:tcPr>
+          <w:p>
+            <w:pPr>
+              <w:jc w:val="right"/>
+              <w:rPr>
+                <w:rFonts w:ascii="Arial" w:eastAsia="Times New Roman" w:hAnsi="Arial" w:cs="Arial"/>
+                <w:kern w:val="0"/>
+                <w:lang w:eastAsia="en-IN"/>
+                <w14:ligatures w14:val="none"/>
+              </w:rPr>
+            </w:pPr>
+            <w:r>
+              <w:rPr>
+                <w:rFonts w:ascii="Arial" w:eastAsia="Times New Roman" w:hAnsi="Arial" w:cs="Arial"/>
+                <w:kern w:val="0"/>
+                <w:lang w:eastAsia="en-IN"/>
+                <w14:ligatures w14:val="none"/>
+              </w:rPr>
+              <w:t>3</w:t>
+            </w:r>
+          </w:p>
+        </w:tc>
+        <w:tc>
+          <w:tcPr>
+            <w:tcW w:w="7087" w:type="dxa"/>
+            <w:hideMark/>
+          </w:tcPr>
+          <w:p>
+            <w:pPr>
+              <w:cnfStyle w:val="000000100000" w:firstRow="0" w:lastRow="0" w:firstColumn="0" w:lastColumn="0" w:oddVBand="0" w:evenVBand="0" w:oddHBand="1" w:evenHBand="0" w:firstRowFirstColumn="0" w:firstRowLastColumn="0" w:lastRowFirstColumn="0" w:lastRowLastColumn="0"/>
+              <w:rPr>
+                <w:rFonts w:ascii="Arial" w:eastAsia="Times New Roman" w:hAnsi="Arial" w:cs="Arial"/>
+                <w:kern w:val="0"/>
+                <w:lang w:eastAsia="en-IN"/>
+                <w14:ligatures w14:val="none"/>
+              </w:rPr>
+            </w:pPr>
+            <w:r>
+              <w:rPr>
+                <w:lang w:eastAsia="en-IN"/>
+              </w:rPr>
+              <w:t>Reverse the order of the first three words on each line</w:t>
+            </w:r>
+          </w:p>
+        </w:tc>
+        <w:tc>
+          <w:tcPr>
+            <w:tcW w:w="1704" w:type="dxa"/>
+          </w:tcPr>
+          <w:p>
+            <w:pPr>
+              <w:cnfStyle w:val="000000100000" w:firstRow="0" w:lastRow="0" w:firstColumn="0" w:lastColumn="0" w:oddVBand="0" w:evenVBand="0" w:oddHBand="1" w:evenHBand="0" w:firstRowFirstColumn="0" w:firstRowLastColumn="0" w:lastRowFirstColumn="0" w:lastRowLastColumn="0"/>
+              <w:rPr>
+                <w:rFonts w:ascii="Arial" w:eastAsia="Times New Roman" w:hAnsi="Arial" w:cs="Arial"/>
+                <w:kern w:val="0"/>
+                <w:lang w:eastAsia="en-IN"/>
+                <w14:ligatures w14:val="none"/>
+              </w:rPr>
+            </w:pPr>
+          </w:p>
+        </w:tc>
+      </w:tr>
+      <w:tr>
+        <w:trPr>
+          <w:trHeight w:val="421"/>
+        </w:trPr>
+        <w:tc>
+          <w:tcPr>
+            <w:cnfStyle w:val="001000000000" w:firstRow="0" w:lastRow="0" w:firstColumn="1" w:lastColumn="0" w:oddVBand="0" w:evenVBand="0" w:oddHBand="0" w:evenHBand="0" w:firstRowFirstColumn="0" w:firstRowLastColumn="0" w:lastRowFirstColumn="0" w:lastRowLastColumn="0"/>
+            <w:tcW w:w="988" w:type="dxa"/>
+            <w:hideMark/>
+          </w:tcPr>
+          <w:p>
+            <w:pPr>
+              <w:jc w:val="right"/>
+              <w:rPr>
+                <w:rFonts w:ascii="Arial" w:eastAsia="Times New Roman" w:hAnsi="Arial" w:cs="Arial"/>
+                <w:kern w:val="0"/>
+                <w:lang w:eastAsia="en-IN"/>
+                <w14:ligatures w14:val="none"/>
+              </w:rPr>
+            </w:pPr>
+            <w:r>
+              <w:rPr>
+                <w:rFonts w:ascii="Arial" w:eastAsia="Times New Roman" w:hAnsi="Arial" w:cs="Arial"/>
+                <w:kern w:val="0"/>
+                <w:lang w:eastAsia="en-IN"/>
+                <w14:ligatures w14:val="none"/>
+              </w:rPr>
+              <w:t>4</w:t>
+            </w:r>
+          </w:p>
+        </w:tc>
+        <w:tc>
+          <w:tcPr>
+            <w:tcW w:w="7087" w:type="dxa"/>
+            <w:hideMark/>
+          </w:tcPr>
+          <w:p>
+            <w:pPr>
+              <w:cnfStyle w:val="000000000000" w:firstRow="0" w:lastRow="0" w:firstColumn="0" w:lastColumn="0" w:oddVBand="0" w:evenVBand="0" w:oddHBand="0" w:evenHBand="0" w:firstRowFirstColumn="0" w:firstRowLastColumn="0" w:lastRowFirstColumn="0" w:lastRowLastColumn="0"/>
+              <w:rPr>
+                <w:rFonts w:ascii="Arial" w:eastAsia="Times New Roman" w:hAnsi="Arial" w:cs="Arial"/>
+                <w:kern w:val="0"/>
+                <w:lang w:eastAsia="en-IN"/>
+                <w14:ligatures w14:val="none"/>
+              </w:rPr>
+            </w:pPr>
+            <w:r>
+              <w:rPr>
+                <w:lang w:eastAsia="en-IN"/>
+              </w:rPr>
+              <w:t>Swap the second and fourth words in a line</w:t>
+            </w:r>
+          </w:p>
+        </w:tc>
+        <w:tc>
+          <w:tcPr>
+            <w:tcW w:w="1704" w:type="dxa"/>
+          </w:tcPr>
+          <w:p>
+            <w:pPr>
+              <w:cnfStyle w:val="000000000000" w:firstRow="0" w:lastRow="0" w:firstColumn="0" w:lastColumn="0" w:oddVBand="0" w:evenVBand="0" w:oddHBand="0" w:evenHBand="0" w:firstRowFirstColumn="0" w:firstRowLastColumn="0" w:lastRowFirstColumn="0" w:lastRowLastColumn="0"/>
+              <w:rPr>
+                <w:rFonts w:ascii="Arial" w:eastAsia="Times New Roman" w:hAnsi="Arial" w:cs="Arial"/>
+                <w:kern w:val="0"/>
+                <w:lang w:eastAsia="en-IN"/>
+                <w14:ligatures w14:val="none"/>
+              </w:rPr>
+            </w:pPr>
+          </w:p>
+        </w:tc>
+      </w:tr>
+      <w:tr>
+        <w:trPr>
+          <w:cnfStyle w:val="000000100000" w:firstRow="0" w:lastRow="0" w:firstColumn="0" w:lastColumn="0" w:oddVBand="0" w:evenVBand="0" w:oddHBand="1" w:evenHBand="0" w:firstRowFirstColumn="0" w:firstRowLastColumn="0" w:lastRowFirstColumn="0" w:lastRowLastColumn="0"/>
+          <w:trHeight w:val="397"/>
+        </w:trPr>
+        <w:tc>
+          <w:tcPr>
+            <w:cnfStyle w:val="001000000000" w:firstRow="0" w:lastRow="0" w:firstColumn="1" w:lastColumn="0" w:oddVBand="0" w:evenVBand="0" w:oddHBand="0" w:evenHBand="0" w:firstRowFirstColumn="0" w:firstRowLastColumn="0" w:lastRowFirstColumn="0" w:lastRowLastColumn="0"/>
+            <w:tcW w:w="988" w:type="dxa"/>
+            <w:hideMark/>
+          </w:tcPr>
+          <w:p>
+            <w:pPr>
+              <w:jc w:val="right"/>
+              <w:rPr>
+                <w:rFonts w:ascii="Arial" w:eastAsia="Times New Roman" w:hAnsi="Arial" w:cs="Arial"/>
+                <w:kern w:val="0"/>
+                <w:lang w:eastAsia="en-IN"/>
+                <w14:ligatures w14:val="none"/>
+              </w:rPr>
+            </w:pPr>
+            <w:r>
+              <w:rPr>
+                <w:rFonts w:ascii="Arial" w:eastAsia="Times New Roman" w:hAnsi="Arial" w:cs="Arial"/>
+                <w:kern w:val="0"/>
+                <w:lang w:eastAsia="en-IN"/>
+                <w14:ligatures w14:val="none"/>
+              </w:rPr>
+              <w:t>5</w:t>
+            </w:r>
+          </w:p>
+        </w:tc>
+        <w:tc>
+          <w:tcPr>
+            <w:tcW w:w="7087" w:type="dxa"/>
+            <w:hideMark/>
+          </w:tcPr>
+          <w:p>
+            <w:pPr>
+              <w:cnfStyle w:val="000000100000" w:firstRow="0" w:lastRow="0" w:firstColumn="0" w:lastColumn="0" w:oddVBand="0" w:evenVBand="0" w:oddHBand="1" w:evenHBand="0" w:firstRowFirstColumn="0" w:firstRowLastColumn="0" w:lastRowFirstColumn="0" w:lastRowLastColumn="0"/>
+              <w:rPr>
+                <w:rFonts w:ascii="Arial" w:eastAsia="Times New Roman" w:hAnsi="Arial" w:cs="Arial"/>
+                <w:kern w:val="0"/>
+                <w:lang w:eastAsia="en-IN"/>
+                <w14:ligatures w14:val="none"/>
+              </w:rPr>
+            </w:pPr>
+            <w:r>
+              <w:rPr>
+                <w:lang w:eastAsia="en-IN"/>
+              </w:rPr>
+              <w:t>Append the first word at the end of the line</w:t>
+            </w:r>
+          </w:p>
+        </w:tc>
+        <w:tc>
+          <w:tcPr>
+            <w:tcW w:w="1704" w:type="dxa"/>
+          </w:tcPr>
+          <w:p>
+            <w:pPr>
+              <w:cnfStyle w:val="000000100000" w:firstRow="0" w:lastRow="0" w:firstColumn="0" w:lastColumn="0" w:oddVBand="0" w:evenVBand="0" w:oddHBand="1" w:evenHBand="0" w:firstRowFirstColumn="0" w:firstRowLastColumn="0" w:lastRowFirstColumn="0" w:lastRowLastColumn="0"/>
+              <w:rPr>
+                <w:rFonts w:ascii="Arial" w:eastAsia="Times New Roman" w:hAnsi="Arial" w:cs="Arial"/>
+                <w:kern w:val="0"/>
+                <w:lang w:eastAsia="en-IN"/>
+                <w14:ligatures w14:val="none"/>
+              </w:rPr>
+            </w:pPr>
+          </w:p>
+        </w:tc>
+      </w:tr>
+      <w:tr>
+        <w:trPr>
+          <w:trHeight w:val="397"/>
+        </w:trPr>
+        <w:tc>
+          <w:tcPr>
+            <w:cnfStyle w:val="001000000000" w:firstRow="0" w:lastRow="0" w:firstColumn="1" w:lastColumn="0" w:oddVBand="0" w:evenVBand="0" w:oddHBand="0" w:evenHBand="0" w:firstRowFirstColumn="0" w:firstRowLastColumn="0" w:lastRowFirstColumn="0" w:lastRowLastColumn="0"/>
+            <w:tcW w:w="988" w:type="dxa"/>
+          </w:tcPr>
+          <w:p>
+            <w:pPr>
+              <w:jc w:val="right"/>
+              <w:rPr>
+                <w:rFonts w:ascii="Arial" w:eastAsia="Times New Roman" w:hAnsi="Arial" w:cs="Arial"/>
+                <w:kern w:val="0"/>
+                <w:lang w:eastAsia="en-IN"/>
+                <w14:ligatures w14:val="none"/>
+              </w:rPr>
+            </w:pPr>
+            <w:r>
+              <w:rPr>
+                <w:rFonts w:ascii="Arial" w:eastAsia="Times New Roman" w:hAnsi="Arial" w:cs="Arial"/>
+                <w:kern w:val="0"/>
+                <w:lang w:eastAsia="en-IN"/>
+                <w14:ligatures w14:val="none"/>
+              </w:rPr>
+              <w:t>6</w:t>
+            </w:r>
+          </w:p>
+        </w:tc>
+        <w:tc>
+          <w:tcPr>
+            <w:tcW w:w="7087" w:type="dxa"/>
+          </w:tcPr>
+          <w:p>
+            <w:pPr>
+              <w:cnfStyle w:val="000000000000" w:firstRow="0" w:lastRow="0" w:firstColumn="0" w:lastColumn="0" w:oddVBand="0" w:evenVBand="0" w:oddHBand="0" w:evenHBand="0" w:firstRowFirstColumn="0" w:firstRowLastColumn="0" w:lastRowFirstColumn="0" w:lastRowLastColumn="0"/>
+              <w:rPr>
+                <w:lang w:eastAsia="en-IN"/>
+              </w:rPr>
+            </w:pPr>
+            <w:r>
+              <w:rPr>
+                <w:lang w:eastAsia="en-IN"/>
+              </w:rPr>
+              <w:t>Replace the first two words with the last word on each line</w:t>
+            </w:r>
+          </w:p>
+        </w:tc>
+        <w:tc>
+          <w:tcPr>
+            <w:tcW w:w="1704" w:type="dxa"/>
+          </w:tcPr>
+          <w:p>
+            <w:pPr>
+              <w:cnfStyle w:val="000000000000" w:firstRow="0" w:lastRow="0" w:firstColumn="0" w:lastColumn="0" w:oddVBand="0" w:evenVBand="0" w:oddHBand="0" w:evenHBand="0" w:firstRowFirstColumn="0" w:firstRowLastColumn="0" w:lastRowFirstColumn="0" w:lastRowLastColumn="0"/>
+              <w:rPr>
+                <w:rFonts w:ascii="Arial" w:eastAsia="Times New Roman" w:hAnsi="Arial" w:cs="Arial"/>
+                <w:kern w:val="0"/>
+                <w:lang w:eastAsia="en-IN"/>
+                <w14:ligatures w14:val="none"/>
+              </w:rPr>
+            </w:pPr>
+          </w:p>
+        </w:tc>
+      </w:tr>
+      <w:tr>
+        <w:trPr>
+          <w:cnfStyle w:val="000000100000" w:firstRow="0" w:lastRow="0" w:firstColumn="0" w:lastColumn="0" w:oddVBand="0" w:evenVBand="0" w:oddHBand="1" w:evenHBand="0" w:firstRowFirstColumn="0" w:firstRowLastColumn="0" w:lastRowFirstColumn="0" w:lastRowLastColumn="0"/>
+          <w:trHeight w:val="397"/>
+        </w:trPr>
+        <w:tc>
+          <w:tcPr>
+            <w:cnfStyle w:val="001000000000" w:firstRow="0" w:lastRow="0" w:firstColumn="1" w:lastColumn="0" w:oddVBand="0" w:evenVBand="0" w:oddHBand="0" w:evenHBand="0" w:firstRowFirstColumn="0" w:firstRowLastColumn="0" w:lastRowFirstColumn="0" w:lastRowLastColumn="0"/>
+            <w:tcW w:w="988" w:type="dxa"/>
+          </w:tcPr>
+          <w:p>
+            <w:pPr>
+              <w:jc w:val="right"/>
+              <w:rPr>
+                <w:rFonts w:ascii="Arial" w:eastAsia="Times New Roman" w:hAnsi="Arial" w:cs="Arial"/>
+                <w:kern w:val="0"/>
+                <w:lang w:eastAsia="en-IN"/>
+                <w14:ligatures w14:val="none"/>
+              </w:rPr>
+            </w:pPr>
+            <w:r>
+              <w:rPr>
+                <w:rFonts w:ascii="Arial" w:eastAsia="Times New Roman" w:hAnsi="Arial" w:cs="Arial"/>
+                <w:kern w:val="0"/>
+                <w:lang w:eastAsia="en-IN"/>
+                <w14:ligatures w14:val="none"/>
+              </w:rPr>
+              <w:t>7</w:t>
+            </w:r>
+          </w:p>
+        </w:tc>
+        <w:tc>
+          <w:tcPr>
+            <w:tcW w:w="7087" w:type="dxa"/>
+          </w:tcPr>
+          <w:p>
+            <w:pPr>
+              <w:cnfStyle w:val="000000100000" w:firstRow="0" w:lastRow="0" w:firstColumn="0" w:lastColumn="0" w:oddVBand="0" w:evenVBand="0" w:oddHBand="1" w:evenHBand="0" w:firstRowFirstColumn="0" w:firstRowLastColumn="0" w:lastRowFirstColumn="0" w:lastRowLastColumn="0"/>
+              <w:rPr>
+                <w:lang w:eastAsia="en-IN"/>
+              </w:rPr>
+            </w:pPr>
+            <w:r>
+              <w:rPr>
+                <w:lang w:eastAsia="en-IN"/>
+              </w:rPr>
+              <w:t>Use date and who command, in one line, such that output of date is displayed on screen and output of who is redirected to a file.</w:t>
+            </w:r>
+          </w:p>
+        </w:tc>
+        <w:tc>
+          <w:tcPr>
+            <w:tcW w:w="1704" w:type="dxa"/>
+          </w:tcPr>
+          <w:p>
+            <w:pPr>
+              <w:cnfStyle w:val="000000100000" w:firstRow="0" w:lastRow="0" w:firstColumn="0" w:lastColumn="0" w:oddVBand="0" w:evenVBand="0" w:oddHBand="1" w:evenHBand="0" w:firstRowFirstColumn="0" w:firstRowLastColumn="0" w:lastRowFirstColumn="0" w:lastRowLastColumn="0"/>
+              <w:rPr>
+                <w:rFonts w:ascii="Arial" w:eastAsia="Times New Roman" w:hAnsi="Arial" w:cs="Arial"/>
+                <w:kern w:val="0"/>
+                <w:lang w:eastAsia="en-IN"/>
+                <w14:ligatures w14:val="none"/>
+              </w:rPr>
+            </w:pPr>
+          </w:p>
+        </w:tc>
+      </w:tr>
+      <w:tr>
+        <w:trPr>
+          <w:trHeight w:val="397"/>
+        </w:trPr>
+        <w:tc>
+          <w:tcPr>
+            <w:cnfStyle w:val="001000000000" w:firstRow="0" w:lastRow="0" w:firstColumn="1" w:lastColumn="0" w:oddVBand="0" w:evenVBand="0" w:oddHBand="0" w:evenHBand="0" w:firstRowFirstColumn="0" w:firstRowLastColumn="0" w:lastRowFirstColumn="0" w:lastRowLastColumn="0"/>
+            <w:tcW w:w="988" w:type="dxa"/>
+          </w:tcPr>
+          <w:p>
+            <w:pPr>
+              <w:jc w:val="right"/>
+              <w:rPr>
+                <w:rFonts w:ascii="Arial" w:eastAsia="Times New Roman" w:hAnsi="Arial" w:cs="Arial"/>
+                <w:kern w:val="0"/>
+                <w:lang w:eastAsia="en-IN"/>
+                <w14:ligatures w14:val="none"/>
+              </w:rPr>
+            </w:pPr>
+            <w:r>
+              <w:rPr>
+                <w:rFonts w:ascii="Arial" w:eastAsia="Times New Roman" w:hAnsi="Arial" w:cs="Arial"/>
+                <w:kern w:val="0"/>
+                <w:lang w:eastAsia="en-IN"/>
+                <w14:ligatures w14:val="none"/>
+              </w:rPr>
+              <w:t>8</w:t>
+            </w:r>
+          </w:p>
+        </w:tc>
+        <w:tc>
+          <w:tcPr>
+            <w:tcW w:w="7087" w:type="dxa"/>
+          </w:tcPr>
+          <w:p>
+            <w:pPr>
+              <w:cnfStyle w:val="000000000000" w:firstRow="0" w:lastRow="0" w:firstColumn="0" w:lastColumn="0" w:oddVBand="0" w:evenVBand="0" w:oddHBand="0" w:evenHBand="0" w:firstRowFirstColumn="0" w:firstRowLastColumn="0" w:lastRowFirstColumn="0" w:lastRowLastColumn="0"/>
+              <w:rPr>
+                <w:lang w:eastAsia="en-IN"/>
+              </w:rPr>
+            </w:pPr>
+            <w:r>
+              <w:rPr>
+                <w:lang w:eastAsia="en-IN"/>
+              </w:rPr>
+              <w:t>Write a shell script that takes a command line argument and report on whether it is a directory or file</w:t>
+            </w:r>
+          </w:p>
+        </w:tc>
+        <w:tc>
+          <w:tcPr>
+            <w:tcW w:w="1704" w:type="dxa"/>
+          </w:tcPr>
+          <w:p>
+            <w:pPr>
+              <w:cnfStyle w:val="000000000000" w:firstRow="0" w:lastRow="0" w:firstColumn="0" w:lastColumn="0" w:oddVBand="0" w:evenVBand="0" w:oddHBand="0" w:evenHBand="0" w:firstRowFirstColumn="0" w:firstRowLastColumn="0" w:lastRowFirstColumn="0" w:lastRowLastColumn="0"/>
+              <w:rPr>
+                <w:rFonts w:ascii="Arial" w:eastAsia="Times New Roman" w:hAnsi="Arial" w:cs="Arial"/>
+                <w:kern w:val="0"/>
+                <w:lang w:eastAsia="en-IN"/>
+                <w14:ligatures w14:val="none"/>
+              </w:rPr>
+            </w:pPr>
+          </w:p>
+        </w:tc>
+      </w:tr>
+      <w:tr>
+        <w:trPr>
+          <w:cnfStyle w:val="000000100000" w:firstRow="0" w:lastRow="0" w:firstColumn="0" w:lastColumn="0" w:oddVBand="0" w:evenVBand="0" w:oddHBand="1" w:evenHBand="0" w:firstRowFirstColumn="0" w:firstRowLastColumn="0" w:lastRowFirstColumn="0" w:lastRowLastColumn="0"/>
+          <w:trHeight w:val="397"/>
+        </w:trPr>
+        <w:tc>
+          <w:tcPr>
+            <w:cnfStyle w:val="001000000000" w:firstRow="0" w:lastRow="0" w:firstColumn="1" w:lastColumn="0" w:oddVBand="0" w:evenVBand="0" w:oddHBand="0" w:evenHBand="0" w:firstRowFirstColumn="0" w:firstRowLastColumn="0" w:lastRowFirstColumn="0" w:lastRowLastColumn="0"/>
+            <w:tcW w:w="988" w:type="dxa"/>
+          </w:tcPr>
+          <w:p>
+            <w:pPr>
+              <w:jc w:val="right"/>
+              <w:rPr>
+                <w:rFonts w:ascii="Arial" w:eastAsia="Times New Roman" w:hAnsi="Arial" w:cs="Arial"/>
+                <w:kern w:val="0"/>
+                <w:lang w:eastAsia="en-IN"/>
+                <w14:ligatures w14:val="none"/>
+              </w:rPr>
+            </w:pPr>
+            <w:r>
+              <w:rPr>
+                <w:rFonts w:ascii="Arial" w:eastAsia="Times New Roman" w:hAnsi="Arial" w:cs="Arial"/>
+                <w:kern w:val="0"/>
+                <w:lang w:eastAsia="en-IN"/>
+                <w14:ligatures w14:val="none"/>
+              </w:rPr>
+              <w:t>9</w:t>
+            </w:r>
+          </w:p>
+        </w:tc>
+        <w:tc>
+          <w:tcPr>
+            <w:tcW w:w="7087" w:type="dxa"/>
+          </w:tcPr>
+          <w:p>
+            <w:pPr>
+              <w:cnfStyle w:val="000000100000" w:firstRow="0" w:lastRow="0" w:firstColumn="0" w:lastColumn="0" w:oddVBand="0" w:evenVBand="0" w:oddHBand="1" w:evenHBand="0" w:firstRowFirstColumn="0" w:firstRowLastColumn="0" w:lastRowFirstColumn="0" w:lastRowLastColumn="0"/>
+              <w:rPr>
+                <w:lang w:eastAsia="en-IN"/>
+              </w:rPr>
+            </w:pPr>
+            <w:r>
+              <w:rPr>
+                <w:lang w:eastAsia="en-IN"/>
+              </w:rPr>
+              <w:t>Write a shell script that takes a command line argument and converts the filename to uppercase</w:t>
+            </w:r>
+          </w:p>
+        </w:tc>
+        <w:tc>
+          <w:tcPr>
+            <w:tcW w:w="1704" w:type="dxa"/>
+          </w:tcPr>
+          <w:p>
+            <w:pPr>
+              <w:cnfStyle w:val="000000100000" w:firstRow="0" w:lastRow="0" w:firstColumn="0" w:lastColumn="0" w:oddVBand="0" w:evenVBand="0" w:oddHBand="1" w:evenHBand="0" w:firstRowFirstColumn="0" w:firstRowLastColumn="0" w:lastRowFirstColumn="0" w:lastRowLastColumn="0"/>
+              <w:rPr>
+                <w:rFonts w:ascii="Arial" w:eastAsia="Times New Roman" w:hAnsi="Arial" w:cs="Arial"/>
+                <w:kern w:val="0"/>
+                <w:lang w:eastAsia="en-IN"/>
+                <w14:ligatures w14:val="none"/>
+              </w:rPr>
+            </w:pPr>
+          </w:p>
+        </w:tc>
+      </w:tr>
+      <w:tr>
+        <w:trPr>
+          <w:trHeight w:val="397"/>
+        </w:trPr>
+        <w:tc>
+          <w:tcPr>
+            <w:cnfStyle w:val="001000000000" w:firstRow="0" w:lastRow="0" w:firstColumn="1" w:lastColumn="0" w:oddVBand="0" w:evenVBand="0" w:oddHBand="0" w:evenHBand="0" w:firstRowFirstColumn="0" w:firstRowLastColumn="0" w:lastRowFirstColumn="0" w:lastRowLastColumn="0"/>
+            <w:tcW w:w="988" w:type="dxa"/>
+          </w:tcPr>
+          <w:p>
+            <w:pPr>
+              <w:jc w:val="right"/>
+              <w:rPr>
+                <w:rFonts w:ascii="Arial" w:eastAsia="Times New Roman" w:hAnsi="Arial" w:cs="Arial"/>
+                <w:kern w:val="0"/>
+                <w:lang w:eastAsia="en-IN"/>
+                <w14:ligatures w14:val="none"/>
+              </w:rPr>
+            </w:pPr>
+            <w:r>
+              <w:rPr>
+                <w:rFonts w:ascii="Arial" w:eastAsia="Times New Roman" w:hAnsi="Arial" w:cs="Arial"/>
+                <w:kern w:val="0"/>
+                <w:lang w:eastAsia="en-IN"/>
+                <w14:ligatures w14:val="none"/>
+              </w:rPr>
+              <w:t>10</w:t>
+            </w:r>
+          </w:p>
+        </w:tc>
+        <w:tc>
+          <w:tcPr>
+            <w:tcW w:w="7087" w:type="dxa"/>
+          </w:tcPr>
+          <w:p>
+            <w:pPr>
+              <w:cnfStyle w:val="000000000000" w:firstRow="0" w:lastRow="0" w:firstColumn="0" w:lastColumn="0" w:oddVBand="0" w:evenVBand="0" w:oddHBand="0" w:evenHBand="0" w:firstRowFirstColumn="0" w:firstRowLastColumn="0" w:lastRowFirstColumn="0" w:lastRowLastColumn="0"/>
+              <w:rPr>
+                <w:lang w:eastAsia="en-IN"/>
+              </w:rPr>
+            </w:pPr>
+            <w:r>
+              <w:rPr>
+                <w:lang w:eastAsia="en-IN"/>
+              </w:rPr>
+              <w:t>Write a shell script that shows if a number is even or odd</w:t>
+            </w:r>
+          </w:p>
+        </w:tc>
+        <w:tc>
+          <w:tcPr>
+            <w:tcW w:w="1704" w:type="dxa"/>
+          </w:tcPr>
+          <w:p>
+            <w:pPr>
+              <w:cnfStyle w:val="000000000000" w:firstRow="0" w:lastRow="0" w:firstColumn="0" w:lastColumn="0" w:oddVBand="0" w:evenVBand="0" w:oddHBand="0" w:evenHBand="0" w:firstRowFirstColumn="0" w:firstRowLastColumn="0" w:lastRowFirstColumn="0" w:lastRowLastColumn="0"/>
+              <w:rPr>
+                <w:rFonts w:ascii="Arial" w:eastAsia="Times New Roman" w:hAnsi="Arial" w:cs="Arial"/>
+                <w:kern w:val="0"/>
+                <w:lang w:eastAsia="en-IN"/>
+                <w14:ligatures w14:val="none"/>
+              </w:rPr>
+            </w:pPr>
+          </w:p>
+        </w:tc>
+      </w:tr>
+    </w:tbl>
+    <w:p>
+      <w:pPr>
+        <w:rPr>
+          <w:rFonts w:ascii="Arial" w:eastAsia="Times New Roman" w:hAnsi="Arial" w:cs="Arial"/>
+          <w:b/>
+          <w:bCs/>
+          <w:kern w:val="0"/>
+          <w:lang w:eastAsia="en-IN"/>
+          <w14:ligatures w14:val="none"/>
+        </w:rPr>
+      </w:pPr>
+    </w:p>
+    <w:p>
+      <w:pPr>
+        <w:rPr>
+          <w:rFonts w:ascii="Arial" w:eastAsia="Times New Roman" w:hAnsi="Arial" w:cs="Arial"/>
+          <w:b/>
+          <w:bCs/>
+          <w:kern w:val="0"/>
+          <w:lang w:eastAsia="en-IN"/>
+          <w14:ligatures w14:val="none"/>
+        </w:rPr>
+      </w:pPr>
+    </w:p>
+    <w:p>
+      <w:pPr>
+        <w:rPr>
+          <w:rFonts w:ascii="Arial" w:eastAsia="Times New Roman" w:hAnsi="Arial" w:cs="Arial"/>
+          <w:b/>
+          <w:bCs/>
+          <w:kern w:val="0"/>
+          <w:lang w:eastAsia="en-IN"/>
+          <w14:ligatures w14:val="none"/>
+        </w:rPr>
+      </w:pPr>
+    </w:p>
+    <w:p>
+      <w:pPr>
+        <w:rPr>
+          <w:rFonts w:ascii="Arial" w:eastAsia="Times New Roman" w:hAnsi="Arial" w:cs="Arial"/>
+          <w:b/>
+          <w:bCs/>
+          <w:kern w:val="0"/>
+          <w:lang w:eastAsia="en-IN"/>
+          <w14:ligatures w14:val="none"/>
+        </w:rPr>
+      </w:pPr>
+    </w:p>
     <w:p>
       <w:pPr>
         <w:rPr>
@@ -6374,7 +7460,6 @@
           <w:lang w:eastAsia="en-IN"/>
           <w14:ligatures w14:val="none"/>
         </w:rPr>
-        <w:lastRenderedPageBreak/>
         <w:t>S.no: 2</w:t>
       </w:r>
     </w:p>
@@ -7690,6 +8775,7 @@
           <w:lang w:eastAsia="en-IN"/>
           <w14:ligatures w14:val="none"/>
         </w:rPr>
+        <w:lastRenderedPageBreak/>
         <w:t>    return value == sum;</w:t>
       </w:r>
     </w:p>
@@ -7732,7 +8818,6 @@
           <w:sz w:val="32"/>
           <w:szCs w:val="32"/>
         </w:rPr>
-        <w:lastRenderedPageBreak/>
         <w:t>OUTPUT:</w:t>
       </w:r>
     </w:p>
@@ -7910,7 +8995,6 @@
           <w:lang w:eastAsia="en-IN"/>
           <w14:ligatures w14:val="none"/>
         </w:rPr>
-        <w:lastRenderedPageBreak/>
         <w:t>S.no: 3</w:t>
       </w:r>
     </w:p>
@@ -8156,27 +9240,7 @@
           <w:lang w:eastAsia="en-IN"/>
           <w14:ligatures w14:val="none"/>
         </w:rPr>
-        <w:t xml:space="preserve"> n * </w:t>
-      </w:r>
-      <w:proofErr w:type="gramStart"/>
-      <w:r>
-        <w:rPr>
-          <w:rFonts w:ascii="Consolas" w:eastAsia="Times New Roman" w:hAnsi="Consolas" w:cs="Times New Roman"/>
-          <w:kern w:val="0"/>
-          <w:lang w:eastAsia="en-IN"/>
-          <w14:ligatures w14:val="none"/>
-        </w:rPr>
-        <w:t>factorial(</w:t>
-      </w:r>
-      <w:proofErr w:type="gramEnd"/>
-      <w:r>
-        <w:rPr>
-          <w:rFonts w:ascii="Consolas" w:eastAsia="Times New Roman" w:hAnsi="Consolas" w:cs="Times New Roman"/>
-          <w:kern w:val="0"/>
-          <w:lang w:eastAsia="en-IN"/>
-          <w14:ligatures w14:val="none"/>
-        </w:rPr>
-        <w:t>n - 1);</w:t>
+        <w:t xml:space="preserve"> n * factorial(n - 1);</w:t>
       </w:r>
     </w:p>
     <w:p>
@@ -8832,7 +9896,6 @@
           <w:sz w:val="32"/>
           <w:szCs w:val="32"/>
         </w:rPr>
-        <w:lastRenderedPageBreak/>
         <w:t>TEST CASES:</w:t>
       </w:r>
     </w:p>
@@ -12242,7 +13305,88 @@
           <w:lang w:eastAsia="en-IN"/>
           <w14:ligatures w14:val="none"/>
         </w:rPr>
-        <w:t xml:space="preserve"> " &lt;&lt; </w:t>
+        <w:t xml:space="preserve"> " &lt;&lt; min(</w:t>
+      </w:r>
+      <w:proofErr w:type="spellStart"/>
+      <w:r>
+        <w:rPr>
+          <w:rFonts w:ascii="Consolas" w:eastAsia="Times New Roman" w:hAnsi="Consolas" w:cs="Times New Roman"/>
+          <w:kern w:val="0"/>
+          <w:lang w:eastAsia="en-IN"/>
+          <w14:ligatures w14:val="none"/>
+        </w:rPr>
+        <w:t>arr</w:t>
+      </w:r>
+      <w:proofErr w:type="spellEnd"/>
+      <w:r>
+        <w:rPr>
+          <w:rFonts w:ascii="Consolas" w:eastAsia="Times New Roman" w:hAnsi="Consolas" w:cs="Times New Roman"/>
+          <w:kern w:val="0"/>
+          <w:lang w:eastAsia="en-IN"/>
+          <w14:ligatures w14:val="none"/>
+        </w:rPr>
+        <w:t xml:space="preserve">, n) &lt;&lt; </w:t>
+      </w:r>
+      <w:proofErr w:type="spellStart"/>
+      <w:r>
+        <w:rPr>
+          <w:rFonts w:ascii="Consolas" w:eastAsia="Times New Roman" w:hAnsi="Consolas" w:cs="Times New Roman"/>
+          <w:kern w:val="0"/>
+          <w:lang w:eastAsia="en-IN"/>
+          <w14:ligatures w14:val="none"/>
+        </w:rPr>
+        <w:t>endl</w:t>
+      </w:r>
+      <w:proofErr w:type="spellEnd"/>
+      <w:r>
+        <w:rPr>
+          <w:rFonts w:ascii="Consolas" w:eastAsia="Times New Roman" w:hAnsi="Consolas" w:cs="Times New Roman"/>
+          <w:kern w:val="0"/>
+          <w:lang w:eastAsia="en-IN"/>
+          <w14:ligatures w14:val="none"/>
+        </w:rPr>
+        <w:t>;</w:t>
+      </w:r>
+    </w:p>
+    <w:p>
+      <w:pPr>
+        <w:shd w:val="clear" w:color="auto" w:fill="FFFFFF"/>
+        <w:spacing w:after="0" w:line="285" w:lineRule="atLeast"/>
+        <w:rPr>
+          <w:rFonts w:ascii="Consolas" w:eastAsia="Times New Roman" w:hAnsi="Consolas" w:cs="Times New Roman"/>
+          <w:kern w:val="0"/>
+          <w:lang w:eastAsia="en-IN"/>
+          <w14:ligatures w14:val="none"/>
+        </w:rPr>
+      </w:pPr>
+      <w:r>
+        <w:rPr>
+          <w:rFonts w:ascii="Consolas" w:eastAsia="Times New Roman" w:hAnsi="Consolas" w:cs="Times New Roman"/>
+          <w:kern w:val="0"/>
+          <w:lang w:eastAsia="en-IN"/>
+          <w14:ligatures w14:val="none"/>
+        </w:rPr>
+        <w:t xml:space="preserve">    </w:t>
+      </w:r>
+      <w:proofErr w:type="spellStart"/>
+      <w:r>
+        <w:rPr>
+          <w:rFonts w:ascii="Consolas" w:eastAsia="Times New Roman" w:hAnsi="Consolas" w:cs="Times New Roman"/>
+          <w:kern w:val="0"/>
+          <w:lang w:eastAsia="en-IN"/>
+          <w14:ligatures w14:val="none"/>
+        </w:rPr>
+        <w:t>cout</w:t>
+      </w:r>
+      <w:proofErr w:type="spellEnd"/>
+      <w:r>
+        <w:rPr>
+          <w:rFonts w:ascii="Consolas" w:eastAsia="Times New Roman" w:hAnsi="Consolas" w:cs="Times New Roman"/>
+          <w:kern w:val="0"/>
+          <w:lang w:eastAsia="en-IN"/>
+          <w14:ligatures w14:val="none"/>
+        </w:rPr>
+        <w:t xml:space="preserve"> &lt;&lt; "</w:t>
       </w:r>
       <w:proofErr w:type="gramStart"/>
       <w:r>
@@ -12252,18 +13396,130 @@
           <w:lang w:eastAsia="en-IN"/>
           <w14:ligatures w14:val="none"/>
         </w:rPr>
+        <w:t>Min :</w:t>
+      </w:r>
+      <w:proofErr w:type="gramEnd"/>
+      <w:r>
+        <w:rPr>
+          <w:rFonts w:ascii="Consolas" w:eastAsia="Times New Roman" w:hAnsi="Consolas" w:cs="Times New Roman"/>
+          <w:kern w:val="0"/>
+          <w:lang w:eastAsia="en-IN"/>
+          <w14:ligatures w14:val="none"/>
+        </w:rPr>
+        <w:t xml:space="preserve"> " &lt;&lt; max(</w:t>
+      </w:r>
+      <w:proofErr w:type="spellStart"/>
+      <w:r>
+        <w:rPr>
+          <w:rFonts w:ascii="Consolas" w:eastAsia="Times New Roman" w:hAnsi="Consolas" w:cs="Times New Roman"/>
+          <w:kern w:val="0"/>
+          <w:lang w:eastAsia="en-IN"/>
+          <w14:ligatures w14:val="none"/>
+        </w:rPr>
+        <w:t>arr</w:t>
+      </w:r>
+      <w:proofErr w:type="spellEnd"/>
+      <w:r>
+        <w:rPr>
+          <w:rFonts w:ascii="Consolas" w:eastAsia="Times New Roman" w:hAnsi="Consolas" w:cs="Times New Roman"/>
+          <w:kern w:val="0"/>
+          <w:lang w:eastAsia="en-IN"/>
+          <w14:ligatures w14:val="none"/>
+        </w:rPr>
+        <w:t>, n);</w:t>
+      </w:r>
+    </w:p>
+    <w:p>
+      <w:pPr>
+        <w:shd w:val="clear" w:color="auto" w:fill="FFFFFF"/>
+        <w:spacing w:after="0" w:line="285" w:lineRule="atLeast"/>
+        <w:rPr>
+          <w:rFonts w:ascii="Consolas" w:eastAsia="Times New Roman" w:hAnsi="Consolas" w:cs="Times New Roman"/>
+          <w:kern w:val="0"/>
+          <w:lang w:eastAsia="en-IN"/>
+          <w14:ligatures w14:val="none"/>
+        </w:rPr>
+      </w:pPr>
+      <w:r>
+        <w:rPr>
+          <w:rFonts w:ascii="Consolas" w:eastAsia="Times New Roman" w:hAnsi="Consolas" w:cs="Times New Roman"/>
+          <w:kern w:val="0"/>
+          <w:lang w:eastAsia="en-IN"/>
+          <w14:ligatures w14:val="none"/>
+        </w:rPr>
+        <w:t>    return 0;</w:t>
+      </w:r>
+    </w:p>
+    <w:p>
+      <w:pPr>
+        <w:shd w:val="clear" w:color="auto" w:fill="FFFFFF"/>
+        <w:spacing w:after="0" w:line="285" w:lineRule="atLeast"/>
+        <w:rPr>
+          <w:rFonts w:ascii="Consolas" w:eastAsia="Times New Roman" w:hAnsi="Consolas" w:cs="Times New Roman"/>
+          <w:kern w:val="0"/>
+          <w:lang w:eastAsia="en-IN"/>
+          <w14:ligatures w14:val="none"/>
+        </w:rPr>
+      </w:pPr>
+      <w:r>
+        <w:rPr>
+          <w:rFonts w:ascii="Consolas" w:eastAsia="Times New Roman" w:hAnsi="Consolas" w:cs="Times New Roman"/>
+          <w:kern w:val="0"/>
+          <w:lang w:eastAsia="en-IN"/>
+          <w14:ligatures w14:val="none"/>
+        </w:rPr>
+        <w:t>}</w:t>
+      </w:r>
+    </w:p>
+    <w:p>
+      <w:pPr>
+        <w:shd w:val="clear" w:color="auto" w:fill="FFFFFF"/>
+        <w:spacing w:after="0" w:line="285" w:lineRule="atLeast"/>
+        <w:rPr>
+          <w:rFonts w:ascii="Consolas" w:eastAsia="Times New Roman" w:hAnsi="Consolas" w:cs="Times New Roman"/>
+          <w:kern w:val="0"/>
+          <w:lang w:eastAsia="en-IN"/>
+          <w14:ligatures w14:val="none"/>
+        </w:rPr>
+      </w:pPr>
+      <w:r>
+        <w:rPr>
+          <w:rFonts w:ascii="Consolas" w:eastAsia="Times New Roman" w:hAnsi="Consolas" w:cs="Times New Roman"/>
+          <w:kern w:val="0"/>
+          <w:lang w:eastAsia="en-IN"/>
+          <w14:ligatures w14:val="none"/>
+        </w:rPr>
+        <w:t xml:space="preserve">int </w:t>
+      </w:r>
+      <w:proofErr w:type="gramStart"/>
+      <w:r>
+        <w:rPr>
+          <w:rFonts w:ascii="Consolas" w:eastAsia="Times New Roman" w:hAnsi="Consolas" w:cs="Times New Roman"/>
+          <w:kern w:val="0"/>
+          <w:lang w:eastAsia="en-IN"/>
+          <w14:ligatures w14:val="none"/>
+        </w:rPr>
         <w:t>min(</w:t>
       </w:r>
+      <w:proofErr w:type="gramEnd"/>
+      <w:r>
+        <w:rPr>
+          <w:rFonts w:ascii="Consolas" w:eastAsia="Times New Roman" w:hAnsi="Consolas" w:cs="Times New Roman"/>
+          <w:kern w:val="0"/>
+          <w:lang w:eastAsia="en-IN"/>
+          <w14:ligatures w14:val="none"/>
+        </w:rPr>
+        <w:t xml:space="preserve">int </w:t>
+      </w:r>
       <w:proofErr w:type="spellStart"/>
-      <w:proofErr w:type="gramEnd"/>
-      <w:r>
-        <w:rPr>
-          <w:rFonts w:ascii="Consolas" w:eastAsia="Times New Roman" w:hAnsi="Consolas" w:cs="Times New Roman"/>
-          <w:kern w:val="0"/>
-          <w:lang w:eastAsia="en-IN"/>
-          <w14:ligatures w14:val="none"/>
-        </w:rPr>
-        <w:t>arr</w:t>
+      <w:r>
+        <w:rPr>
+          <w:rFonts w:ascii="Consolas" w:eastAsia="Times New Roman" w:hAnsi="Consolas" w:cs="Times New Roman"/>
+          <w:kern w:val="0"/>
+          <w:lang w:eastAsia="en-IN"/>
+          <w14:ligatures w14:val="none"/>
+        </w:rPr>
+        <w:t>ar</w:t>
       </w:r>
       <w:proofErr w:type="spellEnd"/>
       <w:r>
@@ -12273,7 +13529,49 @@
           <w:lang w:eastAsia="en-IN"/>
           <w14:ligatures w14:val="none"/>
         </w:rPr>
-        <w:t xml:space="preserve">, n) &lt;&lt; </w:t>
+        <w:t>[], int size)</w:t>
+      </w:r>
+    </w:p>
+    <w:p>
+      <w:pPr>
+        <w:shd w:val="clear" w:color="auto" w:fill="FFFFFF"/>
+        <w:spacing w:after="0" w:line="285" w:lineRule="atLeast"/>
+        <w:rPr>
+          <w:rFonts w:ascii="Consolas" w:eastAsia="Times New Roman" w:hAnsi="Consolas" w:cs="Times New Roman"/>
+          <w:kern w:val="0"/>
+          <w:lang w:eastAsia="en-IN"/>
+          <w14:ligatures w14:val="none"/>
+        </w:rPr>
+      </w:pPr>
+      <w:r>
+        <w:rPr>
+          <w:rFonts w:ascii="Consolas" w:eastAsia="Times New Roman" w:hAnsi="Consolas" w:cs="Times New Roman"/>
+          <w:kern w:val="0"/>
+          <w:lang w:eastAsia="en-IN"/>
+          <w14:ligatures w14:val="none"/>
+        </w:rPr>
+        <w:t>{</w:t>
+      </w:r>
+    </w:p>
+    <w:p>
+      <w:pPr>
+        <w:shd w:val="clear" w:color="auto" w:fill="FFFFFF"/>
+        <w:spacing w:after="0" w:line="285" w:lineRule="atLeast"/>
+        <w:rPr>
+          <w:rFonts w:ascii="Consolas" w:eastAsia="Times New Roman" w:hAnsi="Consolas" w:cs="Times New Roman"/>
+          <w:kern w:val="0"/>
+          <w:lang w:eastAsia="en-IN"/>
+          <w14:ligatures w14:val="none"/>
+        </w:rPr>
+      </w:pPr>
+      <w:r>
+        <w:rPr>
+          <w:rFonts w:ascii="Consolas" w:eastAsia="Times New Roman" w:hAnsi="Consolas" w:cs="Times New Roman"/>
+          <w:kern w:val="0"/>
+          <w:lang w:eastAsia="en-IN"/>
+          <w14:ligatures w14:val="none"/>
+        </w:rPr>
+        <w:t xml:space="preserve">    int </w:t>
       </w:r>
       <w:proofErr w:type="spellStart"/>
       <w:r>
@@ -12283,7 +13581,7 @@
           <w:lang w:eastAsia="en-IN"/>
           <w14:ligatures w14:val="none"/>
         </w:rPr>
-        <w:t>endl</w:t>
+        <w:t>mn</w:t>
       </w:r>
       <w:proofErr w:type="spellEnd"/>
       <w:r>
@@ -12293,182 +13591,7 @@
           <w:lang w:eastAsia="en-IN"/>
           <w14:ligatures w14:val="none"/>
         </w:rPr>
-        <w:t>;</w:t>
-      </w:r>
-    </w:p>
-    <w:p>
-      <w:pPr>
-        <w:shd w:val="clear" w:color="auto" w:fill="FFFFFF"/>
-        <w:spacing w:after="0" w:line="285" w:lineRule="atLeast"/>
-        <w:rPr>
-          <w:rFonts w:ascii="Consolas" w:eastAsia="Times New Roman" w:hAnsi="Consolas" w:cs="Times New Roman"/>
-          <w:kern w:val="0"/>
-          <w:lang w:eastAsia="en-IN"/>
-          <w14:ligatures w14:val="none"/>
-        </w:rPr>
-      </w:pPr>
-      <w:r>
-        <w:rPr>
-          <w:rFonts w:ascii="Consolas" w:eastAsia="Times New Roman" w:hAnsi="Consolas" w:cs="Times New Roman"/>
-          <w:kern w:val="0"/>
-          <w:lang w:eastAsia="en-IN"/>
-          <w14:ligatures w14:val="none"/>
-        </w:rPr>
-        <w:t xml:space="preserve">    </w:t>
-      </w:r>
-      <w:proofErr w:type="spellStart"/>
-      <w:r>
-        <w:rPr>
-          <w:rFonts w:ascii="Consolas" w:eastAsia="Times New Roman" w:hAnsi="Consolas" w:cs="Times New Roman"/>
-          <w:kern w:val="0"/>
-          <w:lang w:eastAsia="en-IN"/>
-          <w14:ligatures w14:val="none"/>
-        </w:rPr>
-        <w:t>cout</w:t>
-      </w:r>
-      <w:proofErr w:type="spellEnd"/>
-      <w:r>
-        <w:rPr>
-          <w:rFonts w:ascii="Consolas" w:eastAsia="Times New Roman" w:hAnsi="Consolas" w:cs="Times New Roman"/>
-          <w:kern w:val="0"/>
-          <w:lang w:eastAsia="en-IN"/>
-          <w14:ligatures w14:val="none"/>
-        </w:rPr>
-        <w:t xml:space="preserve"> &lt;&lt; "</w:t>
-      </w:r>
-      <w:proofErr w:type="gramStart"/>
-      <w:r>
-        <w:rPr>
-          <w:rFonts w:ascii="Consolas" w:eastAsia="Times New Roman" w:hAnsi="Consolas" w:cs="Times New Roman"/>
-          <w:kern w:val="0"/>
-          <w:lang w:eastAsia="en-IN"/>
-          <w14:ligatures w14:val="none"/>
-        </w:rPr>
-        <w:t>Min :</w:t>
-      </w:r>
-      <w:proofErr w:type="gramEnd"/>
-      <w:r>
-        <w:rPr>
-          <w:rFonts w:ascii="Consolas" w:eastAsia="Times New Roman" w:hAnsi="Consolas" w:cs="Times New Roman"/>
-          <w:kern w:val="0"/>
-          <w:lang w:eastAsia="en-IN"/>
-          <w14:ligatures w14:val="none"/>
-        </w:rPr>
-        <w:t xml:space="preserve"> " &lt;&lt; </w:t>
-      </w:r>
-      <w:proofErr w:type="gramStart"/>
-      <w:r>
-        <w:rPr>
-          <w:rFonts w:ascii="Consolas" w:eastAsia="Times New Roman" w:hAnsi="Consolas" w:cs="Times New Roman"/>
-          <w:kern w:val="0"/>
-          <w:lang w:eastAsia="en-IN"/>
-          <w14:ligatures w14:val="none"/>
-        </w:rPr>
-        <w:t>max(</w:t>
-      </w:r>
-      <w:proofErr w:type="spellStart"/>
-      <w:proofErr w:type="gramEnd"/>
-      <w:r>
-        <w:rPr>
-          <w:rFonts w:ascii="Consolas" w:eastAsia="Times New Roman" w:hAnsi="Consolas" w:cs="Times New Roman"/>
-          <w:kern w:val="0"/>
-          <w:lang w:eastAsia="en-IN"/>
-          <w14:ligatures w14:val="none"/>
-        </w:rPr>
-        <w:t>arr</w:t>
-      </w:r>
-      <w:proofErr w:type="spellEnd"/>
-      <w:r>
-        <w:rPr>
-          <w:rFonts w:ascii="Consolas" w:eastAsia="Times New Roman" w:hAnsi="Consolas" w:cs="Times New Roman"/>
-          <w:kern w:val="0"/>
-          <w:lang w:eastAsia="en-IN"/>
-          <w14:ligatures w14:val="none"/>
-        </w:rPr>
-        <w:t>, n);</w:t>
-      </w:r>
-    </w:p>
-    <w:p>
-      <w:pPr>
-        <w:shd w:val="clear" w:color="auto" w:fill="FFFFFF"/>
-        <w:spacing w:after="0" w:line="285" w:lineRule="atLeast"/>
-        <w:rPr>
-          <w:rFonts w:ascii="Consolas" w:eastAsia="Times New Roman" w:hAnsi="Consolas" w:cs="Times New Roman"/>
-          <w:kern w:val="0"/>
-          <w:lang w:eastAsia="en-IN"/>
-          <w14:ligatures w14:val="none"/>
-        </w:rPr>
-      </w:pPr>
-      <w:r>
-        <w:rPr>
-          <w:rFonts w:ascii="Consolas" w:eastAsia="Times New Roman" w:hAnsi="Consolas" w:cs="Times New Roman"/>
-          <w:kern w:val="0"/>
-          <w:lang w:eastAsia="en-IN"/>
-          <w14:ligatures w14:val="none"/>
-        </w:rPr>
-        <w:t>    return 0;</w:t>
-      </w:r>
-    </w:p>
-    <w:p>
-      <w:pPr>
-        <w:shd w:val="clear" w:color="auto" w:fill="FFFFFF"/>
-        <w:spacing w:after="0" w:line="285" w:lineRule="atLeast"/>
-        <w:rPr>
-          <w:rFonts w:ascii="Consolas" w:eastAsia="Times New Roman" w:hAnsi="Consolas" w:cs="Times New Roman"/>
-          <w:kern w:val="0"/>
-          <w:lang w:eastAsia="en-IN"/>
-          <w14:ligatures w14:val="none"/>
-        </w:rPr>
-      </w:pPr>
-      <w:r>
-        <w:rPr>
-          <w:rFonts w:ascii="Consolas" w:eastAsia="Times New Roman" w:hAnsi="Consolas" w:cs="Times New Roman"/>
-          <w:kern w:val="0"/>
-          <w:lang w:eastAsia="en-IN"/>
-          <w14:ligatures w14:val="none"/>
-        </w:rPr>
-        <w:t>}</w:t>
-      </w:r>
-    </w:p>
-    <w:p>
-      <w:pPr>
-        <w:shd w:val="clear" w:color="auto" w:fill="FFFFFF"/>
-        <w:spacing w:after="0" w:line="285" w:lineRule="atLeast"/>
-        <w:rPr>
-          <w:rFonts w:ascii="Consolas" w:eastAsia="Times New Roman" w:hAnsi="Consolas" w:cs="Times New Roman"/>
-          <w:kern w:val="0"/>
-          <w:lang w:eastAsia="en-IN"/>
-          <w14:ligatures w14:val="none"/>
-        </w:rPr>
-      </w:pPr>
-      <w:r>
-        <w:rPr>
-          <w:rFonts w:ascii="Consolas" w:eastAsia="Times New Roman" w:hAnsi="Consolas" w:cs="Times New Roman"/>
-          <w:kern w:val="0"/>
-          <w:lang w:eastAsia="en-IN"/>
-          <w14:ligatures w14:val="none"/>
-        </w:rPr>
-        <w:t xml:space="preserve">int </w:t>
-      </w:r>
-      <w:proofErr w:type="gramStart"/>
-      <w:r>
-        <w:rPr>
-          <w:rFonts w:ascii="Consolas" w:eastAsia="Times New Roman" w:hAnsi="Consolas" w:cs="Times New Roman"/>
-          <w:kern w:val="0"/>
-          <w:lang w:eastAsia="en-IN"/>
-          <w14:ligatures w14:val="none"/>
-        </w:rPr>
-        <w:t>min(</w:t>
-      </w:r>
-      <w:proofErr w:type="gramEnd"/>
-      <w:r>
-        <w:rPr>
-          <w:rFonts w:ascii="Consolas" w:eastAsia="Times New Roman" w:hAnsi="Consolas" w:cs="Times New Roman"/>
-          <w:kern w:val="0"/>
-          <w:lang w:eastAsia="en-IN"/>
-          <w14:ligatures w14:val="none"/>
-        </w:rPr>
-        <w:t xml:space="preserve">int </w:t>
+        <w:t xml:space="preserve"> = </w:t>
       </w:r>
       <w:proofErr w:type="spellStart"/>
       <w:proofErr w:type="gramStart"/>
@@ -12499,7 +13622,415 @@
           <w:lang w:eastAsia="en-IN"/>
           <w14:ligatures w14:val="none"/>
         </w:rPr>
-        <w:t>], int size)</w:t>
+        <w:t>0];</w:t>
+      </w:r>
+    </w:p>
+    <w:p>
+      <w:pPr>
+        <w:shd w:val="clear" w:color="auto" w:fill="FFFFFF"/>
+        <w:spacing w:after="0" w:line="285" w:lineRule="atLeast"/>
+        <w:rPr>
+          <w:rFonts w:ascii="Consolas" w:eastAsia="Times New Roman" w:hAnsi="Consolas" w:cs="Times New Roman"/>
+          <w:kern w:val="0"/>
+          <w:lang w:eastAsia="en-IN"/>
+          <w14:ligatures w14:val="none"/>
+        </w:rPr>
+      </w:pPr>
+      <w:r>
+        <w:rPr>
+          <w:rFonts w:ascii="Consolas" w:eastAsia="Times New Roman" w:hAnsi="Consolas" w:cs="Times New Roman"/>
+          <w:kern w:val="0"/>
+          <w:lang w:eastAsia="en-IN"/>
+          <w14:ligatures w14:val="none"/>
+        </w:rPr>
+        <w:t xml:space="preserve">    for (int </w:t>
+      </w:r>
+      <w:proofErr w:type="spellStart"/>
+      <w:r>
+        <w:rPr>
+          <w:rFonts w:ascii="Consolas" w:eastAsia="Times New Roman" w:hAnsi="Consolas" w:cs="Times New Roman"/>
+          <w:kern w:val="0"/>
+          <w:lang w:eastAsia="en-IN"/>
+          <w14:ligatures w14:val="none"/>
+        </w:rPr>
+        <w:t>i</w:t>
+      </w:r>
+      <w:proofErr w:type="spellEnd"/>
+      <w:r>
+        <w:rPr>
+          <w:rFonts w:ascii="Consolas" w:eastAsia="Times New Roman" w:hAnsi="Consolas" w:cs="Times New Roman"/>
+          <w:kern w:val="0"/>
+          <w:lang w:eastAsia="en-IN"/>
+          <w14:ligatures w14:val="none"/>
+        </w:rPr>
+        <w:t xml:space="preserve"> = 0; </w:t>
+      </w:r>
+      <w:proofErr w:type="spellStart"/>
+      <w:r>
+        <w:rPr>
+          <w:rFonts w:ascii="Consolas" w:eastAsia="Times New Roman" w:hAnsi="Consolas" w:cs="Times New Roman"/>
+          <w:kern w:val="0"/>
+          <w:lang w:eastAsia="en-IN"/>
+          <w14:ligatures w14:val="none"/>
+        </w:rPr>
+        <w:t>i</w:t>
+      </w:r>
+      <w:proofErr w:type="spellEnd"/>
+      <w:r>
+        <w:rPr>
+          <w:rFonts w:ascii="Consolas" w:eastAsia="Times New Roman" w:hAnsi="Consolas" w:cs="Times New Roman"/>
+          <w:kern w:val="0"/>
+          <w:lang w:eastAsia="en-IN"/>
+          <w14:ligatures w14:val="none"/>
+        </w:rPr>
+        <w:t xml:space="preserve"> &lt; size; </w:t>
+      </w:r>
+      <w:proofErr w:type="spellStart"/>
+      <w:r>
+        <w:rPr>
+          <w:rFonts w:ascii="Consolas" w:eastAsia="Times New Roman" w:hAnsi="Consolas" w:cs="Times New Roman"/>
+          <w:kern w:val="0"/>
+          <w:lang w:eastAsia="en-IN"/>
+          <w14:ligatures w14:val="none"/>
+        </w:rPr>
+        <w:t>i</w:t>
+      </w:r>
+      <w:proofErr w:type="spellEnd"/>
+      <w:r>
+        <w:rPr>
+          <w:rFonts w:ascii="Consolas" w:eastAsia="Times New Roman" w:hAnsi="Consolas" w:cs="Times New Roman"/>
+          <w:kern w:val="0"/>
+          <w:lang w:eastAsia="en-IN"/>
+          <w14:ligatures w14:val="none"/>
+        </w:rPr>
+        <w:t>++)</w:t>
+      </w:r>
+    </w:p>
+    <w:p>
+      <w:pPr>
+        <w:shd w:val="clear" w:color="auto" w:fill="FFFFFF"/>
+        <w:spacing w:after="0" w:line="285" w:lineRule="atLeast"/>
+        <w:rPr>
+          <w:rFonts w:ascii="Consolas" w:eastAsia="Times New Roman" w:hAnsi="Consolas" w:cs="Times New Roman"/>
+          <w:kern w:val="0"/>
+          <w:lang w:eastAsia="en-IN"/>
+          <w14:ligatures w14:val="none"/>
+        </w:rPr>
+      </w:pPr>
+      <w:r>
+        <w:rPr>
+          <w:rFonts w:ascii="Consolas" w:eastAsia="Times New Roman" w:hAnsi="Consolas" w:cs="Times New Roman"/>
+          <w:kern w:val="0"/>
+          <w:lang w:eastAsia="en-IN"/>
+          <w14:ligatures w14:val="none"/>
+        </w:rPr>
+        <w:t>    {</w:t>
+      </w:r>
+    </w:p>
+    <w:p>
+      <w:pPr>
+        <w:shd w:val="clear" w:color="auto" w:fill="FFFFFF"/>
+        <w:spacing w:after="0" w:line="285" w:lineRule="atLeast"/>
+        <w:rPr>
+          <w:rFonts w:ascii="Consolas" w:eastAsia="Times New Roman" w:hAnsi="Consolas" w:cs="Times New Roman"/>
+          <w:kern w:val="0"/>
+          <w:lang w:eastAsia="en-IN"/>
+          <w14:ligatures w14:val="none"/>
+        </w:rPr>
+      </w:pPr>
+      <w:r>
+        <w:rPr>
+          <w:rFonts w:ascii="Consolas" w:eastAsia="Times New Roman" w:hAnsi="Consolas" w:cs="Times New Roman"/>
+          <w:kern w:val="0"/>
+          <w:lang w:eastAsia="en-IN"/>
+          <w14:ligatures w14:val="none"/>
+        </w:rPr>
+        <w:t xml:space="preserve">        int c = </w:t>
+      </w:r>
+      <w:proofErr w:type="spellStart"/>
+      <w:r>
+        <w:rPr>
+          <w:rFonts w:ascii="Consolas" w:eastAsia="Times New Roman" w:hAnsi="Consolas" w:cs="Times New Roman"/>
+          <w:kern w:val="0"/>
+          <w:lang w:eastAsia="en-IN"/>
+          <w14:ligatures w14:val="none"/>
+        </w:rPr>
+        <w:t>ar</w:t>
+      </w:r>
+      <w:proofErr w:type="spellEnd"/>
+      <w:r>
+        <w:rPr>
+          <w:rFonts w:ascii="Consolas" w:eastAsia="Times New Roman" w:hAnsi="Consolas" w:cs="Times New Roman"/>
+          <w:kern w:val="0"/>
+          <w:lang w:eastAsia="en-IN"/>
+          <w14:ligatures w14:val="none"/>
+        </w:rPr>
+        <w:t>[</w:t>
+      </w:r>
+      <w:proofErr w:type="spellStart"/>
+      <w:r>
+        <w:rPr>
+          <w:rFonts w:ascii="Consolas" w:eastAsia="Times New Roman" w:hAnsi="Consolas" w:cs="Times New Roman"/>
+          <w:kern w:val="0"/>
+          <w:lang w:eastAsia="en-IN"/>
+          <w14:ligatures w14:val="none"/>
+        </w:rPr>
+        <w:t>i</w:t>
+      </w:r>
+      <w:proofErr w:type="spellEnd"/>
+      <w:r>
+        <w:rPr>
+          <w:rFonts w:ascii="Consolas" w:eastAsia="Times New Roman" w:hAnsi="Consolas" w:cs="Times New Roman"/>
+          <w:kern w:val="0"/>
+          <w:lang w:eastAsia="en-IN"/>
+          <w14:ligatures w14:val="none"/>
+        </w:rPr>
+        <w:t>];</w:t>
+      </w:r>
+    </w:p>
+    <w:p>
+      <w:pPr>
+        <w:shd w:val="clear" w:color="auto" w:fill="FFFFFF"/>
+        <w:spacing w:after="0" w:line="285" w:lineRule="atLeast"/>
+        <w:rPr>
+          <w:rFonts w:ascii="Consolas" w:eastAsia="Times New Roman" w:hAnsi="Consolas" w:cs="Times New Roman"/>
+          <w:kern w:val="0"/>
+          <w:lang w:eastAsia="en-IN"/>
+          <w14:ligatures w14:val="none"/>
+        </w:rPr>
+      </w:pPr>
+      <w:r>
+        <w:rPr>
+          <w:rFonts w:ascii="Consolas" w:eastAsia="Times New Roman" w:hAnsi="Consolas" w:cs="Times New Roman"/>
+          <w:kern w:val="0"/>
+          <w:lang w:eastAsia="en-IN"/>
+          <w14:ligatures w14:val="none"/>
+        </w:rPr>
+        <w:t xml:space="preserve">        </w:t>
+      </w:r>
+      <w:proofErr w:type="spellStart"/>
+      <w:r>
+        <w:rPr>
+          <w:rFonts w:ascii="Consolas" w:eastAsia="Times New Roman" w:hAnsi="Consolas" w:cs="Times New Roman"/>
+          <w:kern w:val="0"/>
+          <w:lang w:eastAsia="en-IN"/>
+          <w14:ligatures w14:val="none"/>
+        </w:rPr>
+        <w:t>mn</w:t>
+      </w:r>
+      <w:proofErr w:type="spellEnd"/>
+      <w:r>
+        <w:rPr>
+          <w:rFonts w:ascii="Consolas" w:eastAsia="Times New Roman" w:hAnsi="Consolas" w:cs="Times New Roman"/>
+          <w:kern w:val="0"/>
+          <w:lang w:eastAsia="en-IN"/>
+          <w14:ligatures w14:val="none"/>
+        </w:rPr>
+        <w:t xml:space="preserve"> = (</w:t>
+      </w:r>
+      <w:proofErr w:type="spellStart"/>
+      <w:r>
+        <w:rPr>
+          <w:rFonts w:ascii="Consolas" w:eastAsia="Times New Roman" w:hAnsi="Consolas" w:cs="Times New Roman"/>
+          <w:kern w:val="0"/>
+          <w:lang w:eastAsia="en-IN"/>
+          <w14:ligatures w14:val="none"/>
+        </w:rPr>
+        <w:t>mn</w:t>
+      </w:r>
+      <w:proofErr w:type="spellEnd"/>
+      <w:r>
+        <w:rPr>
+          <w:rFonts w:ascii="Consolas" w:eastAsia="Times New Roman" w:hAnsi="Consolas" w:cs="Times New Roman"/>
+          <w:kern w:val="0"/>
+          <w:lang w:eastAsia="en-IN"/>
+          <w14:ligatures w14:val="none"/>
+        </w:rPr>
+        <w:t xml:space="preserve"> &gt; c</w:t>
+      </w:r>
+      <w:proofErr w:type="gramStart"/>
+      <w:r>
+        <w:rPr>
+          <w:rFonts w:ascii="Consolas" w:eastAsia="Times New Roman" w:hAnsi="Consolas" w:cs="Times New Roman"/>
+          <w:kern w:val="0"/>
+          <w:lang w:eastAsia="en-IN"/>
+          <w14:ligatures w14:val="none"/>
+        </w:rPr>
+        <w:t>) ?</w:t>
+      </w:r>
+      <w:proofErr w:type="gramEnd"/>
+      <w:r>
+        <w:rPr>
+          <w:rFonts w:ascii="Consolas" w:eastAsia="Times New Roman" w:hAnsi="Consolas" w:cs="Times New Roman"/>
+          <w:kern w:val="0"/>
+          <w:lang w:eastAsia="en-IN"/>
+          <w14:ligatures w14:val="none"/>
+        </w:rPr>
+        <w:t xml:space="preserve"> c : </w:t>
+      </w:r>
+      <w:proofErr w:type="spellStart"/>
+      <w:r>
+        <w:rPr>
+          <w:rFonts w:ascii="Consolas" w:eastAsia="Times New Roman" w:hAnsi="Consolas" w:cs="Times New Roman"/>
+          <w:kern w:val="0"/>
+          <w:lang w:eastAsia="en-IN"/>
+          <w14:ligatures w14:val="none"/>
+        </w:rPr>
+        <w:t>mn</w:t>
+      </w:r>
+      <w:proofErr w:type="spellEnd"/>
+      <w:r>
+        <w:rPr>
+          <w:rFonts w:ascii="Consolas" w:eastAsia="Times New Roman" w:hAnsi="Consolas" w:cs="Times New Roman"/>
+          <w:kern w:val="0"/>
+          <w:lang w:eastAsia="en-IN"/>
+          <w14:ligatures w14:val="none"/>
+        </w:rPr>
+        <w:t>;</w:t>
+      </w:r>
+    </w:p>
+    <w:p>
+      <w:pPr>
+        <w:shd w:val="clear" w:color="auto" w:fill="FFFFFF"/>
+        <w:spacing w:after="0" w:line="285" w:lineRule="atLeast"/>
+        <w:rPr>
+          <w:rFonts w:ascii="Consolas" w:eastAsia="Times New Roman" w:hAnsi="Consolas" w:cs="Times New Roman"/>
+          <w:kern w:val="0"/>
+          <w:lang w:eastAsia="en-IN"/>
+          <w14:ligatures w14:val="none"/>
+        </w:rPr>
+      </w:pPr>
+      <w:r>
+        <w:rPr>
+          <w:rFonts w:ascii="Consolas" w:eastAsia="Times New Roman" w:hAnsi="Consolas" w:cs="Times New Roman"/>
+          <w:kern w:val="0"/>
+          <w:lang w:eastAsia="en-IN"/>
+          <w14:ligatures w14:val="none"/>
+        </w:rPr>
+        <w:t>    }</w:t>
+      </w:r>
+    </w:p>
+    <w:p>
+      <w:pPr>
+        <w:shd w:val="clear" w:color="auto" w:fill="FFFFFF"/>
+        <w:spacing w:after="0" w:line="285" w:lineRule="atLeast"/>
+        <w:rPr>
+          <w:rFonts w:ascii="Consolas" w:eastAsia="Times New Roman" w:hAnsi="Consolas" w:cs="Times New Roman"/>
+          <w:kern w:val="0"/>
+          <w:lang w:eastAsia="en-IN"/>
+          <w14:ligatures w14:val="none"/>
+        </w:rPr>
+      </w:pPr>
+      <w:r>
+        <w:rPr>
+          <w:rFonts w:ascii="Consolas" w:eastAsia="Times New Roman" w:hAnsi="Consolas" w:cs="Times New Roman"/>
+          <w:kern w:val="0"/>
+          <w:lang w:eastAsia="en-IN"/>
+          <w14:ligatures w14:val="none"/>
+        </w:rPr>
+        <w:t xml:space="preserve">    return </w:t>
+      </w:r>
+      <w:proofErr w:type="spellStart"/>
+      <w:r>
+        <w:rPr>
+          <w:rFonts w:ascii="Consolas" w:eastAsia="Times New Roman" w:hAnsi="Consolas" w:cs="Times New Roman"/>
+          <w:kern w:val="0"/>
+          <w:lang w:eastAsia="en-IN"/>
+          <w14:ligatures w14:val="none"/>
+        </w:rPr>
+        <w:t>mn</w:t>
+      </w:r>
+      <w:proofErr w:type="spellEnd"/>
+      <w:r>
+        <w:rPr>
+          <w:rFonts w:ascii="Consolas" w:eastAsia="Times New Roman" w:hAnsi="Consolas" w:cs="Times New Roman"/>
+          <w:kern w:val="0"/>
+          <w:lang w:eastAsia="en-IN"/>
+          <w14:ligatures w14:val="none"/>
+        </w:rPr>
+        <w:t>;</w:t>
+      </w:r>
+    </w:p>
+    <w:p>
+      <w:pPr>
+        <w:shd w:val="clear" w:color="auto" w:fill="FFFFFF"/>
+        <w:spacing w:after="0" w:line="285" w:lineRule="atLeast"/>
+        <w:rPr>
+          <w:rFonts w:ascii="Consolas" w:eastAsia="Times New Roman" w:hAnsi="Consolas" w:cs="Times New Roman"/>
+          <w:kern w:val="0"/>
+          <w:lang w:eastAsia="en-IN"/>
+          <w14:ligatures w14:val="none"/>
+        </w:rPr>
+      </w:pPr>
+      <w:r>
+        <w:rPr>
+          <w:rFonts w:ascii="Consolas" w:eastAsia="Times New Roman" w:hAnsi="Consolas" w:cs="Times New Roman"/>
+          <w:kern w:val="0"/>
+          <w:lang w:eastAsia="en-IN"/>
+          <w14:ligatures w14:val="none"/>
+        </w:rPr>
+        <w:t>}</w:t>
+      </w:r>
+    </w:p>
+    <w:p>
+      <w:pPr>
+        <w:shd w:val="clear" w:color="auto" w:fill="FFFFFF"/>
+        <w:spacing w:after="0" w:line="285" w:lineRule="atLeast"/>
+        <w:rPr>
+          <w:rFonts w:ascii="Consolas" w:eastAsia="Times New Roman" w:hAnsi="Consolas" w:cs="Times New Roman"/>
+          <w:kern w:val="0"/>
+          <w:lang w:eastAsia="en-IN"/>
+          <w14:ligatures w14:val="none"/>
+        </w:rPr>
+      </w:pPr>
+      <w:r>
+        <w:rPr>
+          <w:rFonts w:ascii="Consolas" w:eastAsia="Times New Roman" w:hAnsi="Consolas" w:cs="Times New Roman"/>
+          <w:kern w:val="0"/>
+          <w:lang w:eastAsia="en-IN"/>
+          <w14:ligatures w14:val="none"/>
+        </w:rPr>
+        <w:t xml:space="preserve">int </w:t>
+      </w:r>
+      <w:proofErr w:type="gramStart"/>
+      <w:r>
+        <w:rPr>
+          <w:rFonts w:ascii="Consolas" w:eastAsia="Times New Roman" w:hAnsi="Consolas" w:cs="Times New Roman"/>
+          <w:kern w:val="0"/>
+          <w:lang w:eastAsia="en-IN"/>
+          <w14:ligatures w14:val="none"/>
+        </w:rPr>
+        <w:t>max(</w:t>
+      </w:r>
+      <w:proofErr w:type="gramEnd"/>
+      <w:r>
+        <w:rPr>
+          <w:rFonts w:ascii="Consolas" w:eastAsia="Times New Roman" w:hAnsi="Consolas" w:cs="Times New Roman"/>
+          <w:kern w:val="0"/>
+          <w:lang w:eastAsia="en-IN"/>
+          <w14:ligatures w14:val="none"/>
+        </w:rPr>
+        <w:t xml:space="preserve">int </w:t>
+      </w:r>
+      <w:proofErr w:type="spellStart"/>
+      <w:r>
+        <w:rPr>
+          <w:rFonts w:ascii="Consolas" w:eastAsia="Times New Roman" w:hAnsi="Consolas" w:cs="Times New Roman"/>
+          <w:kern w:val="0"/>
+          <w:lang w:eastAsia="en-IN"/>
+          <w14:ligatures w14:val="none"/>
+        </w:rPr>
+        <w:t>ar</w:t>
+      </w:r>
+      <w:proofErr w:type="spellEnd"/>
+      <w:r>
+        <w:rPr>
+          <w:rFonts w:ascii="Consolas" w:eastAsia="Times New Roman" w:hAnsi="Consolas" w:cs="Times New Roman"/>
+          <w:kern w:val="0"/>
+          <w:lang w:eastAsia="en-IN"/>
+          <w14:ligatures w14:val="none"/>
+        </w:rPr>
+        <w:t>[], int size)</w:t>
       </w:r>
     </w:p>
     <w:p>
@@ -12541,27 +14072,7 @@
           <w:lang w:eastAsia="en-IN"/>
           <w14:ligatures w14:val="none"/>
         </w:rPr>
-        <w:t xml:space="preserve">    int </w:t>
-      </w:r>
-      <w:proofErr w:type="spellStart"/>
-      <w:r>
-        <w:rPr>
-          <w:rFonts w:ascii="Consolas" w:eastAsia="Times New Roman" w:hAnsi="Consolas" w:cs="Times New Roman"/>
-          <w:kern w:val="0"/>
-          <w:lang w:eastAsia="en-IN"/>
-          <w14:ligatures w14:val="none"/>
-        </w:rPr>
-        <w:t>mn</w:t>
-      </w:r>
-      <w:proofErr w:type="spellEnd"/>
-      <w:r>
-        <w:rPr>
-          <w:rFonts w:ascii="Consolas" w:eastAsia="Times New Roman" w:hAnsi="Consolas" w:cs="Times New Roman"/>
-          <w:kern w:val="0"/>
-          <w:lang w:eastAsia="en-IN"/>
-          <w14:ligatures w14:val="none"/>
-        </w:rPr>
-        <w:t xml:space="preserve"> = </w:t>
+        <w:t xml:space="preserve">    int mx = </w:t>
       </w:r>
       <w:proofErr w:type="spellStart"/>
       <w:proofErr w:type="gramStart"/>
@@ -12715,7 +14226,7 @@
           <w:lang w:eastAsia="en-IN"/>
           <w14:ligatures w14:val="none"/>
         </w:rPr>
-        <w:t xml:space="preserve">        int c = </w:t>
+        <w:t xml:space="preserve">        mx = (mx &lt; </w:t>
       </w:r>
       <w:proofErr w:type="spellStart"/>
       <w:r>
@@ -12755,28 +14266,27 @@
           <w:lang w:eastAsia="en-IN"/>
           <w14:ligatures w14:val="none"/>
         </w:rPr>
-        <w:t>];</w:t>
-      </w:r>
-    </w:p>
-    <w:p>
-      <w:pPr>
-        <w:shd w:val="clear" w:color="auto" w:fill="FFFFFF"/>
-        <w:spacing w:after="0" w:line="285" w:lineRule="atLeast"/>
-        <w:rPr>
-          <w:rFonts w:ascii="Consolas" w:eastAsia="Times New Roman" w:hAnsi="Consolas" w:cs="Times New Roman"/>
-          <w:kern w:val="0"/>
-          <w:lang w:eastAsia="en-IN"/>
-          <w14:ligatures w14:val="none"/>
-        </w:rPr>
-      </w:pPr>
-      <w:r>
-        <w:rPr>
-          <w:rFonts w:ascii="Consolas" w:eastAsia="Times New Roman" w:hAnsi="Consolas" w:cs="Times New Roman"/>
-          <w:kern w:val="0"/>
-          <w:lang w:eastAsia="en-IN"/>
-          <w14:ligatures w14:val="none"/>
-        </w:rPr>
-        <w:t xml:space="preserve">        </w:t>
+        <w:t>]</w:t>
+      </w:r>
+      <w:proofErr w:type="gramStart"/>
+      <w:r>
+        <w:rPr>
+          <w:rFonts w:ascii="Consolas" w:eastAsia="Times New Roman" w:hAnsi="Consolas" w:cs="Times New Roman"/>
+          <w:kern w:val="0"/>
+          <w:lang w:eastAsia="en-IN"/>
+          <w14:ligatures w14:val="none"/>
+        </w:rPr>
+        <w:t>) ?</w:t>
+      </w:r>
+      <w:proofErr w:type="gramEnd"/>
+      <w:r>
+        <w:rPr>
+          <w:rFonts w:ascii="Consolas" w:eastAsia="Times New Roman" w:hAnsi="Consolas" w:cs="Times New Roman"/>
+          <w:kern w:val="0"/>
+          <w:lang w:eastAsia="en-IN"/>
+          <w14:ligatures w14:val="none"/>
+        </w:rPr>
+        <w:t xml:space="preserve"> </w:t>
       </w:r>
       <w:proofErr w:type="spellStart"/>
       <w:r>
@@ -12786,7 +14296,7 @@
           <w:lang w:eastAsia="en-IN"/>
           <w14:ligatures w14:val="none"/>
         </w:rPr>
-        <w:t>mn</w:t>
+        <w:t>ar</w:t>
       </w:r>
       <w:proofErr w:type="spellEnd"/>
       <w:r>
@@ -12796,7 +14306,7 @@
           <w:lang w:eastAsia="en-IN"/>
           <w14:ligatures w14:val="none"/>
         </w:rPr>
-        <w:t xml:space="preserve"> = (</w:t>
+        <w:t>[</w:t>
       </w:r>
       <w:proofErr w:type="spellStart"/>
       <w:r>
@@ -12806,7 +14316,7 @@
           <w:lang w:eastAsia="en-IN"/>
           <w14:ligatures w14:val="none"/>
         </w:rPr>
-        <w:t>mn</w:t>
+        <w:t>i</w:t>
       </w:r>
       <w:proofErr w:type="spellEnd"/>
       <w:r>
@@ -12816,529 +14326,7 @@
           <w:lang w:eastAsia="en-IN"/>
           <w14:ligatures w14:val="none"/>
         </w:rPr>
-        <w:t xml:space="preserve"> &gt; c</w:t>
-      </w:r>
-      <w:proofErr w:type="gramStart"/>
-      <w:r>
-        <w:rPr>
-          <w:rFonts w:ascii="Consolas" w:eastAsia="Times New Roman" w:hAnsi="Consolas" w:cs="Times New Roman"/>
-          <w:kern w:val="0"/>
-          <w:lang w:eastAsia="en-IN"/>
-          <w14:ligatures w14:val="none"/>
-        </w:rPr>
-        <w:t>) ?</w:t>
-      </w:r>
-      <w:proofErr w:type="gramEnd"/>
-      <w:r>
-        <w:rPr>
-          <w:rFonts w:ascii="Consolas" w:eastAsia="Times New Roman" w:hAnsi="Consolas" w:cs="Times New Roman"/>
-          <w:kern w:val="0"/>
-          <w:lang w:eastAsia="en-IN"/>
-          <w14:ligatures w14:val="none"/>
-        </w:rPr>
-        <w:t xml:space="preserve"> </w:t>
-      </w:r>
-      <w:proofErr w:type="gramStart"/>
-      <w:r>
-        <w:rPr>
-          <w:rFonts w:ascii="Consolas" w:eastAsia="Times New Roman" w:hAnsi="Consolas" w:cs="Times New Roman"/>
-          <w:kern w:val="0"/>
-          <w:lang w:eastAsia="en-IN"/>
-          <w14:ligatures w14:val="none"/>
-        </w:rPr>
-        <w:t>c :</w:t>
-      </w:r>
-      <w:proofErr w:type="gramEnd"/>
-      <w:r>
-        <w:rPr>
-          <w:rFonts w:ascii="Consolas" w:eastAsia="Times New Roman" w:hAnsi="Consolas" w:cs="Times New Roman"/>
-          <w:kern w:val="0"/>
-          <w:lang w:eastAsia="en-IN"/>
-          <w14:ligatures w14:val="none"/>
-        </w:rPr>
-        <w:t xml:space="preserve"> </w:t>
-      </w:r>
-      <w:proofErr w:type="spellStart"/>
-      <w:r>
-        <w:rPr>
-          <w:rFonts w:ascii="Consolas" w:eastAsia="Times New Roman" w:hAnsi="Consolas" w:cs="Times New Roman"/>
-          <w:kern w:val="0"/>
-          <w:lang w:eastAsia="en-IN"/>
-          <w14:ligatures w14:val="none"/>
-        </w:rPr>
-        <w:t>mn</w:t>
-      </w:r>
-      <w:proofErr w:type="spellEnd"/>
-      <w:r>
-        <w:rPr>
-          <w:rFonts w:ascii="Consolas" w:eastAsia="Times New Roman" w:hAnsi="Consolas" w:cs="Times New Roman"/>
-          <w:kern w:val="0"/>
-          <w:lang w:eastAsia="en-IN"/>
-          <w14:ligatures w14:val="none"/>
-        </w:rPr>
-        <w:t>;</w:t>
-      </w:r>
-    </w:p>
-    <w:p>
-      <w:pPr>
-        <w:shd w:val="clear" w:color="auto" w:fill="FFFFFF"/>
-        <w:spacing w:after="0" w:line="285" w:lineRule="atLeast"/>
-        <w:rPr>
-          <w:rFonts w:ascii="Consolas" w:eastAsia="Times New Roman" w:hAnsi="Consolas" w:cs="Times New Roman"/>
-          <w:kern w:val="0"/>
-          <w:lang w:eastAsia="en-IN"/>
-          <w14:ligatures w14:val="none"/>
-        </w:rPr>
-      </w:pPr>
-      <w:r>
-        <w:rPr>
-          <w:rFonts w:ascii="Consolas" w:eastAsia="Times New Roman" w:hAnsi="Consolas" w:cs="Times New Roman"/>
-          <w:kern w:val="0"/>
-          <w:lang w:eastAsia="en-IN"/>
-          <w14:ligatures w14:val="none"/>
-        </w:rPr>
-        <w:t>    }</w:t>
-      </w:r>
-    </w:p>
-    <w:p>
-      <w:pPr>
-        <w:shd w:val="clear" w:color="auto" w:fill="FFFFFF"/>
-        <w:spacing w:after="0" w:line="285" w:lineRule="atLeast"/>
-        <w:rPr>
-          <w:rFonts w:ascii="Consolas" w:eastAsia="Times New Roman" w:hAnsi="Consolas" w:cs="Times New Roman"/>
-          <w:kern w:val="0"/>
-          <w:lang w:eastAsia="en-IN"/>
-          <w14:ligatures w14:val="none"/>
-        </w:rPr>
-      </w:pPr>
-      <w:r>
-        <w:rPr>
-          <w:rFonts w:ascii="Consolas" w:eastAsia="Times New Roman" w:hAnsi="Consolas" w:cs="Times New Roman"/>
-          <w:kern w:val="0"/>
-          <w:lang w:eastAsia="en-IN"/>
-          <w14:ligatures w14:val="none"/>
-        </w:rPr>
-        <w:t xml:space="preserve">    return </w:t>
-      </w:r>
-      <w:proofErr w:type="spellStart"/>
-      <w:r>
-        <w:rPr>
-          <w:rFonts w:ascii="Consolas" w:eastAsia="Times New Roman" w:hAnsi="Consolas" w:cs="Times New Roman"/>
-          <w:kern w:val="0"/>
-          <w:lang w:eastAsia="en-IN"/>
-          <w14:ligatures w14:val="none"/>
-        </w:rPr>
-        <w:t>mn</w:t>
-      </w:r>
-      <w:proofErr w:type="spellEnd"/>
-      <w:r>
-        <w:rPr>
-          <w:rFonts w:ascii="Consolas" w:eastAsia="Times New Roman" w:hAnsi="Consolas" w:cs="Times New Roman"/>
-          <w:kern w:val="0"/>
-          <w:lang w:eastAsia="en-IN"/>
-          <w14:ligatures w14:val="none"/>
-        </w:rPr>
-        <w:t>;</w:t>
-      </w:r>
-    </w:p>
-    <w:p>
-      <w:pPr>
-        <w:shd w:val="clear" w:color="auto" w:fill="FFFFFF"/>
-        <w:spacing w:after="0" w:line="285" w:lineRule="atLeast"/>
-        <w:rPr>
-          <w:rFonts w:ascii="Consolas" w:eastAsia="Times New Roman" w:hAnsi="Consolas" w:cs="Times New Roman"/>
-          <w:kern w:val="0"/>
-          <w:lang w:eastAsia="en-IN"/>
-          <w14:ligatures w14:val="none"/>
-        </w:rPr>
-      </w:pPr>
-      <w:r>
-        <w:rPr>
-          <w:rFonts w:ascii="Consolas" w:eastAsia="Times New Roman" w:hAnsi="Consolas" w:cs="Times New Roman"/>
-          <w:kern w:val="0"/>
-          <w:lang w:eastAsia="en-IN"/>
-          <w14:ligatures w14:val="none"/>
-        </w:rPr>
-        <w:t>}</w:t>
-      </w:r>
-    </w:p>
-    <w:p>
-      <w:pPr>
-        <w:shd w:val="clear" w:color="auto" w:fill="FFFFFF"/>
-        <w:spacing w:after="0" w:line="285" w:lineRule="atLeast"/>
-        <w:rPr>
-          <w:rFonts w:ascii="Consolas" w:eastAsia="Times New Roman" w:hAnsi="Consolas" w:cs="Times New Roman"/>
-          <w:kern w:val="0"/>
-          <w:lang w:eastAsia="en-IN"/>
-          <w14:ligatures w14:val="none"/>
-        </w:rPr>
-      </w:pPr>
-      <w:r>
-        <w:rPr>
-          <w:rFonts w:ascii="Consolas" w:eastAsia="Times New Roman" w:hAnsi="Consolas" w:cs="Times New Roman"/>
-          <w:kern w:val="0"/>
-          <w:lang w:eastAsia="en-IN"/>
-          <w14:ligatures w14:val="none"/>
-        </w:rPr>
-        <w:t xml:space="preserve">int </w:t>
-      </w:r>
-      <w:proofErr w:type="gramStart"/>
-      <w:r>
-        <w:rPr>
-          <w:rFonts w:ascii="Consolas" w:eastAsia="Times New Roman" w:hAnsi="Consolas" w:cs="Times New Roman"/>
-          <w:kern w:val="0"/>
-          <w:lang w:eastAsia="en-IN"/>
-          <w14:ligatures w14:val="none"/>
-        </w:rPr>
-        <w:t>max(</w:t>
-      </w:r>
-      <w:proofErr w:type="gramEnd"/>
-      <w:r>
-        <w:rPr>
-          <w:rFonts w:ascii="Consolas" w:eastAsia="Times New Roman" w:hAnsi="Consolas" w:cs="Times New Roman"/>
-          <w:kern w:val="0"/>
-          <w:lang w:eastAsia="en-IN"/>
-          <w14:ligatures w14:val="none"/>
-        </w:rPr>
-        <w:t xml:space="preserve">int </w:t>
-      </w:r>
-      <w:proofErr w:type="spellStart"/>
-      <w:proofErr w:type="gramStart"/>
-      <w:r>
-        <w:rPr>
-          <w:rFonts w:ascii="Consolas" w:eastAsia="Times New Roman" w:hAnsi="Consolas" w:cs="Times New Roman"/>
-          <w:kern w:val="0"/>
-          <w:lang w:eastAsia="en-IN"/>
-          <w14:ligatures w14:val="none"/>
-        </w:rPr>
-        <w:t>ar</w:t>
-      </w:r>
-      <w:proofErr w:type="spellEnd"/>
-      <w:r>
-        <w:rPr>
-          <w:rFonts w:ascii="Consolas" w:eastAsia="Times New Roman" w:hAnsi="Consolas" w:cs="Times New Roman"/>
-          <w:kern w:val="0"/>
-          <w:lang w:eastAsia="en-IN"/>
-          <w14:ligatures w14:val="none"/>
-        </w:rPr>
-        <w:t>[</w:t>
-      </w:r>
-      <w:proofErr w:type="gramEnd"/>
-      <w:r>
-        <w:rPr>
-          <w:rFonts w:ascii="Consolas" w:eastAsia="Times New Roman" w:hAnsi="Consolas" w:cs="Times New Roman"/>
-          <w:kern w:val="0"/>
-          <w:lang w:eastAsia="en-IN"/>
-          <w14:ligatures w14:val="none"/>
-        </w:rPr>
-        <w:t>], int size)</w:t>
-      </w:r>
-    </w:p>
-    <w:p>
-      <w:pPr>
-        <w:shd w:val="clear" w:color="auto" w:fill="FFFFFF"/>
-        <w:spacing w:after="0" w:line="285" w:lineRule="atLeast"/>
-        <w:rPr>
-          <w:rFonts w:ascii="Consolas" w:eastAsia="Times New Roman" w:hAnsi="Consolas" w:cs="Times New Roman"/>
-          <w:kern w:val="0"/>
-          <w:lang w:eastAsia="en-IN"/>
-          <w14:ligatures w14:val="none"/>
-        </w:rPr>
-      </w:pPr>
-      <w:r>
-        <w:rPr>
-          <w:rFonts w:ascii="Consolas" w:eastAsia="Times New Roman" w:hAnsi="Consolas" w:cs="Times New Roman"/>
-          <w:kern w:val="0"/>
-          <w:lang w:eastAsia="en-IN"/>
-          <w14:ligatures w14:val="none"/>
-        </w:rPr>
-        <w:t>{</w:t>
-      </w:r>
-    </w:p>
-    <w:p>
-      <w:pPr>
-        <w:shd w:val="clear" w:color="auto" w:fill="FFFFFF"/>
-        <w:spacing w:after="0" w:line="285" w:lineRule="atLeast"/>
-        <w:rPr>
-          <w:rFonts w:ascii="Consolas" w:eastAsia="Times New Roman" w:hAnsi="Consolas" w:cs="Times New Roman"/>
-          <w:kern w:val="0"/>
-          <w:lang w:eastAsia="en-IN"/>
-          <w14:ligatures w14:val="none"/>
-        </w:rPr>
-      </w:pPr>
-      <w:r>
-        <w:rPr>
-          <w:rFonts w:ascii="Consolas" w:eastAsia="Times New Roman" w:hAnsi="Consolas" w:cs="Times New Roman"/>
-          <w:kern w:val="0"/>
-          <w:lang w:eastAsia="en-IN"/>
-          <w14:ligatures w14:val="none"/>
-        </w:rPr>
-        <w:t xml:space="preserve">    int mx = </w:t>
-      </w:r>
-      <w:proofErr w:type="spellStart"/>
-      <w:proofErr w:type="gramStart"/>
-      <w:r>
-        <w:rPr>
-          <w:rFonts w:ascii="Consolas" w:eastAsia="Times New Roman" w:hAnsi="Consolas" w:cs="Times New Roman"/>
-          <w:kern w:val="0"/>
-          <w:lang w:eastAsia="en-IN"/>
-          <w14:ligatures w14:val="none"/>
-        </w:rPr>
-        <w:t>ar</w:t>
-      </w:r>
-      <w:proofErr w:type="spellEnd"/>
-      <w:r>
-        <w:rPr>
-          <w:rFonts w:ascii="Consolas" w:eastAsia="Times New Roman" w:hAnsi="Consolas" w:cs="Times New Roman"/>
-          <w:kern w:val="0"/>
-          <w:lang w:eastAsia="en-IN"/>
-          <w14:ligatures w14:val="none"/>
-        </w:rPr>
-        <w:t>[</w:t>
-      </w:r>
-      <w:proofErr w:type="gramEnd"/>
-      <w:r>
-        <w:rPr>
-          <w:rFonts w:ascii="Consolas" w:eastAsia="Times New Roman" w:hAnsi="Consolas" w:cs="Times New Roman"/>
-          <w:kern w:val="0"/>
-          <w:lang w:eastAsia="en-IN"/>
-          <w14:ligatures w14:val="none"/>
-        </w:rPr>
-        <w:t>0];</w:t>
-      </w:r>
-    </w:p>
-    <w:p>
-      <w:pPr>
-        <w:shd w:val="clear" w:color="auto" w:fill="FFFFFF"/>
-        <w:spacing w:after="0" w:line="285" w:lineRule="atLeast"/>
-        <w:rPr>
-          <w:rFonts w:ascii="Consolas" w:eastAsia="Times New Roman" w:hAnsi="Consolas" w:cs="Times New Roman"/>
-          <w:kern w:val="0"/>
-          <w:lang w:eastAsia="en-IN"/>
-          <w14:ligatures w14:val="none"/>
-        </w:rPr>
-      </w:pPr>
-      <w:r>
-        <w:rPr>
-          <w:rFonts w:ascii="Consolas" w:eastAsia="Times New Roman" w:hAnsi="Consolas" w:cs="Times New Roman"/>
-          <w:kern w:val="0"/>
-          <w:lang w:eastAsia="en-IN"/>
-          <w14:ligatures w14:val="none"/>
-        </w:rPr>
-        <w:t xml:space="preserve">    for (int </w:t>
-      </w:r>
-      <w:proofErr w:type="spellStart"/>
-      <w:r>
-        <w:rPr>
-          <w:rFonts w:ascii="Consolas" w:eastAsia="Times New Roman" w:hAnsi="Consolas" w:cs="Times New Roman"/>
-          <w:kern w:val="0"/>
-          <w:lang w:eastAsia="en-IN"/>
-          <w14:ligatures w14:val="none"/>
-        </w:rPr>
-        <w:t>i</w:t>
-      </w:r>
-      <w:proofErr w:type="spellEnd"/>
-      <w:r>
-        <w:rPr>
-          <w:rFonts w:ascii="Consolas" w:eastAsia="Times New Roman" w:hAnsi="Consolas" w:cs="Times New Roman"/>
-          <w:kern w:val="0"/>
-          <w:lang w:eastAsia="en-IN"/>
-          <w14:ligatures w14:val="none"/>
-        </w:rPr>
-        <w:t xml:space="preserve"> = 0; </w:t>
-      </w:r>
-      <w:proofErr w:type="spellStart"/>
-      <w:r>
-        <w:rPr>
-          <w:rFonts w:ascii="Consolas" w:eastAsia="Times New Roman" w:hAnsi="Consolas" w:cs="Times New Roman"/>
-          <w:kern w:val="0"/>
-          <w:lang w:eastAsia="en-IN"/>
-          <w14:ligatures w14:val="none"/>
-        </w:rPr>
-        <w:t>i</w:t>
-      </w:r>
-      <w:proofErr w:type="spellEnd"/>
-      <w:r>
-        <w:rPr>
-          <w:rFonts w:ascii="Consolas" w:eastAsia="Times New Roman" w:hAnsi="Consolas" w:cs="Times New Roman"/>
-          <w:kern w:val="0"/>
-          <w:lang w:eastAsia="en-IN"/>
-          <w14:ligatures w14:val="none"/>
-        </w:rPr>
-        <w:t xml:space="preserve"> &lt; size; </w:t>
-      </w:r>
-      <w:proofErr w:type="spellStart"/>
-      <w:r>
-        <w:rPr>
-          <w:rFonts w:ascii="Consolas" w:eastAsia="Times New Roman" w:hAnsi="Consolas" w:cs="Times New Roman"/>
-          <w:kern w:val="0"/>
-          <w:lang w:eastAsia="en-IN"/>
-          <w14:ligatures w14:val="none"/>
-        </w:rPr>
-        <w:t>i</w:t>
-      </w:r>
-      <w:proofErr w:type="spellEnd"/>
-      <w:r>
-        <w:rPr>
-          <w:rFonts w:ascii="Consolas" w:eastAsia="Times New Roman" w:hAnsi="Consolas" w:cs="Times New Roman"/>
-          <w:kern w:val="0"/>
-          <w:lang w:eastAsia="en-IN"/>
-          <w14:ligatures w14:val="none"/>
-        </w:rPr>
-        <w:t>++)</w:t>
-      </w:r>
-    </w:p>
-    <w:p>
-      <w:pPr>
-        <w:shd w:val="clear" w:color="auto" w:fill="FFFFFF"/>
-        <w:spacing w:after="0" w:line="285" w:lineRule="atLeast"/>
-        <w:rPr>
-          <w:rFonts w:ascii="Consolas" w:eastAsia="Times New Roman" w:hAnsi="Consolas" w:cs="Times New Roman"/>
-          <w:kern w:val="0"/>
-          <w:lang w:eastAsia="en-IN"/>
-          <w14:ligatures w14:val="none"/>
-        </w:rPr>
-      </w:pPr>
-      <w:r>
-        <w:rPr>
-          <w:rFonts w:ascii="Consolas" w:eastAsia="Times New Roman" w:hAnsi="Consolas" w:cs="Times New Roman"/>
-          <w:kern w:val="0"/>
-          <w:lang w:eastAsia="en-IN"/>
-          <w14:ligatures w14:val="none"/>
-        </w:rPr>
-        <w:t>    {</w:t>
-      </w:r>
-    </w:p>
-    <w:p>
-      <w:pPr>
-        <w:shd w:val="clear" w:color="auto" w:fill="FFFFFF"/>
-        <w:spacing w:after="0" w:line="285" w:lineRule="atLeast"/>
-        <w:rPr>
-          <w:rFonts w:ascii="Consolas" w:eastAsia="Times New Roman" w:hAnsi="Consolas" w:cs="Times New Roman"/>
-          <w:kern w:val="0"/>
-          <w:lang w:eastAsia="en-IN"/>
-          <w14:ligatures w14:val="none"/>
-        </w:rPr>
-      </w:pPr>
-      <w:r>
-        <w:rPr>
-          <w:rFonts w:ascii="Consolas" w:eastAsia="Times New Roman" w:hAnsi="Consolas" w:cs="Times New Roman"/>
-          <w:kern w:val="0"/>
-          <w:lang w:eastAsia="en-IN"/>
-          <w14:ligatures w14:val="none"/>
-        </w:rPr>
-        <w:t xml:space="preserve">        mx = (mx &lt; </w:t>
-      </w:r>
-      <w:proofErr w:type="spellStart"/>
-      <w:r>
-        <w:rPr>
-          <w:rFonts w:ascii="Consolas" w:eastAsia="Times New Roman" w:hAnsi="Consolas" w:cs="Times New Roman"/>
-          <w:kern w:val="0"/>
-          <w:lang w:eastAsia="en-IN"/>
-          <w14:ligatures w14:val="none"/>
-        </w:rPr>
-        <w:t>ar</w:t>
-      </w:r>
-      <w:proofErr w:type="spellEnd"/>
-      <w:r>
-        <w:rPr>
-          <w:rFonts w:ascii="Consolas" w:eastAsia="Times New Roman" w:hAnsi="Consolas" w:cs="Times New Roman"/>
-          <w:kern w:val="0"/>
-          <w:lang w:eastAsia="en-IN"/>
-          <w14:ligatures w14:val="none"/>
-        </w:rPr>
-        <w:t>[</w:t>
-      </w:r>
-      <w:proofErr w:type="spellStart"/>
-      <w:r>
-        <w:rPr>
-          <w:rFonts w:ascii="Consolas" w:eastAsia="Times New Roman" w:hAnsi="Consolas" w:cs="Times New Roman"/>
-          <w:kern w:val="0"/>
-          <w:lang w:eastAsia="en-IN"/>
-          <w14:ligatures w14:val="none"/>
-        </w:rPr>
-        <w:t>i</w:t>
-      </w:r>
-      <w:proofErr w:type="spellEnd"/>
-      <w:r>
-        <w:rPr>
-          <w:rFonts w:ascii="Consolas" w:eastAsia="Times New Roman" w:hAnsi="Consolas" w:cs="Times New Roman"/>
-          <w:kern w:val="0"/>
-          <w:lang w:eastAsia="en-IN"/>
-          <w14:ligatures w14:val="none"/>
-        </w:rPr>
-        <w:t>]</w:t>
-      </w:r>
-      <w:proofErr w:type="gramStart"/>
-      <w:r>
-        <w:rPr>
-          <w:rFonts w:ascii="Consolas" w:eastAsia="Times New Roman" w:hAnsi="Consolas" w:cs="Times New Roman"/>
-          <w:kern w:val="0"/>
-          <w:lang w:eastAsia="en-IN"/>
-          <w14:ligatures w14:val="none"/>
-        </w:rPr>
-        <w:t>) ?</w:t>
-      </w:r>
-      <w:proofErr w:type="gramEnd"/>
-      <w:r>
-        <w:rPr>
-          <w:rFonts w:ascii="Consolas" w:eastAsia="Times New Roman" w:hAnsi="Consolas" w:cs="Times New Roman"/>
-          <w:kern w:val="0"/>
-          <w:lang w:eastAsia="en-IN"/>
-          <w14:ligatures w14:val="none"/>
-        </w:rPr>
-        <w:t xml:space="preserve"> </w:t>
-      </w:r>
-      <w:proofErr w:type="spellStart"/>
-      <w:r>
-        <w:rPr>
-          <w:rFonts w:ascii="Consolas" w:eastAsia="Times New Roman" w:hAnsi="Consolas" w:cs="Times New Roman"/>
-          <w:kern w:val="0"/>
-          <w:lang w:eastAsia="en-IN"/>
-          <w14:ligatures w14:val="none"/>
-        </w:rPr>
-        <w:t>ar</w:t>
-      </w:r>
-      <w:proofErr w:type="spellEnd"/>
-      <w:r>
-        <w:rPr>
-          <w:rFonts w:ascii="Consolas" w:eastAsia="Times New Roman" w:hAnsi="Consolas" w:cs="Times New Roman"/>
-          <w:kern w:val="0"/>
-          <w:lang w:eastAsia="en-IN"/>
-          <w14:ligatures w14:val="none"/>
-        </w:rPr>
-        <w:t>[</w:t>
-      </w:r>
-      <w:proofErr w:type="spellStart"/>
-      <w:r>
-        <w:rPr>
-          <w:rFonts w:ascii="Consolas" w:eastAsia="Times New Roman" w:hAnsi="Consolas" w:cs="Times New Roman"/>
-          <w:kern w:val="0"/>
-          <w:lang w:eastAsia="en-IN"/>
-          <w14:ligatures w14:val="none"/>
-        </w:rPr>
-        <w:t>i</w:t>
-      </w:r>
-      <w:proofErr w:type="spellEnd"/>
-      <w:proofErr w:type="gramStart"/>
-      <w:r>
-        <w:rPr>
-          <w:rFonts w:ascii="Consolas" w:eastAsia="Times New Roman" w:hAnsi="Consolas" w:cs="Times New Roman"/>
-          <w:kern w:val="0"/>
-          <w:lang w:eastAsia="en-IN"/>
-          <w14:ligatures w14:val="none"/>
-        </w:rPr>
-        <w:t>] :</w:t>
-      </w:r>
-      <w:proofErr w:type="gramEnd"/>
-      <w:r>
-        <w:rPr>
-          <w:rFonts w:ascii="Consolas" w:eastAsia="Times New Roman" w:hAnsi="Consolas" w:cs="Times New Roman"/>
-          <w:kern w:val="0"/>
-          <w:lang w:eastAsia="en-IN"/>
-          <w14:ligatures w14:val="none"/>
-        </w:rPr>
-        <w:t xml:space="preserve"> mx;</w:t>
+        <w:t>] : mx;</w:t>
       </w:r>
     </w:p>
     <w:p>
@@ -13868,7 +14856,6 @@
         <w:t xml:space="preserve">int </w:t>
       </w:r>
       <w:proofErr w:type="spellStart"/>
-      <w:proofErr w:type="gramStart"/>
       <w:r>
         <w:rPr>
           <w:rFonts w:ascii="Consolas" w:eastAsia="Times New Roman" w:hAnsi="Consolas" w:cs="Times New Roman"/>
@@ -13886,17 +14873,7 @@
           <w:lang w:eastAsia="en-IN"/>
           <w14:ligatures w14:val="none"/>
         </w:rPr>
-        <w:t>[</w:t>
-      </w:r>
-      <w:proofErr w:type="gramEnd"/>
-      <w:r>
-        <w:rPr>
-          <w:rFonts w:ascii="Consolas" w:eastAsia="Times New Roman" w:hAnsi="Consolas" w:cs="Times New Roman"/>
-          <w:kern w:val="0"/>
-          <w:lang w:eastAsia="en-IN"/>
-          <w14:ligatures w14:val="none"/>
-        </w:rPr>
-        <w:t>], int size)</w:t>
+        <w:t>[], int size)</w:t>
       </w:r>
     </w:p>
     <w:p>
@@ -14718,20 +15695,9 @@
           <w:lang w:eastAsia="en-IN"/>
           <w14:ligatures w14:val="none"/>
         </w:rPr>
-        <w:t xml:space="preserve"> " &lt;&lt; </w:t>
-      </w:r>
-      <w:proofErr w:type="gramStart"/>
-      <w:r>
-        <w:rPr>
-          <w:rFonts w:ascii="Consolas" w:eastAsia="Times New Roman" w:hAnsi="Consolas" w:cs="Times New Roman"/>
-          <w:kern w:val="0"/>
-          <w:lang w:eastAsia="en-IN"/>
-          <w14:ligatures w14:val="none"/>
-        </w:rPr>
-        <w:t>sum(</w:t>
+        <w:t xml:space="preserve"> " &lt;&lt; sum(</w:t>
       </w:r>
       <w:proofErr w:type="spellStart"/>
-      <w:proofErr w:type="gramEnd"/>
       <w:r>
         <w:rPr>
           <w:rFonts w:ascii="Consolas" w:eastAsia="Times New Roman" w:hAnsi="Consolas" w:cs="Times New Roman"/>
@@ -15342,6 +16308,87 @@
         <w:t xml:space="preserve">int </w:t>
       </w:r>
       <w:proofErr w:type="spellStart"/>
+      <w:r>
+        <w:rPr>
+          <w:rFonts w:ascii="Consolas" w:eastAsia="Times New Roman" w:hAnsi="Consolas" w:cs="Times New Roman"/>
+          <w:kern w:val="0"/>
+          <w:lang w:eastAsia="en-IN"/>
+          <w14:ligatures w14:val="none"/>
+        </w:rPr>
+        <w:t>arr</w:t>
+      </w:r>
+      <w:proofErr w:type="spellEnd"/>
+      <w:r>
+        <w:rPr>
+          <w:rFonts w:ascii="Consolas" w:eastAsia="Times New Roman" w:hAnsi="Consolas" w:cs="Times New Roman"/>
+          <w:kern w:val="0"/>
+          <w:lang w:eastAsia="en-IN"/>
+          <w14:ligatures w14:val="none"/>
+        </w:rPr>
+        <w:t>[], int size)</w:t>
+      </w:r>
+    </w:p>
+    <w:p>
+      <w:pPr>
+        <w:shd w:val="clear" w:color="auto" w:fill="FFFFFF"/>
+        <w:spacing w:after="0" w:line="285" w:lineRule="atLeast"/>
+        <w:rPr>
+          <w:rFonts w:ascii="Consolas" w:eastAsia="Times New Roman" w:hAnsi="Consolas" w:cs="Times New Roman"/>
+          <w:kern w:val="0"/>
+          <w:lang w:eastAsia="en-IN"/>
+          <w14:ligatures w14:val="none"/>
+        </w:rPr>
+      </w:pPr>
+      <w:r>
+        <w:rPr>
+          <w:rFonts w:ascii="Consolas" w:eastAsia="Times New Roman" w:hAnsi="Consolas" w:cs="Times New Roman"/>
+          <w:kern w:val="0"/>
+          <w:lang w:eastAsia="en-IN"/>
+          <w14:ligatures w14:val="none"/>
+        </w:rPr>
+        <w:t>{</w:t>
+      </w:r>
+    </w:p>
+    <w:p>
+      <w:pPr>
+        <w:shd w:val="clear" w:color="auto" w:fill="FFFFFF"/>
+        <w:spacing w:after="0" w:line="285" w:lineRule="atLeast"/>
+        <w:rPr>
+          <w:rFonts w:ascii="Consolas" w:eastAsia="Times New Roman" w:hAnsi="Consolas" w:cs="Times New Roman"/>
+          <w:kern w:val="0"/>
+          <w:lang w:eastAsia="en-IN"/>
+          <w14:ligatures w14:val="none"/>
+        </w:rPr>
+      </w:pPr>
+      <w:r>
+        <w:rPr>
+          <w:rFonts w:ascii="Consolas" w:eastAsia="Times New Roman" w:hAnsi="Consolas" w:cs="Times New Roman"/>
+          <w:kern w:val="0"/>
+          <w:lang w:eastAsia="en-IN"/>
+          <w14:ligatures w14:val="none"/>
+        </w:rPr>
+        <w:t xml:space="preserve">    </w:t>
+      </w:r>
+      <w:proofErr w:type="spellStart"/>
+      <w:r>
+        <w:rPr>
+          <w:rFonts w:ascii="Consolas" w:eastAsia="Times New Roman" w:hAnsi="Consolas" w:cs="Times New Roman"/>
+          <w:kern w:val="0"/>
+          <w:lang w:eastAsia="en-IN"/>
+          <w14:ligatures w14:val="none"/>
+        </w:rPr>
+        <w:t>cout</w:t>
+      </w:r>
+      <w:proofErr w:type="spellEnd"/>
+      <w:r>
+        <w:rPr>
+          <w:rFonts w:ascii="Consolas" w:eastAsia="Times New Roman" w:hAnsi="Consolas" w:cs="Times New Roman"/>
+          <w:kern w:val="0"/>
+          <w:lang w:eastAsia="en-IN"/>
+          <w14:ligatures w14:val="none"/>
+        </w:rPr>
+        <w:t xml:space="preserve"> &lt;&lt; "Even numbers </w:t>
+      </w:r>
       <w:proofErr w:type="gramStart"/>
       <w:r>
         <w:rPr>
@@ -15350,6 +16397,149 @@
           <w:lang w:eastAsia="en-IN"/>
           <w14:ligatures w14:val="none"/>
         </w:rPr>
+        <w:t>are :</w:t>
+      </w:r>
+      <w:proofErr w:type="gramEnd"/>
+      <w:r>
+        <w:rPr>
+          <w:rFonts w:ascii="Consolas" w:eastAsia="Times New Roman" w:hAnsi="Consolas" w:cs="Times New Roman"/>
+          <w:kern w:val="0"/>
+          <w:lang w:eastAsia="en-IN"/>
+          <w14:ligatures w14:val="none"/>
+        </w:rPr>
+        <w:t xml:space="preserve"> ";</w:t>
+      </w:r>
+    </w:p>
+    <w:p>
+      <w:pPr>
+        <w:shd w:val="clear" w:color="auto" w:fill="FFFFFF"/>
+        <w:spacing w:after="0" w:line="285" w:lineRule="atLeast"/>
+        <w:rPr>
+          <w:rFonts w:ascii="Consolas" w:eastAsia="Times New Roman" w:hAnsi="Consolas" w:cs="Times New Roman"/>
+          <w:kern w:val="0"/>
+          <w:lang w:eastAsia="en-IN"/>
+          <w14:ligatures w14:val="none"/>
+        </w:rPr>
+      </w:pPr>
+      <w:r>
+        <w:rPr>
+          <w:rFonts w:ascii="Consolas" w:eastAsia="Times New Roman" w:hAnsi="Consolas" w:cs="Times New Roman"/>
+          <w:kern w:val="0"/>
+          <w:lang w:eastAsia="en-IN"/>
+          <w14:ligatures w14:val="none"/>
+        </w:rPr>
+        <w:t xml:space="preserve">    for (int </w:t>
+      </w:r>
+      <w:proofErr w:type="spellStart"/>
+      <w:r>
+        <w:rPr>
+          <w:rFonts w:ascii="Consolas" w:eastAsia="Times New Roman" w:hAnsi="Consolas" w:cs="Times New Roman"/>
+          <w:kern w:val="0"/>
+          <w:lang w:eastAsia="en-IN"/>
+          <w14:ligatures w14:val="none"/>
+        </w:rPr>
+        <w:t>i</w:t>
+      </w:r>
+      <w:proofErr w:type="spellEnd"/>
+      <w:r>
+        <w:rPr>
+          <w:rFonts w:ascii="Consolas" w:eastAsia="Times New Roman" w:hAnsi="Consolas" w:cs="Times New Roman"/>
+          <w:kern w:val="0"/>
+          <w:lang w:eastAsia="en-IN"/>
+          <w14:ligatures w14:val="none"/>
+        </w:rPr>
+        <w:t xml:space="preserve"> = 0; </w:t>
+      </w:r>
+      <w:proofErr w:type="spellStart"/>
+      <w:r>
+        <w:rPr>
+          <w:rFonts w:ascii="Consolas" w:eastAsia="Times New Roman" w:hAnsi="Consolas" w:cs="Times New Roman"/>
+          <w:kern w:val="0"/>
+          <w:lang w:eastAsia="en-IN"/>
+          <w14:ligatures w14:val="none"/>
+        </w:rPr>
+        <w:t>i</w:t>
+      </w:r>
+      <w:proofErr w:type="spellEnd"/>
+      <w:r>
+        <w:rPr>
+          <w:rFonts w:ascii="Consolas" w:eastAsia="Times New Roman" w:hAnsi="Consolas" w:cs="Times New Roman"/>
+          <w:kern w:val="0"/>
+          <w:lang w:eastAsia="en-IN"/>
+          <w14:ligatures w14:val="none"/>
+        </w:rPr>
+        <w:t xml:space="preserve"> &lt; size; </w:t>
+      </w:r>
+      <w:proofErr w:type="spellStart"/>
+      <w:r>
+        <w:rPr>
+          <w:rFonts w:ascii="Consolas" w:eastAsia="Times New Roman" w:hAnsi="Consolas" w:cs="Times New Roman"/>
+          <w:kern w:val="0"/>
+          <w:lang w:eastAsia="en-IN"/>
+          <w14:ligatures w14:val="none"/>
+        </w:rPr>
+        <w:t>i</w:t>
+      </w:r>
+      <w:proofErr w:type="spellEnd"/>
+      <w:r>
+        <w:rPr>
+          <w:rFonts w:ascii="Consolas" w:eastAsia="Times New Roman" w:hAnsi="Consolas" w:cs="Times New Roman"/>
+          <w:kern w:val="0"/>
+          <w:lang w:eastAsia="en-IN"/>
+          <w14:ligatures w14:val="none"/>
+        </w:rPr>
+        <w:t>++)</w:t>
+      </w:r>
+    </w:p>
+    <w:p>
+      <w:pPr>
+        <w:shd w:val="clear" w:color="auto" w:fill="FFFFFF"/>
+        <w:spacing w:after="0" w:line="285" w:lineRule="atLeast"/>
+        <w:rPr>
+          <w:rFonts w:ascii="Consolas" w:eastAsia="Times New Roman" w:hAnsi="Consolas" w:cs="Times New Roman"/>
+          <w:kern w:val="0"/>
+          <w:lang w:eastAsia="en-IN"/>
+          <w14:ligatures w14:val="none"/>
+        </w:rPr>
+      </w:pPr>
+      <w:r>
+        <w:rPr>
+          <w:rFonts w:ascii="Consolas" w:eastAsia="Times New Roman" w:hAnsi="Consolas" w:cs="Times New Roman"/>
+          <w:kern w:val="0"/>
+          <w:lang w:eastAsia="en-IN"/>
+          <w14:ligatures w14:val="none"/>
+        </w:rPr>
+        <w:t>    {</w:t>
+      </w:r>
+    </w:p>
+    <w:p>
+      <w:pPr>
+        <w:shd w:val="clear" w:color="auto" w:fill="FFFFFF"/>
+        <w:spacing w:after="0" w:line="285" w:lineRule="atLeast"/>
+        <w:rPr>
+          <w:rFonts w:ascii="Consolas" w:eastAsia="Times New Roman" w:hAnsi="Consolas" w:cs="Times New Roman"/>
+          <w:kern w:val="0"/>
+          <w:lang w:eastAsia="en-IN"/>
+          <w14:ligatures w14:val="none"/>
+        </w:rPr>
+      </w:pPr>
+      <w:r>
+        <w:rPr>
+          <w:rFonts w:ascii="Consolas" w:eastAsia="Times New Roman" w:hAnsi="Consolas" w:cs="Times New Roman"/>
+          <w:kern w:val="0"/>
+          <w:lang w:eastAsia="en-IN"/>
+          <w14:ligatures w14:val="none"/>
+        </w:rPr>
+        <w:t>        if (</w:t>
+      </w:r>
+      <w:proofErr w:type="spellStart"/>
+      <w:r>
+        <w:rPr>
+          <w:rFonts w:ascii="Consolas" w:eastAsia="Times New Roman" w:hAnsi="Consolas" w:cs="Times New Roman"/>
+          <w:kern w:val="0"/>
+          <w:lang w:eastAsia="en-IN"/>
+          <w14:ligatures w14:val="none"/>
+        </w:rPr>
         <w:t>arr</w:t>
       </w:r>
       <w:proofErr w:type="spellEnd"/>
@@ -15362,6 +16552,283 @@
         </w:rPr>
         <w:t>[</w:t>
       </w:r>
+      <w:proofErr w:type="spellStart"/>
+      <w:r>
+        <w:rPr>
+          <w:rFonts w:ascii="Consolas" w:eastAsia="Times New Roman" w:hAnsi="Consolas" w:cs="Times New Roman"/>
+          <w:kern w:val="0"/>
+          <w:lang w:eastAsia="en-IN"/>
+          <w14:ligatures w14:val="none"/>
+        </w:rPr>
+        <w:t>i</w:t>
+      </w:r>
+      <w:proofErr w:type="spellEnd"/>
+      <w:r>
+        <w:rPr>
+          <w:rFonts w:ascii="Consolas" w:eastAsia="Times New Roman" w:hAnsi="Consolas" w:cs="Times New Roman"/>
+          <w:kern w:val="0"/>
+          <w:lang w:eastAsia="en-IN"/>
+          <w14:ligatures w14:val="none"/>
+        </w:rPr>
+        <w:t>] % 2 == 0)</w:t>
+      </w:r>
+    </w:p>
+    <w:p>
+      <w:pPr>
+        <w:shd w:val="clear" w:color="auto" w:fill="FFFFFF"/>
+        <w:spacing w:after="0" w:line="285" w:lineRule="atLeast"/>
+        <w:rPr>
+          <w:rFonts w:ascii="Consolas" w:eastAsia="Times New Roman" w:hAnsi="Consolas" w:cs="Times New Roman"/>
+          <w:kern w:val="0"/>
+          <w:lang w:eastAsia="en-IN"/>
+          <w14:ligatures w14:val="none"/>
+        </w:rPr>
+      </w:pPr>
+      <w:r>
+        <w:rPr>
+          <w:rFonts w:ascii="Consolas" w:eastAsia="Times New Roman" w:hAnsi="Consolas" w:cs="Times New Roman"/>
+          <w:kern w:val="0"/>
+          <w:lang w:eastAsia="en-IN"/>
+          <w14:ligatures w14:val="none"/>
+        </w:rPr>
+        <w:t>        {</w:t>
+      </w:r>
+    </w:p>
+    <w:p>
+      <w:pPr>
+        <w:shd w:val="clear" w:color="auto" w:fill="FFFFFF"/>
+        <w:spacing w:after="0" w:line="285" w:lineRule="atLeast"/>
+        <w:rPr>
+          <w:rFonts w:ascii="Consolas" w:eastAsia="Times New Roman" w:hAnsi="Consolas" w:cs="Times New Roman"/>
+          <w:kern w:val="0"/>
+          <w:lang w:eastAsia="en-IN"/>
+          <w14:ligatures w14:val="none"/>
+        </w:rPr>
+      </w:pPr>
+      <w:r>
+        <w:rPr>
+          <w:rFonts w:ascii="Consolas" w:eastAsia="Times New Roman" w:hAnsi="Consolas" w:cs="Times New Roman"/>
+          <w:kern w:val="0"/>
+          <w:lang w:eastAsia="en-IN"/>
+          <w14:ligatures w14:val="none"/>
+        </w:rPr>
+        <w:t xml:space="preserve">            </w:t>
+      </w:r>
+      <w:proofErr w:type="spellStart"/>
+      <w:r>
+        <w:rPr>
+          <w:rFonts w:ascii="Consolas" w:eastAsia="Times New Roman" w:hAnsi="Consolas" w:cs="Times New Roman"/>
+          <w:kern w:val="0"/>
+          <w:lang w:eastAsia="en-IN"/>
+          <w14:ligatures w14:val="none"/>
+        </w:rPr>
+        <w:t>cout</w:t>
+      </w:r>
+      <w:proofErr w:type="spellEnd"/>
+      <w:r>
+        <w:rPr>
+          <w:rFonts w:ascii="Consolas" w:eastAsia="Times New Roman" w:hAnsi="Consolas" w:cs="Times New Roman"/>
+          <w:kern w:val="0"/>
+          <w:lang w:eastAsia="en-IN"/>
+          <w14:ligatures w14:val="none"/>
+        </w:rPr>
+        <w:t xml:space="preserve"> &lt;&lt; </w:t>
+      </w:r>
+      <w:proofErr w:type="spellStart"/>
+      <w:r>
+        <w:rPr>
+          <w:rFonts w:ascii="Consolas" w:eastAsia="Times New Roman" w:hAnsi="Consolas" w:cs="Times New Roman"/>
+          <w:kern w:val="0"/>
+          <w:lang w:eastAsia="en-IN"/>
+          <w14:ligatures w14:val="none"/>
+        </w:rPr>
+        <w:t>arr</w:t>
+      </w:r>
+      <w:proofErr w:type="spellEnd"/>
+      <w:r>
+        <w:rPr>
+          <w:rFonts w:ascii="Consolas" w:eastAsia="Times New Roman" w:hAnsi="Consolas" w:cs="Times New Roman"/>
+          <w:kern w:val="0"/>
+          <w:lang w:eastAsia="en-IN"/>
+          <w14:ligatures w14:val="none"/>
+        </w:rPr>
+        <w:t>[</w:t>
+      </w:r>
+      <w:proofErr w:type="spellStart"/>
+      <w:r>
+        <w:rPr>
+          <w:rFonts w:ascii="Consolas" w:eastAsia="Times New Roman" w:hAnsi="Consolas" w:cs="Times New Roman"/>
+          <w:kern w:val="0"/>
+          <w:lang w:eastAsia="en-IN"/>
+          <w14:ligatures w14:val="none"/>
+        </w:rPr>
+        <w:t>i</w:t>
+      </w:r>
+      <w:proofErr w:type="spellEnd"/>
+      <w:r>
+        <w:rPr>
+          <w:rFonts w:ascii="Consolas" w:eastAsia="Times New Roman" w:hAnsi="Consolas" w:cs="Times New Roman"/>
+          <w:kern w:val="0"/>
+          <w:lang w:eastAsia="en-IN"/>
+          <w14:ligatures w14:val="none"/>
+        </w:rPr>
+        <w:t>] &lt;&lt; ",";</w:t>
+      </w:r>
+    </w:p>
+    <w:p>
+      <w:pPr>
+        <w:shd w:val="clear" w:color="auto" w:fill="FFFFFF"/>
+        <w:spacing w:after="0" w:line="285" w:lineRule="atLeast"/>
+        <w:rPr>
+          <w:rFonts w:ascii="Consolas" w:eastAsia="Times New Roman" w:hAnsi="Consolas" w:cs="Times New Roman"/>
+          <w:kern w:val="0"/>
+          <w:lang w:eastAsia="en-IN"/>
+          <w14:ligatures w14:val="none"/>
+        </w:rPr>
+      </w:pPr>
+      <w:r>
+        <w:rPr>
+          <w:rFonts w:ascii="Consolas" w:eastAsia="Times New Roman" w:hAnsi="Consolas" w:cs="Times New Roman"/>
+          <w:kern w:val="0"/>
+          <w:lang w:eastAsia="en-IN"/>
+          <w14:ligatures w14:val="none"/>
+        </w:rPr>
+        <w:t>        }</w:t>
+      </w:r>
+    </w:p>
+    <w:p>
+      <w:pPr>
+        <w:shd w:val="clear" w:color="auto" w:fill="FFFFFF"/>
+        <w:spacing w:after="0" w:line="285" w:lineRule="atLeast"/>
+        <w:rPr>
+          <w:rFonts w:ascii="Consolas" w:eastAsia="Times New Roman" w:hAnsi="Consolas" w:cs="Times New Roman"/>
+          <w:kern w:val="0"/>
+          <w:lang w:eastAsia="en-IN"/>
+          <w14:ligatures w14:val="none"/>
+        </w:rPr>
+      </w:pPr>
+      <w:r>
+        <w:rPr>
+          <w:rFonts w:ascii="Consolas" w:eastAsia="Times New Roman" w:hAnsi="Consolas" w:cs="Times New Roman"/>
+          <w:kern w:val="0"/>
+          <w:lang w:eastAsia="en-IN"/>
+          <w14:ligatures w14:val="none"/>
+        </w:rPr>
+        <w:t>    }</w:t>
+      </w:r>
+    </w:p>
+    <w:p>
+      <w:pPr>
+        <w:shd w:val="clear" w:color="auto" w:fill="FFFFFF"/>
+        <w:spacing w:after="0" w:line="285" w:lineRule="atLeast"/>
+        <w:rPr>
+          <w:rFonts w:ascii="Consolas" w:eastAsia="Times New Roman" w:hAnsi="Consolas" w:cs="Times New Roman"/>
+          <w:kern w:val="0"/>
+          <w:lang w:eastAsia="en-IN"/>
+          <w14:ligatures w14:val="none"/>
+        </w:rPr>
+      </w:pPr>
+      <w:r>
+        <w:rPr>
+          <w:rFonts w:ascii="Consolas" w:eastAsia="Times New Roman" w:hAnsi="Consolas" w:cs="Times New Roman"/>
+          <w:kern w:val="0"/>
+          <w:lang w:eastAsia="en-IN"/>
+          <w14:ligatures w14:val="none"/>
+        </w:rPr>
+        <w:t xml:space="preserve">    </w:t>
+      </w:r>
+      <w:proofErr w:type="spellStart"/>
+      <w:r>
+        <w:rPr>
+          <w:rFonts w:ascii="Consolas" w:eastAsia="Times New Roman" w:hAnsi="Consolas" w:cs="Times New Roman"/>
+          <w:kern w:val="0"/>
+          <w:lang w:eastAsia="en-IN"/>
+          <w14:ligatures w14:val="none"/>
+        </w:rPr>
+        <w:t>cout</w:t>
+      </w:r>
+      <w:proofErr w:type="spellEnd"/>
+      <w:r>
+        <w:rPr>
+          <w:rFonts w:ascii="Consolas" w:eastAsia="Times New Roman" w:hAnsi="Consolas" w:cs="Times New Roman"/>
+          <w:kern w:val="0"/>
+          <w:lang w:eastAsia="en-IN"/>
+          <w14:ligatures w14:val="none"/>
+        </w:rPr>
+        <w:t xml:space="preserve"> &lt;&lt; "\n-----------------\n";</w:t>
+      </w:r>
+    </w:p>
+    <w:p>
+      <w:pPr>
+        <w:shd w:val="clear" w:color="auto" w:fill="FFFFFF"/>
+        <w:spacing w:after="0" w:line="285" w:lineRule="atLeast"/>
+        <w:rPr>
+          <w:rFonts w:ascii="Consolas" w:eastAsia="Times New Roman" w:hAnsi="Consolas" w:cs="Times New Roman"/>
+          <w:kern w:val="0"/>
+          <w:lang w:eastAsia="en-IN"/>
+          <w14:ligatures w14:val="none"/>
+        </w:rPr>
+      </w:pPr>
+      <w:r>
+        <w:rPr>
+          <w:rFonts w:ascii="Consolas" w:eastAsia="Times New Roman" w:hAnsi="Consolas" w:cs="Times New Roman"/>
+          <w:kern w:val="0"/>
+          <w:lang w:eastAsia="en-IN"/>
+          <w14:ligatures w14:val="none"/>
+        </w:rPr>
+        <w:t>}</w:t>
+      </w:r>
+    </w:p>
+    <w:p>
+      <w:pPr>
+        <w:shd w:val="clear" w:color="auto" w:fill="FFFFFF"/>
+        <w:spacing w:after="0" w:line="285" w:lineRule="atLeast"/>
+        <w:rPr>
+          <w:rFonts w:ascii="Consolas" w:eastAsia="Times New Roman" w:hAnsi="Consolas" w:cs="Times New Roman"/>
+          <w:kern w:val="0"/>
+          <w:lang w:eastAsia="en-IN"/>
+          <w14:ligatures w14:val="none"/>
+        </w:rPr>
+      </w:pPr>
+      <w:r>
+        <w:rPr>
+          <w:rFonts w:ascii="Consolas" w:eastAsia="Times New Roman" w:hAnsi="Consolas" w:cs="Times New Roman"/>
+          <w:kern w:val="0"/>
+          <w:lang w:eastAsia="en-IN"/>
+          <w14:ligatures w14:val="none"/>
+        </w:rPr>
+        <w:t xml:space="preserve">void </w:t>
+      </w:r>
+      <w:proofErr w:type="spellStart"/>
+      <w:r>
+        <w:rPr>
+          <w:rFonts w:ascii="Consolas" w:eastAsia="Times New Roman" w:hAnsi="Consolas" w:cs="Times New Roman"/>
+          <w:kern w:val="0"/>
+          <w:lang w:eastAsia="en-IN"/>
+          <w14:ligatures w14:val="none"/>
+        </w:rPr>
+        <w:t>odd_</w:t>
+      </w:r>
+      <w:proofErr w:type="gramStart"/>
+      <w:r>
+        <w:rPr>
+          <w:rFonts w:ascii="Consolas" w:eastAsia="Times New Roman" w:hAnsi="Consolas" w:cs="Times New Roman"/>
+          <w:kern w:val="0"/>
+          <w:lang w:eastAsia="en-IN"/>
+          <w14:ligatures w14:val="none"/>
+        </w:rPr>
+        <w:t>fliter</w:t>
+      </w:r>
+      <w:proofErr w:type="spellEnd"/>
+      <w:r>
+        <w:rPr>
+          <w:rFonts w:ascii="Consolas" w:eastAsia="Times New Roman" w:hAnsi="Consolas" w:cs="Times New Roman"/>
+          <w:kern w:val="0"/>
+          <w:lang w:eastAsia="en-IN"/>
+          <w14:ligatures w14:val="none"/>
+        </w:rPr>
+        <w:t>(</w:t>
+      </w:r>
       <w:proofErr w:type="gramEnd"/>
       <w:r>
         <w:rPr>
@@ -15370,49 +16837,7 @@
           <w:lang w:eastAsia="en-IN"/>
           <w14:ligatures w14:val="none"/>
         </w:rPr>
-        <w:t>], int size)</w:t>
-      </w:r>
-    </w:p>
-    <w:p>
-      <w:pPr>
-        <w:shd w:val="clear" w:color="auto" w:fill="FFFFFF"/>
-        <w:spacing w:after="0" w:line="285" w:lineRule="atLeast"/>
-        <w:rPr>
-          <w:rFonts w:ascii="Consolas" w:eastAsia="Times New Roman" w:hAnsi="Consolas" w:cs="Times New Roman"/>
-          <w:kern w:val="0"/>
-          <w:lang w:eastAsia="en-IN"/>
-          <w14:ligatures w14:val="none"/>
-        </w:rPr>
-      </w:pPr>
-      <w:r>
-        <w:rPr>
-          <w:rFonts w:ascii="Consolas" w:eastAsia="Times New Roman" w:hAnsi="Consolas" w:cs="Times New Roman"/>
-          <w:kern w:val="0"/>
-          <w:lang w:eastAsia="en-IN"/>
-          <w14:ligatures w14:val="none"/>
-        </w:rPr>
-        <w:t>{</w:t>
-      </w:r>
-    </w:p>
-    <w:p>
-      <w:pPr>
-        <w:shd w:val="clear" w:color="auto" w:fill="FFFFFF"/>
-        <w:spacing w:after="0" w:line="285" w:lineRule="atLeast"/>
-        <w:rPr>
-          <w:rFonts w:ascii="Consolas" w:eastAsia="Times New Roman" w:hAnsi="Consolas" w:cs="Times New Roman"/>
-          <w:kern w:val="0"/>
-          <w:lang w:eastAsia="en-IN"/>
-          <w14:ligatures w14:val="none"/>
-        </w:rPr>
-      </w:pPr>
-      <w:r>
-        <w:rPr>
-          <w:rFonts w:ascii="Consolas" w:eastAsia="Times New Roman" w:hAnsi="Consolas" w:cs="Times New Roman"/>
-          <w:kern w:val="0"/>
-          <w:lang w:eastAsia="en-IN"/>
-          <w14:ligatures w14:val="none"/>
-        </w:rPr>
-        <w:t xml:space="preserve">    </w:t>
+        <w:t xml:space="preserve">int </w:t>
       </w:r>
       <w:proofErr w:type="spellStart"/>
       <w:r>
@@ -15422,7 +16847,7 @@
           <w:lang w:eastAsia="en-IN"/>
           <w14:ligatures w14:val="none"/>
         </w:rPr>
-        <w:t>cout</w:t>
+        <w:t>arr</w:t>
       </w:r>
       <w:proofErr w:type="spellEnd"/>
       <w:r>
@@ -15432,488 +16857,7 @@
           <w:lang w:eastAsia="en-IN"/>
           <w14:ligatures w14:val="none"/>
         </w:rPr>
-        <w:t xml:space="preserve"> &lt;&lt; "Even numbers </w:t>
-      </w:r>
-      <w:proofErr w:type="gramStart"/>
-      <w:r>
-        <w:rPr>
-          <w:rFonts w:ascii="Consolas" w:eastAsia="Times New Roman" w:hAnsi="Consolas" w:cs="Times New Roman"/>
-          <w:kern w:val="0"/>
-          <w:lang w:eastAsia="en-IN"/>
-          <w14:ligatures w14:val="none"/>
-        </w:rPr>
-        <w:t>are :</w:t>
-      </w:r>
-      <w:proofErr w:type="gramEnd"/>
-      <w:r>
-        <w:rPr>
-          <w:rFonts w:ascii="Consolas" w:eastAsia="Times New Roman" w:hAnsi="Consolas" w:cs="Times New Roman"/>
-          <w:kern w:val="0"/>
-          <w:lang w:eastAsia="en-IN"/>
-          <w14:ligatures w14:val="none"/>
-        </w:rPr>
-        <w:t xml:space="preserve"> ";</w:t>
-      </w:r>
-    </w:p>
-    <w:p>
-      <w:pPr>
-        <w:shd w:val="clear" w:color="auto" w:fill="FFFFFF"/>
-        <w:spacing w:after="0" w:line="285" w:lineRule="atLeast"/>
-        <w:rPr>
-          <w:rFonts w:ascii="Consolas" w:eastAsia="Times New Roman" w:hAnsi="Consolas" w:cs="Times New Roman"/>
-          <w:kern w:val="0"/>
-          <w:lang w:eastAsia="en-IN"/>
-          <w14:ligatures w14:val="none"/>
-        </w:rPr>
-      </w:pPr>
-      <w:r>
-        <w:rPr>
-          <w:rFonts w:ascii="Consolas" w:eastAsia="Times New Roman" w:hAnsi="Consolas" w:cs="Times New Roman"/>
-          <w:kern w:val="0"/>
-          <w:lang w:eastAsia="en-IN"/>
-          <w14:ligatures w14:val="none"/>
-        </w:rPr>
-        <w:t xml:space="preserve">    for (int </w:t>
-      </w:r>
-      <w:proofErr w:type="spellStart"/>
-      <w:r>
-        <w:rPr>
-          <w:rFonts w:ascii="Consolas" w:eastAsia="Times New Roman" w:hAnsi="Consolas" w:cs="Times New Roman"/>
-          <w:kern w:val="0"/>
-          <w:lang w:eastAsia="en-IN"/>
-          <w14:ligatures w14:val="none"/>
-        </w:rPr>
-        <w:t>i</w:t>
-      </w:r>
-      <w:proofErr w:type="spellEnd"/>
-      <w:r>
-        <w:rPr>
-          <w:rFonts w:ascii="Consolas" w:eastAsia="Times New Roman" w:hAnsi="Consolas" w:cs="Times New Roman"/>
-          <w:kern w:val="0"/>
-          <w:lang w:eastAsia="en-IN"/>
-          <w14:ligatures w14:val="none"/>
-        </w:rPr>
-        <w:t xml:space="preserve"> = 0; </w:t>
-      </w:r>
-      <w:proofErr w:type="spellStart"/>
-      <w:r>
-        <w:rPr>
-          <w:rFonts w:ascii="Consolas" w:eastAsia="Times New Roman" w:hAnsi="Consolas" w:cs="Times New Roman"/>
-          <w:kern w:val="0"/>
-          <w:lang w:eastAsia="en-IN"/>
-          <w14:ligatures w14:val="none"/>
-        </w:rPr>
-        <w:t>i</w:t>
-      </w:r>
-      <w:proofErr w:type="spellEnd"/>
-      <w:r>
-        <w:rPr>
-          <w:rFonts w:ascii="Consolas" w:eastAsia="Times New Roman" w:hAnsi="Consolas" w:cs="Times New Roman"/>
-          <w:kern w:val="0"/>
-          <w:lang w:eastAsia="en-IN"/>
-          <w14:ligatures w14:val="none"/>
-        </w:rPr>
-        <w:t xml:space="preserve"> &lt; size; </w:t>
-      </w:r>
-      <w:proofErr w:type="spellStart"/>
-      <w:r>
-        <w:rPr>
-          <w:rFonts w:ascii="Consolas" w:eastAsia="Times New Roman" w:hAnsi="Consolas" w:cs="Times New Roman"/>
-          <w:kern w:val="0"/>
-          <w:lang w:eastAsia="en-IN"/>
-          <w14:ligatures w14:val="none"/>
-        </w:rPr>
-        <w:t>i</w:t>
-      </w:r>
-      <w:proofErr w:type="spellEnd"/>
-      <w:r>
-        <w:rPr>
-          <w:rFonts w:ascii="Consolas" w:eastAsia="Times New Roman" w:hAnsi="Consolas" w:cs="Times New Roman"/>
-          <w:kern w:val="0"/>
-          <w:lang w:eastAsia="en-IN"/>
-          <w14:ligatures w14:val="none"/>
-        </w:rPr>
-        <w:t>++)</w:t>
-      </w:r>
-    </w:p>
-    <w:p>
-      <w:pPr>
-        <w:shd w:val="clear" w:color="auto" w:fill="FFFFFF"/>
-        <w:spacing w:after="0" w:line="285" w:lineRule="atLeast"/>
-        <w:rPr>
-          <w:rFonts w:ascii="Consolas" w:eastAsia="Times New Roman" w:hAnsi="Consolas" w:cs="Times New Roman"/>
-          <w:kern w:val="0"/>
-          <w:lang w:eastAsia="en-IN"/>
-          <w14:ligatures w14:val="none"/>
-        </w:rPr>
-      </w:pPr>
-      <w:r>
-        <w:rPr>
-          <w:rFonts w:ascii="Consolas" w:eastAsia="Times New Roman" w:hAnsi="Consolas" w:cs="Times New Roman"/>
-          <w:kern w:val="0"/>
-          <w:lang w:eastAsia="en-IN"/>
-          <w14:ligatures w14:val="none"/>
-        </w:rPr>
-        <w:t>    {</w:t>
-      </w:r>
-    </w:p>
-    <w:p>
-      <w:pPr>
-        <w:shd w:val="clear" w:color="auto" w:fill="FFFFFF"/>
-        <w:spacing w:after="0" w:line="285" w:lineRule="atLeast"/>
-        <w:rPr>
-          <w:rFonts w:ascii="Consolas" w:eastAsia="Times New Roman" w:hAnsi="Consolas" w:cs="Times New Roman"/>
-          <w:kern w:val="0"/>
-          <w:lang w:eastAsia="en-IN"/>
-          <w14:ligatures w14:val="none"/>
-        </w:rPr>
-      </w:pPr>
-      <w:r>
-        <w:rPr>
-          <w:rFonts w:ascii="Consolas" w:eastAsia="Times New Roman" w:hAnsi="Consolas" w:cs="Times New Roman"/>
-          <w:kern w:val="0"/>
-          <w:lang w:eastAsia="en-IN"/>
-          <w14:ligatures w14:val="none"/>
-        </w:rPr>
-        <w:t>        if (</w:t>
-      </w:r>
-      <w:proofErr w:type="spellStart"/>
-      <w:r>
-        <w:rPr>
-          <w:rFonts w:ascii="Consolas" w:eastAsia="Times New Roman" w:hAnsi="Consolas" w:cs="Times New Roman"/>
-          <w:kern w:val="0"/>
-          <w:lang w:eastAsia="en-IN"/>
-          <w14:ligatures w14:val="none"/>
-        </w:rPr>
-        <w:t>arr</w:t>
-      </w:r>
-      <w:proofErr w:type="spellEnd"/>
-      <w:r>
-        <w:rPr>
-          <w:rFonts w:ascii="Consolas" w:eastAsia="Times New Roman" w:hAnsi="Consolas" w:cs="Times New Roman"/>
-          <w:kern w:val="0"/>
-          <w:lang w:eastAsia="en-IN"/>
-          <w14:ligatures w14:val="none"/>
-        </w:rPr>
-        <w:t>[</w:t>
-      </w:r>
-      <w:proofErr w:type="spellStart"/>
-      <w:r>
-        <w:rPr>
-          <w:rFonts w:ascii="Consolas" w:eastAsia="Times New Roman" w:hAnsi="Consolas" w:cs="Times New Roman"/>
-          <w:kern w:val="0"/>
-          <w:lang w:eastAsia="en-IN"/>
-          <w14:ligatures w14:val="none"/>
-        </w:rPr>
-        <w:t>i</w:t>
-      </w:r>
-      <w:proofErr w:type="spellEnd"/>
-      <w:r>
-        <w:rPr>
-          <w:rFonts w:ascii="Consolas" w:eastAsia="Times New Roman" w:hAnsi="Consolas" w:cs="Times New Roman"/>
-          <w:kern w:val="0"/>
-          <w:lang w:eastAsia="en-IN"/>
-          <w14:ligatures w14:val="none"/>
-        </w:rPr>
-        <w:t>] % 2 == 0)</w:t>
-      </w:r>
-    </w:p>
-    <w:p>
-      <w:pPr>
-        <w:shd w:val="clear" w:color="auto" w:fill="FFFFFF"/>
-        <w:spacing w:after="0" w:line="285" w:lineRule="atLeast"/>
-        <w:rPr>
-          <w:rFonts w:ascii="Consolas" w:eastAsia="Times New Roman" w:hAnsi="Consolas" w:cs="Times New Roman"/>
-          <w:kern w:val="0"/>
-          <w:lang w:eastAsia="en-IN"/>
-          <w14:ligatures w14:val="none"/>
-        </w:rPr>
-      </w:pPr>
-      <w:r>
-        <w:rPr>
-          <w:rFonts w:ascii="Consolas" w:eastAsia="Times New Roman" w:hAnsi="Consolas" w:cs="Times New Roman"/>
-          <w:kern w:val="0"/>
-          <w:lang w:eastAsia="en-IN"/>
-          <w14:ligatures w14:val="none"/>
-        </w:rPr>
-        <w:t>        {</w:t>
-      </w:r>
-    </w:p>
-    <w:p>
-      <w:pPr>
-        <w:shd w:val="clear" w:color="auto" w:fill="FFFFFF"/>
-        <w:spacing w:after="0" w:line="285" w:lineRule="atLeast"/>
-        <w:rPr>
-          <w:rFonts w:ascii="Consolas" w:eastAsia="Times New Roman" w:hAnsi="Consolas" w:cs="Times New Roman"/>
-          <w:kern w:val="0"/>
-          <w:lang w:eastAsia="en-IN"/>
-          <w14:ligatures w14:val="none"/>
-        </w:rPr>
-      </w:pPr>
-      <w:r>
-        <w:rPr>
-          <w:rFonts w:ascii="Consolas" w:eastAsia="Times New Roman" w:hAnsi="Consolas" w:cs="Times New Roman"/>
-          <w:kern w:val="0"/>
-          <w:lang w:eastAsia="en-IN"/>
-          <w14:ligatures w14:val="none"/>
-        </w:rPr>
-        <w:t xml:space="preserve">            </w:t>
-      </w:r>
-      <w:proofErr w:type="spellStart"/>
-      <w:r>
-        <w:rPr>
-          <w:rFonts w:ascii="Consolas" w:eastAsia="Times New Roman" w:hAnsi="Consolas" w:cs="Times New Roman"/>
-          <w:kern w:val="0"/>
-          <w:lang w:eastAsia="en-IN"/>
-          <w14:ligatures w14:val="none"/>
-        </w:rPr>
-        <w:t>cout</w:t>
-      </w:r>
-      <w:proofErr w:type="spellEnd"/>
-      <w:r>
-        <w:rPr>
-          <w:rFonts w:ascii="Consolas" w:eastAsia="Times New Roman" w:hAnsi="Consolas" w:cs="Times New Roman"/>
-          <w:kern w:val="0"/>
-          <w:lang w:eastAsia="en-IN"/>
-          <w14:ligatures w14:val="none"/>
-        </w:rPr>
-        <w:t xml:space="preserve"> &lt;&lt; </w:t>
-      </w:r>
-      <w:proofErr w:type="spellStart"/>
-      <w:r>
-        <w:rPr>
-          <w:rFonts w:ascii="Consolas" w:eastAsia="Times New Roman" w:hAnsi="Consolas" w:cs="Times New Roman"/>
-          <w:kern w:val="0"/>
-          <w:lang w:eastAsia="en-IN"/>
-          <w14:ligatures w14:val="none"/>
-        </w:rPr>
-        <w:t>arr</w:t>
-      </w:r>
-      <w:proofErr w:type="spellEnd"/>
-      <w:r>
-        <w:rPr>
-          <w:rFonts w:ascii="Consolas" w:eastAsia="Times New Roman" w:hAnsi="Consolas" w:cs="Times New Roman"/>
-          <w:kern w:val="0"/>
-          <w:lang w:eastAsia="en-IN"/>
-          <w14:ligatures w14:val="none"/>
-        </w:rPr>
-        <w:t>[</w:t>
-      </w:r>
-      <w:proofErr w:type="spellStart"/>
-      <w:r>
-        <w:rPr>
-          <w:rFonts w:ascii="Consolas" w:eastAsia="Times New Roman" w:hAnsi="Consolas" w:cs="Times New Roman"/>
-          <w:kern w:val="0"/>
-          <w:lang w:eastAsia="en-IN"/>
-          <w14:ligatures w14:val="none"/>
-        </w:rPr>
-        <w:t>i</w:t>
-      </w:r>
-      <w:proofErr w:type="spellEnd"/>
-      <w:r>
-        <w:rPr>
-          <w:rFonts w:ascii="Consolas" w:eastAsia="Times New Roman" w:hAnsi="Consolas" w:cs="Times New Roman"/>
-          <w:kern w:val="0"/>
-          <w:lang w:eastAsia="en-IN"/>
-          <w14:ligatures w14:val="none"/>
-        </w:rPr>
-        <w:t>] &lt;&lt; ",";</w:t>
-      </w:r>
-    </w:p>
-    <w:p>
-      <w:pPr>
-        <w:shd w:val="clear" w:color="auto" w:fill="FFFFFF"/>
-        <w:spacing w:after="0" w:line="285" w:lineRule="atLeast"/>
-        <w:rPr>
-          <w:rFonts w:ascii="Consolas" w:eastAsia="Times New Roman" w:hAnsi="Consolas" w:cs="Times New Roman"/>
-          <w:kern w:val="0"/>
-          <w:lang w:eastAsia="en-IN"/>
-          <w14:ligatures w14:val="none"/>
-        </w:rPr>
-      </w:pPr>
-      <w:r>
-        <w:rPr>
-          <w:rFonts w:ascii="Consolas" w:eastAsia="Times New Roman" w:hAnsi="Consolas" w:cs="Times New Roman"/>
-          <w:kern w:val="0"/>
-          <w:lang w:eastAsia="en-IN"/>
-          <w14:ligatures w14:val="none"/>
-        </w:rPr>
-        <w:t>        }</w:t>
-      </w:r>
-    </w:p>
-    <w:p>
-      <w:pPr>
-        <w:shd w:val="clear" w:color="auto" w:fill="FFFFFF"/>
-        <w:spacing w:after="0" w:line="285" w:lineRule="atLeast"/>
-        <w:rPr>
-          <w:rFonts w:ascii="Consolas" w:eastAsia="Times New Roman" w:hAnsi="Consolas" w:cs="Times New Roman"/>
-          <w:kern w:val="0"/>
-          <w:lang w:eastAsia="en-IN"/>
-          <w14:ligatures w14:val="none"/>
-        </w:rPr>
-      </w:pPr>
-      <w:r>
-        <w:rPr>
-          <w:rFonts w:ascii="Consolas" w:eastAsia="Times New Roman" w:hAnsi="Consolas" w:cs="Times New Roman"/>
-          <w:kern w:val="0"/>
-          <w:lang w:eastAsia="en-IN"/>
-          <w14:ligatures w14:val="none"/>
-        </w:rPr>
-        <w:t>    }</w:t>
-      </w:r>
-    </w:p>
-    <w:p>
-      <w:pPr>
-        <w:shd w:val="clear" w:color="auto" w:fill="FFFFFF"/>
-        <w:spacing w:after="0" w:line="285" w:lineRule="atLeast"/>
-        <w:rPr>
-          <w:rFonts w:ascii="Consolas" w:eastAsia="Times New Roman" w:hAnsi="Consolas" w:cs="Times New Roman"/>
-          <w:kern w:val="0"/>
-          <w:lang w:eastAsia="en-IN"/>
-          <w14:ligatures w14:val="none"/>
-        </w:rPr>
-      </w:pPr>
-      <w:r>
-        <w:rPr>
-          <w:rFonts w:ascii="Consolas" w:eastAsia="Times New Roman" w:hAnsi="Consolas" w:cs="Times New Roman"/>
-          <w:kern w:val="0"/>
-          <w:lang w:eastAsia="en-IN"/>
-          <w14:ligatures w14:val="none"/>
-        </w:rPr>
-        <w:t xml:space="preserve">    </w:t>
-      </w:r>
-      <w:proofErr w:type="spellStart"/>
-      <w:r>
-        <w:rPr>
-          <w:rFonts w:ascii="Consolas" w:eastAsia="Times New Roman" w:hAnsi="Consolas" w:cs="Times New Roman"/>
-          <w:kern w:val="0"/>
-          <w:lang w:eastAsia="en-IN"/>
-          <w14:ligatures w14:val="none"/>
-        </w:rPr>
-        <w:t>cout</w:t>
-      </w:r>
-      <w:proofErr w:type="spellEnd"/>
-      <w:r>
-        <w:rPr>
-          <w:rFonts w:ascii="Consolas" w:eastAsia="Times New Roman" w:hAnsi="Consolas" w:cs="Times New Roman"/>
-          <w:kern w:val="0"/>
-          <w:lang w:eastAsia="en-IN"/>
-          <w14:ligatures w14:val="none"/>
-        </w:rPr>
-        <w:t xml:space="preserve"> &lt;&lt; "\n-----------------\n";</w:t>
-      </w:r>
-    </w:p>
-    <w:p>
-      <w:pPr>
-        <w:shd w:val="clear" w:color="auto" w:fill="FFFFFF"/>
-        <w:spacing w:after="0" w:line="285" w:lineRule="atLeast"/>
-        <w:rPr>
-          <w:rFonts w:ascii="Consolas" w:eastAsia="Times New Roman" w:hAnsi="Consolas" w:cs="Times New Roman"/>
-          <w:kern w:val="0"/>
-          <w:lang w:eastAsia="en-IN"/>
-          <w14:ligatures w14:val="none"/>
-        </w:rPr>
-      </w:pPr>
-      <w:r>
-        <w:rPr>
-          <w:rFonts w:ascii="Consolas" w:eastAsia="Times New Roman" w:hAnsi="Consolas" w:cs="Times New Roman"/>
-          <w:kern w:val="0"/>
-          <w:lang w:eastAsia="en-IN"/>
-          <w14:ligatures w14:val="none"/>
-        </w:rPr>
-        <w:t>}</w:t>
-      </w:r>
-    </w:p>
-    <w:p>
-      <w:pPr>
-        <w:shd w:val="clear" w:color="auto" w:fill="FFFFFF"/>
-        <w:spacing w:after="0" w:line="285" w:lineRule="atLeast"/>
-        <w:rPr>
-          <w:rFonts w:ascii="Consolas" w:eastAsia="Times New Roman" w:hAnsi="Consolas" w:cs="Times New Roman"/>
-          <w:kern w:val="0"/>
-          <w:lang w:eastAsia="en-IN"/>
-          <w14:ligatures w14:val="none"/>
-        </w:rPr>
-      </w:pPr>
-      <w:r>
-        <w:rPr>
-          <w:rFonts w:ascii="Consolas" w:eastAsia="Times New Roman" w:hAnsi="Consolas" w:cs="Times New Roman"/>
-          <w:kern w:val="0"/>
-          <w:lang w:eastAsia="en-IN"/>
-          <w14:ligatures w14:val="none"/>
-        </w:rPr>
-        <w:t xml:space="preserve">void </w:t>
-      </w:r>
-      <w:proofErr w:type="spellStart"/>
-      <w:r>
-        <w:rPr>
-          <w:rFonts w:ascii="Consolas" w:eastAsia="Times New Roman" w:hAnsi="Consolas" w:cs="Times New Roman"/>
-          <w:kern w:val="0"/>
-          <w:lang w:eastAsia="en-IN"/>
-          <w14:ligatures w14:val="none"/>
-        </w:rPr>
-        <w:t>odd_</w:t>
-      </w:r>
-      <w:proofErr w:type="gramStart"/>
-      <w:r>
-        <w:rPr>
-          <w:rFonts w:ascii="Consolas" w:eastAsia="Times New Roman" w:hAnsi="Consolas" w:cs="Times New Roman"/>
-          <w:kern w:val="0"/>
-          <w:lang w:eastAsia="en-IN"/>
-          <w14:ligatures w14:val="none"/>
-        </w:rPr>
-        <w:t>fliter</w:t>
-      </w:r>
-      <w:proofErr w:type="spellEnd"/>
-      <w:r>
-        <w:rPr>
-          <w:rFonts w:ascii="Consolas" w:eastAsia="Times New Roman" w:hAnsi="Consolas" w:cs="Times New Roman"/>
-          <w:kern w:val="0"/>
-          <w:lang w:eastAsia="en-IN"/>
-          <w14:ligatures w14:val="none"/>
-        </w:rPr>
-        <w:t>(</w:t>
-      </w:r>
-      <w:proofErr w:type="gramEnd"/>
-      <w:r>
-        <w:rPr>
-          <w:rFonts w:ascii="Consolas" w:eastAsia="Times New Roman" w:hAnsi="Consolas" w:cs="Times New Roman"/>
-          <w:kern w:val="0"/>
-          <w:lang w:eastAsia="en-IN"/>
-          <w14:ligatures w14:val="none"/>
-        </w:rPr>
-        <w:t xml:space="preserve">int </w:t>
-      </w:r>
-      <w:proofErr w:type="spellStart"/>
-      <w:proofErr w:type="gramStart"/>
-      <w:r>
-        <w:rPr>
-          <w:rFonts w:ascii="Consolas" w:eastAsia="Times New Roman" w:hAnsi="Consolas" w:cs="Times New Roman"/>
-          <w:kern w:val="0"/>
-          <w:lang w:eastAsia="en-IN"/>
-          <w14:ligatures w14:val="none"/>
-        </w:rPr>
-        <w:t>arr</w:t>
-      </w:r>
-      <w:proofErr w:type="spellEnd"/>
-      <w:r>
-        <w:rPr>
-          <w:rFonts w:ascii="Consolas" w:eastAsia="Times New Roman" w:hAnsi="Consolas" w:cs="Times New Roman"/>
-          <w:kern w:val="0"/>
-          <w:lang w:eastAsia="en-IN"/>
-          <w14:ligatures w14:val="none"/>
-        </w:rPr>
-        <w:t>[</w:t>
-      </w:r>
-      <w:proofErr w:type="gramEnd"/>
-      <w:r>
-        <w:rPr>
-          <w:rFonts w:ascii="Consolas" w:eastAsia="Times New Roman" w:hAnsi="Consolas" w:cs="Times New Roman"/>
-          <w:kern w:val="0"/>
-          <w:lang w:eastAsia="en-IN"/>
-          <w14:ligatures w14:val="none"/>
-        </w:rPr>
-        <w:t>], int size)</w:t>
+        <w:t>[], int size)</w:t>
       </w:r>
     </w:p>
     <w:p>
@@ -17187,7 +18131,6 @@
         <w:t xml:space="preserve">int </w:t>
       </w:r>
       <w:proofErr w:type="spellStart"/>
-      <w:proofErr w:type="gramStart"/>
       <w:r>
         <w:rPr>
           <w:rFonts w:ascii="Consolas" w:eastAsia="Times New Roman" w:hAnsi="Consolas" w:cs="Times New Roman"/>
@@ -17209,10 +18152,13 @@
           <w:lang w:eastAsia="en-IN"/>
           <w14:ligatures w14:val="none"/>
         </w:rPr>
-        <w:t>[</w:t>
-      </w:r>
-      <w:proofErr w:type="gramEnd"/>
-      <w:r>
+        <w:t>[][3])</w:t>
+      </w:r>
+    </w:p>
+    <w:p>
+      <w:pPr>
+        <w:shd w:val="clear" w:color="auto" w:fill="FFFFFF"/>
+        <w:spacing w:after="0" w:line="285" w:lineRule="atLeast"/>
         <w:rPr>
           <w:rFonts w:ascii="Consolas" w:eastAsia="Times New Roman" w:hAnsi="Consolas" w:cs="Times New Roman"/>
           <w:kern w:val="0"/>
@@ -17221,13 +18167,8 @@
           <w:lang w:eastAsia="en-IN"/>
           <w14:ligatures w14:val="none"/>
         </w:rPr>
-        <w:t>][3])</w:t>
-      </w:r>
-    </w:p>
-    <w:p>
-      <w:pPr>
-        <w:shd w:val="clear" w:color="auto" w:fill="FFFFFF"/>
-        <w:spacing w:after="0" w:line="285" w:lineRule="atLeast"/>
+      </w:pPr>
+      <w:r>
         <w:rPr>
           <w:rFonts w:ascii="Consolas" w:eastAsia="Times New Roman" w:hAnsi="Consolas" w:cs="Times New Roman"/>
           <w:kern w:val="0"/>
@@ -17236,8 +18177,13 @@
           <w:lang w:eastAsia="en-IN"/>
           <w14:ligatures w14:val="none"/>
         </w:rPr>
-      </w:pPr>
-      <w:r>
+        <w:t>{</w:t>
+      </w:r>
+    </w:p>
+    <w:p>
+      <w:pPr>
+        <w:shd w:val="clear" w:color="auto" w:fill="FFFFFF"/>
+        <w:spacing w:after="0" w:line="285" w:lineRule="atLeast"/>
         <w:rPr>
           <w:rFonts w:ascii="Consolas" w:eastAsia="Times New Roman" w:hAnsi="Consolas" w:cs="Times New Roman"/>
           <w:kern w:val="0"/>
@@ -17246,13 +18192,8 @@
           <w:lang w:eastAsia="en-IN"/>
           <w14:ligatures w14:val="none"/>
         </w:rPr>
-        <w:t>{</w:t>
-      </w:r>
-    </w:p>
-    <w:p>
-      <w:pPr>
-        <w:shd w:val="clear" w:color="auto" w:fill="FFFFFF"/>
-        <w:spacing w:after="0" w:line="285" w:lineRule="atLeast"/>
+      </w:pPr>
+      <w:r>
         <w:rPr>
           <w:rFonts w:ascii="Consolas" w:eastAsia="Times New Roman" w:hAnsi="Consolas" w:cs="Times New Roman"/>
           <w:kern w:val="0"/>
@@ -17261,7 +18202,9 @@
           <w:lang w:eastAsia="en-IN"/>
           <w14:ligatures w14:val="none"/>
         </w:rPr>
-      </w:pPr>
+        <w:t xml:space="preserve">    for (int </w:t>
+      </w:r>
+      <w:proofErr w:type="spellStart"/>
       <w:r>
         <w:rPr>
           <w:rFonts w:ascii="Consolas" w:eastAsia="Times New Roman" w:hAnsi="Consolas" w:cs="Times New Roman"/>
@@ -17271,9 +18214,9 @@
           <w:lang w:eastAsia="en-IN"/>
           <w14:ligatures w14:val="none"/>
         </w:rPr>
-        <w:t xml:space="preserve">    for (int </w:t>
-      </w:r>
-      <w:proofErr w:type="spellStart"/>
+        <w:t>i</w:t>
+      </w:r>
+      <w:proofErr w:type="spellEnd"/>
       <w:r>
         <w:rPr>
           <w:rFonts w:ascii="Consolas" w:eastAsia="Times New Roman" w:hAnsi="Consolas" w:cs="Times New Roman"/>
@@ -17283,9 +18226,9 @@
           <w:lang w:eastAsia="en-IN"/>
           <w14:ligatures w14:val="none"/>
         </w:rPr>
-        <w:t>i</w:t>
-      </w:r>
-      <w:proofErr w:type="spellEnd"/>
+        <w:t xml:space="preserve"> = 0; </w:t>
+      </w:r>
+      <w:proofErr w:type="spellStart"/>
       <w:r>
         <w:rPr>
           <w:rFonts w:ascii="Consolas" w:eastAsia="Times New Roman" w:hAnsi="Consolas" w:cs="Times New Roman"/>
@@ -17295,9 +18238,9 @@
           <w:lang w:eastAsia="en-IN"/>
           <w14:ligatures w14:val="none"/>
         </w:rPr>
-        <w:t xml:space="preserve"> = 0; </w:t>
-      </w:r>
-      <w:proofErr w:type="spellStart"/>
+        <w:t>i</w:t>
+      </w:r>
+      <w:proofErr w:type="spellEnd"/>
       <w:r>
         <w:rPr>
           <w:rFonts w:ascii="Consolas" w:eastAsia="Times New Roman" w:hAnsi="Consolas" w:cs="Times New Roman"/>
@@ -17307,9 +18250,9 @@
           <w:lang w:eastAsia="en-IN"/>
           <w14:ligatures w14:val="none"/>
         </w:rPr>
-        <w:t>i</w:t>
-      </w:r>
-      <w:proofErr w:type="spellEnd"/>
+        <w:t xml:space="preserve"> &lt; 3; </w:t>
+      </w:r>
+      <w:proofErr w:type="spellStart"/>
       <w:r>
         <w:rPr>
           <w:rFonts w:ascii="Consolas" w:eastAsia="Times New Roman" w:hAnsi="Consolas" w:cs="Times New Roman"/>
@@ -17319,9 +18262,9 @@
           <w:lang w:eastAsia="en-IN"/>
           <w14:ligatures w14:val="none"/>
         </w:rPr>
-        <w:t xml:space="preserve"> &lt; 3; </w:t>
-      </w:r>
-      <w:proofErr w:type="spellStart"/>
+        <w:t>i</w:t>
+      </w:r>
+      <w:proofErr w:type="spellEnd"/>
       <w:r>
         <w:rPr>
           <w:rFonts w:ascii="Consolas" w:eastAsia="Times New Roman" w:hAnsi="Consolas" w:cs="Times New Roman"/>
@@ -17331,10 +18274,13 @@
           <w:lang w:eastAsia="en-IN"/>
           <w14:ligatures w14:val="none"/>
         </w:rPr>
-        <w:t>i</w:t>
-      </w:r>
-      <w:proofErr w:type="spellEnd"/>
-      <w:r>
+        <w:t>++)</w:t>
+      </w:r>
+    </w:p>
+    <w:p>
+      <w:pPr>
+        <w:shd w:val="clear" w:color="auto" w:fill="FFFFFF"/>
+        <w:spacing w:after="0" w:line="285" w:lineRule="atLeast"/>
         <w:rPr>
           <w:rFonts w:ascii="Consolas" w:eastAsia="Times New Roman" w:hAnsi="Consolas" w:cs="Times New Roman"/>
           <w:kern w:val="0"/>
@@ -17343,13 +18289,8 @@
           <w:lang w:eastAsia="en-IN"/>
           <w14:ligatures w14:val="none"/>
         </w:rPr>
-        <w:t>++)</w:t>
-      </w:r>
-    </w:p>
-    <w:p>
-      <w:pPr>
-        <w:shd w:val="clear" w:color="auto" w:fill="FFFFFF"/>
-        <w:spacing w:after="0" w:line="285" w:lineRule="atLeast"/>
+      </w:pPr>
+      <w:r>
         <w:rPr>
           <w:rFonts w:ascii="Consolas" w:eastAsia="Times New Roman" w:hAnsi="Consolas" w:cs="Times New Roman"/>
           <w:kern w:val="0"/>
@@ -17358,8 +18299,13 @@
           <w:lang w:eastAsia="en-IN"/>
           <w14:ligatures w14:val="none"/>
         </w:rPr>
-      </w:pPr>
-      <w:r>
+        <w:t>    {</w:t>
+      </w:r>
+    </w:p>
+    <w:p>
+      <w:pPr>
+        <w:shd w:val="clear" w:color="auto" w:fill="FFFFFF"/>
+        <w:spacing w:after="0" w:line="285" w:lineRule="atLeast"/>
         <w:rPr>
           <w:rFonts w:ascii="Consolas" w:eastAsia="Times New Roman" w:hAnsi="Consolas" w:cs="Times New Roman"/>
           <w:kern w:val="0"/>
@@ -17368,13 +18314,8 @@
           <w:lang w:eastAsia="en-IN"/>
           <w14:ligatures w14:val="none"/>
         </w:rPr>
-        <w:t>    {</w:t>
-      </w:r>
-    </w:p>
-    <w:p>
-      <w:pPr>
-        <w:shd w:val="clear" w:color="auto" w:fill="FFFFFF"/>
-        <w:spacing w:after="0" w:line="285" w:lineRule="atLeast"/>
+      </w:pPr>
+      <w:r>
         <w:rPr>
           <w:rFonts w:ascii="Consolas" w:eastAsia="Times New Roman" w:hAnsi="Consolas" w:cs="Times New Roman"/>
           <w:kern w:val="0"/>
@@ -17383,7 +18324,9 @@
           <w:lang w:eastAsia="en-IN"/>
           <w14:ligatures w14:val="none"/>
         </w:rPr>
-      </w:pPr>
+        <w:t xml:space="preserve">        for (int j = 0; j &lt; 3; </w:t>
+      </w:r>
+      <w:proofErr w:type="spellStart"/>
       <w:r>
         <w:rPr>
           <w:rFonts w:ascii="Consolas" w:eastAsia="Times New Roman" w:hAnsi="Consolas" w:cs="Times New Roman"/>
@@ -17393,9 +18336,9 @@
           <w:lang w:eastAsia="en-IN"/>
           <w14:ligatures w14:val="none"/>
         </w:rPr>
-        <w:t xml:space="preserve">        for (int j = 0; j &lt; 3; </w:t>
-      </w:r>
-      <w:proofErr w:type="spellStart"/>
+        <w:t>j++</w:t>
+      </w:r>
+      <w:proofErr w:type="spellEnd"/>
       <w:r>
         <w:rPr>
           <w:rFonts w:ascii="Consolas" w:eastAsia="Times New Roman" w:hAnsi="Consolas" w:cs="Times New Roman"/>
@@ -17405,10 +18348,13 @@
           <w:lang w:eastAsia="en-IN"/>
           <w14:ligatures w14:val="none"/>
         </w:rPr>
-        <w:t>j++</w:t>
-      </w:r>
-      <w:proofErr w:type="spellEnd"/>
-      <w:r>
+        <w:t>)</w:t>
+      </w:r>
+    </w:p>
+    <w:p>
+      <w:pPr>
+        <w:shd w:val="clear" w:color="auto" w:fill="FFFFFF"/>
+        <w:spacing w:after="0" w:line="285" w:lineRule="atLeast"/>
         <w:rPr>
           <w:rFonts w:ascii="Consolas" w:eastAsia="Times New Roman" w:hAnsi="Consolas" w:cs="Times New Roman"/>
           <w:kern w:val="0"/>
@@ -17417,13 +18363,8 @@
           <w:lang w:eastAsia="en-IN"/>
           <w14:ligatures w14:val="none"/>
         </w:rPr>
-        <w:t>)</w:t>
-      </w:r>
-    </w:p>
-    <w:p>
-      <w:pPr>
-        <w:shd w:val="clear" w:color="auto" w:fill="FFFFFF"/>
-        <w:spacing w:after="0" w:line="285" w:lineRule="atLeast"/>
+      </w:pPr>
+      <w:r>
         <w:rPr>
           <w:rFonts w:ascii="Consolas" w:eastAsia="Times New Roman" w:hAnsi="Consolas" w:cs="Times New Roman"/>
           <w:kern w:val="0"/>
@@ -17432,8 +18373,13 @@
           <w:lang w:eastAsia="en-IN"/>
           <w14:ligatures w14:val="none"/>
         </w:rPr>
-      </w:pPr>
-      <w:r>
+        <w:t>        {</w:t>
+      </w:r>
+    </w:p>
+    <w:p>
+      <w:pPr>
+        <w:shd w:val="clear" w:color="auto" w:fill="FFFFFF"/>
+        <w:spacing w:after="0" w:line="285" w:lineRule="atLeast"/>
         <w:rPr>
           <w:rFonts w:ascii="Consolas" w:eastAsia="Times New Roman" w:hAnsi="Consolas" w:cs="Times New Roman"/>
           <w:kern w:val="0"/>
@@ -17442,13 +18388,8 @@
           <w:lang w:eastAsia="en-IN"/>
           <w14:ligatures w14:val="none"/>
         </w:rPr>
-        <w:t>        {</w:t>
-      </w:r>
-    </w:p>
-    <w:p>
-      <w:pPr>
-        <w:shd w:val="clear" w:color="auto" w:fill="FFFFFF"/>
-        <w:spacing w:after="0" w:line="285" w:lineRule="atLeast"/>
+      </w:pPr>
+      <w:r>
         <w:rPr>
           <w:rFonts w:ascii="Consolas" w:eastAsia="Times New Roman" w:hAnsi="Consolas" w:cs="Times New Roman"/>
           <w:kern w:val="0"/>
@@ -17457,7 +18398,9 @@
           <w:lang w:eastAsia="en-IN"/>
           <w14:ligatures w14:val="none"/>
         </w:rPr>
-      </w:pPr>
+        <w:t xml:space="preserve">            </w:t>
+      </w:r>
+      <w:proofErr w:type="spellStart"/>
       <w:r>
         <w:rPr>
           <w:rFonts w:ascii="Consolas" w:eastAsia="Times New Roman" w:hAnsi="Consolas" w:cs="Times New Roman"/>
@@ -17467,9 +18410,9 @@
           <w:lang w:eastAsia="en-IN"/>
           <w14:ligatures w14:val="none"/>
         </w:rPr>
-        <w:t xml:space="preserve">            </w:t>
-      </w:r>
-      <w:proofErr w:type="spellStart"/>
+        <w:t>cout</w:t>
+      </w:r>
+      <w:proofErr w:type="spellEnd"/>
       <w:r>
         <w:rPr>
           <w:rFonts w:ascii="Consolas" w:eastAsia="Times New Roman" w:hAnsi="Consolas" w:cs="Times New Roman"/>
@@ -17479,9 +18422,9 @@
           <w:lang w:eastAsia="en-IN"/>
           <w14:ligatures w14:val="none"/>
         </w:rPr>
-        <w:t>cout</w:t>
-      </w:r>
-      <w:proofErr w:type="spellEnd"/>
+        <w:t xml:space="preserve"> &lt;&lt; </w:t>
+      </w:r>
+      <w:proofErr w:type="spellStart"/>
       <w:r>
         <w:rPr>
           <w:rFonts w:ascii="Consolas" w:eastAsia="Times New Roman" w:hAnsi="Consolas" w:cs="Times New Roman"/>
@@ -17491,9 +18434,9 @@
           <w:lang w:eastAsia="en-IN"/>
           <w14:ligatures w14:val="none"/>
         </w:rPr>
-        <w:t xml:space="preserve"> &lt;&lt; </w:t>
-      </w:r>
-      <w:proofErr w:type="spellStart"/>
+        <w:t>ar</w:t>
+      </w:r>
+      <w:proofErr w:type="spellEnd"/>
       <w:r>
         <w:rPr>
           <w:rFonts w:ascii="Consolas" w:eastAsia="Times New Roman" w:hAnsi="Consolas" w:cs="Times New Roman"/>
@@ -17503,9 +18446,9 @@
           <w:lang w:eastAsia="en-IN"/>
           <w14:ligatures w14:val="none"/>
         </w:rPr>
-        <w:t>ar</w:t>
-      </w:r>
-      <w:proofErr w:type="spellEnd"/>
+        <w:t>[</w:t>
+      </w:r>
+      <w:proofErr w:type="spellStart"/>
       <w:r>
         <w:rPr>
           <w:rFonts w:ascii="Consolas" w:eastAsia="Times New Roman" w:hAnsi="Consolas" w:cs="Times New Roman"/>
@@ -17515,9 +18458,9 @@
           <w:lang w:eastAsia="en-IN"/>
           <w14:ligatures w14:val="none"/>
         </w:rPr>
-        <w:t>[</w:t>
-      </w:r>
-      <w:proofErr w:type="spellStart"/>
+        <w:t>i</w:t>
+      </w:r>
+      <w:proofErr w:type="spellEnd"/>
       <w:r>
         <w:rPr>
           <w:rFonts w:ascii="Consolas" w:eastAsia="Times New Roman" w:hAnsi="Consolas" w:cs="Times New Roman"/>
@@ -17527,10 +18470,13 @@
           <w:lang w:eastAsia="en-IN"/>
           <w14:ligatures w14:val="none"/>
         </w:rPr>
-        <w:t>i</w:t>
-      </w:r>
-      <w:proofErr w:type="spellEnd"/>
-      <w:r>
+        <w:t>][j] &lt;&lt; "|";</w:t>
+      </w:r>
+    </w:p>
+    <w:p>
+      <w:pPr>
+        <w:shd w:val="clear" w:color="auto" w:fill="FFFFFF"/>
+        <w:spacing w:after="0" w:line="285" w:lineRule="atLeast"/>
         <w:rPr>
           <w:rFonts w:ascii="Consolas" w:eastAsia="Times New Roman" w:hAnsi="Consolas" w:cs="Times New Roman"/>
           <w:kern w:val="0"/>
@@ -17539,13 +18485,8 @@
           <w:lang w:eastAsia="en-IN"/>
           <w14:ligatures w14:val="none"/>
         </w:rPr>
-        <w:t>][j] &lt;&lt; "|";</w:t>
-      </w:r>
-    </w:p>
-    <w:p>
-      <w:pPr>
-        <w:shd w:val="clear" w:color="auto" w:fill="FFFFFF"/>
-        <w:spacing w:after="0" w:line="285" w:lineRule="atLeast"/>
+      </w:pPr>
+      <w:r>
         <w:rPr>
           <w:rFonts w:ascii="Consolas" w:eastAsia="Times New Roman" w:hAnsi="Consolas" w:cs="Times New Roman"/>
           <w:kern w:val="0"/>
@@ -17554,8 +18495,13 @@
           <w:lang w:eastAsia="en-IN"/>
           <w14:ligatures w14:val="none"/>
         </w:rPr>
-      </w:pPr>
-      <w:r>
+        <w:t>        }</w:t>
+      </w:r>
+    </w:p>
+    <w:p>
+      <w:pPr>
+        <w:shd w:val="clear" w:color="auto" w:fill="FFFFFF"/>
+        <w:spacing w:after="0" w:line="285" w:lineRule="atLeast"/>
         <w:rPr>
           <w:rFonts w:ascii="Consolas" w:eastAsia="Times New Roman" w:hAnsi="Consolas" w:cs="Times New Roman"/>
           <w:kern w:val="0"/>
@@ -17564,13 +18510,8 @@
           <w:lang w:eastAsia="en-IN"/>
           <w14:ligatures w14:val="none"/>
         </w:rPr>
-        <w:t>        }</w:t>
-      </w:r>
-    </w:p>
-    <w:p>
-      <w:pPr>
-        <w:shd w:val="clear" w:color="auto" w:fill="FFFFFF"/>
-        <w:spacing w:after="0" w:line="285" w:lineRule="atLeast"/>
+      </w:pPr>
+      <w:r>
         <w:rPr>
           <w:rFonts w:ascii="Consolas" w:eastAsia="Times New Roman" w:hAnsi="Consolas" w:cs="Times New Roman"/>
           <w:kern w:val="0"/>
@@ -17579,7 +18520,9 @@
           <w:lang w:eastAsia="en-IN"/>
           <w14:ligatures w14:val="none"/>
         </w:rPr>
-      </w:pPr>
+        <w:t xml:space="preserve">        </w:t>
+      </w:r>
+      <w:proofErr w:type="spellStart"/>
       <w:r>
         <w:rPr>
           <w:rFonts w:ascii="Consolas" w:eastAsia="Times New Roman" w:hAnsi="Consolas" w:cs="Times New Roman"/>
@@ -17589,9 +18532,9 @@
           <w:lang w:eastAsia="en-IN"/>
           <w14:ligatures w14:val="none"/>
         </w:rPr>
-        <w:t xml:space="preserve">        </w:t>
-      </w:r>
-      <w:proofErr w:type="spellStart"/>
+        <w:t>cout</w:t>
+      </w:r>
+      <w:proofErr w:type="spellEnd"/>
       <w:r>
         <w:rPr>
           <w:rFonts w:ascii="Consolas" w:eastAsia="Times New Roman" w:hAnsi="Consolas" w:cs="Times New Roman"/>
@@ -17601,9 +18544,9 @@
           <w:lang w:eastAsia="en-IN"/>
           <w14:ligatures w14:val="none"/>
         </w:rPr>
-        <w:t>cout</w:t>
-      </w:r>
-      <w:proofErr w:type="spellEnd"/>
+        <w:t xml:space="preserve"> &lt;&lt; </w:t>
+      </w:r>
+      <w:proofErr w:type="spellStart"/>
       <w:r>
         <w:rPr>
           <w:rFonts w:ascii="Consolas" w:eastAsia="Times New Roman" w:hAnsi="Consolas" w:cs="Times New Roman"/>
@@ -17613,9 +18556,9 @@
           <w:lang w:eastAsia="en-IN"/>
           <w14:ligatures w14:val="none"/>
         </w:rPr>
-        <w:t xml:space="preserve"> &lt;&lt; </w:t>
-      </w:r>
-      <w:proofErr w:type="spellStart"/>
+        <w:t>endl</w:t>
+      </w:r>
+      <w:proofErr w:type="spellEnd"/>
       <w:r>
         <w:rPr>
           <w:rFonts w:ascii="Consolas" w:eastAsia="Times New Roman" w:hAnsi="Consolas" w:cs="Times New Roman"/>
@@ -17625,10 +18568,13 @@
           <w:lang w:eastAsia="en-IN"/>
           <w14:ligatures w14:val="none"/>
         </w:rPr>
-        <w:t>endl</w:t>
-      </w:r>
-      <w:proofErr w:type="spellEnd"/>
-      <w:r>
+        <w:t>;</w:t>
+      </w:r>
+    </w:p>
+    <w:p>
+      <w:pPr>
+        <w:shd w:val="clear" w:color="auto" w:fill="FFFFFF"/>
+        <w:spacing w:after="0" w:line="285" w:lineRule="atLeast"/>
         <w:rPr>
           <w:rFonts w:ascii="Consolas" w:eastAsia="Times New Roman" w:hAnsi="Consolas" w:cs="Times New Roman"/>
           <w:kern w:val="0"/>
@@ -17637,13 +18583,8 @@
           <w:lang w:eastAsia="en-IN"/>
           <w14:ligatures w14:val="none"/>
         </w:rPr>
-        <w:t>;</w:t>
-      </w:r>
-    </w:p>
-    <w:p>
-      <w:pPr>
-        <w:shd w:val="clear" w:color="auto" w:fill="FFFFFF"/>
-        <w:spacing w:after="0" w:line="285" w:lineRule="atLeast"/>
+      </w:pPr>
+      <w:r>
         <w:rPr>
           <w:rFonts w:ascii="Consolas" w:eastAsia="Times New Roman" w:hAnsi="Consolas" w:cs="Times New Roman"/>
           <w:kern w:val="0"/>
@@ -17652,8 +18593,13 @@
           <w:lang w:eastAsia="en-IN"/>
           <w14:ligatures w14:val="none"/>
         </w:rPr>
-      </w:pPr>
-      <w:r>
+        <w:t>    }</w:t>
+      </w:r>
+    </w:p>
+    <w:p>
+      <w:pPr>
+        <w:shd w:val="clear" w:color="auto" w:fill="FFFFFF"/>
+        <w:spacing w:after="0" w:line="285" w:lineRule="atLeast"/>
         <w:rPr>
           <w:rFonts w:ascii="Consolas" w:eastAsia="Times New Roman" w:hAnsi="Consolas" w:cs="Times New Roman"/>
           <w:kern w:val="0"/>
@@ -17662,13 +18608,8 @@
           <w:lang w:eastAsia="en-IN"/>
           <w14:ligatures w14:val="none"/>
         </w:rPr>
-        <w:t>    }</w:t>
-      </w:r>
-    </w:p>
-    <w:p>
-      <w:pPr>
-        <w:shd w:val="clear" w:color="auto" w:fill="FFFFFF"/>
-        <w:spacing w:after="0" w:line="285" w:lineRule="atLeast"/>
+      </w:pPr>
+      <w:r>
         <w:rPr>
           <w:rFonts w:ascii="Consolas" w:eastAsia="Times New Roman" w:hAnsi="Consolas" w:cs="Times New Roman"/>
           <w:kern w:val="0"/>
@@ -17677,8 +18618,13 @@
           <w:lang w:eastAsia="en-IN"/>
           <w14:ligatures w14:val="none"/>
         </w:rPr>
-      </w:pPr>
-      <w:r>
+        <w:t>}</w:t>
+      </w:r>
+    </w:p>
+    <w:p>
+      <w:pPr>
+        <w:shd w:val="clear" w:color="auto" w:fill="FFFFFF"/>
+        <w:spacing w:after="0" w:line="285" w:lineRule="atLeast"/>
         <w:rPr>
           <w:rFonts w:ascii="Consolas" w:eastAsia="Times New Roman" w:hAnsi="Consolas" w:cs="Times New Roman"/>
           <w:kern w:val="0"/>
@@ -17687,13 +18633,8 @@
           <w:lang w:eastAsia="en-IN"/>
           <w14:ligatures w14:val="none"/>
         </w:rPr>
-        <w:t>}</w:t>
-      </w:r>
-    </w:p>
-    <w:p>
-      <w:pPr>
-        <w:shd w:val="clear" w:color="auto" w:fill="FFFFFF"/>
-        <w:spacing w:after="0" w:line="285" w:lineRule="atLeast"/>
+      </w:pPr>
+      <w:r>
         <w:rPr>
           <w:rFonts w:ascii="Consolas" w:eastAsia="Times New Roman" w:hAnsi="Consolas" w:cs="Times New Roman"/>
           <w:kern w:val="0"/>
@@ -17702,7 +18643,9 @@
           <w:lang w:eastAsia="en-IN"/>
           <w14:ligatures w14:val="none"/>
         </w:rPr>
-      </w:pPr>
+        <w:t xml:space="preserve">void </w:t>
+      </w:r>
+      <w:proofErr w:type="gramStart"/>
       <w:r>
         <w:rPr>
           <w:rFonts w:ascii="Consolas" w:eastAsia="Times New Roman" w:hAnsi="Consolas" w:cs="Times New Roman"/>
@@ -17712,9 +18655,9 @@
           <w:lang w:eastAsia="en-IN"/>
           <w14:ligatures w14:val="none"/>
         </w:rPr>
-        <w:t xml:space="preserve">void </w:t>
-      </w:r>
-      <w:proofErr w:type="gramStart"/>
+        <w:t>sum(</w:t>
+      </w:r>
+      <w:proofErr w:type="gramEnd"/>
       <w:r>
         <w:rPr>
           <w:rFonts w:ascii="Consolas" w:eastAsia="Times New Roman" w:hAnsi="Consolas" w:cs="Times New Roman"/>
@@ -17724,10 +18667,13 @@
           <w:lang w:eastAsia="en-IN"/>
           <w14:ligatures w14:val="none"/>
         </w:rPr>
-        <w:t>sum(</w:t>
-      </w:r>
-      <w:proofErr w:type="gramEnd"/>
-      <w:r>
+        <w:t>int ar1[][3], int ar2[][3])</w:t>
+      </w:r>
+    </w:p>
+    <w:p>
+      <w:pPr>
+        <w:shd w:val="clear" w:color="auto" w:fill="FFFFFF"/>
+        <w:spacing w:after="0" w:line="285" w:lineRule="atLeast"/>
         <w:rPr>
           <w:rFonts w:ascii="Consolas" w:eastAsia="Times New Roman" w:hAnsi="Consolas" w:cs="Times New Roman"/>
           <w:kern w:val="0"/>
@@ -17736,13 +18682,8 @@
           <w:lang w:eastAsia="en-IN"/>
           <w14:ligatures w14:val="none"/>
         </w:rPr>
-        <w:t>int ar1[][3], int ar2[][3])</w:t>
-      </w:r>
-    </w:p>
-    <w:p>
-      <w:pPr>
-        <w:shd w:val="clear" w:color="auto" w:fill="FFFFFF"/>
-        <w:spacing w:after="0" w:line="285" w:lineRule="atLeast"/>
+      </w:pPr>
+      <w:r>
         <w:rPr>
           <w:rFonts w:ascii="Consolas" w:eastAsia="Times New Roman" w:hAnsi="Consolas" w:cs="Times New Roman"/>
           <w:kern w:val="0"/>
@@ -17751,8 +18692,13 @@
           <w:lang w:eastAsia="en-IN"/>
           <w14:ligatures w14:val="none"/>
         </w:rPr>
-      </w:pPr>
-      <w:r>
+        <w:t>{</w:t>
+      </w:r>
+    </w:p>
+    <w:p>
+      <w:pPr>
+        <w:shd w:val="clear" w:color="auto" w:fill="FFFFFF"/>
+        <w:spacing w:after="0" w:line="285" w:lineRule="atLeast"/>
         <w:rPr>
           <w:rFonts w:ascii="Consolas" w:eastAsia="Times New Roman" w:hAnsi="Consolas" w:cs="Times New Roman"/>
           <w:kern w:val="0"/>
@@ -17761,13 +18707,8 @@
           <w:lang w:eastAsia="en-IN"/>
           <w14:ligatures w14:val="none"/>
         </w:rPr>
-        <w:t>{</w:t>
-      </w:r>
-    </w:p>
-    <w:p>
-      <w:pPr>
-        <w:shd w:val="clear" w:color="auto" w:fill="FFFFFF"/>
-        <w:spacing w:after="0" w:line="285" w:lineRule="atLeast"/>
+      </w:pPr>
+      <w:r>
         <w:rPr>
           <w:rFonts w:ascii="Consolas" w:eastAsia="Times New Roman" w:hAnsi="Consolas" w:cs="Times New Roman"/>
           <w:kern w:val="0"/>
@@ -17776,7 +18717,9 @@
           <w:lang w:eastAsia="en-IN"/>
           <w14:ligatures w14:val="none"/>
         </w:rPr>
-      </w:pPr>
+        <w:t xml:space="preserve">    int </w:t>
+      </w:r>
+      <w:proofErr w:type="gramStart"/>
       <w:r>
         <w:rPr>
           <w:rFonts w:ascii="Consolas" w:eastAsia="Times New Roman" w:hAnsi="Consolas" w:cs="Times New Roman"/>
@@ -17786,9 +18729,9 @@
           <w:lang w:eastAsia="en-IN"/>
           <w14:ligatures w14:val="none"/>
         </w:rPr>
-        <w:t xml:space="preserve">    int </w:t>
-      </w:r>
-      <w:proofErr w:type="gramStart"/>
+        <w:t>result[</w:t>
+      </w:r>
+      <w:proofErr w:type="gramEnd"/>
       <w:r>
         <w:rPr>
           <w:rFonts w:ascii="Consolas" w:eastAsia="Times New Roman" w:hAnsi="Consolas" w:cs="Times New Roman"/>
@@ -17798,10 +18741,13 @@
           <w:lang w:eastAsia="en-IN"/>
           <w14:ligatures w14:val="none"/>
         </w:rPr>
-        <w:t>result[</w:t>
-      </w:r>
-      <w:proofErr w:type="gramEnd"/>
-      <w:r>
+        <w:t>3][3];</w:t>
+      </w:r>
+    </w:p>
+    <w:p>
+      <w:pPr>
+        <w:shd w:val="clear" w:color="auto" w:fill="FFFFFF"/>
+        <w:spacing w:after="0" w:line="285" w:lineRule="atLeast"/>
         <w:rPr>
           <w:rFonts w:ascii="Consolas" w:eastAsia="Times New Roman" w:hAnsi="Consolas" w:cs="Times New Roman"/>
           <w:kern w:val="0"/>
@@ -17810,13 +18756,8 @@
           <w:lang w:eastAsia="en-IN"/>
           <w14:ligatures w14:val="none"/>
         </w:rPr>
-        <w:t>3][3];</w:t>
-      </w:r>
-    </w:p>
-    <w:p>
-      <w:pPr>
-        <w:shd w:val="clear" w:color="auto" w:fill="FFFFFF"/>
-        <w:spacing w:after="0" w:line="285" w:lineRule="atLeast"/>
+      </w:pPr>
+      <w:r>
         <w:rPr>
           <w:rFonts w:ascii="Consolas" w:eastAsia="Times New Roman" w:hAnsi="Consolas" w:cs="Times New Roman"/>
           <w:kern w:val="0"/>
@@ -17825,8 +18766,13 @@
           <w:lang w:eastAsia="en-IN"/>
           <w14:ligatures w14:val="none"/>
         </w:rPr>
-      </w:pPr>
-      <w:r>
+        <w:t>    int range = 9;</w:t>
+      </w:r>
+    </w:p>
+    <w:p>
+      <w:pPr>
+        <w:shd w:val="clear" w:color="auto" w:fill="FFFFFF"/>
+        <w:spacing w:after="0" w:line="285" w:lineRule="atLeast"/>
         <w:rPr>
           <w:rFonts w:ascii="Consolas" w:eastAsia="Times New Roman" w:hAnsi="Consolas" w:cs="Times New Roman"/>
           <w:kern w:val="0"/>
@@ -17835,13 +18781,8 @@
           <w:lang w:eastAsia="en-IN"/>
           <w14:ligatures w14:val="none"/>
         </w:rPr>
-        <w:t>    int range = 9;</w:t>
-      </w:r>
-    </w:p>
-    <w:p>
-      <w:pPr>
-        <w:shd w:val="clear" w:color="auto" w:fill="FFFFFF"/>
-        <w:spacing w:after="0" w:line="285" w:lineRule="atLeast"/>
+      </w:pPr>
+      <w:r>
         <w:rPr>
           <w:rFonts w:ascii="Consolas" w:eastAsia="Times New Roman" w:hAnsi="Consolas" w:cs="Times New Roman"/>
           <w:kern w:val="0"/>
@@ -17850,7 +18791,9 @@
           <w:lang w:eastAsia="en-IN"/>
           <w14:ligatures w14:val="none"/>
         </w:rPr>
-      </w:pPr>
+        <w:t xml:space="preserve">    for (int </w:t>
+      </w:r>
+      <w:proofErr w:type="spellStart"/>
       <w:r>
         <w:rPr>
           <w:rFonts w:ascii="Consolas" w:eastAsia="Times New Roman" w:hAnsi="Consolas" w:cs="Times New Roman"/>
@@ -17860,9 +18803,9 @@
           <w:lang w:eastAsia="en-IN"/>
           <w14:ligatures w14:val="none"/>
         </w:rPr>
-        <w:t xml:space="preserve">    for (int </w:t>
-      </w:r>
-      <w:proofErr w:type="spellStart"/>
+        <w:t>i</w:t>
+      </w:r>
+      <w:proofErr w:type="spellEnd"/>
       <w:r>
         <w:rPr>
           <w:rFonts w:ascii="Consolas" w:eastAsia="Times New Roman" w:hAnsi="Consolas" w:cs="Times New Roman"/>
@@ -17872,9 +18815,9 @@
           <w:lang w:eastAsia="en-IN"/>
           <w14:ligatures w14:val="none"/>
         </w:rPr>
-        <w:t>i</w:t>
-      </w:r>
-      <w:proofErr w:type="spellEnd"/>
+        <w:t xml:space="preserve"> = 0; </w:t>
+      </w:r>
+      <w:proofErr w:type="spellStart"/>
       <w:r>
         <w:rPr>
           <w:rFonts w:ascii="Consolas" w:eastAsia="Times New Roman" w:hAnsi="Consolas" w:cs="Times New Roman"/>
@@ -17884,9 +18827,9 @@
           <w:lang w:eastAsia="en-IN"/>
           <w14:ligatures w14:val="none"/>
         </w:rPr>
-        <w:t xml:space="preserve"> = 0; </w:t>
-      </w:r>
-      <w:proofErr w:type="spellStart"/>
+        <w:t>i</w:t>
+      </w:r>
+      <w:proofErr w:type="spellEnd"/>
       <w:r>
         <w:rPr>
           <w:rFonts w:ascii="Consolas" w:eastAsia="Times New Roman" w:hAnsi="Consolas" w:cs="Times New Roman"/>
@@ -17896,9 +18839,9 @@
           <w:lang w:eastAsia="en-IN"/>
           <w14:ligatures w14:val="none"/>
         </w:rPr>
-        <w:t>i</w:t>
-      </w:r>
-      <w:proofErr w:type="spellEnd"/>
+        <w:t xml:space="preserve"> &lt; 9; </w:t>
+      </w:r>
+      <w:proofErr w:type="spellStart"/>
       <w:r>
         <w:rPr>
           <w:rFonts w:ascii="Consolas" w:eastAsia="Times New Roman" w:hAnsi="Consolas" w:cs="Times New Roman"/>
@@ -17908,9 +18851,9 @@
           <w:lang w:eastAsia="en-IN"/>
           <w14:ligatures w14:val="none"/>
         </w:rPr>
-        <w:t xml:space="preserve"> &lt; 9; </w:t>
-      </w:r>
-      <w:proofErr w:type="spellStart"/>
+        <w:t>i</w:t>
+      </w:r>
+      <w:proofErr w:type="spellEnd"/>
       <w:r>
         <w:rPr>
           <w:rFonts w:ascii="Consolas" w:eastAsia="Times New Roman" w:hAnsi="Consolas" w:cs="Times New Roman"/>
@@ -17920,10 +18863,13 @@
           <w:lang w:eastAsia="en-IN"/>
           <w14:ligatures w14:val="none"/>
         </w:rPr>
-        <w:t>i</w:t>
-      </w:r>
-      <w:proofErr w:type="spellEnd"/>
-      <w:r>
+        <w:t>++)</w:t>
+      </w:r>
+    </w:p>
+    <w:p>
+      <w:pPr>
+        <w:shd w:val="clear" w:color="auto" w:fill="FFFFFF"/>
+        <w:spacing w:after="0" w:line="285" w:lineRule="atLeast"/>
         <w:rPr>
           <w:rFonts w:ascii="Consolas" w:eastAsia="Times New Roman" w:hAnsi="Consolas" w:cs="Times New Roman"/>
           <w:kern w:val="0"/>
@@ -17932,13 +18878,8 @@
           <w:lang w:eastAsia="en-IN"/>
           <w14:ligatures w14:val="none"/>
         </w:rPr>
-        <w:t>++)</w:t>
-      </w:r>
-    </w:p>
-    <w:p>
-      <w:pPr>
-        <w:shd w:val="clear" w:color="auto" w:fill="FFFFFF"/>
-        <w:spacing w:after="0" w:line="285" w:lineRule="atLeast"/>
+      </w:pPr>
+      <w:r>
         <w:rPr>
           <w:rFonts w:ascii="Consolas" w:eastAsia="Times New Roman" w:hAnsi="Consolas" w:cs="Times New Roman"/>
           <w:kern w:val="0"/>
@@ -17947,8 +18888,13 @@
           <w:lang w:eastAsia="en-IN"/>
           <w14:ligatures w14:val="none"/>
         </w:rPr>
-      </w:pPr>
-      <w:r>
+        <w:t>    {</w:t>
+      </w:r>
+    </w:p>
+    <w:p>
+      <w:pPr>
+        <w:shd w:val="clear" w:color="auto" w:fill="FFFFFF"/>
+        <w:spacing w:after="0" w:line="285" w:lineRule="atLeast"/>
         <w:rPr>
           <w:rFonts w:ascii="Consolas" w:eastAsia="Times New Roman" w:hAnsi="Consolas" w:cs="Times New Roman"/>
           <w:kern w:val="0"/>
@@ -17957,13 +18903,8 @@
           <w:lang w:eastAsia="en-IN"/>
           <w14:ligatures w14:val="none"/>
         </w:rPr>
-        <w:t>    {</w:t>
-      </w:r>
-    </w:p>
-    <w:p>
-      <w:pPr>
-        <w:shd w:val="clear" w:color="auto" w:fill="FFFFFF"/>
-        <w:spacing w:after="0" w:line="285" w:lineRule="atLeast"/>
+      </w:pPr>
+      <w:r>
         <w:rPr>
           <w:rFonts w:ascii="Consolas" w:eastAsia="Times New Roman" w:hAnsi="Consolas" w:cs="Times New Roman"/>
           <w:kern w:val="0"/>
@@ -17972,7 +18913,9 @@
           <w:lang w:eastAsia="en-IN"/>
           <w14:ligatures w14:val="none"/>
         </w:rPr>
-      </w:pPr>
+        <w:t xml:space="preserve">        </w:t>
+      </w:r>
+      <w:proofErr w:type="gramStart"/>
       <w:r>
         <w:rPr>
           <w:rFonts w:ascii="Consolas" w:eastAsia="Times New Roman" w:hAnsi="Consolas" w:cs="Times New Roman"/>
@@ -17982,9 +18925,10 @@
           <w:lang w:eastAsia="en-IN"/>
           <w14:ligatures w14:val="none"/>
         </w:rPr>
-        <w:t xml:space="preserve">        </w:t>
-      </w:r>
-      <w:proofErr w:type="gramStart"/>
+        <w:t>result[</w:t>
+      </w:r>
+      <w:proofErr w:type="spellStart"/>
+      <w:proofErr w:type="gramEnd"/>
       <w:r>
         <w:rPr>
           <w:rFonts w:ascii="Consolas" w:eastAsia="Times New Roman" w:hAnsi="Consolas" w:cs="Times New Roman"/>
@@ -17994,10 +18938,9 @@
           <w:lang w:eastAsia="en-IN"/>
           <w14:ligatures w14:val="none"/>
         </w:rPr>
-        <w:t>result[</w:t>
-      </w:r>
-      <w:proofErr w:type="spellStart"/>
-      <w:proofErr w:type="gramEnd"/>
+        <w:t>i</w:t>
+      </w:r>
+      <w:proofErr w:type="spellEnd"/>
       <w:r>
         <w:rPr>
           <w:rFonts w:ascii="Consolas" w:eastAsia="Times New Roman" w:hAnsi="Consolas" w:cs="Times New Roman"/>
@@ -18007,9 +18950,9 @@
           <w:lang w:eastAsia="en-IN"/>
           <w14:ligatures w14:val="none"/>
         </w:rPr>
-        <w:t>i</w:t>
-      </w:r>
-      <w:proofErr w:type="spellEnd"/>
+        <w:t xml:space="preserve"> / 3][</w:t>
+      </w:r>
+      <w:proofErr w:type="spellStart"/>
       <w:r>
         <w:rPr>
           <w:rFonts w:ascii="Consolas" w:eastAsia="Times New Roman" w:hAnsi="Consolas" w:cs="Times New Roman"/>
@@ -18019,9 +18962,9 @@
           <w:lang w:eastAsia="en-IN"/>
           <w14:ligatures w14:val="none"/>
         </w:rPr>
-        <w:t xml:space="preserve"> / </w:t>
-      </w:r>
-      <w:proofErr w:type="gramStart"/>
+        <w:t>i</w:t>
+      </w:r>
+      <w:proofErr w:type="spellEnd"/>
       <w:r>
         <w:rPr>
           <w:rFonts w:ascii="Consolas" w:eastAsia="Times New Roman" w:hAnsi="Consolas" w:cs="Times New Roman"/>
@@ -18031,10 +18974,9 @@
           <w:lang w:eastAsia="en-IN"/>
           <w14:ligatures w14:val="none"/>
         </w:rPr>
-        <w:t>3][</w:t>
+        <w:t xml:space="preserve"> % 3] = ar1[</w:t>
       </w:r>
       <w:proofErr w:type="spellStart"/>
-      <w:proofErr w:type="gramEnd"/>
       <w:r>
         <w:rPr>
           <w:rFonts w:ascii="Consolas" w:eastAsia="Times New Roman" w:hAnsi="Consolas" w:cs="Times New Roman"/>
@@ -18056,7 +18998,7 @@
           <w:lang w:eastAsia="en-IN"/>
           <w14:ligatures w14:val="none"/>
         </w:rPr>
-        <w:t xml:space="preserve"> % 3] = ar1[</w:t>
+        <w:t xml:space="preserve"> / 3][</w:t>
       </w:r>
       <w:proofErr w:type="spellStart"/>
       <w:r>
@@ -18080,9 +19022,9 @@
           <w:lang w:eastAsia="en-IN"/>
           <w14:ligatures w14:val="none"/>
         </w:rPr>
-        <w:t xml:space="preserve"> / </w:t>
-      </w:r>
-      <w:proofErr w:type="gramStart"/>
+        <w:t xml:space="preserve"> % 3] + ar2[</w:t>
+      </w:r>
+      <w:proofErr w:type="spellStart"/>
       <w:r>
         <w:rPr>
           <w:rFonts w:ascii="Consolas" w:eastAsia="Times New Roman" w:hAnsi="Consolas" w:cs="Times New Roman"/>
@@ -18092,10 +19034,9 @@
           <w:lang w:eastAsia="en-IN"/>
           <w14:ligatures w14:val="none"/>
         </w:rPr>
-        <w:t>3][</w:t>
-      </w:r>
-      <w:proofErr w:type="spellStart"/>
-      <w:proofErr w:type="gramEnd"/>
+        <w:t>i</w:t>
+      </w:r>
+      <w:proofErr w:type="spellEnd"/>
       <w:r>
         <w:rPr>
           <w:rFonts w:ascii="Consolas" w:eastAsia="Times New Roman" w:hAnsi="Consolas" w:cs="Times New Roman"/>
@@ -18105,58 +19046,9 @@
           <w:lang w:eastAsia="en-IN"/>
           <w14:ligatures w14:val="none"/>
         </w:rPr>
-        <w:t>i</w:t>
-      </w:r>
-      <w:proofErr w:type="spellEnd"/>
-      <w:r>
-        <w:rPr>
-          <w:rFonts w:ascii="Consolas" w:eastAsia="Times New Roman" w:hAnsi="Consolas" w:cs="Times New Roman"/>
-          <w:kern w:val="0"/>
-          <w:sz w:val="22"/>
-          <w:szCs w:val="22"/>
-          <w:lang w:eastAsia="en-IN"/>
-          <w14:ligatures w14:val="none"/>
-        </w:rPr>
-        <w:t xml:space="preserve"> % 3] + ar2[</w:t>
+        <w:t xml:space="preserve"> / 3][</w:t>
       </w:r>
       <w:proofErr w:type="spellStart"/>
-      <w:r>
-        <w:rPr>
-          <w:rFonts w:ascii="Consolas" w:eastAsia="Times New Roman" w:hAnsi="Consolas" w:cs="Times New Roman"/>
-          <w:kern w:val="0"/>
-          <w:sz w:val="22"/>
-          <w:szCs w:val="22"/>
-          <w:lang w:eastAsia="en-IN"/>
-          <w14:ligatures w14:val="none"/>
-        </w:rPr>
-        <w:t>i</w:t>
-      </w:r>
-      <w:proofErr w:type="spellEnd"/>
-      <w:r>
-        <w:rPr>
-          <w:rFonts w:ascii="Consolas" w:eastAsia="Times New Roman" w:hAnsi="Consolas" w:cs="Times New Roman"/>
-          <w:kern w:val="0"/>
-          <w:sz w:val="22"/>
-          <w:szCs w:val="22"/>
-          <w:lang w:eastAsia="en-IN"/>
-          <w14:ligatures w14:val="none"/>
-        </w:rPr>
-        <w:t xml:space="preserve"> / </w:t>
-      </w:r>
-      <w:proofErr w:type="gramStart"/>
-      <w:r>
-        <w:rPr>
-          <w:rFonts w:ascii="Consolas" w:eastAsia="Times New Roman" w:hAnsi="Consolas" w:cs="Times New Roman"/>
-          <w:kern w:val="0"/>
-          <w:sz w:val="22"/>
-          <w:szCs w:val="22"/>
-          <w:lang w:eastAsia="en-IN"/>
-          <w14:ligatures w14:val="none"/>
-        </w:rPr>
-        <w:t>3][</w:t>
-      </w:r>
-      <w:proofErr w:type="spellStart"/>
-      <w:proofErr w:type="gramEnd"/>
       <w:r>
         <w:rPr>
           <w:rFonts w:ascii="Consolas" w:eastAsia="Times New Roman" w:hAnsi="Consolas" w:cs="Times New Roman"/>
@@ -19591,17 +20483,7 @@
           <w:lang w:eastAsia="en-IN"/>
           <w14:ligatures w14:val="none"/>
         </w:rPr>
-        <w:t>_</w:t>
-      </w:r>
-      <w:proofErr w:type="gramStart"/>
-      <w:r>
-        <w:rPr>
-          <w:rFonts w:ascii="Consolas" w:eastAsia="Times New Roman" w:hAnsi="Consolas" w:cs="Times New Roman"/>
-          <w:kern w:val="0"/>
-          <w:lang w:eastAsia="en-IN"/>
-          <w14:ligatures w14:val="none"/>
-        </w:rPr>
-        <w:t>details</w:t>
+        <w:t>_details</w:t>
       </w:r>
       <w:proofErr w:type="spellEnd"/>
       <w:r>
@@ -19611,17 +20493,7 @@
           <w:lang w:eastAsia="en-IN"/>
           <w14:ligatures w14:val="none"/>
         </w:rPr>
-        <w:t>(</w:t>
-      </w:r>
-      <w:proofErr w:type="gramEnd"/>
-      <w:r>
-        <w:rPr>
-          <w:rFonts w:ascii="Consolas" w:eastAsia="Times New Roman" w:hAnsi="Consolas" w:cs="Times New Roman"/>
-          <w:kern w:val="0"/>
-          <w:lang w:eastAsia="en-IN"/>
-          <w14:ligatures w14:val="none"/>
-        </w:rPr>
-        <w:t>);</w:t>
+        <w:t>();</w:t>
       </w:r>
     </w:p>
     <w:p>
@@ -21651,27 +22523,7 @@
           <w:lang w:eastAsia="en-IN"/>
           <w14:ligatures w14:val="none"/>
         </w:rPr>
-        <w:t xml:space="preserve">int </w:t>
-      </w:r>
-      <w:proofErr w:type="gramStart"/>
-      <w:r>
-        <w:rPr>
-          <w:rFonts w:ascii="Consolas" w:eastAsia="Times New Roman" w:hAnsi="Consolas" w:cs="Times New Roman"/>
-          <w:kern w:val="0"/>
-          <w:lang w:eastAsia="en-IN"/>
-          <w14:ligatures w14:val="none"/>
-        </w:rPr>
-        <w:t>array[</w:t>
-      </w:r>
-      <w:proofErr w:type="gramEnd"/>
-      <w:r>
-        <w:rPr>
-          <w:rFonts w:ascii="Consolas" w:eastAsia="Times New Roman" w:hAnsi="Consolas" w:cs="Times New Roman"/>
-          <w:kern w:val="0"/>
-          <w:lang w:eastAsia="en-IN"/>
-          <w14:ligatures w14:val="none"/>
-        </w:rPr>
-        <w:t>], int size)</w:t>
+        <w:t>int array[], int size)</w:t>
       </w:r>
     </w:p>
     <w:p>
@@ -28192,7 +29044,28 @@
           <w:lang w:eastAsia="en-IN"/>
           <w14:ligatures w14:val="none"/>
         </w:rPr>
-        <w:t>int age</w:t>
+        <w:t>int age) : age(age) {}</w:t>
+      </w:r>
+    </w:p>
+    <w:p>
+      <w:pPr>
+        <w:shd w:val="clear" w:color="auto" w:fill="FFFFFF"/>
+        <w:spacing w:after="0" w:line="300" w:lineRule="atLeast"/>
+        <w:rPr>
+          <w:rFonts w:ascii="Consolas" w:eastAsia="Times New Roman" w:hAnsi="Consolas" w:cs="Times New Roman"/>
+          <w:kern w:val="0"/>
+          <w:lang w:eastAsia="en-IN"/>
+          <w14:ligatures w14:val="none"/>
+        </w:rPr>
+      </w:pPr>
+      <w:r>
+        <w:rPr>
+          <w:rFonts w:ascii="Consolas" w:eastAsia="Times New Roman" w:hAnsi="Consolas" w:cs="Times New Roman"/>
+          <w:kern w:val="0"/>
+          <w:lang w:eastAsia="en-IN"/>
+          <w14:ligatures w14:val="none"/>
+        </w:rPr>
+        <w:t xml:space="preserve">    virtual void </w:t>
       </w:r>
       <w:proofErr w:type="gramStart"/>
       <w:r>
@@ -28202,7 +29075,7 @@
           <w:lang w:eastAsia="en-IN"/>
           <w14:ligatures w14:val="none"/>
         </w:rPr>
-        <w:t>) :</w:t>
+        <w:t>introduce(</w:t>
       </w:r>
       <w:proofErr w:type="gramEnd"/>
       <w:r>
@@ -28212,7 +29085,7 @@
           <w:lang w:eastAsia="en-IN"/>
           <w14:ligatures w14:val="none"/>
         </w:rPr>
-        <w:t xml:space="preserve"> age(age) {}</w:t>
+        <w:t>)</w:t>
       </w:r>
     </w:p>
     <w:p>
@@ -28233,7 +29106,269 @@
           <w:lang w:eastAsia="en-IN"/>
           <w14:ligatures w14:val="none"/>
         </w:rPr>
-        <w:t xml:space="preserve">    virtual void </w:t>
+        <w:t>    {</w:t>
+      </w:r>
+    </w:p>
+    <w:p>
+      <w:pPr>
+        <w:shd w:val="clear" w:color="auto" w:fill="FFFFFF"/>
+        <w:spacing w:after="0" w:line="300" w:lineRule="atLeast"/>
+        <w:rPr>
+          <w:rFonts w:ascii="Consolas" w:eastAsia="Times New Roman" w:hAnsi="Consolas" w:cs="Times New Roman"/>
+          <w:kern w:val="0"/>
+          <w:lang w:eastAsia="en-IN"/>
+          <w14:ligatures w14:val="none"/>
+        </w:rPr>
+      </w:pPr>
+      <w:r>
+        <w:rPr>
+          <w:rFonts w:ascii="Consolas" w:eastAsia="Times New Roman" w:hAnsi="Consolas" w:cs="Times New Roman"/>
+          <w:kern w:val="0"/>
+          <w:lang w:eastAsia="en-IN"/>
+          <w14:ligatures w14:val="none"/>
+        </w:rPr>
+        <w:t xml:space="preserve">        </w:t>
+      </w:r>
+      <w:proofErr w:type="spellStart"/>
+      <w:r>
+        <w:rPr>
+          <w:rFonts w:ascii="Consolas" w:eastAsia="Times New Roman" w:hAnsi="Consolas" w:cs="Times New Roman"/>
+          <w:kern w:val="0"/>
+          <w:lang w:eastAsia="en-IN"/>
+          <w14:ligatures w14:val="none"/>
+        </w:rPr>
+        <w:t>cout</w:t>
+      </w:r>
+      <w:proofErr w:type="spellEnd"/>
+      <w:r>
+        <w:rPr>
+          <w:rFonts w:ascii="Consolas" w:eastAsia="Times New Roman" w:hAnsi="Consolas" w:cs="Times New Roman"/>
+          <w:kern w:val="0"/>
+          <w:lang w:eastAsia="en-IN"/>
+          <w14:ligatures w14:val="none"/>
+        </w:rPr>
+        <w:t xml:space="preserve"> &lt;&lt; "Age is " &lt;&lt; age &lt;&lt; </w:t>
+      </w:r>
+      <w:proofErr w:type="spellStart"/>
+      <w:r>
+        <w:rPr>
+          <w:rFonts w:ascii="Consolas" w:eastAsia="Times New Roman" w:hAnsi="Consolas" w:cs="Times New Roman"/>
+          <w:kern w:val="0"/>
+          <w:lang w:eastAsia="en-IN"/>
+          <w14:ligatures w14:val="none"/>
+        </w:rPr>
+        <w:t>endl</w:t>
+      </w:r>
+      <w:proofErr w:type="spellEnd"/>
+      <w:r>
+        <w:rPr>
+          <w:rFonts w:ascii="Consolas" w:eastAsia="Times New Roman" w:hAnsi="Consolas" w:cs="Times New Roman"/>
+          <w:kern w:val="0"/>
+          <w:lang w:eastAsia="en-IN"/>
+          <w14:ligatures w14:val="none"/>
+        </w:rPr>
+        <w:t>;</w:t>
+      </w:r>
+    </w:p>
+    <w:p>
+      <w:pPr>
+        <w:shd w:val="clear" w:color="auto" w:fill="FFFFFF"/>
+        <w:spacing w:after="0" w:line="300" w:lineRule="atLeast"/>
+        <w:rPr>
+          <w:rFonts w:ascii="Consolas" w:eastAsia="Times New Roman" w:hAnsi="Consolas" w:cs="Times New Roman"/>
+          <w:kern w:val="0"/>
+          <w:lang w:eastAsia="en-IN"/>
+          <w14:ligatures w14:val="none"/>
+        </w:rPr>
+      </w:pPr>
+      <w:r>
+        <w:rPr>
+          <w:rFonts w:ascii="Consolas" w:eastAsia="Times New Roman" w:hAnsi="Consolas" w:cs="Times New Roman"/>
+          <w:kern w:val="0"/>
+          <w:lang w:eastAsia="en-IN"/>
+          <w14:ligatures w14:val="none"/>
+        </w:rPr>
+        <w:t>    }</w:t>
+      </w:r>
+    </w:p>
+    <w:p>
+      <w:pPr>
+        <w:shd w:val="clear" w:color="auto" w:fill="FFFFFF"/>
+        <w:spacing w:after="0" w:line="300" w:lineRule="atLeast"/>
+        <w:rPr>
+          <w:rFonts w:ascii="Consolas" w:eastAsia="Times New Roman" w:hAnsi="Consolas" w:cs="Times New Roman"/>
+          <w:kern w:val="0"/>
+          <w:lang w:eastAsia="en-IN"/>
+          <w14:ligatures w14:val="none"/>
+        </w:rPr>
+      </w:pPr>
+      <w:r>
+        <w:rPr>
+          <w:rFonts w:ascii="Consolas" w:eastAsia="Times New Roman" w:hAnsi="Consolas" w:cs="Times New Roman"/>
+          <w:kern w:val="0"/>
+          <w:lang w:eastAsia="en-IN"/>
+          <w14:ligatures w14:val="none"/>
+        </w:rPr>
+        <w:t>};</w:t>
+      </w:r>
+    </w:p>
+    <w:p>
+      <w:pPr>
+        <w:shd w:val="clear" w:color="auto" w:fill="FFFFFF"/>
+        <w:spacing w:after="0" w:line="300" w:lineRule="atLeast"/>
+        <w:rPr>
+          <w:rFonts w:ascii="Consolas" w:eastAsia="Times New Roman" w:hAnsi="Consolas" w:cs="Times New Roman"/>
+          <w:kern w:val="0"/>
+          <w:lang w:eastAsia="en-IN"/>
+          <w14:ligatures w14:val="none"/>
+        </w:rPr>
+      </w:pPr>
+      <w:r>
+        <w:rPr>
+          <w:rFonts w:ascii="Consolas" w:eastAsia="Times New Roman" w:hAnsi="Consolas" w:cs="Times New Roman"/>
+          <w:kern w:val="0"/>
+          <w:lang w:eastAsia="en-IN"/>
+          <w14:ligatures w14:val="none"/>
+        </w:rPr>
+        <w:t>class Employee</w:t>
+      </w:r>
+    </w:p>
+    <w:p>
+      <w:pPr>
+        <w:shd w:val="clear" w:color="auto" w:fill="FFFFFF"/>
+        <w:spacing w:after="0" w:line="300" w:lineRule="atLeast"/>
+        <w:rPr>
+          <w:rFonts w:ascii="Consolas" w:eastAsia="Times New Roman" w:hAnsi="Consolas" w:cs="Times New Roman"/>
+          <w:kern w:val="0"/>
+          <w:lang w:eastAsia="en-IN"/>
+          <w14:ligatures w14:val="none"/>
+        </w:rPr>
+      </w:pPr>
+      <w:r>
+        <w:rPr>
+          <w:rFonts w:ascii="Consolas" w:eastAsia="Times New Roman" w:hAnsi="Consolas" w:cs="Times New Roman"/>
+          <w:kern w:val="0"/>
+          <w:lang w:eastAsia="en-IN"/>
+          <w14:ligatures w14:val="none"/>
+        </w:rPr>
+        <w:t>{</w:t>
+      </w:r>
+    </w:p>
+    <w:p>
+      <w:pPr>
+        <w:shd w:val="clear" w:color="auto" w:fill="FFFFFF"/>
+        <w:spacing w:after="0" w:line="300" w:lineRule="atLeast"/>
+        <w:rPr>
+          <w:rFonts w:ascii="Consolas" w:eastAsia="Times New Roman" w:hAnsi="Consolas" w:cs="Times New Roman"/>
+          <w:kern w:val="0"/>
+          <w:lang w:eastAsia="en-IN"/>
+          <w14:ligatures w14:val="none"/>
+        </w:rPr>
+      </w:pPr>
+      <w:r>
+        <w:rPr>
+          <w:rFonts w:ascii="Consolas" w:eastAsia="Times New Roman" w:hAnsi="Consolas" w:cs="Times New Roman"/>
+          <w:kern w:val="0"/>
+          <w:lang w:eastAsia="en-IN"/>
+          <w14:ligatures w14:val="none"/>
+        </w:rPr>
+        <w:t>public:</w:t>
+      </w:r>
+    </w:p>
+    <w:p>
+      <w:pPr>
+        <w:shd w:val="clear" w:color="auto" w:fill="FFFFFF"/>
+        <w:spacing w:after="0" w:line="300" w:lineRule="atLeast"/>
+        <w:rPr>
+          <w:rFonts w:ascii="Consolas" w:eastAsia="Times New Roman" w:hAnsi="Consolas" w:cs="Times New Roman"/>
+          <w:kern w:val="0"/>
+          <w:lang w:eastAsia="en-IN"/>
+          <w14:ligatures w14:val="none"/>
+        </w:rPr>
+      </w:pPr>
+      <w:r>
+        <w:rPr>
+          <w:rFonts w:ascii="Consolas" w:eastAsia="Times New Roman" w:hAnsi="Consolas" w:cs="Times New Roman"/>
+          <w:kern w:val="0"/>
+          <w:lang w:eastAsia="en-IN"/>
+          <w14:ligatures w14:val="none"/>
+        </w:rPr>
+        <w:t>    string name;</w:t>
+      </w:r>
+    </w:p>
+    <w:p>
+      <w:pPr>
+        <w:shd w:val="clear" w:color="auto" w:fill="FFFFFF"/>
+        <w:spacing w:after="0" w:line="300" w:lineRule="atLeast"/>
+        <w:rPr>
+          <w:rFonts w:ascii="Consolas" w:eastAsia="Times New Roman" w:hAnsi="Consolas" w:cs="Times New Roman"/>
+          <w:kern w:val="0"/>
+          <w:lang w:eastAsia="en-IN"/>
+          <w14:ligatures w14:val="none"/>
+        </w:rPr>
+      </w:pPr>
+      <w:r>
+        <w:rPr>
+          <w:rFonts w:ascii="Consolas" w:eastAsia="Times New Roman" w:hAnsi="Consolas" w:cs="Times New Roman"/>
+          <w:kern w:val="0"/>
+          <w:lang w:eastAsia="en-IN"/>
+          <w14:ligatures w14:val="none"/>
+        </w:rPr>
+        <w:t>    float salary;</w:t>
+      </w:r>
+    </w:p>
+    <w:p>
+      <w:pPr>
+        <w:shd w:val="clear" w:color="auto" w:fill="FFFFFF"/>
+        <w:spacing w:after="0" w:line="300" w:lineRule="atLeast"/>
+        <w:rPr>
+          <w:rFonts w:ascii="Consolas" w:eastAsia="Times New Roman" w:hAnsi="Consolas" w:cs="Times New Roman"/>
+          <w:kern w:val="0"/>
+          <w:lang w:eastAsia="en-IN"/>
+          <w14:ligatures w14:val="none"/>
+        </w:rPr>
+      </w:pPr>
+      <w:r>
+        <w:rPr>
+          <w:rFonts w:ascii="Consolas" w:eastAsia="Times New Roman" w:hAnsi="Consolas" w:cs="Times New Roman"/>
+          <w:kern w:val="0"/>
+          <w:lang w:eastAsia="en-IN"/>
+          <w14:ligatures w14:val="none"/>
+        </w:rPr>
+        <w:t>    string company;</w:t>
+      </w:r>
+    </w:p>
+    <w:p>
+      <w:pPr>
+        <w:shd w:val="clear" w:color="auto" w:fill="FFFFFF"/>
+        <w:spacing w:after="0" w:line="300" w:lineRule="atLeast"/>
+        <w:rPr>
+          <w:rFonts w:ascii="Consolas" w:eastAsia="Times New Roman" w:hAnsi="Consolas" w:cs="Times New Roman"/>
+          <w:kern w:val="0"/>
+          <w:lang w:eastAsia="en-IN"/>
+          <w14:ligatures w14:val="none"/>
+        </w:rPr>
+      </w:pPr>
+    </w:p>
+    <w:p>
+      <w:pPr>
+        <w:shd w:val="clear" w:color="auto" w:fill="FFFFFF"/>
+        <w:spacing w:after="0" w:line="300" w:lineRule="atLeast"/>
+        <w:rPr>
+          <w:rFonts w:ascii="Consolas" w:eastAsia="Times New Roman" w:hAnsi="Consolas" w:cs="Times New Roman"/>
+          <w:kern w:val="0"/>
+          <w:lang w:eastAsia="en-IN"/>
+          <w14:ligatures w14:val="none"/>
+        </w:rPr>
+      </w:pPr>
+      <w:r>
+        <w:rPr>
+          <w:rFonts w:ascii="Consolas" w:eastAsia="Times New Roman" w:hAnsi="Consolas" w:cs="Times New Roman"/>
+          <w:kern w:val="0"/>
+          <w:lang w:eastAsia="en-IN"/>
+          <w14:ligatures w14:val="none"/>
+        </w:rPr>
+        <w:t xml:space="preserve">    </w:t>
       </w:r>
       <w:proofErr w:type="gramStart"/>
       <w:r>
@@ -28243,6 +29378,68 @@
           <w:lang w:eastAsia="en-IN"/>
           <w14:ligatures w14:val="none"/>
         </w:rPr>
+        <w:t>Employee(</w:t>
+      </w:r>
+      <w:proofErr w:type="gramEnd"/>
+      <w:r>
+        <w:rPr>
+          <w:rFonts w:ascii="Consolas" w:eastAsia="Times New Roman" w:hAnsi="Consolas" w:cs="Times New Roman"/>
+          <w:kern w:val="0"/>
+          <w:lang w:eastAsia="en-IN"/>
+          <w14:ligatures w14:val="none"/>
+        </w:rPr>
+        <w:t>string name, float salary, string company)</w:t>
+      </w:r>
+    </w:p>
+    <w:p>
+      <w:pPr>
+        <w:shd w:val="clear" w:color="auto" w:fill="FFFFFF"/>
+        <w:spacing w:after="0" w:line="300" w:lineRule="atLeast"/>
+        <w:rPr>
+          <w:rFonts w:ascii="Consolas" w:eastAsia="Times New Roman" w:hAnsi="Consolas" w:cs="Times New Roman"/>
+          <w:kern w:val="0"/>
+          <w:lang w:eastAsia="en-IN"/>
+          <w14:ligatures w14:val="none"/>
+        </w:rPr>
+      </w:pPr>
+      <w:r>
+        <w:rPr>
+          <w:rFonts w:ascii="Consolas" w:eastAsia="Times New Roman" w:hAnsi="Consolas" w:cs="Times New Roman"/>
+          <w:kern w:val="0"/>
+          <w:lang w:eastAsia="en-IN"/>
+          <w14:ligatures w14:val="none"/>
+        </w:rPr>
+        <w:t>        : name(name), salary(salary), company(company) {}</w:t>
+      </w:r>
+    </w:p>
+    <w:p>
+      <w:pPr>
+        <w:shd w:val="clear" w:color="auto" w:fill="FFFFFF"/>
+        <w:spacing w:after="0" w:line="300" w:lineRule="atLeast"/>
+        <w:rPr>
+          <w:rFonts w:ascii="Consolas" w:eastAsia="Times New Roman" w:hAnsi="Consolas" w:cs="Times New Roman"/>
+          <w:kern w:val="0"/>
+          <w:lang w:eastAsia="en-IN"/>
+          <w14:ligatures w14:val="none"/>
+        </w:rPr>
+      </w:pPr>
+      <w:r>
+        <w:rPr>
+          <w:rFonts w:ascii="Consolas" w:eastAsia="Times New Roman" w:hAnsi="Consolas" w:cs="Times New Roman"/>
+          <w:kern w:val="0"/>
+          <w:lang w:eastAsia="en-IN"/>
+          <w14:ligatures w14:val="none"/>
+        </w:rPr>
+        <w:t xml:space="preserve">    void </w:t>
+      </w:r>
+      <w:proofErr w:type="gramStart"/>
+      <w:r>
+        <w:rPr>
+          <w:rFonts w:ascii="Consolas" w:eastAsia="Times New Roman" w:hAnsi="Consolas" w:cs="Times New Roman"/>
+          <w:kern w:val="0"/>
+          <w:lang w:eastAsia="en-IN"/>
+          <w14:ligatures w14:val="none"/>
+        </w:rPr>
         <w:t>introduce(</w:t>
       </w:r>
       <w:proofErr w:type="gramEnd"/>
@@ -28315,7 +29512,7 @@
           <w:lang w:eastAsia="en-IN"/>
           <w14:ligatures w14:val="none"/>
         </w:rPr>
-        <w:t xml:space="preserve"> &lt;&lt; "Age is " &lt;&lt; age &lt;&lt; </w:t>
+        <w:t xml:space="preserve"> &lt;&lt; "Name is " &lt;&lt; name &lt;&lt; </w:t>
       </w:r>
       <w:proofErr w:type="spellStart"/>
       <w:r>
@@ -28356,6 +29553,128 @@
           <w:lang w:eastAsia="en-IN"/>
           <w14:ligatures w14:val="none"/>
         </w:rPr>
+        <w:t xml:space="preserve">        </w:t>
+      </w:r>
+      <w:proofErr w:type="spellStart"/>
+      <w:r>
+        <w:rPr>
+          <w:rFonts w:ascii="Consolas" w:eastAsia="Times New Roman" w:hAnsi="Consolas" w:cs="Times New Roman"/>
+          <w:kern w:val="0"/>
+          <w:lang w:eastAsia="en-IN"/>
+          <w14:ligatures w14:val="none"/>
+        </w:rPr>
+        <w:t>cout</w:t>
+      </w:r>
+      <w:proofErr w:type="spellEnd"/>
+      <w:r>
+        <w:rPr>
+          <w:rFonts w:ascii="Consolas" w:eastAsia="Times New Roman" w:hAnsi="Consolas" w:cs="Times New Roman"/>
+          <w:kern w:val="0"/>
+          <w:lang w:eastAsia="en-IN"/>
+          <w14:ligatures w14:val="none"/>
+        </w:rPr>
+        <w:t xml:space="preserve"> &lt;&lt; "Salary is " &lt;&lt; salary &lt;&lt; </w:t>
+      </w:r>
+      <w:proofErr w:type="spellStart"/>
+      <w:r>
+        <w:rPr>
+          <w:rFonts w:ascii="Consolas" w:eastAsia="Times New Roman" w:hAnsi="Consolas" w:cs="Times New Roman"/>
+          <w:kern w:val="0"/>
+          <w:lang w:eastAsia="en-IN"/>
+          <w14:ligatures w14:val="none"/>
+        </w:rPr>
+        <w:t>endl</w:t>
+      </w:r>
+      <w:proofErr w:type="spellEnd"/>
+      <w:r>
+        <w:rPr>
+          <w:rFonts w:ascii="Consolas" w:eastAsia="Times New Roman" w:hAnsi="Consolas" w:cs="Times New Roman"/>
+          <w:kern w:val="0"/>
+          <w:lang w:eastAsia="en-IN"/>
+          <w14:ligatures w14:val="none"/>
+        </w:rPr>
+        <w:t>;</w:t>
+      </w:r>
+    </w:p>
+    <w:p>
+      <w:pPr>
+        <w:shd w:val="clear" w:color="auto" w:fill="FFFFFF"/>
+        <w:spacing w:after="0" w:line="300" w:lineRule="atLeast"/>
+        <w:rPr>
+          <w:rFonts w:ascii="Consolas" w:eastAsia="Times New Roman" w:hAnsi="Consolas" w:cs="Times New Roman"/>
+          <w:kern w:val="0"/>
+          <w:lang w:eastAsia="en-IN"/>
+          <w14:ligatures w14:val="none"/>
+        </w:rPr>
+      </w:pPr>
+      <w:r>
+        <w:rPr>
+          <w:rFonts w:ascii="Consolas" w:eastAsia="Times New Roman" w:hAnsi="Consolas" w:cs="Times New Roman"/>
+          <w:kern w:val="0"/>
+          <w:lang w:eastAsia="en-IN"/>
+          <w14:ligatures w14:val="none"/>
+        </w:rPr>
+        <w:t xml:space="preserve">        </w:t>
+      </w:r>
+      <w:proofErr w:type="spellStart"/>
+      <w:r>
+        <w:rPr>
+          <w:rFonts w:ascii="Consolas" w:eastAsia="Times New Roman" w:hAnsi="Consolas" w:cs="Times New Roman"/>
+          <w:kern w:val="0"/>
+          <w:lang w:eastAsia="en-IN"/>
+          <w14:ligatures w14:val="none"/>
+        </w:rPr>
+        <w:t>cout</w:t>
+      </w:r>
+      <w:proofErr w:type="spellEnd"/>
+      <w:r>
+        <w:rPr>
+          <w:rFonts w:ascii="Consolas" w:eastAsia="Times New Roman" w:hAnsi="Consolas" w:cs="Times New Roman"/>
+          <w:kern w:val="0"/>
+          <w:lang w:eastAsia="en-IN"/>
+          <w14:ligatures w14:val="none"/>
+        </w:rPr>
+        <w:t xml:space="preserve"> &lt;&lt; "Company is " &lt;&lt; company &lt;&lt; </w:t>
+      </w:r>
+      <w:proofErr w:type="spellStart"/>
+      <w:r>
+        <w:rPr>
+          <w:rFonts w:ascii="Consolas" w:eastAsia="Times New Roman" w:hAnsi="Consolas" w:cs="Times New Roman"/>
+          <w:kern w:val="0"/>
+          <w:lang w:eastAsia="en-IN"/>
+          <w14:ligatures w14:val="none"/>
+        </w:rPr>
+        <w:t>endl</w:t>
+      </w:r>
+      <w:proofErr w:type="spellEnd"/>
+      <w:r>
+        <w:rPr>
+          <w:rFonts w:ascii="Consolas" w:eastAsia="Times New Roman" w:hAnsi="Consolas" w:cs="Times New Roman"/>
+          <w:kern w:val="0"/>
+          <w:lang w:eastAsia="en-IN"/>
+          <w14:ligatures w14:val="none"/>
+        </w:rPr>
+        <w:t>;</w:t>
+      </w:r>
+    </w:p>
+    <w:p>
+      <w:pPr>
+        <w:shd w:val="clear" w:color="auto" w:fill="FFFFFF"/>
+        <w:spacing w:after="0" w:line="300" w:lineRule="atLeast"/>
+        <w:rPr>
+          <w:rFonts w:ascii="Consolas" w:eastAsia="Times New Roman" w:hAnsi="Consolas" w:cs="Times New Roman"/>
+          <w:kern w:val="0"/>
+          <w:lang w:eastAsia="en-IN"/>
+          <w14:ligatures w14:val="none"/>
+        </w:rPr>
+      </w:pPr>
+      <w:r>
+        <w:rPr>
+          <w:rFonts w:ascii="Consolas" w:eastAsia="Times New Roman" w:hAnsi="Consolas" w:cs="Times New Roman"/>
+          <w:kern w:val="0"/>
+          <w:lang w:eastAsia="en-IN"/>
+          <w14:ligatures w14:val="none"/>
+        </w:rPr>
         <w:t>    }</w:t>
       </w:r>
     </w:p>
@@ -28398,7 +29717,27 @@
           <w:lang w:eastAsia="en-IN"/>
           <w14:ligatures w14:val="none"/>
         </w:rPr>
-        <w:t>class Employee</w:t>
+        <w:t xml:space="preserve">class </w:t>
+      </w:r>
+      <w:proofErr w:type="gramStart"/>
+      <w:r>
+        <w:rPr>
+          <w:rFonts w:ascii="Consolas" w:eastAsia="Times New Roman" w:hAnsi="Consolas" w:cs="Times New Roman"/>
+          <w:kern w:val="0"/>
+          <w:lang w:eastAsia="en-IN"/>
+          <w14:ligatures w14:val="none"/>
+        </w:rPr>
+        <w:t>Engineer :</w:t>
+      </w:r>
+      <w:proofErr w:type="gramEnd"/>
+      <w:r>
+        <w:rPr>
+          <w:rFonts w:ascii="Consolas" w:eastAsia="Times New Roman" w:hAnsi="Consolas" w:cs="Times New Roman"/>
+          <w:kern w:val="0"/>
+          <w:lang w:eastAsia="en-IN"/>
+          <w14:ligatures w14:val="none"/>
+        </w:rPr>
+        <w:t xml:space="preserve"> public Human, public Employee</w:t>
       </w:r>
     </w:p>
     <w:p>
@@ -28461,7 +29800,7 @@
           <w:lang w:eastAsia="en-IN"/>
           <w14:ligatures w14:val="none"/>
         </w:rPr>
-        <w:t>    string name;</w:t>
+        <w:t>    int experience;</w:t>
       </w:r>
     </w:p>
     <w:p>
@@ -28482,61 +29821,7 @@
           <w:lang w:eastAsia="en-IN"/>
           <w14:ligatures w14:val="none"/>
         </w:rPr>
-        <w:t>    float salary;</w:t>
-      </w:r>
-    </w:p>
-    <w:p>
-      <w:pPr>
-        <w:shd w:val="clear" w:color="auto" w:fill="FFFFFF"/>
-        <w:spacing w:after="0" w:line="300" w:lineRule="atLeast"/>
-        <w:rPr>
-          <w:rFonts w:ascii="Consolas" w:eastAsia="Times New Roman" w:hAnsi="Consolas" w:cs="Times New Roman"/>
-          <w:kern w:val="0"/>
-          <w:lang w:eastAsia="en-IN"/>
-          <w14:ligatures w14:val="none"/>
-        </w:rPr>
-      </w:pPr>
-      <w:r>
-        <w:rPr>
-          <w:rFonts w:ascii="Consolas" w:eastAsia="Times New Roman" w:hAnsi="Consolas" w:cs="Times New Roman"/>
-          <w:kern w:val="0"/>
-          <w:lang w:eastAsia="en-IN"/>
-          <w14:ligatures w14:val="none"/>
-        </w:rPr>
-        <w:t>    string company;</w:t>
-      </w:r>
-    </w:p>
-    <w:p>
-      <w:pPr>
-        <w:shd w:val="clear" w:color="auto" w:fill="FFFFFF"/>
-        <w:spacing w:after="0" w:line="300" w:lineRule="atLeast"/>
-        <w:rPr>
-          <w:rFonts w:ascii="Consolas" w:eastAsia="Times New Roman" w:hAnsi="Consolas" w:cs="Times New Roman"/>
-          <w:kern w:val="0"/>
-          <w:lang w:eastAsia="en-IN"/>
-          <w14:ligatures w14:val="none"/>
-        </w:rPr>
-      </w:pPr>
-    </w:p>
-    <w:p>
-      <w:pPr>
-        <w:shd w:val="clear" w:color="auto" w:fill="FFFFFF"/>
-        <w:spacing w:after="0" w:line="300" w:lineRule="atLeast"/>
-        <w:rPr>
-          <w:rFonts w:ascii="Consolas" w:eastAsia="Times New Roman" w:hAnsi="Consolas" w:cs="Times New Roman"/>
-          <w:kern w:val="0"/>
-          <w:lang w:eastAsia="en-IN"/>
-          <w14:ligatures w14:val="none"/>
-        </w:rPr>
-      </w:pPr>
-      <w:r>
-        <w:rPr>
-          <w:rFonts w:ascii="Consolas" w:eastAsia="Times New Roman" w:hAnsi="Consolas" w:cs="Times New Roman"/>
-          <w:kern w:val="0"/>
-          <w:lang w:eastAsia="en-IN"/>
-          <w14:ligatures w14:val="none"/>
-        </w:rPr>
-        <w:t xml:space="preserve">    </w:t>
+        <w:t xml:space="preserve">    </w:t>
       </w:r>
       <w:proofErr w:type="gramStart"/>
       <w:r>
@@ -28546,7 +29831,7 @@
           <w:lang w:eastAsia="en-IN"/>
           <w14:ligatures w14:val="none"/>
         </w:rPr>
-        <w:t>Employee(</w:t>
+        <w:t>Engineer(</w:t>
       </w:r>
       <w:proofErr w:type="gramEnd"/>
       <w:r>
@@ -28556,509 +29841,16 @@
           <w:lang w:eastAsia="en-IN"/>
           <w14:ligatures w14:val="none"/>
         </w:rPr>
-        <w:t>string name, float salary, string company)</w:t>
-      </w:r>
-    </w:p>
-    <w:p>
-      <w:pPr>
-        <w:shd w:val="clear" w:color="auto" w:fill="FFFFFF"/>
-        <w:spacing w:after="0" w:line="300" w:lineRule="atLeast"/>
-        <w:rPr>
-          <w:rFonts w:ascii="Consolas" w:eastAsia="Times New Roman" w:hAnsi="Consolas" w:cs="Times New Roman"/>
-          <w:kern w:val="0"/>
-          <w:lang w:eastAsia="en-IN"/>
-          <w14:ligatures w14:val="none"/>
-        </w:rPr>
-      </w:pPr>
-      <w:r>
-        <w:rPr>
-          <w:rFonts w:ascii="Consolas" w:eastAsia="Times New Roman" w:hAnsi="Consolas" w:cs="Times New Roman"/>
-          <w:kern w:val="0"/>
-          <w:lang w:eastAsia="en-IN"/>
-          <w14:ligatures w14:val="none"/>
-        </w:rPr>
-        <w:t>        : name(name), salary(salary), company(company) {}</w:t>
-      </w:r>
-    </w:p>
-    <w:p>
-      <w:pPr>
-        <w:shd w:val="clear" w:color="auto" w:fill="FFFFFF"/>
-        <w:spacing w:after="0" w:line="300" w:lineRule="atLeast"/>
-        <w:rPr>
-          <w:rFonts w:ascii="Consolas" w:eastAsia="Times New Roman" w:hAnsi="Consolas" w:cs="Times New Roman"/>
-          <w:kern w:val="0"/>
-          <w:lang w:eastAsia="en-IN"/>
-          <w14:ligatures w14:val="none"/>
-        </w:rPr>
-      </w:pPr>
-      <w:r>
-        <w:rPr>
-          <w:rFonts w:ascii="Consolas" w:eastAsia="Times New Roman" w:hAnsi="Consolas" w:cs="Times New Roman"/>
-          <w:kern w:val="0"/>
-          <w:lang w:eastAsia="en-IN"/>
-          <w14:ligatures w14:val="none"/>
-        </w:rPr>
-        <w:t xml:space="preserve">    void </w:t>
-      </w:r>
-      <w:proofErr w:type="gramStart"/>
-      <w:r>
-        <w:rPr>
-          <w:rFonts w:ascii="Consolas" w:eastAsia="Times New Roman" w:hAnsi="Consolas" w:cs="Times New Roman"/>
-          <w:kern w:val="0"/>
-          <w:lang w:eastAsia="en-IN"/>
-          <w14:ligatures w14:val="none"/>
-        </w:rPr>
-        <w:t>introduce(</w:t>
-      </w:r>
-      <w:proofErr w:type="gramEnd"/>
-      <w:r>
-        <w:rPr>
-          <w:rFonts w:ascii="Consolas" w:eastAsia="Times New Roman" w:hAnsi="Consolas" w:cs="Times New Roman"/>
-          <w:kern w:val="0"/>
-          <w:lang w:eastAsia="en-IN"/>
-          <w14:ligatures w14:val="none"/>
-        </w:rPr>
-        <w:t>)</w:t>
-      </w:r>
-    </w:p>
-    <w:p>
-      <w:pPr>
-        <w:shd w:val="clear" w:color="auto" w:fill="FFFFFF"/>
-        <w:spacing w:after="0" w:line="300" w:lineRule="atLeast"/>
-        <w:rPr>
-          <w:rFonts w:ascii="Consolas" w:eastAsia="Times New Roman" w:hAnsi="Consolas" w:cs="Times New Roman"/>
-          <w:kern w:val="0"/>
-          <w:lang w:eastAsia="en-IN"/>
-          <w14:ligatures w14:val="none"/>
-        </w:rPr>
-      </w:pPr>
-      <w:r>
-        <w:rPr>
-          <w:rFonts w:ascii="Consolas" w:eastAsia="Times New Roman" w:hAnsi="Consolas" w:cs="Times New Roman"/>
-          <w:kern w:val="0"/>
-          <w:lang w:eastAsia="en-IN"/>
-          <w14:ligatures w14:val="none"/>
-        </w:rPr>
-        <w:t>    {</w:t>
-      </w:r>
-    </w:p>
-    <w:p>
-      <w:pPr>
-        <w:shd w:val="clear" w:color="auto" w:fill="FFFFFF"/>
-        <w:spacing w:after="0" w:line="300" w:lineRule="atLeast"/>
-        <w:rPr>
-          <w:rFonts w:ascii="Consolas" w:eastAsia="Times New Roman" w:hAnsi="Consolas" w:cs="Times New Roman"/>
-          <w:kern w:val="0"/>
-          <w:lang w:eastAsia="en-IN"/>
-          <w14:ligatures w14:val="none"/>
-        </w:rPr>
-      </w:pPr>
-      <w:r>
-        <w:rPr>
-          <w:rFonts w:ascii="Consolas" w:eastAsia="Times New Roman" w:hAnsi="Consolas" w:cs="Times New Roman"/>
-          <w:kern w:val="0"/>
-          <w:lang w:eastAsia="en-IN"/>
-          <w14:ligatures w14:val="none"/>
-        </w:rPr>
-        <w:t xml:space="preserve">        </w:t>
-      </w:r>
-      <w:proofErr w:type="spellStart"/>
-      <w:r>
-        <w:rPr>
-          <w:rFonts w:ascii="Consolas" w:eastAsia="Times New Roman" w:hAnsi="Consolas" w:cs="Times New Roman"/>
-          <w:kern w:val="0"/>
-          <w:lang w:eastAsia="en-IN"/>
-          <w14:ligatures w14:val="none"/>
-        </w:rPr>
-        <w:t>cout</w:t>
-      </w:r>
-      <w:proofErr w:type="spellEnd"/>
-      <w:r>
-        <w:rPr>
-          <w:rFonts w:ascii="Consolas" w:eastAsia="Times New Roman" w:hAnsi="Consolas" w:cs="Times New Roman"/>
-          <w:kern w:val="0"/>
-          <w:lang w:eastAsia="en-IN"/>
-          <w14:ligatures w14:val="none"/>
-        </w:rPr>
-        <w:t xml:space="preserve"> &lt;&lt; "Name is " &lt;&lt; name &lt;&lt; </w:t>
-      </w:r>
-      <w:proofErr w:type="spellStart"/>
-      <w:r>
-        <w:rPr>
-          <w:rFonts w:ascii="Consolas" w:eastAsia="Times New Roman" w:hAnsi="Consolas" w:cs="Times New Roman"/>
-          <w:kern w:val="0"/>
-          <w:lang w:eastAsia="en-IN"/>
-          <w14:ligatures w14:val="none"/>
-        </w:rPr>
-        <w:t>endl</w:t>
-      </w:r>
-      <w:proofErr w:type="spellEnd"/>
-      <w:r>
-        <w:rPr>
-          <w:rFonts w:ascii="Consolas" w:eastAsia="Times New Roman" w:hAnsi="Consolas" w:cs="Times New Roman"/>
-          <w:kern w:val="0"/>
-          <w:lang w:eastAsia="en-IN"/>
-          <w14:ligatures w14:val="none"/>
-        </w:rPr>
-        <w:t>;</w:t>
-      </w:r>
-    </w:p>
-    <w:p>
-      <w:pPr>
-        <w:shd w:val="clear" w:color="auto" w:fill="FFFFFF"/>
-        <w:spacing w:after="0" w:line="300" w:lineRule="atLeast"/>
-        <w:rPr>
-          <w:rFonts w:ascii="Consolas" w:eastAsia="Times New Roman" w:hAnsi="Consolas" w:cs="Times New Roman"/>
-          <w:kern w:val="0"/>
-          <w:lang w:eastAsia="en-IN"/>
-          <w14:ligatures w14:val="none"/>
-        </w:rPr>
-      </w:pPr>
-      <w:r>
-        <w:rPr>
-          <w:rFonts w:ascii="Consolas" w:eastAsia="Times New Roman" w:hAnsi="Consolas" w:cs="Times New Roman"/>
-          <w:kern w:val="0"/>
-          <w:lang w:eastAsia="en-IN"/>
-          <w14:ligatures w14:val="none"/>
-        </w:rPr>
-        <w:t xml:space="preserve">        </w:t>
-      </w:r>
-      <w:proofErr w:type="spellStart"/>
-      <w:r>
-        <w:rPr>
-          <w:rFonts w:ascii="Consolas" w:eastAsia="Times New Roman" w:hAnsi="Consolas" w:cs="Times New Roman"/>
-          <w:kern w:val="0"/>
-          <w:lang w:eastAsia="en-IN"/>
-          <w14:ligatures w14:val="none"/>
-        </w:rPr>
-        <w:t>cout</w:t>
-      </w:r>
-      <w:proofErr w:type="spellEnd"/>
-      <w:r>
-        <w:rPr>
-          <w:rFonts w:ascii="Consolas" w:eastAsia="Times New Roman" w:hAnsi="Consolas" w:cs="Times New Roman"/>
-          <w:kern w:val="0"/>
-          <w:lang w:eastAsia="en-IN"/>
-          <w14:ligatures w14:val="none"/>
-        </w:rPr>
-        <w:t xml:space="preserve"> &lt;&lt; "Salary is " &lt;&lt; salary &lt;&lt; </w:t>
-      </w:r>
-      <w:proofErr w:type="spellStart"/>
-      <w:r>
-        <w:rPr>
-          <w:rFonts w:ascii="Consolas" w:eastAsia="Times New Roman" w:hAnsi="Consolas" w:cs="Times New Roman"/>
-          <w:kern w:val="0"/>
-          <w:lang w:eastAsia="en-IN"/>
-          <w14:ligatures w14:val="none"/>
-        </w:rPr>
-        <w:t>endl</w:t>
-      </w:r>
-      <w:proofErr w:type="spellEnd"/>
-      <w:r>
-        <w:rPr>
-          <w:rFonts w:ascii="Consolas" w:eastAsia="Times New Roman" w:hAnsi="Consolas" w:cs="Times New Roman"/>
-          <w:kern w:val="0"/>
-          <w:lang w:eastAsia="en-IN"/>
-          <w14:ligatures w14:val="none"/>
-        </w:rPr>
-        <w:t>;</w:t>
-      </w:r>
-    </w:p>
-    <w:p>
-      <w:pPr>
-        <w:shd w:val="clear" w:color="auto" w:fill="FFFFFF"/>
-        <w:spacing w:after="0" w:line="300" w:lineRule="atLeast"/>
-        <w:rPr>
-          <w:rFonts w:ascii="Consolas" w:eastAsia="Times New Roman" w:hAnsi="Consolas" w:cs="Times New Roman"/>
-          <w:kern w:val="0"/>
-          <w:lang w:eastAsia="en-IN"/>
-          <w14:ligatures w14:val="none"/>
-        </w:rPr>
-      </w:pPr>
-      <w:r>
-        <w:rPr>
-          <w:rFonts w:ascii="Consolas" w:eastAsia="Times New Roman" w:hAnsi="Consolas" w:cs="Times New Roman"/>
-          <w:kern w:val="0"/>
-          <w:lang w:eastAsia="en-IN"/>
-          <w14:ligatures w14:val="none"/>
-        </w:rPr>
-        <w:t xml:space="preserve">        </w:t>
-      </w:r>
-      <w:proofErr w:type="spellStart"/>
-      <w:r>
-        <w:rPr>
-          <w:rFonts w:ascii="Consolas" w:eastAsia="Times New Roman" w:hAnsi="Consolas" w:cs="Times New Roman"/>
-          <w:kern w:val="0"/>
-          <w:lang w:eastAsia="en-IN"/>
-          <w14:ligatures w14:val="none"/>
-        </w:rPr>
-        <w:t>cout</w:t>
-      </w:r>
-      <w:proofErr w:type="spellEnd"/>
-      <w:r>
-        <w:rPr>
-          <w:rFonts w:ascii="Consolas" w:eastAsia="Times New Roman" w:hAnsi="Consolas" w:cs="Times New Roman"/>
-          <w:kern w:val="0"/>
-          <w:lang w:eastAsia="en-IN"/>
-          <w14:ligatures w14:val="none"/>
-        </w:rPr>
-        <w:t xml:space="preserve"> &lt;&lt; "Company is " &lt;&lt; company &lt;&lt; </w:t>
-      </w:r>
-      <w:proofErr w:type="spellStart"/>
-      <w:r>
-        <w:rPr>
-          <w:rFonts w:ascii="Consolas" w:eastAsia="Times New Roman" w:hAnsi="Consolas" w:cs="Times New Roman"/>
-          <w:kern w:val="0"/>
-          <w:lang w:eastAsia="en-IN"/>
-          <w14:ligatures w14:val="none"/>
-        </w:rPr>
-        <w:t>endl</w:t>
-      </w:r>
-      <w:proofErr w:type="spellEnd"/>
-      <w:r>
-        <w:rPr>
-          <w:rFonts w:ascii="Consolas" w:eastAsia="Times New Roman" w:hAnsi="Consolas" w:cs="Times New Roman"/>
-          <w:kern w:val="0"/>
-          <w:lang w:eastAsia="en-IN"/>
-          <w14:ligatures w14:val="none"/>
-        </w:rPr>
-        <w:t>;</w:t>
-      </w:r>
-    </w:p>
-    <w:p>
-      <w:pPr>
-        <w:shd w:val="clear" w:color="auto" w:fill="FFFFFF"/>
-        <w:spacing w:after="0" w:line="300" w:lineRule="atLeast"/>
-        <w:rPr>
-          <w:rFonts w:ascii="Consolas" w:eastAsia="Times New Roman" w:hAnsi="Consolas" w:cs="Times New Roman"/>
-          <w:kern w:val="0"/>
-          <w:lang w:eastAsia="en-IN"/>
-          <w14:ligatures w14:val="none"/>
-        </w:rPr>
-      </w:pPr>
-      <w:r>
-        <w:rPr>
-          <w:rFonts w:ascii="Consolas" w:eastAsia="Times New Roman" w:hAnsi="Consolas" w:cs="Times New Roman"/>
-          <w:kern w:val="0"/>
-          <w:lang w:eastAsia="en-IN"/>
-          <w14:ligatures w14:val="none"/>
-        </w:rPr>
-        <w:t>    }</w:t>
-      </w:r>
-    </w:p>
-    <w:p>
-      <w:pPr>
-        <w:shd w:val="clear" w:color="auto" w:fill="FFFFFF"/>
-        <w:spacing w:after="0" w:line="300" w:lineRule="atLeast"/>
-        <w:rPr>
-          <w:rFonts w:ascii="Consolas" w:eastAsia="Times New Roman" w:hAnsi="Consolas" w:cs="Times New Roman"/>
-          <w:kern w:val="0"/>
-          <w:lang w:eastAsia="en-IN"/>
-          <w14:ligatures w14:val="none"/>
-        </w:rPr>
-      </w:pPr>
-      <w:r>
-        <w:rPr>
-          <w:rFonts w:ascii="Consolas" w:eastAsia="Times New Roman" w:hAnsi="Consolas" w:cs="Times New Roman"/>
-          <w:kern w:val="0"/>
-          <w:lang w:eastAsia="en-IN"/>
-          <w14:ligatures w14:val="none"/>
-        </w:rPr>
-        <w:t>};</w:t>
-      </w:r>
-    </w:p>
-    <w:p>
-      <w:pPr>
-        <w:shd w:val="clear" w:color="auto" w:fill="FFFFFF"/>
-        <w:spacing w:after="0" w:line="300" w:lineRule="atLeast"/>
-        <w:rPr>
-          <w:rFonts w:ascii="Consolas" w:eastAsia="Times New Roman" w:hAnsi="Consolas" w:cs="Times New Roman"/>
-          <w:kern w:val="0"/>
-          <w:lang w:eastAsia="en-IN"/>
-          <w14:ligatures w14:val="none"/>
-        </w:rPr>
-      </w:pPr>
-      <w:r>
-        <w:rPr>
-          <w:rFonts w:ascii="Consolas" w:eastAsia="Times New Roman" w:hAnsi="Consolas" w:cs="Times New Roman"/>
-          <w:kern w:val="0"/>
-          <w:lang w:eastAsia="en-IN"/>
-          <w14:ligatures w14:val="none"/>
-        </w:rPr>
-        <w:t xml:space="preserve">class </w:t>
-      </w:r>
-      <w:proofErr w:type="gramStart"/>
-      <w:r>
-        <w:rPr>
-          <w:rFonts w:ascii="Consolas" w:eastAsia="Times New Roman" w:hAnsi="Consolas" w:cs="Times New Roman"/>
-          <w:kern w:val="0"/>
-          <w:lang w:eastAsia="en-IN"/>
-          <w14:ligatures w14:val="none"/>
-        </w:rPr>
-        <w:t>Engineer :</w:t>
-      </w:r>
-      <w:proofErr w:type="gramEnd"/>
-      <w:r>
-        <w:rPr>
-          <w:rFonts w:ascii="Consolas" w:eastAsia="Times New Roman" w:hAnsi="Consolas" w:cs="Times New Roman"/>
-          <w:kern w:val="0"/>
-          <w:lang w:eastAsia="en-IN"/>
-          <w14:ligatures w14:val="none"/>
-        </w:rPr>
-        <w:t xml:space="preserve"> public Human, public Employee</w:t>
-      </w:r>
-    </w:p>
-    <w:p>
-      <w:pPr>
-        <w:shd w:val="clear" w:color="auto" w:fill="FFFFFF"/>
-        <w:spacing w:after="0" w:line="300" w:lineRule="atLeast"/>
-        <w:rPr>
-          <w:rFonts w:ascii="Consolas" w:eastAsia="Times New Roman" w:hAnsi="Consolas" w:cs="Times New Roman"/>
-          <w:kern w:val="0"/>
-          <w:lang w:eastAsia="en-IN"/>
-          <w14:ligatures w14:val="none"/>
-        </w:rPr>
-      </w:pPr>
-      <w:r>
-        <w:rPr>
-          <w:rFonts w:ascii="Consolas" w:eastAsia="Times New Roman" w:hAnsi="Consolas" w:cs="Times New Roman"/>
-          <w:kern w:val="0"/>
-          <w:lang w:eastAsia="en-IN"/>
-          <w14:ligatures w14:val="none"/>
-        </w:rPr>
-        <w:t>{</w:t>
-      </w:r>
-    </w:p>
-    <w:p>
-      <w:pPr>
-        <w:shd w:val="clear" w:color="auto" w:fill="FFFFFF"/>
-        <w:spacing w:after="0" w:line="300" w:lineRule="atLeast"/>
-        <w:rPr>
-          <w:rFonts w:ascii="Consolas" w:eastAsia="Times New Roman" w:hAnsi="Consolas" w:cs="Times New Roman"/>
-          <w:kern w:val="0"/>
-          <w:lang w:eastAsia="en-IN"/>
-          <w14:ligatures w14:val="none"/>
-        </w:rPr>
-      </w:pPr>
-      <w:r>
-        <w:rPr>
-          <w:rFonts w:ascii="Consolas" w:eastAsia="Times New Roman" w:hAnsi="Consolas" w:cs="Times New Roman"/>
-          <w:kern w:val="0"/>
-          <w:lang w:eastAsia="en-IN"/>
-          <w14:ligatures w14:val="none"/>
-        </w:rPr>
-        <w:t>public:</w:t>
-      </w:r>
-    </w:p>
-    <w:p>
-      <w:pPr>
-        <w:shd w:val="clear" w:color="auto" w:fill="FFFFFF"/>
-        <w:spacing w:after="0" w:line="300" w:lineRule="atLeast"/>
-        <w:rPr>
-          <w:rFonts w:ascii="Consolas" w:eastAsia="Times New Roman" w:hAnsi="Consolas" w:cs="Times New Roman"/>
-          <w:kern w:val="0"/>
-          <w:lang w:eastAsia="en-IN"/>
-          <w14:ligatures w14:val="none"/>
-        </w:rPr>
-      </w:pPr>
-      <w:r>
-        <w:rPr>
-          <w:rFonts w:ascii="Consolas" w:eastAsia="Times New Roman" w:hAnsi="Consolas" w:cs="Times New Roman"/>
-          <w:kern w:val="0"/>
-          <w:lang w:eastAsia="en-IN"/>
-          <w14:ligatures w14:val="none"/>
-        </w:rPr>
-        <w:t>    int experience;</w:t>
-      </w:r>
-    </w:p>
-    <w:p>
-      <w:pPr>
-        <w:shd w:val="clear" w:color="auto" w:fill="FFFFFF"/>
-        <w:spacing w:after="0" w:line="300" w:lineRule="atLeast"/>
-        <w:rPr>
-          <w:rFonts w:ascii="Consolas" w:eastAsia="Times New Roman" w:hAnsi="Consolas" w:cs="Times New Roman"/>
-          <w:kern w:val="0"/>
-          <w:lang w:eastAsia="en-IN"/>
-          <w14:ligatures w14:val="none"/>
-        </w:rPr>
-      </w:pPr>
-      <w:r>
-        <w:rPr>
-          <w:rFonts w:ascii="Consolas" w:eastAsia="Times New Roman" w:hAnsi="Consolas" w:cs="Times New Roman"/>
-          <w:kern w:val="0"/>
-          <w:lang w:eastAsia="en-IN"/>
-          <w14:ligatures w14:val="none"/>
-        </w:rPr>
-        <w:t xml:space="preserve">    </w:t>
-      </w:r>
-      <w:proofErr w:type="gramStart"/>
-      <w:r>
-        <w:rPr>
-          <w:rFonts w:ascii="Consolas" w:eastAsia="Times New Roman" w:hAnsi="Consolas" w:cs="Times New Roman"/>
-          <w:kern w:val="0"/>
-          <w:lang w:eastAsia="en-IN"/>
-          <w14:ligatures w14:val="none"/>
-        </w:rPr>
-        <w:t>Engineer(</w:t>
-      </w:r>
-      <w:proofErr w:type="gramEnd"/>
-      <w:r>
-        <w:rPr>
-          <w:rFonts w:ascii="Consolas" w:eastAsia="Times New Roman" w:hAnsi="Consolas" w:cs="Times New Roman"/>
-          <w:kern w:val="0"/>
-          <w:lang w:eastAsia="en-IN"/>
-          <w14:ligatures w14:val="none"/>
-        </w:rPr>
-        <w:t>string name, int age, float salary, string company, int experience</w:t>
-      </w:r>
-      <w:proofErr w:type="gramStart"/>
-      <w:r>
-        <w:rPr>
-          <w:rFonts w:ascii="Consolas" w:eastAsia="Times New Roman" w:hAnsi="Consolas" w:cs="Times New Roman"/>
-          <w:kern w:val="0"/>
-          <w:lang w:eastAsia="en-IN"/>
-          <w14:ligatures w14:val="none"/>
-        </w:rPr>
-        <w:t>)</w:t>
-      </w:r>
-      <w:r>
-        <w:rPr>
-          <w:rFonts w:ascii="Consolas" w:eastAsia="Times New Roman" w:hAnsi="Consolas" w:cs="Times New Roman"/>
-          <w:kern w:val="0"/>
-          <w:lang w:eastAsia="en-IN"/>
-          <w14:ligatures w14:val="none"/>
-        </w:rPr>
-        <w:t xml:space="preserve"> :</w:t>
-      </w:r>
-      <w:proofErr w:type="gramEnd"/>
-      <w:r>
-        <w:rPr>
-          <w:rFonts w:ascii="Consolas" w:eastAsia="Times New Roman" w:hAnsi="Consolas" w:cs="Times New Roman"/>
-          <w:kern w:val="0"/>
-          <w:lang w:eastAsia="en-IN"/>
-          <w14:ligatures w14:val="none"/>
-        </w:rPr>
-        <w:t xml:space="preserve"> Human(age), </w:t>
-      </w:r>
-      <w:proofErr w:type="gramStart"/>
-      <w:r>
-        <w:rPr>
-          <w:rFonts w:ascii="Consolas" w:eastAsia="Times New Roman" w:hAnsi="Consolas" w:cs="Times New Roman"/>
-          <w:kern w:val="0"/>
-          <w:lang w:eastAsia="en-IN"/>
-          <w14:ligatures w14:val="none"/>
-        </w:rPr>
-        <w:t>Employee(</w:t>
-      </w:r>
-      <w:proofErr w:type="gramEnd"/>
-      <w:r>
-        <w:rPr>
-          <w:rFonts w:ascii="Consolas" w:eastAsia="Times New Roman" w:hAnsi="Consolas" w:cs="Times New Roman"/>
-          <w:kern w:val="0"/>
-          <w:lang w:eastAsia="en-IN"/>
-          <w14:ligatures w14:val="none"/>
-        </w:rPr>
-        <w:t>name, salary, company)</w:t>
+        <w:t>string name, int age, float salary, string company, int experience)</w:t>
+      </w:r>
+      <w:r>
+        <w:rPr>
+          <w:rFonts w:ascii="Consolas" w:eastAsia="Times New Roman" w:hAnsi="Consolas" w:cs="Times New Roman"/>
+          <w:kern w:val="0"/>
+          <w:lang w:eastAsia="en-IN"/>
+          <w14:ligatures w14:val="none"/>
+        </w:rPr>
+        <w:t xml:space="preserve"> : Human(age), Employee(name, salary, company)</w:t>
       </w:r>
       <w:r>
         <w:rPr>
@@ -31832,7 +32624,28 @@
           <w:lang w:eastAsia="en-IN"/>
           <w14:ligatures w14:val="none"/>
         </w:rPr>
-        <w:t>int w, int h</w:t>
+        <w:t>int w, int h) : Shape(w, h) {}</w:t>
+      </w:r>
+    </w:p>
+    <w:p>
+      <w:pPr>
+        <w:shd w:val="clear" w:color="auto" w:fill="FFFFFF"/>
+        <w:spacing w:after="0" w:line="300" w:lineRule="atLeast"/>
+        <w:rPr>
+          <w:rFonts w:ascii="Consolas" w:eastAsia="Times New Roman" w:hAnsi="Consolas" w:cs="Times New Roman"/>
+          <w:kern w:val="0"/>
+          <w:lang w:eastAsia="en-IN"/>
+          <w14:ligatures w14:val="none"/>
+        </w:rPr>
+      </w:pPr>
+      <w:r>
+        <w:rPr>
+          <w:rFonts w:ascii="Consolas" w:eastAsia="Times New Roman" w:hAnsi="Consolas" w:cs="Times New Roman"/>
+          <w:kern w:val="0"/>
+          <w:lang w:eastAsia="en-IN"/>
+          <w14:ligatures w14:val="none"/>
+        </w:rPr>
+        <w:t xml:space="preserve">    int </w:t>
       </w:r>
       <w:proofErr w:type="gramStart"/>
       <w:r>
@@ -31842,7 +32655,7 @@
           <w:lang w:eastAsia="en-IN"/>
           <w14:ligatures w14:val="none"/>
         </w:rPr>
-        <w:t>) :</w:t>
+        <w:t>area(</w:t>
       </w:r>
       <w:proofErr w:type="gramEnd"/>
       <w:r>
@@ -31852,7 +32665,112 @@
           <w:lang w:eastAsia="en-IN"/>
           <w14:ligatures w14:val="none"/>
         </w:rPr>
-        <w:t xml:space="preserve"> </w:t>
+        <w:t>)</w:t>
+      </w:r>
+    </w:p>
+    <w:p>
+      <w:pPr>
+        <w:shd w:val="clear" w:color="auto" w:fill="FFFFFF"/>
+        <w:spacing w:after="0" w:line="300" w:lineRule="atLeast"/>
+        <w:rPr>
+          <w:rFonts w:ascii="Consolas" w:eastAsia="Times New Roman" w:hAnsi="Consolas" w:cs="Times New Roman"/>
+          <w:kern w:val="0"/>
+          <w:lang w:eastAsia="en-IN"/>
+          <w14:ligatures w14:val="none"/>
+        </w:rPr>
+      </w:pPr>
+      <w:r>
+        <w:rPr>
+          <w:rFonts w:ascii="Consolas" w:eastAsia="Times New Roman" w:hAnsi="Consolas" w:cs="Times New Roman"/>
+          <w:kern w:val="0"/>
+          <w:lang w:eastAsia="en-IN"/>
+          <w14:ligatures w14:val="none"/>
+        </w:rPr>
+        <w:t>    {</w:t>
+      </w:r>
+    </w:p>
+    <w:p>
+      <w:pPr>
+        <w:shd w:val="clear" w:color="auto" w:fill="FFFFFF"/>
+        <w:spacing w:after="0" w:line="300" w:lineRule="atLeast"/>
+        <w:rPr>
+          <w:rFonts w:ascii="Consolas" w:eastAsia="Times New Roman" w:hAnsi="Consolas" w:cs="Times New Roman"/>
+          <w:kern w:val="0"/>
+          <w:lang w:eastAsia="en-IN"/>
+          <w14:ligatures w14:val="none"/>
+        </w:rPr>
+      </w:pPr>
+      <w:r>
+        <w:rPr>
+          <w:rFonts w:ascii="Consolas" w:eastAsia="Times New Roman" w:hAnsi="Consolas" w:cs="Times New Roman"/>
+          <w:kern w:val="0"/>
+          <w:lang w:eastAsia="en-IN"/>
+          <w14:ligatures w14:val="none"/>
+        </w:rPr>
+        <w:t>        return width * height;</w:t>
+      </w:r>
+    </w:p>
+    <w:p>
+      <w:pPr>
+        <w:shd w:val="clear" w:color="auto" w:fill="FFFFFF"/>
+        <w:spacing w:after="0" w:line="300" w:lineRule="atLeast"/>
+        <w:rPr>
+          <w:rFonts w:ascii="Consolas" w:eastAsia="Times New Roman" w:hAnsi="Consolas" w:cs="Times New Roman"/>
+          <w:kern w:val="0"/>
+          <w:lang w:eastAsia="en-IN"/>
+          <w14:ligatures w14:val="none"/>
+        </w:rPr>
+      </w:pPr>
+      <w:r>
+        <w:rPr>
+          <w:rFonts w:ascii="Consolas" w:eastAsia="Times New Roman" w:hAnsi="Consolas" w:cs="Times New Roman"/>
+          <w:kern w:val="0"/>
+          <w:lang w:eastAsia="en-IN"/>
+          <w14:ligatures w14:val="none"/>
+        </w:rPr>
+        <w:t>    }</w:t>
+      </w:r>
+    </w:p>
+    <w:p>
+      <w:pPr>
+        <w:shd w:val="clear" w:color="auto" w:fill="FFFFFF"/>
+        <w:spacing w:after="0" w:line="300" w:lineRule="atLeast"/>
+        <w:rPr>
+          <w:rFonts w:ascii="Consolas" w:eastAsia="Times New Roman" w:hAnsi="Consolas" w:cs="Times New Roman"/>
+          <w:kern w:val="0"/>
+          <w:lang w:eastAsia="en-IN"/>
+          <w14:ligatures w14:val="none"/>
+        </w:rPr>
+      </w:pPr>
+      <w:r>
+        <w:rPr>
+          <w:rFonts w:ascii="Consolas" w:eastAsia="Times New Roman" w:hAnsi="Consolas" w:cs="Times New Roman"/>
+          <w:kern w:val="0"/>
+          <w:lang w:eastAsia="en-IN"/>
+          <w14:ligatures w14:val="none"/>
+        </w:rPr>
+        <w:t>};</w:t>
+      </w:r>
+    </w:p>
+    <w:p>
+      <w:pPr>
+        <w:shd w:val="clear" w:color="auto" w:fill="FFFFFF"/>
+        <w:spacing w:after="0" w:line="300" w:lineRule="atLeast"/>
+        <w:rPr>
+          <w:rFonts w:ascii="Consolas" w:eastAsia="Times New Roman" w:hAnsi="Consolas" w:cs="Times New Roman"/>
+          <w:kern w:val="0"/>
+          <w:lang w:eastAsia="en-IN"/>
+          <w14:ligatures w14:val="none"/>
+        </w:rPr>
+      </w:pPr>
+      <w:r>
+        <w:rPr>
+          <w:rFonts w:ascii="Consolas" w:eastAsia="Times New Roman" w:hAnsi="Consolas" w:cs="Times New Roman"/>
+          <w:kern w:val="0"/>
+          <w:lang w:eastAsia="en-IN"/>
+          <w14:ligatures w14:val="none"/>
+        </w:rPr>
+        <w:t xml:space="preserve">class </w:t>
       </w:r>
       <w:proofErr w:type="gramStart"/>
       <w:r>
@@ -31862,7 +32780,7 @@
           <w:lang w:eastAsia="en-IN"/>
           <w14:ligatures w14:val="none"/>
         </w:rPr>
-        <w:t>Shape(</w:t>
+        <w:t>Triangle :</w:t>
       </w:r>
       <w:proofErr w:type="gramEnd"/>
       <w:r>
@@ -31872,7 +32790,7 @@
           <w:lang w:eastAsia="en-IN"/>
           <w14:ligatures w14:val="none"/>
         </w:rPr>
-        <w:t>w, h) {}</w:t>
+        <w:t xml:space="preserve"> public Shape</w:t>
       </w:r>
     </w:p>
     <w:p>
@@ -31893,7 +32811,49 @@
           <w:lang w:eastAsia="en-IN"/>
           <w14:ligatures w14:val="none"/>
         </w:rPr>
-        <w:t xml:space="preserve">    int </w:t>
+        <w:t>{</w:t>
+      </w:r>
+    </w:p>
+    <w:p>
+      <w:pPr>
+        <w:shd w:val="clear" w:color="auto" w:fill="FFFFFF"/>
+        <w:spacing w:after="0" w:line="300" w:lineRule="atLeast"/>
+        <w:rPr>
+          <w:rFonts w:ascii="Consolas" w:eastAsia="Times New Roman" w:hAnsi="Consolas" w:cs="Times New Roman"/>
+          <w:kern w:val="0"/>
+          <w:lang w:eastAsia="en-IN"/>
+          <w14:ligatures w14:val="none"/>
+        </w:rPr>
+      </w:pPr>
+      <w:r>
+        <w:rPr>
+          <w:rFonts w:ascii="Consolas" w:eastAsia="Times New Roman" w:hAnsi="Consolas" w:cs="Times New Roman"/>
+          <w:kern w:val="0"/>
+          <w:lang w:eastAsia="en-IN"/>
+          <w14:ligatures w14:val="none"/>
+        </w:rPr>
+        <w:t>public:</w:t>
+      </w:r>
+    </w:p>
+    <w:p>
+      <w:pPr>
+        <w:shd w:val="clear" w:color="auto" w:fill="FFFFFF"/>
+        <w:spacing w:after="0" w:line="300" w:lineRule="atLeast"/>
+        <w:rPr>
+          <w:rFonts w:ascii="Consolas" w:eastAsia="Times New Roman" w:hAnsi="Consolas" w:cs="Times New Roman"/>
+          <w:kern w:val="0"/>
+          <w:lang w:eastAsia="en-IN"/>
+          <w14:ligatures w14:val="none"/>
+        </w:rPr>
+      </w:pPr>
+      <w:r>
+        <w:rPr>
+          <w:rFonts w:ascii="Consolas" w:eastAsia="Times New Roman" w:hAnsi="Consolas" w:cs="Times New Roman"/>
+          <w:kern w:val="0"/>
+          <w:lang w:eastAsia="en-IN"/>
+          <w14:ligatures w14:val="none"/>
+        </w:rPr>
+        <w:t xml:space="preserve">    </w:t>
       </w:r>
       <w:proofErr w:type="gramStart"/>
       <w:r>
@@ -31903,7 +32863,7 @@
           <w:lang w:eastAsia="en-IN"/>
           <w14:ligatures w14:val="none"/>
         </w:rPr>
-        <w:t>area(</w:t>
+        <w:t>Triangle(</w:t>
       </w:r>
       <w:proofErr w:type="gramEnd"/>
       <w:r>
@@ -31913,255 +32873,7 @@
           <w:lang w:eastAsia="en-IN"/>
           <w14:ligatures w14:val="none"/>
         </w:rPr>
-        <w:t>)</w:t>
-      </w:r>
-    </w:p>
-    <w:p>
-      <w:pPr>
-        <w:shd w:val="clear" w:color="auto" w:fill="FFFFFF"/>
-        <w:spacing w:after="0" w:line="300" w:lineRule="atLeast"/>
-        <w:rPr>
-          <w:rFonts w:ascii="Consolas" w:eastAsia="Times New Roman" w:hAnsi="Consolas" w:cs="Times New Roman"/>
-          <w:kern w:val="0"/>
-          <w:lang w:eastAsia="en-IN"/>
-          <w14:ligatures w14:val="none"/>
-        </w:rPr>
-      </w:pPr>
-      <w:r>
-        <w:rPr>
-          <w:rFonts w:ascii="Consolas" w:eastAsia="Times New Roman" w:hAnsi="Consolas" w:cs="Times New Roman"/>
-          <w:kern w:val="0"/>
-          <w:lang w:eastAsia="en-IN"/>
-          <w14:ligatures w14:val="none"/>
-        </w:rPr>
-        <w:t>    {</w:t>
-      </w:r>
-    </w:p>
-    <w:p>
-      <w:pPr>
-        <w:shd w:val="clear" w:color="auto" w:fill="FFFFFF"/>
-        <w:spacing w:after="0" w:line="300" w:lineRule="atLeast"/>
-        <w:rPr>
-          <w:rFonts w:ascii="Consolas" w:eastAsia="Times New Roman" w:hAnsi="Consolas" w:cs="Times New Roman"/>
-          <w:kern w:val="0"/>
-          <w:lang w:eastAsia="en-IN"/>
-          <w14:ligatures w14:val="none"/>
-        </w:rPr>
-      </w:pPr>
-      <w:r>
-        <w:rPr>
-          <w:rFonts w:ascii="Consolas" w:eastAsia="Times New Roman" w:hAnsi="Consolas" w:cs="Times New Roman"/>
-          <w:kern w:val="0"/>
-          <w:lang w:eastAsia="en-IN"/>
-          <w14:ligatures w14:val="none"/>
-        </w:rPr>
-        <w:t>        return width * height;</w:t>
-      </w:r>
-    </w:p>
-    <w:p>
-      <w:pPr>
-        <w:shd w:val="clear" w:color="auto" w:fill="FFFFFF"/>
-        <w:spacing w:after="0" w:line="300" w:lineRule="atLeast"/>
-        <w:rPr>
-          <w:rFonts w:ascii="Consolas" w:eastAsia="Times New Roman" w:hAnsi="Consolas" w:cs="Times New Roman"/>
-          <w:kern w:val="0"/>
-          <w:lang w:eastAsia="en-IN"/>
-          <w14:ligatures w14:val="none"/>
-        </w:rPr>
-      </w:pPr>
-      <w:r>
-        <w:rPr>
-          <w:rFonts w:ascii="Consolas" w:eastAsia="Times New Roman" w:hAnsi="Consolas" w:cs="Times New Roman"/>
-          <w:kern w:val="0"/>
-          <w:lang w:eastAsia="en-IN"/>
-          <w14:ligatures w14:val="none"/>
-        </w:rPr>
-        <w:t>    }</w:t>
-      </w:r>
-    </w:p>
-    <w:p>
-      <w:pPr>
-        <w:shd w:val="clear" w:color="auto" w:fill="FFFFFF"/>
-        <w:spacing w:after="0" w:line="300" w:lineRule="atLeast"/>
-        <w:rPr>
-          <w:rFonts w:ascii="Consolas" w:eastAsia="Times New Roman" w:hAnsi="Consolas" w:cs="Times New Roman"/>
-          <w:kern w:val="0"/>
-          <w:lang w:eastAsia="en-IN"/>
-          <w14:ligatures w14:val="none"/>
-        </w:rPr>
-      </w:pPr>
-      <w:r>
-        <w:rPr>
-          <w:rFonts w:ascii="Consolas" w:eastAsia="Times New Roman" w:hAnsi="Consolas" w:cs="Times New Roman"/>
-          <w:kern w:val="0"/>
-          <w:lang w:eastAsia="en-IN"/>
-          <w14:ligatures w14:val="none"/>
-        </w:rPr>
-        <w:t>};</w:t>
-      </w:r>
-    </w:p>
-    <w:p>
-      <w:pPr>
-        <w:shd w:val="clear" w:color="auto" w:fill="FFFFFF"/>
-        <w:spacing w:after="0" w:line="300" w:lineRule="atLeast"/>
-        <w:rPr>
-          <w:rFonts w:ascii="Consolas" w:eastAsia="Times New Roman" w:hAnsi="Consolas" w:cs="Times New Roman"/>
-          <w:kern w:val="0"/>
-          <w:lang w:eastAsia="en-IN"/>
-          <w14:ligatures w14:val="none"/>
-        </w:rPr>
-      </w:pPr>
-      <w:r>
-        <w:rPr>
-          <w:rFonts w:ascii="Consolas" w:eastAsia="Times New Roman" w:hAnsi="Consolas" w:cs="Times New Roman"/>
-          <w:kern w:val="0"/>
-          <w:lang w:eastAsia="en-IN"/>
-          <w14:ligatures w14:val="none"/>
-        </w:rPr>
-        <w:t xml:space="preserve">class </w:t>
-      </w:r>
-      <w:proofErr w:type="gramStart"/>
-      <w:r>
-        <w:rPr>
-          <w:rFonts w:ascii="Consolas" w:eastAsia="Times New Roman" w:hAnsi="Consolas" w:cs="Times New Roman"/>
-          <w:kern w:val="0"/>
-          <w:lang w:eastAsia="en-IN"/>
-          <w14:ligatures w14:val="none"/>
-        </w:rPr>
-        <w:t>Triangle :</w:t>
-      </w:r>
-      <w:proofErr w:type="gramEnd"/>
-      <w:r>
-        <w:rPr>
-          <w:rFonts w:ascii="Consolas" w:eastAsia="Times New Roman" w:hAnsi="Consolas" w:cs="Times New Roman"/>
-          <w:kern w:val="0"/>
-          <w:lang w:eastAsia="en-IN"/>
-          <w14:ligatures w14:val="none"/>
-        </w:rPr>
-        <w:t xml:space="preserve"> public Shape</w:t>
-      </w:r>
-    </w:p>
-    <w:p>
-      <w:pPr>
-        <w:shd w:val="clear" w:color="auto" w:fill="FFFFFF"/>
-        <w:spacing w:after="0" w:line="300" w:lineRule="atLeast"/>
-        <w:rPr>
-          <w:rFonts w:ascii="Consolas" w:eastAsia="Times New Roman" w:hAnsi="Consolas" w:cs="Times New Roman"/>
-          <w:kern w:val="0"/>
-          <w:lang w:eastAsia="en-IN"/>
-          <w14:ligatures w14:val="none"/>
-        </w:rPr>
-      </w:pPr>
-      <w:r>
-        <w:rPr>
-          <w:rFonts w:ascii="Consolas" w:eastAsia="Times New Roman" w:hAnsi="Consolas" w:cs="Times New Roman"/>
-          <w:kern w:val="0"/>
-          <w:lang w:eastAsia="en-IN"/>
-          <w14:ligatures w14:val="none"/>
-        </w:rPr>
-        <w:t>{</w:t>
-      </w:r>
-    </w:p>
-    <w:p>
-      <w:pPr>
-        <w:shd w:val="clear" w:color="auto" w:fill="FFFFFF"/>
-        <w:spacing w:after="0" w:line="300" w:lineRule="atLeast"/>
-        <w:rPr>
-          <w:rFonts w:ascii="Consolas" w:eastAsia="Times New Roman" w:hAnsi="Consolas" w:cs="Times New Roman"/>
-          <w:kern w:val="0"/>
-          <w:lang w:eastAsia="en-IN"/>
-          <w14:ligatures w14:val="none"/>
-        </w:rPr>
-      </w:pPr>
-      <w:r>
-        <w:rPr>
-          <w:rFonts w:ascii="Consolas" w:eastAsia="Times New Roman" w:hAnsi="Consolas" w:cs="Times New Roman"/>
-          <w:kern w:val="0"/>
-          <w:lang w:eastAsia="en-IN"/>
-          <w14:ligatures w14:val="none"/>
-        </w:rPr>
-        <w:t>public:</w:t>
-      </w:r>
-    </w:p>
-    <w:p>
-      <w:pPr>
-        <w:shd w:val="clear" w:color="auto" w:fill="FFFFFF"/>
-        <w:spacing w:after="0" w:line="300" w:lineRule="atLeast"/>
-        <w:rPr>
-          <w:rFonts w:ascii="Consolas" w:eastAsia="Times New Roman" w:hAnsi="Consolas" w:cs="Times New Roman"/>
-          <w:kern w:val="0"/>
-          <w:lang w:eastAsia="en-IN"/>
-          <w14:ligatures w14:val="none"/>
-        </w:rPr>
-      </w:pPr>
-      <w:r>
-        <w:rPr>
-          <w:rFonts w:ascii="Consolas" w:eastAsia="Times New Roman" w:hAnsi="Consolas" w:cs="Times New Roman"/>
-          <w:kern w:val="0"/>
-          <w:lang w:eastAsia="en-IN"/>
-          <w14:ligatures w14:val="none"/>
-        </w:rPr>
-        <w:t xml:space="preserve">    </w:t>
-      </w:r>
-      <w:proofErr w:type="gramStart"/>
-      <w:r>
-        <w:rPr>
-          <w:rFonts w:ascii="Consolas" w:eastAsia="Times New Roman" w:hAnsi="Consolas" w:cs="Times New Roman"/>
-          <w:kern w:val="0"/>
-          <w:lang w:eastAsia="en-IN"/>
-          <w14:ligatures w14:val="none"/>
-        </w:rPr>
-        <w:t>Triangle(</w:t>
-      </w:r>
-      <w:proofErr w:type="gramEnd"/>
-      <w:r>
-        <w:rPr>
-          <w:rFonts w:ascii="Consolas" w:eastAsia="Times New Roman" w:hAnsi="Consolas" w:cs="Times New Roman"/>
-          <w:kern w:val="0"/>
-          <w:lang w:eastAsia="en-IN"/>
-          <w14:ligatures w14:val="none"/>
-        </w:rPr>
-        <w:t>int w, int h</w:t>
-      </w:r>
-      <w:proofErr w:type="gramStart"/>
-      <w:r>
-        <w:rPr>
-          <w:rFonts w:ascii="Consolas" w:eastAsia="Times New Roman" w:hAnsi="Consolas" w:cs="Times New Roman"/>
-          <w:kern w:val="0"/>
-          <w:lang w:eastAsia="en-IN"/>
-          <w14:ligatures w14:val="none"/>
-        </w:rPr>
-        <w:t>) :</w:t>
-      </w:r>
-      <w:proofErr w:type="gramEnd"/>
-      <w:r>
-        <w:rPr>
-          <w:rFonts w:ascii="Consolas" w:eastAsia="Times New Roman" w:hAnsi="Consolas" w:cs="Times New Roman"/>
-          <w:kern w:val="0"/>
-          <w:lang w:eastAsia="en-IN"/>
-          <w14:ligatures w14:val="none"/>
-        </w:rPr>
-        <w:t xml:space="preserve"> </w:t>
-      </w:r>
-      <w:proofErr w:type="gramStart"/>
-      <w:r>
-        <w:rPr>
-          <w:rFonts w:ascii="Consolas" w:eastAsia="Times New Roman" w:hAnsi="Consolas" w:cs="Times New Roman"/>
-          <w:kern w:val="0"/>
-          <w:lang w:eastAsia="en-IN"/>
-          <w14:ligatures w14:val="none"/>
-        </w:rPr>
-        <w:t>Shape(</w:t>
-      </w:r>
-      <w:proofErr w:type="gramEnd"/>
-      <w:r>
-        <w:rPr>
-          <w:rFonts w:ascii="Consolas" w:eastAsia="Times New Roman" w:hAnsi="Consolas" w:cs="Times New Roman"/>
-          <w:kern w:val="0"/>
-          <w:lang w:eastAsia="en-IN"/>
-          <w14:ligatures w14:val="none"/>
-        </w:rPr>
-        <w:t>w, h) {}</w:t>
+        <w:t>int w, int h) : Shape(w, h) {}</w:t>
       </w:r>
     </w:p>
     <w:p>
@@ -34862,7 +35574,7 @@
           <w:lang w:eastAsia="en-IN"/>
           <w14:ligatures w14:val="none"/>
         </w:rPr>
-        <w:t>Adder::add(</w:t>
+        <w:t>Adder::</w:t>
       </w:r>
       <w:proofErr w:type="gramEnd"/>
       <w:r>
@@ -34872,7 +35584,7 @@
           <w:lang w:eastAsia="en-IN"/>
           <w14:ligatures w14:val="none"/>
         </w:rPr>
-        <w:t xml:space="preserve">1, 2) &lt;&lt; </w:t>
+        <w:t xml:space="preserve">add(1, 2) &lt;&lt; </w:t>
       </w:r>
       <w:proofErr w:type="spellStart"/>
       <w:r>
@@ -34943,7 +35655,7 @@
           <w:lang w:eastAsia="en-IN"/>
           <w14:ligatures w14:val="none"/>
         </w:rPr>
-        <w:t>Adder::add(</w:t>
+        <w:t>Adder::</w:t>
       </w:r>
       <w:proofErr w:type="gramEnd"/>
       <w:r>
@@ -34953,7 +35665,7 @@
           <w:lang w:eastAsia="en-IN"/>
           <w14:ligatures w14:val="none"/>
         </w:rPr>
-        <w:t xml:space="preserve">1, 2, 3) &lt;&lt; </w:t>
+        <w:t xml:space="preserve">add(1, 2, 3) &lt;&lt; </w:t>
       </w:r>
       <w:proofErr w:type="spellStart"/>
       <w:r>
@@ -35024,7 +35736,7 @@
           <w:lang w:eastAsia="en-IN"/>
           <w14:ligatures w14:val="none"/>
         </w:rPr>
-        <w:t>Adder::add(</w:t>
+        <w:t>Adder::</w:t>
       </w:r>
       <w:proofErr w:type="gramEnd"/>
       <w:r>
@@ -35034,7 +35746,7 @@
           <w:lang w:eastAsia="en-IN"/>
           <w14:ligatures w14:val="none"/>
         </w:rPr>
-        <w:t xml:space="preserve">1.0, 2.0) &lt;&lt; </w:t>
+        <w:t xml:space="preserve">add(1.0, 2.0) &lt;&lt; </w:t>
       </w:r>
       <w:proofErr w:type="spellStart"/>
       <w:r>
@@ -41320,7 +42032,7 @@
     </w:p>
     <w:tbl>
       <w:tblPr>
-        <w:tblStyle w:val="ListTable3-Accent2"/>
+        <w:tblStyle w:val="ListTable3-Accent3"/>
         <w:tblW w:w="8538" w:type="dxa"/>
         <w:tblLook w:val="04A0" w:firstRow="1" w:lastRow="0" w:firstColumn="1" w:lastColumn="0" w:noHBand="0" w:noVBand="1"/>
       </w:tblPr>
@@ -43472,6 +44184,1866 @@
     </w:p>
     <w:p>
       <w:pPr>
+        <w:pStyle w:val="Heading1"/>
+        <w:rPr>
+          <w:color w:val="auto"/>
+        </w:rPr>
+      </w:pPr>
+      <w:r>
+        <w:rPr>
+          <w:color w:val="auto"/>
+        </w:rPr>
+        <w:lastRenderedPageBreak/>
+        <w:t>16.Demostrate Joins in SQL.</w:t>
+      </w:r>
+    </w:p>
+    <w:p>
+      <w:pPr>
+        <w:rPr>
+          <w:rFonts w:cstheme="minorHAnsi"/>
+          <w:b/>
+          <w:bCs/>
+          <w:lang w:val="en-US"/>
+        </w:rPr>
+      </w:pPr>
+      <w:r>
+        <w:rPr>
+          <w:rFonts w:cstheme="minorHAnsi"/>
+          <w:b/>
+          <w:bCs/>
+          <w:lang w:val="en-US"/>
+        </w:rPr>
+        <w:t>Assume two tables:</w:t>
+      </w:r>
+    </w:p>
+    <w:p>
+      <w:pPr>
+        <w:rPr>
+          <w:noProof/>
+        </w:rPr>
+      </w:pPr>
+      <w:r>
+        <w:rPr>
+          <w:rFonts w:cstheme="minorHAnsi"/>
+          <w:b/>
+          <w:bCs/>
+        </w:rPr>
+        <w:drawing>
+          <wp:inline distT="0" distB="0" distL="0" distR="0" wp14:anchorId="699733A0" wp14:editId="68A472CA">
+            <wp:extent cx="2554191" cy="1744865"/>
+            <wp:effectExtent l="133350" t="114300" r="151130" b="160655"/>
+            <wp:docPr id="641498904" name="Picture 1"/>
+            <wp:cNvGraphicFramePr>
+              <a:graphicFrameLocks xmlns:a="http://schemas.openxmlformats.org/drawingml/2006/main" noChangeAspect="1"/>
+            </wp:cNvGraphicFramePr>
+            <a:graphic xmlns:a="http://schemas.openxmlformats.org/drawingml/2006/main">
+              <a:graphicData uri="http://schemas.openxmlformats.org/drawingml/2006/picture">
+                <pic:pic xmlns:pic="http://schemas.openxmlformats.org/drawingml/2006/picture">
+                  <pic:nvPicPr>
+                    <pic:cNvPr id="641498904" name=""/>
+                    <pic:cNvPicPr/>
+                  </pic:nvPicPr>
+                  <pic:blipFill>
+                    <a:blip r:embed="rId62"/>
+                    <a:stretch>
+                      <a:fillRect/>
+                    </a:stretch>
+                  </pic:blipFill>
+                  <pic:spPr>
+                    <a:xfrm>
+                      <a:off x="0" y="0"/>
+                      <a:ext cx="2581283" cy="1763373"/>
+                    </a:xfrm>
+                    <a:prstGeom prst="rect">
+                      <a:avLst/>
+                    </a:prstGeom>
+                    <a:solidFill>
+                      <a:srgbClr val="FFFFFF">
+                        <a:shade val="85000"/>
+                      </a:srgbClr>
+                    </a:solidFill>
+                    <a:ln w="88900" cap="sq">
+                      <a:solidFill>
+                        <a:srgbClr val="FFFFFF"/>
+                      </a:solidFill>
+                      <a:miter lim="800000"/>
+                    </a:ln>
+                    <a:effectLst>
+                      <a:outerShdw blurRad="55000" dist="18000" dir="5400000" algn="tl" rotWithShape="0">
+                        <a:srgbClr val="000000">
+                          <a:alpha val="40000"/>
+                        </a:srgbClr>
+                      </a:outerShdw>
+                    </a:effectLst>
+                    <a:scene3d>
+                      <a:camera prst="orthographicFront"/>
+                      <a:lightRig rig="twoPt" dir="t">
+                        <a:rot lat="0" lon="0" rev="7200000"/>
+                      </a:lightRig>
+                    </a:scene3d>
+                    <a:sp3d>
+                      <a:bevelT w="25400" h="19050"/>
+                      <a:contourClr>
+                        <a:srgbClr val="FFFFFF"/>
+                      </a:contourClr>
+                    </a:sp3d>
+                  </pic:spPr>
+                </pic:pic>
+              </a:graphicData>
+            </a:graphic>
+          </wp:inline>
+        </w:drawing>
+      </w:r>
+      <w:r>
+        <w:rPr>
+          <w:noProof/>
+        </w:rPr>
+        <w:t xml:space="preserve"> </w:t>
+      </w:r>
+      <w:r>
+        <w:rPr>
+          <w:rFonts w:cstheme="minorHAnsi"/>
+          <w:b/>
+          <w:bCs/>
+        </w:rPr>
+        <w:drawing>
+          <wp:inline distT="0" distB="0" distL="0" distR="0" wp14:anchorId="07D49E48" wp14:editId="02C8DD0B">
+            <wp:extent cx="2466726" cy="1806964"/>
+            <wp:effectExtent l="133350" t="114300" r="124460" b="155575"/>
+            <wp:docPr id="1425106695" name="Picture 1"/>
+            <wp:cNvGraphicFramePr>
+              <a:graphicFrameLocks xmlns:a="http://schemas.openxmlformats.org/drawingml/2006/main" noChangeAspect="1"/>
+            </wp:cNvGraphicFramePr>
+            <a:graphic xmlns:a="http://schemas.openxmlformats.org/drawingml/2006/main">
+              <a:graphicData uri="http://schemas.openxmlformats.org/drawingml/2006/picture">
+                <pic:pic xmlns:pic="http://schemas.openxmlformats.org/drawingml/2006/picture">
+                  <pic:nvPicPr>
+                    <pic:cNvPr id="1425106695" name=""/>
+                    <pic:cNvPicPr/>
+                  </pic:nvPicPr>
+                  <pic:blipFill>
+                    <a:blip r:embed="rId63"/>
+                    <a:stretch>
+                      <a:fillRect/>
+                    </a:stretch>
+                  </pic:blipFill>
+                  <pic:spPr>
+                    <a:xfrm>
+                      <a:off x="0" y="0"/>
+                      <a:ext cx="2498696" cy="1830383"/>
+                    </a:xfrm>
+                    <a:prstGeom prst="rect">
+                      <a:avLst/>
+                    </a:prstGeom>
+                    <a:solidFill>
+                      <a:srgbClr val="FFFFFF">
+                        <a:shade val="85000"/>
+                      </a:srgbClr>
+                    </a:solidFill>
+                    <a:ln w="88900" cap="sq">
+                      <a:solidFill>
+                        <a:srgbClr val="FFFFFF"/>
+                      </a:solidFill>
+                      <a:miter lim="800000"/>
+                    </a:ln>
+                    <a:effectLst>
+                      <a:outerShdw blurRad="55000" dist="18000" dir="5400000" algn="tl" rotWithShape="0">
+                        <a:srgbClr val="000000">
+                          <a:alpha val="40000"/>
+                        </a:srgbClr>
+                      </a:outerShdw>
+                    </a:effectLst>
+                    <a:scene3d>
+                      <a:camera prst="orthographicFront"/>
+                      <a:lightRig rig="twoPt" dir="t">
+                        <a:rot lat="0" lon="0" rev="7200000"/>
+                      </a:lightRig>
+                    </a:scene3d>
+                    <a:sp3d>
+                      <a:bevelT w="25400" h="19050"/>
+                      <a:contourClr>
+                        <a:srgbClr val="FFFFFF"/>
+                      </a:contourClr>
+                    </a:sp3d>
+                  </pic:spPr>
+                </pic:pic>
+              </a:graphicData>
+            </a:graphic>
+          </wp:inline>
+        </w:drawing>
+      </w:r>
+    </w:p>
+    <w:p>
+      <w:pPr>
+        <w:rPr>
+          <w:rFonts w:cstheme="minorHAnsi"/>
+          <w:b/>
+          <w:bCs/>
+          <w:lang w:val="en-US"/>
+        </w:rPr>
+      </w:pPr>
+      <w:r>
+        <w:rPr>
+          <w:rFonts w:cstheme="minorHAnsi"/>
+          <w:b/>
+          <w:bCs/>
+          <w:lang w:val="en-US"/>
+        </w:rPr>
+        <w:t>Write a query to display student names with their department names:</w:t>
+      </w:r>
+    </w:p>
+    <w:p>
+      <w:pPr>
+        <w:shd w:val="clear" w:color="auto" w:fill="FFFFFF"/>
+        <w:spacing w:after="0" w:line="285" w:lineRule="atLeast"/>
+        <w:rPr>
+          <w:rFonts w:ascii="Consolas" w:eastAsia="Times New Roman" w:hAnsi="Consolas" w:cs="Times New Roman"/>
+          <w:kern w:val="0"/>
+          <w:lang w:eastAsia="en-IN"/>
+          <w14:ligatures w14:val="none"/>
+        </w:rPr>
+      </w:pPr>
+      <w:r>
+        <w:rPr>
+          <w:rFonts w:ascii="Consolas" w:eastAsia="Times New Roman" w:hAnsi="Consolas" w:cs="Times New Roman"/>
+          <w:kern w:val="0"/>
+          <w:lang w:eastAsia="en-IN"/>
+          <w14:ligatures w14:val="none"/>
+        </w:rPr>
+        <w:t>SELECT `</w:t>
+      </w:r>
+      <w:proofErr w:type="spellStart"/>
+      <w:r>
+        <w:rPr>
+          <w:rFonts w:ascii="Consolas" w:eastAsia="Times New Roman" w:hAnsi="Consolas" w:cs="Times New Roman"/>
+          <w:kern w:val="0"/>
+          <w:lang w:eastAsia="en-IN"/>
+          <w14:ligatures w14:val="none"/>
+        </w:rPr>
+        <w:t>SName</w:t>
+      </w:r>
+      <w:proofErr w:type="spellEnd"/>
+      <w:r>
+        <w:rPr>
+          <w:rFonts w:ascii="Consolas" w:eastAsia="Times New Roman" w:hAnsi="Consolas" w:cs="Times New Roman"/>
+          <w:kern w:val="0"/>
+          <w:lang w:eastAsia="en-IN"/>
+          <w14:ligatures w14:val="none"/>
+        </w:rPr>
+        <w:t>`, `</w:t>
+      </w:r>
+      <w:proofErr w:type="spellStart"/>
+      <w:r>
+        <w:rPr>
+          <w:rFonts w:ascii="Consolas" w:eastAsia="Times New Roman" w:hAnsi="Consolas" w:cs="Times New Roman"/>
+          <w:kern w:val="0"/>
+          <w:lang w:eastAsia="en-IN"/>
+          <w14:ligatures w14:val="none"/>
+        </w:rPr>
+        <w:t>DeptName</w:t>
+      </w:r>
+      <w:proofErr w:type="spellEnd"/>
+      <w:r>
+        <w:rPr>
+          <w:rFonts w:ascii="Consolas" w:eastAsia="Times New Roman" w:hAnsi="Consolas" w:cs="Times New Roman"/>
+          <w:kern w:val="0"/>
+          <w:lang w:eastAsia="en-IN"/>
+          <w14:ligatures w14:val="none"/>
+        </w:rPr>
+        <w:t>`</w:t>
+      </w:r>
+    </w:p>
+    <w:p>
+      <w:pPr>
+        <w:shd w:val="clear" w:color="auto" w:fill="FFFFFF"/>
+        <w:spacing w:after="0" w:line="285" w:lineRule="atLeast"/>
+        <w:rPr>
+          <w:rFonts w:ascii="Consolas" w:eastAsia="Times New Roman" w:hAnsi="Consolas" w:cs="Times New Roman"/>
+          <w:kern w:val="0"/>
+          <w:lang w:eastAsia="en-IN"/>
+          <w14:ligatures w14:val="none"/>
+        </w:rPr>
+      </w:pPr>
+      <w:r>
+        <w:rPr>
+          <w:rFonts w:ascii="Consolas" w:eastAsia="Times New Roman" w:hAnsi="Consolas" w:cs="Times New Roman"/>
+          <w:kern w:val="0"/>
+          <w:lang w:eastAsia="en-IN"/>
+          <w14:ligatures w14:val="none"/>
+        </w:rPr>
+        <w:t>FROM student</w:t>
+      </w:r>
+    </w:p>
+    <w:p>
+      <w:pPr>
+        <w:shd w:val="clear" w:color="auto" w:fill="FFFFFF"/>
+        <w:spacing w:after="0" w:line="285" w:lineRule="atLeast"/>
+        <w:rPr>
+          <w:rFonts w:ascii="Consolas" w:eastAsia="Times New Roman" w:hAnsi="Consolas" w:cs="Times New Roman"/>
+          <w:kern w:val="0"/>
+          <w:lang w:eastAsia="en-IN"/>
+          <w14:ligatures w14:val="none"/>
+        </w:rPr>
+      </w:pPr>
+      <w:r>
+        <w:rPr>
+          <w:rFonts w:ascii="Consolas" w:eastAsia="Times New Roman" w:hAnsi="Consolas" w:cs="Times New Roman"/>
+          <w:kern w:val="0"/>
+          <w:lang w:eastAsia="en-IN"/>
+          <w14:ligatures w14:val="none"/>
+        </w:rPr>
+        <w:t xml:space="preserve">    JOIN department on </w:t>
+      </w:r>
+      <w:proofErr w:type="spellStart"/>
+      <w:proofErr w:type="gramStart"/>
+      <w:r>
+        <w:rPr>
+          <w:rFonts w:ascii="Consolas" w:eastAsia="Times New Roman" w:hAnsi="Consolas" w:cs="Times New Roman"/>
+          <w:kern w:val="0"/>
+          <w:lang w:eastAsia="en-IN"/>
+          <w14:ligatures w14:val="none"/>
+        </w:rPr>
+        <w:t>student.DeptID</w:t>
+      </w:r>
+      <w:proofErr w:type="spellEnd"/>
+      <w:proofErr w:type="gramEnd"/>
+      <w:r>
+        <w:rPr>
+          <w:rFonts w:ascii="Consolas" w:eastAsia="Times New Roman" w:hAnsi="Consolas" w:cs="Times New Roman"/>
+          <w:kern w:val="0"/>
+          <w:lang w:eastAsia="en-IN"/>
+          <w14:ligatures w14:val="none"/>
+        </w:rPr>
+        <w:t xml:space="preserve"> = </w:t>
+      </w:r>
+      <w:proofErr w:type="spellStart"/>
+      <w:r>
+        <w:rPr>
+          <w:rFonts w:ascii="Consolas" w:eastAsia="Times New Roman" w:hAnsi="Consolas" w:cs="Times New Roman"/>
+          <w:kern w:val="0"/>
+          <w:lang w:eastAsia="en-IN"/>
+          <w14:ligatures w14:val="none"/>
+        </w:rPr>
+        <w:t>department.DeptID</w:t>
+      </w:r>
+      <w:proofErr w:type="spellEnd"/>
+      <w:r>
+        <w:rPr>
+          <w:rFonts w:ascii="Consolas" w:eastAsia="Times New Roman" w:hAnsi="Consolas" w:cs="Times New Roman"/>
+          <w:kern w:val="0"/>
+          <w:lang w:eastAsia="en-IN"/>
+          <w14:ligatures w14:val="none"/>
+        </w:rPr>
+        <w:t>;</w:t>
+      </w:r>
+    </w:p>
+    <w:p>
+      <w:pPr>
+        <w:shd w:val="clear" w:color="auto" w:fill="FFFFFF"/>
+        <w:spacing w:after="0" w:line="285" w:lineRule="atLeast"/>
+        <w:rPr>
+          <w:rFonts w:ascii="Consolas" w:eastAsia="Times New Roman" w:hAnsi="Consolas" w:cs="Times New Roman"/>
+          <w:kern w:val="0"/>
+          <w:lang w:eastAsia="en-IN"/>
+          <w14:ligatures w14:val="none"/>
+        </w:rPr>
+      </w:pPr>
+    </w:p>
+    <w:p>
+      <w:pPr>
+        <w:shd w:val="clear" w:color="auto" w:fill="FFFFFF"/>
+        <w:spacing w:after="0" w:line="285" w:lineRule="atLeast"/>
+        <w:rPr>
+          <w:rFonts w:ascii="Consolas" w:eastAsia="Times New Roman" w:hAnsi="Consolas" w:cs="Times New Roman"/>
+          <w:kern w:val="0"/>
+          <w:lang w:eastAsia="en-IN"/>
+          <w14:ligatures w14:val="none"/>
+        </w:rPr>
+      </w:pPr>
+      <w:r>
+        <w:rPr>
+          <w:rFonts w:ascii="Consolas" w:eastAsia="Times New Roman" w:hAnsi="Consolas" w:cs="Times New Roman"/>
+          <w:kern w:val="0"/>
+          <w:lang w:eastAsia="en-IN"/>
+          <w14:ligatures w14:val="none"/>
+        </w:rPr>
+        <w:drawing>
+          <wp:inline distT="0" distB="0" distL="0" distR="0" wp14:anchorId="6ED49AE7" wp14:editId="6D477AB1">
+            <wp:extent cx="3419060" cy="3307742"/>
+            <wp:effectExtent l="0" t="0" r="0" b="6985"/>
+            <wp:docPr id="2068788281" name="Picture 1"/>
+            <wp:cNvGraphicFramePr>
+              <a:graphicFrameLocks xmlns:a="http://schemas.openxmlformats.org/drawingml/2006/main" noChangeAspect="1"/>
+            </wp:cNvGraphicFramePr>
+            <a:graphic xmlns:a="http://schemas.openxmlformats.org/drawingml/2006/main">
+              <a:graphicData uri="http://schemas.openxmlformats.org/drawingml/2006/picture">
+                <pic:pic xmlns:pic="http://schemas.openxmlformats.org/drawingml/2006/picture">
+                  <pic:nvPicPr>
+                    <pic:cNvPr id="2068788281" name=""/>
+                    <pic:cNvPicPr/>
+                  </pic:nvPicPr>
+                  <pic:blipFill>
+                    <a:blip r:embed="rId64"/>
+                    <a:stretch>
+                      <a:fillRect/>
+                    </a:stretch>
+                  </pic:blipFill>
+                  <pic:spPr>
+                    <a:xfrm>
+                      <a:off x="0" y="0"/>
+                      <a:ext cx="3428924" cy="3317284"/>
+                    </a:xfrm>
+                    <a:prstGeom prst="rect">
+                      <a:avLst/>
+                    </a:prstGeom>
+                  </pic:spPr>
+                </pic:pic>
+              </a:graphicData>
+            </a:graphic>
+          </wp:inline>
+        </w:drawing>
+      </w:r>
+    </w:p>
+    <w:p>
+      <w:pPr>
+        <w:rPr>
+          <w:rFonts w:cstheme="minorHAnsi"/>
+        </w:rPr>
+      </w:pPr>
+    </w:p>
+    <w:p>
+      <w:pPr>
+        <w:rPr>
+          <w:rFonts w:cstheme="minorHAnsi"/>
+        </w:rPr>
+      </w:pPr>
+    </w:p>
+    <w:p>
+      <w:pPr>
+        <w:rPr>
+          <w:rFonts w:cstheme="minorHAnsi"/>
+          <w:b/>
+          <w:bCs/>
+        </w:rPr>
+      </w:pPr>
+    </w:p>
+    <w:p>
+      <w:pPr>
+        <w:rPr>
+          <w:rFonts w:cstheme="minorHAnsi"/>
+          <w:b/>
+          <w:bCs/>
+        </w:rPr>
+      </w:pPr>
+    </w:p>
+    <w:p>
+      <w:pPr>
+        <w:rPr>
+          <w:rFonts w:cstheme="minorHAnsi"/>
+          <w:b/>
+          <w:bCs/>
+        </w:rPr>
+      </w:pPr>
+    </w:p>
+    <w:p>
+      <w:pPr>
+        <w:rPr>
+          <w:rFonts w:cstheme="minorHAnsi"/>
+          <w:b/>
+          <w:bCs/>
+        </w:rPr>
+      </w:pPr>
+    </w:p>
+    <w:p>
+      <w:pPr>
+        <w:rPr>
+          <w:rFonts w:cstheme="minorHAnsi"/>
+          <w:b/>
+          <w:bCs/>
+        </w:rPr>
+      </w:pPr>
+    </w:p>
+    <w:p>
+      <w:pPr>
+        <w:rPr>
+          <w:rFonts w:cstheme="minorHAnsi"/>
+          <w:b/>
+          <w:bCs/>
+        </w:rPr>
+      </w:pPr>
+    </w:p>
+    <w:p>
+      <w:pPr>
+        <w:rPr>
+          <w:rFonts w:cstheme="minorHAnsi"/>
+          <w:b/>
+          <w:bCs/>
+        </w:rPr>
+      </w:pPr>
+    </w:p>
+    <w:p>
+      <w:pPr>
+        <w:rPr>
+          <w:rFonts w:cstheme="minorHAnsi"/>
+          <w:b/>
+          <w:bCs/>
+        </w:rPr>
+      </w:pPr>
+    </w:p>
+    <w:p>
+      <w:pPr>
+        <w:rPr>
+          <w:rFonts w:cstheme="minorHAnsi"/>
+          <w:b/>
+          <w:bCs/>
+        </w:rPr>
+      </w:pPr>
+    </w:p>
+    <w:p>
+      <w:pPr>
+        <w:rPr>
+          <w:rFonts w:cstheme="minorHAnsi"/>
+          <w:b/>
+          <w:bCs/>
+        </w:rPr>
+      </w:pPr>
+    </w:p>
+    <w:p>
+      <w:pPr>
+        <w:rPr>
+          <w:rFonts w:cstheme="minorHAnsi"/>
+          <w:b/>
+          <w:bCs/>
+        </w:rPr>
+      </w:pPr>
+    </w:p>
+    <w:p>
+      <w:pPr>
+        <w:rPr>
+          <w:rFonts w:cstheme="minorHAnsi"/>
+          <w:b/>
+          <w:bCs/>
+        </w:rPr>
+      </w:pPr>
+    </w:p>
+    <w:p>
+      <w:pPr>
+        <w:jc w:val="center"/>
+        <w:rPr>
+          <w:rFonts w:cstheme="minorHAnsi"/>
+          <w:b/>
+          <w:bCs/>
+          <w:sz w:val="104"/>
+          <w:szCs w:val="104"/>
+        </w:rPr>
+      </w:pPr>
+      <w:r>
+        <w:rPr>
+          <w:rFonts w:cstheme="minorHAnsi"/>
+          <w:b/>
+          <w:bCs/>
+          <w:sz w:val="104"/>
+          <w:szCs w:val="104"/>
+        </w:rPr>
+        <w:t>Linux Commands</w:t>
+      </w:r>
+    </w:p>
+    <w:p>
+      <w:pPr>
+        <w:jc w:val="center"/>
+        <w:rPr>
+          <w:rFonts w:cstheme="minorHAnsi"/>
+          <w:b/>
+          <w:bCs/>
+          <w:sz w:val="96"/>
+          <w:szCs w:val="96"/>
+        </w:rPr>
+      </w:pPr>
+    </w:p>
+    <w:p>
+      <w:pPr>
+        <w:jc w:val="center"/>
+        <w:rPr>
+          <w:rFonts w:cstheme="minorHAnsi"/>
+          <w:b/>
+          <w:bCs/>
+          <w:sz w:val="96"/>
+          <w:szCs w:val="96"/>
+        </w:rPr>
+      </w:pPr>
+    </w:p>
+    <w:p>
+      <w:pPr>
+        <w:jc w:val="center"/>
+        <w:rPr>
+          <w:rFonts w:cstheme="minorHAnsi"/>
+          <w:b/>
+          <w:bCs/>
+          <w:sz w:val="96"/>
+          <w:szCs w:val="96"/>
+        </w:rPr>
+      </w:pPr>
+    </w:p>
+    <w:p>
+      <w:pPr>
+        <w:jc w:val="center"/>
+        <w:rPr>
+          <w:rFonts w:cstheme="minorHAnsi"/>
+          <w:b/>
+          <w:bCs/>
+          <w:sz w:val="96"/>
+          <w:szCs w:val="96"/>
+        </w:rPr>
+      </w:pPr>
+    </w:p>
+    <w:p>
+      <w:pPr>
+        <w:pStyle w:val="Heading1"/>
+        <w:rPr>
+          <w:color w:val="auto"/>
+          <w:lang w:eastAsia="en-IN"/>
+        </w:rPr>
+      </w:pPr>
+      <w:r>
+        <w:rPr>
+          <w:color w:val="auto"/>
+          <w:lang w:eastAsia="en-IN"/>
+        </w:rPr>
+        <w:lastRenderedPageBreak/>
+        <w:t>1. Directory structure making and display</w:t>
+      </w:r>
+    </w:p>
+    <w:p>
+      <w:pPr>
+        <w:rPr>
+          <w:lang w:eastAsia="en-IN"/>
+        </w:rPr>
+      </w:pPr>
+    </w:p>
+    <w:p>
+      <w:pPr>
+        <w:jc w:val="center"/>
+        <w:rPr>
+          <w:lang w:eastAsia="en-IN"/>
+        </w:rPr>
+      </w:pPr>
+      <w:r>
+        <w:rPr>
+          <w:noProof/>
+        </w:rPr>
+        <w:drawing>
+          <wp:inline distT="0" distB="0" distL="0" distR="0" wp14:anchorId="489058EA" wp14:editId="6D3FBBC1">
+            <wp:extent cx="5640779" cy="2152944"/>
+            <wp:effectExtent l="0" t="0" r="0" b="0"/>
+            <wp:docPr id="598823412" name="Picture 1"/>
+            <wp:cNvGraphicFramePr>
+              <a:graphicFrameLocks xmlns:a="http://schemas.openxmlformats.org/drawingml/2006/main" noChangeAspect="1"/>
+            </wp:cNvGraphicFramePr>
+            <a:graphic xmlns:a="http://schemas.openxmlformats.org/drawingml/2006/main">
+              <a:graphicData uri="http://schemas.openxmlformats.org/drawingml/2006/picture">
+                <pic:pic xmlns:pic="http://schemas.openxmlformats.org/drawingml/2006/picture">
+                  <pic:nvPicPr>
+                    <pic:cNvPr id="598823412" name=""/>
+                    <pic:cNvPicPr/>
+                  </pic:nvPicPr>
+                  <pic:blipFill>
+                    <a:blip r:embed="rId65"/>
+                    <a:stretch>
+                      <a:fillRect/>
+                    </a:stretch>
+                  </pic:blipFill>
+                  <pic:spPr>
+                    <a:xfrm>
+                      <a:off x="0" y="0"/>
+                      <a:ext cx="5688994" cy="2171347"/>
+                    </a:xfrm>
+                    <a:prstGeom prst="rect">
+                      <a:avLst/>
+                    </a:prstGeom>
+                  </pic:spPr>
+                </pic:pic>
+              </a:graphicData>
+            </a:graphic>
+          </wp:inline>
+        </w:drawing>
+      </w:r>
+    </w:p>
+    <w:p>
+      <w:pPr>
+        <w:pStyle w:val="Subtitle"/>
+        <w:rPr>
+          <w:color w:val="auto"/>
+          <w:lang w:eastAsia="en-IN"/>
+        </w:rPr>
+      </w:pPr>
+      <w:r>
+        <w:rPr>
+          <w:color w:val="auto"/>
+          <w:lang w:eastAsia="en-IN"/>
+        </w:rPr>
+        <w:t>Screenshot of the terminal:</w:t>
+      </w:r>
+    </w:p>
+    <w:p>
+      <w:pPr>
+        <w:rPr>
+          <w:lang w:eastAsia="en-IN"/>
+        </w:rPr>
+      </w:pPr>
+      <w:r>
+        <w:rPr>
+          <w:lang w:eastAsia="en-IN"/>
+        </w:rPr>
+        <w:drawing>
+          <wp:inline distT="0" distB="0" distL="0" distR="0" wp14:anchorId="4B424922" wp14:editId="48FC7205">
+            <wp:extent cx="5731510" cy="3677285"/>
+            <wp:effectExtent l="0" t="0" r="2540" b="0"/>
+            <wp:docPr id="1885762218" name="Picture 1"/>
+            <wp:cNvGraphicFramePr>
+              <a:graphicFrameLocks xmlns:a="http://schemas.openxmlformats.org/drawingml/2006/main" noChangeAspect="1"/>
+            </wp:cNvGraphicFramePr>
+            <a:graphic xmlns:a="http://schemas.openxmlformats.org/drawingml/2006/main">
+              <a:graphicData uri="http://schemas.openxmlformats.org/drawingml/2006/picture">
+                <pic:pic xmlns:pic="http://schemas.openxmlformats.org/drawingml/2006/picture">
+                  <pic:nvPicPr>
+                    <pic:cNvPr id="1885762218" name=""/>
+                    <pic:cNvPicPr/>
+                  </pic:nvPicPr>
+                  <pic:blipFill>
+                    <a:blip r:embed="rId66"/>
+                    <a:stretch>
+                      <a:fillRect/>
+                    </a:stretch>
+                  </pic:blipFill>
+                  <pic:spPr>
+                    <a:xfrm>
+                      <a:off x="0" y="0"/>
+                      <a:ext cx="5731510" cy="3677285"/>
+                    </a:xfrm>
+                    <a:prstGeom prst="rect">
+                      <a:avLst/>
+                    </a:prstGeom>
+                  </pic:spPr>
+                </pic:pic>
+              </a:graphicData>
+            </a:graphic>
+          </wp:inline>
+        </w:drawing>
+      </w:r>
+    </w:p>
+    <w:p>
+      <w:pPr>
+        <w:rPr>
+          <w:lang w:eastAsia="en-IN"/>
+        </w:rPr>
+      </w:pPr>
+    </w:p>
+    <w:p>
+      <w:pPr>
+        <w:rPr>
+          <w:lang w:eastAsia="en-IN"/>
+        </w:rPr>
+      </w:pPr>
+    </w:p>
+    <w:p>
+      <w:pPr>
+        <w:pStyle w:val="Heading1"/>
+        <w:rPr>
+          <w:color w:val="auto"/>
+          <w:lang w:eastAsia="en-IN"/>
+        </w:rPr>
+      </w:pPr>
+      <w:r>
+        <w:rPr>
+          <w:color w:val="auto"/>
+          <w:lang w:eastAsia="en-IN"/>
+        </w:rPr>
+        <w:lastRenderedPageBreak/>
+        <w:t>2. Create a text file name “sample.txt” and use grep commands</w:t>
+      </w:r>
+    </w:p>
+    <w:p>
+      <w:pPr>
+        <w:pStyle w:val="Subtitle"/>
+        <w:rPr>
+          <w:color w:val="auto"/>
+          <w:lang w:eastAsia="en-IN"/>
+        </w:rPr>
+      </w:pPr>
+      <w:r>
+        <w:rPr>
+          <w:color w:val="auto"/>
+          <w:lang w:eastAsia="en-IN"/>
+        </w:rPr>
+        <w:t>Nano Terminal:</w:t>
+      </w:r>
+    </w:p>
+    <w:p>
+      <w:pPr>
+        <w:rPr>
+          <w:lang w:eastAsia="en-IN"/>
+        </w:rPr>
+      </w:pPr>
+      <w:r>
+        <w:rPr>
+          <w:lang w:eastAsia="en-IN"/>
+        </w:rPr>
+        <w:drawing>
+          <wp:inline distT="0" distB="0" distL="0" distR="0" wp14:anchorId="17AF0D66" wp14:editId="31A1C4E4">
+            <wp:extent cx="2914650" cy="2837815"/>
+            <wp:effectExtent l="0" t="0" r="0" b="635"/>
+            <wp:docPr id="662131637" name="Picture 1"/>
+            <wp:cNvGraphicFramePr>
+              <a:graphicFrameLocks xmlns:a="http://schemas.openxmlformats.org/drawingml/2006/main" noChangeAspect="1"/>
+            </wp:cNvGraphicFramePr>
+            <a:graphic xmlns:a="http://schemas.openxmlformats.org/drawingml/2006/main">
+              <a:graphicData uri="http://schemas.openxmlformats.org/drawingml/2006/picture">
+                <pic:pic xmlns:pic="http://schemas.openxmlformats.org/drawingml/2006/picture">
+                  <pic:nvPicPr>
+                    <pic:cNvPr id="662131637" name=""/>
+                    <pic:cNvPicPr/>
+                  </pic:nvPicPr>
+                  <pic:blipFill>
+                    <a:blip r:embed="rId67"/>
+                    <a:stretch>
+                      <a:fillRect/>
+                    </a:stretch>
+                  </pic:blipFill>
+                  <pic:spPr>
+                    <a:xfrm>
+                      <a:off x="0" y="0"/>
+                      <a:ext cx="2931921" cy="2854631"/>
+                    </a:xfrm>
+                    <a:prstGeom prst="rect">
+                      <a:avLst/>
+                    </a:prstGeom>
+                  </pic:spPr>
+                </pic:pic>
+              </a:graphicData>
+            </a:graphic>
+          </wp:inline>
+        </w:drawing>
+      </w:r>
+    </w:p>
+    <w:p>
+      <w:pPr>
+        <w:pStyle w:val="Subtitle"/>
+        <w:rPr>
+          <w:color w:val="auto"/>
+          <w:lang w:eastAsia="en-IN"/>
+        </w:rPr>
+      </w:pPr>
+      <w:r>
+        <w:rPr>
+          <w:color w:val="auto"/>
+          <w:lang w:eastAsia="en-IN"/>
+        </w:rPr>
+        <w:t>Execution terminal:</w:t>
+      </w:r>
+    </w:p>
+    <w:p>
+      <w:pPr>
+        <w:rPr>
+          <w:lang w:eastAsia="en-IN"/>
+        </w:rPr>
+      </w:pPr>
+      <w:r>
+        <w:rPr>
+          <w:lang w:eastAsia="en-IN"/>
+        </w:rPr>
+        <w:drawing>
+          <wp:inline distT="0" distB="0" distL="0" distR="0" wp14:anchorId="260B3991" wp14:editId="17AC483E">
+            <wp:extent cx="5731510" cy="3954780"/>
+            <wp:effectExtent l="0" t="0" r="2540" b="7620"/>
+            <wp:docPr id="1877531161" name="Picture 1"/>
+            <wp:cNvGraphicFramePr>
+              <a:graphicFrameLocks xmlns:a="http://schemas.openxmlformats.org/drawingml/2006/main" noChangeAspect="1"/>
+            </wp:cNvGraphicFramePr>
+            <a:graphic xmlns:a="http://schemas.openxmlformats.org/drawingml/2006/main">
+              <a:graphicData uri="http://schemas.openxmlformats.org/drawingml/2006/picture">
+                <pic:pic xmlns:pic="http://schemas.openxmlformats.org/drawingml/2006/picture">
+                  <pic:nvPicPr>
+                    <pic:cNvPr id="1877531161" name=""/>
+                    <pic:cNvPicPr/>
+                  </pic:nvPicPr>
+                  <pic:blipFill>
+                    <a:blip r:embed="rId68"/>
+                    <a:stretch>
+                      <a:fillRect/>
+                    </a:stretch>
+                  </pic:blipFill>
+                  <pic:spPr>
+                    <a:xfrm>
+                      <a:off x="0" y="0"/>
+                      <a:ext cx="5731510" cy="3954780"/>
+                    </a:xfrm>
+                    <a:prstGeom prst="rect">
+                      <a:avLst/>
+                    </a:prstGeom>
+                  </pic:spPr>
+                </pic:pic>
+              </a:graphicData>
+            </a:graphic>
+          </wp:inline>
+        </w:drawing>
+      </w:r>
+    </w:p>
+    <w:p>
+      <w:pPr>
+        <w:pStyle w:val="Heading1"/>
+        <w:rPr>
+          <w:color w:val="auto"/>
+          <w:lang w:eastAsia="en-IN"/>
+        </w:rPr>
+      </w:pPr>
+      <w:r>
+        <w:rPr>
+          <w:color w:val="auto"/>
+          <w:lang w:eastAsia="en-IN"/>
+        </w:rPr>
+        <w:lastRenderedPageBreak/>
+        <w:t>3.Reverse the order of the first three words on each line</w:t>
+      </w:r>
+    </w:p>
+    <w:p>
+      <w:pPr>
+        <w:rPr>
+          <w:lang w:eastAsia="en-IN"/>
+        </w:rPr>
+      </w:pPr>
+      <w:r>
+        <w:rPr>
+          <w:lang w:eastAsia="en-IN"/>
+        </w:rPr>
+        <w:drawing>
+          <wp:inline distT="0" distB="0" distL="0" distR="0" wp14:anchorId="475C40D3" wp14:editId="392FB160">
+            <wp:extent cx="5731510" cy="1369695"/>
+            <wp:effectExtent l="0" t="0" r="2540" b="1905"/>
+            <wp:docPr id="74848675" name="Picture 1"/>
+            <wp:cNvGraphicFramePr>
+              <a:graphicFrameLocks xmlns:a="http://schemas.openxmlformats.org/drawingml/2006/main" noChangeAspect="1"/>
+            </wp:cNvGraphicFramePr>
+            <a:graphic xmlns:a="http://schemas.openxmlformats.org/drawingml/2006/main">
+              <a:graphicData uri="http://schemas.openxmlformats.org/drawingml/2006/picture">
+                <pic:pic xmlns:pic="http://schemas.openxmlformats.org/drawingml/2006/picture">
+                  <pic:nvPicPr>
+                    <pic:cNvPr id="74848675" name=""/>
+                    <pic:cNvPicPr/>
+                  </pic:nvPicPr>
+                  <pic:blipFill>
+                    <a:blip r:embed="rId69"/>
+                    <a:stretch>
+                      <a:fillRect/>
+                    </a:stretch>
+                  </pic:blipFill>
+                  <pic:spPr>
+                    <a:xfrm>
+                      <a:off x="0" y="0"/>
+                      <a:ext cx="5731510" cy="1369695"/>
+                    </a:xfrm>
+                    <a:prstGeom prst="rect">
+                      <a:avLst/>
+                    </a:prstGeom>
+                  </pic:spPr>
+                </pic:pic>
+              </a:graphicData>
+            </a:graphic>
+          </wp:inline>
+        </w:drawing>
+      </w:r>
+    </w:p>
+    <w:p>
+      <w:pPr>
+        <w:rPr>
+          <w:lang w:eastAsia="en-IN"/>
+        </w:rPr>
+      </w:pPr>
+    </w:p>
+    <w:p>
+      <w:pPr>
+        <w:pStyle w:val="Heading1"/>
+        <w:rPr>
+          <w:color w:val="auto"/>
+          <w:lang w:eastAsia="en-IN"/>
+        </w:rPr>
+      </w:pPr>
+      <w:r>
+        <w:rPr>
+          <w:color w:val="auto"/>
+          <w:lang w:eastAsia="en-IN"/>
+        </w:rPr>
+        <w:t>4. Swap the second and fourth words in a line</w:t>
+      </w:r>
+    </w:p>
+    <w:p>
+      <w:pPr>
+        <w:rPr>
+          <w:lang w:eastAsia="en-IN"/>
+        </w:rPr>
+      </w:pPr>
+    </w:p>
+    <w:p>
+      <w:pPr>
+        <w:rPr>
+          <w:lang w:eastAsia="en-IN"/>
+        </w:rPr>
+      </w:pPr>
+      <w:r>
+        <w:rPr>
+          <w:lang w:eastAsia="en-IN"/>
+        </w:rPr>
+        <w:drawing>
+          <wp:inline distT="0" distB="0" distL="0" distR="0" wp14:anchorId="75B477BA" wp14:editId="27622231">
+            <wp:extent cx="5731510" cy="1094105"/>
+            <wp:effectExtent l="0" t="0" r="2540" b="0"/>
+            <wp:docPr id="274406099" name="Picture 1"/>
+            <wp:cNvGraphicFramePr>
+              <a:graphicFrameLocks xmlns:a="http://schemas.openxmlformats.org/drawingml/2006/main" noChangeAspect="1"/>
+            </wp:cNvGraphicFramePr>
+            <a:graphic xmlns:a="http://schemas.openxmlformats.org/drawingml/2006/main">
+              <a:graphicData uri="http://schemas.openxmlformats.org/drawingml/2006/picture">
+                <pic:pic xmlns:pic="http://schemas.openxmlformats.org/drawingml/2006/picture">
+                  <pic:nvPicPr>
+                    <pic:cNvPr id="274406099" name=""/>
+                    <pic:cNvPicPr/>
+                  </pic:nvPicPr>
+                  <pic:blipFill>
+                    <a:blip r:embed="rId70"/>
+                    <a:stretch>
+                      <a:fillRect/>
+                    </a:stretch>
+                  </pic:blipFill>
+                  <pic:spPr>
+                    <a:xfrm>
+                      <a:off x="0" y="0"/>
+                      <a:ext cx="5731510" cy="1094105"/>
+                    </a:xfrm>
+                    <a:prstGeom prst="rect">
+                      <a:avLst/>
+                    </a:prstGeom>
+                  </pic:spPr>
+                </pic:pic>
+              </a:graphicData>
+            </a:graphic>
+          </wp:inline>
+        </w:drawing>
+      </w:r>
+    </w:p>
+    <w:p>
+      <w:pPr>
+        <w:rPr>
+          <w:lang w:eastAsia="en-IN"/>
+        </w:rPr>
+      </w:pPr>
+    </w:p>
+    <w:p>
+      <w:pPr>
+        <w:rPr>
+          <w:lang w:eastAsia="en-IN"/>
+        </w:rPr>
+      </w:pPr>
+    </w:p>
+    <w:p>
+      <w:pPr>
+        <w:pStyle w:val="Heading1"/>
+        <w:rPr>
+          <w:color w:val="auto"/>
+          <w:lang w:eastAsia="en-IN"/>
+        </w:rPr>
+      </w:pPr>
+      <w:r>
+        <w:rPr>
+          <w:color w:val="auto"/>
+          <w:lang w:eastAsia="en-IN"/>
+        </w:rPr>
+        <w:t>5.Append the first word at the end of the line</w:t>
+      </w:r>
+    </w:p>
+    <w:p>
+      <w:pPr>
+        <w:rPr>
+          <w:lang w:eastAsia="en-IN"/>
+        </w:rPr>
+      </w:pPr>
+      <w:r>
+        <w:rPr>
+          <w:lang w:eastAsia="en-IN"/>
+        </w:rPr>
+        <w:drawing>
+          <wp:inline distT="0" distB="0" distL="0" distR="0" wp14:anchorId="7AC682F2" wp14:editId="2C9A7341">
+            <wp:extent cx="5731510" cy="913130"/>
+            <wp:effectExtent l="0" t="0" r="2540" b="1270"/>
+            <wp:docPr id="884145715" name="Picture 1"/>
+            <wp:cNvGraphicFramePr>
+              <a:graphicFrameLocks xmlns:a="http://schemas.openxmlformats.org/drawingml/2006/main" noChangeAspect="1"/>
+            </wp:cNvGraphicFramePr>
+            <a:graphic xmlns:a="http://schemas.openxmlformats.org/drawingml/2006/main">
+              <a:graphicData uri="http://schemas.openxmlformats.org/drawingml/2006/picture">
+                <pic:pic xmlns:pic="http://schemas.openxmlformats.org/drawingml/2006/picture">
+                  <pic:nvPicPr>
+                    <pic:cNvPr id="884145715" name=""/>
+                    <pic:cNvPicPr/>
+                  </pic:nvPicPr>
+                  <pic:blipFill>
+                    <a:blip r:embed="rId71"/>
+                    <a:stretch>
+                      <a:fillRect/>
+                    </a:stretch>
+                  </pic:blipFill>
+                  <pic:spPr>
+                    <a:xfrm>
+                      <a:off x="0" y="0"/>
+                      <a:ext cx="5731510" cy="913130"/>
+                    </a:xfrm>
+                    <a:prstGeom prst="rect">
+                      <a:avLst/>
+                    </a:prstGeom>
+                  </pic:spPr>
+                </pic:pic>
+              </a:graphicData>
+            </a:graphic>
+          </wp:inline>
+        </w:drawing>
+      </w:r>
+    </w:p>
+    <w:p>
+      <w:pPr>
+        <w:rPr>
+          <w:lang w:eastAsia="en-IN"/>
+        </w:rPr>
+      </w:pPr>
+    </w:p>
+    <w:p>
+      <w:pPr>
+        <w:rPr>
+          <w:lang w:eastAsia="en-IN"/>
+        </w:rPr>
+      </w:pPr>
+    </w:p>
+    <w:p>
+      <w:pPr>
+        <w:rPr>
+          <w:lang w:eastAsia="en-IN"/>
+        </w:rPr>
+      </w:pPr>
+    </w:p>
+    <w:p>
+      <w:pPr>
+        <w:rPr>
+          <w:lang w:eastAsia="en-IN"/>
+        </w:rPr>
+      </w:pPr>
+    </w:p>
+    <w:p>
+      <w:pPr>
+        <w:rPr>
+          <w:lang w:eastAsia="en-IN"/>
+        </w:rPr>
+      </w:pPr>
+    </w:p>
+    <w:p>
+      <w:pPr>
+        <w:pStyle w:val="Heading1"/>
+        <w:rPr>
+          <w:color w:val="auto"/>
+        </w:rPr>
+      </w:pPr>
+      <w:r>
+        <w:rPr>
+          <w:color w:val="auto"/>
+        </w:rPr>
+        <w:lastRenderedPageBreak/>
+        <w:t>6. Replace the first two words with the last word on each line</w:t>
+      </w:r>
+    </w:p>
+    <w:p>
+      <w:r>
+        <w:drawing>
+          <wp:inline distT="0" distB="0" distL="0" distR="0" wp14:anchorId="3C444979" wp14:editId="22C37E07">
+            <wp:extent cx="5731510" cy="1057910"/>
+            <wp:effectExtent l="0" t="0" r="2540" b="8890"/>
+            <wp:docPr id="428979963" name="Picture 1"/>
+            <wp:cNvGraphicFramePr>
+              <a:graphicFrameLocks xmlns:a="http://schemas.openxmlformats.org/drawingml/2006/main" noChangeAspect="1"/>
+            </wp:cNvGraphicFramePr>
+            <a:graphic xmlns:a="http://schemas.openxmlformats.org/drawingml/2006/main">
+              <a:graphicData uri="http://schemas.openxmlformats.org/drawingml/2006/picture">
+                <pic:pic xmlns:pic="http://schemas.openxmlformats.org/drawingml/2006/picture">
+                  <pic:nvPicPr>
+                    <pic:cNvPr id="428979963" name=""/>
+                    <pic:cNvPicPr/>
+                  </pic:nvPicPr>
+                  <pic:blipFill>
+                    <a:blip r:embed="rId72"/>
+                    <a:stretch>
+                      <a:fillRect/>
+                    </a:stretch>
+                  </pic:blipFill>
+                  <pic:spPr>
+                    <a:xfrm>
+                      <a:off x="0" y="0"/>
+                      <a:ext cx="5731510" cy="1057910"/>
+                    </a:xfrm>
+                    <a:prstGeom prst="rect">
+                      <a:avLst/>
+                    </a:prstGeom>
+                  </pic:spPr>
+                </pic:pic>
+              </a:graphicData>
+            </a:graphic>
+          </wp:inline>
+        </w:drawing>
+      </w:r>
+    </w:p>
+    <w:p/>
+    <w:p/>
+    <w:p>
+      <w:pPr>
+        <w:pStyle w:val="Heading2"/>
+        <w:rPr>
+          <w:rStyle w:val="Heading2Char"/>
+          <w:color w:val="auto"/>
+        </w:rPr>
+      </w:pPr>
+      <w:r>
+        <w:rPr>
+          <w:color w:val="auto"/>
+        </w:rPr>
+        <w:t xml:space="preserve">7. </w:t>
+      </w:r>
+      <w:r>
+        <w:rPr>
+          <w:rStyle w:val="Heading2Char"/>
+          <w:color w:val="auto"/>
+        </w:rPr>
+        <w:t xml:space="preserve">Use date and who command, in one line, such that output of date is displayed on screen and output of who is redirected to a file. </w:t>
+      </w:r>
+    </w:p>
+    <w:p>
+      <w:pPr>
+        <w:pStyle w:val="Subtitle"/>
+        <w:rPr>
+          <w:color w:val="auto"/>
+        </w:rPr>
+      </w:pPr>
+      <w:r>
+        <w:rPr>
+          <w:color w:val="auto"/>
+        </w:rPr>
+        <w:t xml:space="preserve">Nano </w:t>
+      </w:r>
+      <w:proofErr w:type="gramStart"/>
+      <w:r>
+        <w:rPr>
+          <w:color w:val="auto"/>
+        </w:rPr>
+        <w:t>Terminal :</w:t>
+      </w:r>
+      <w:proofErr w:type="gramEnd"/>
+    </w:p>
+    <w:p>
+      <w:r>
+        <w:drawing>
+          <wp:inline distT="0" distB="0" distL="0" distR="0" wp14:anchorId="40C68891" wp14:editId="1B71FB18">
+            <wp:extent cx="5731510" cy="1029970"/>
+            <wp:effectExtent l="0" t="0" r="2540" b="0"/>
+            <wp:docPr id="649937488" name="Picture 1"/>
+            <wp:cNvGraphicFramePr>
+              <a:graphicFrameLocks xmlns:a="http://schemas.openxmlformats.org/drawingml/2006/main" noChangeAspect="1"/>
+            </wp:cNvGraphicFramePr>
+            <a:graphic xmlns:a="http://schemas.openxmlformats.org/drawingml/2006/main">
+              <a:graphicData uri="http://schemas.openxmlformats.org/drawingml/2006/picture">
+                <pic:pic xmlns:pic="http://schemas.openxmlformats.org/drawingml/2006/picture">
+                  <pic:nvPicPr>
+                    <pic:cNvPr id="649937488" name=""/>
+                    <pic:cNvPicPr/>
+                  </pic:nvPicPr>
+                  <pic:blipFill>
+                    <a:blip r:embed="rId73"/>
+                    <a:stretch>
+                      <a:fillRect/>
+                    </a:stretch>
+                  </pic:blipFill>
+                  <pic:spPr>
+                    <a:xfrm>
+                      <a:off x="0" y="0"/>
+                      <a:ext cx="5731510" cy="1029970"/>
+                    </a:xfrm>
+                    <a:prstGeom prst="rect">
+                      <a:avLst/>
+                    </a:prstGeom>
+                  </pic:spPr>
+                </pic:pic>
+              </a:graphicData>
+            </a:graphic>
+          </wp:inline>
+        </w:drawing>
+      </w:r>
+    </w:p>
+    <w:p>
+      <w:pPr>
+        <w:pStyle w:val="Subtitle"/>
+        <w:rPr>
+          <w:color w:val="auto"/>
+        </w:rPr>
+      </w:pPr>
+      <w:r>
+        <w:rPr>
+          <w:color w:val="auto"/>
+        </w:rPr>
+        <w:t>Execution Terminal</w:t>
+      </w:r>
+    </w:p>
+    <w:p>
+      <w:pPr>
+        <w:pStyle w:val="Heading1"/>
+        <w:rPr>
+          <w:noProof/>
+          <w:color w:val="auto"/>
+        </w:rPr>
+      </w:pPr>
+      <w:r>
+        <w:rPr>
+          <w:color w:val="auto"/>
+        </w:rPr>
+        <w:drawing>
+          <wp:inline distT="0" distB="0" distL="0" distR="0" wp14:anchorId="7EBA8814" wp14:editId="55036897">
+            <wp:extent cx="5731510" cy="2092960"/>
+            <wp:effectExtent l="0" t="0" r="2540" b="2540"/>
+            <wp:docPr id="816083900" name="Picture 1"/>
+            <wp:cNvGraphicFramePr>
+              <a:graphicFrameLocks xmlns:a="http://schemas.openxmlformats.org/drawingml/2006/main" noChangeAspect="1"/>
+            </wp:cNvGraphicFramePr>
+            <a:graphic xmlns:a="http://schemas.openxmlformats.org/drawingml/2006/main">
+              <a:graphicData uri="http://schemas.openxmlformats.org/drawingml/2006/picture">
+                <pic:pic xmlns:pic="http://schemas.openxmlformats.org/drawingml/2006/picture">
+                  <pic:nvPicPr>
+                    <pic:cNvPr id="816083900" name=""/>
+                    <pic:cNvPicPr/>
+                  </pic:nvPicPr>
+                  <pic:blipFill>
+                    <a:blip r:embed="rId74"/>
+                    <a:stretch>
+                      <a:fillRect/>
+                    </a:stretch>
+                  </pic:blipFill>
+                  <pic:spPr>
+                    <a:xfrm>
+                      <a:off x="0" y="0"/>
+                      <a:ext cx="5731510" cy="2092960"/>
+                    </a:xfrm>
+                    <a:prstGeom prst="rect">
+                      <a:avLst/>
+                    </a:prstGeom>
+                  </pic:spPr>
+                </pic:pic>
+              </a:graphicData>
+            </a:graphic>
+          </wp:inline>
+        </w:drawing>
+      </w:r>
+    </w:p>
+    <w:p/>
+    <w:p/>
+    <w:p/>
+    <w:p>
+      <w:pPr>
+        <w:pStyle w:val="Heading1"/>
+        <w:rPr>
+          <w:color w:val="auto"/>
+        </w:rPr>
+      </w:pPr>
+      <w:r>
+        <w:rPr>
+          <w:color w:val="auto"/>
+        </w:rPr>
+        <w:lastRenderedPageBreak/>
+        <w:t>8.Write a shell script that takes a command line argument and report on whether it is a directory or file</w:t>
+      </w:r>
+    </w:p>
+    <w:p>
+      <w:pPr>
+        <w:pStyle w:val="Subtitle"/>
+        <w:rPr>
+          <w:rStyle w:val="SubtleEmphasis"/>
+          <w:color w:val="auto"/>
+        </w:rPr>
+      </w:pPr>
+      <w:r>
+        <w:rPr>
+          <w:rStyle w:val="SubtleEmphasis"/>
+          <w:color w:val="auto"/>
+        </w:rPr>
+        <w:t>Nano Terminal:</w:t>
+      </w:r>
+    </w:p>
+    <w:p>
+      <w:pPr>
+        <w:rPr>
+          <w:i/>
+          <w:iCs/>
+        </w:rPr>
+      </w:pPr>
+      <w:r>
+        <w:rPr>
+          <w:i/>
+          <w:iCs/>
+        </w:rPr>
+        <w:drawing>
+          <wp:inline distT="0" distB="0" distL="0" distR="0" wp14:anchorId="7ED05679" wp14:editId="19925632">
+            <wp:extent cx="5731510" cy="3961130"/>
+            <wp:effectExtent l="0" t="0" r="2540" b="1270"/>
+            <wp:docPr id="1579070260" name="Picture 1"/>
+            <wp:cNvGraphicFramePr>
+              <a:graphicFrameLocks xmlns:a="http://schemas.openxmlformats.org/drawingml/2006/main" noChangeAspect="1"/>
+            </wp:cNvGraphicFramePr>
+            <a:graphic xmlns:a="http://schemas.openxmlformats.org/drawingml/2006/main">
+              <a:graphicData uri="http://schemas.openxmlformats.org/drawingml/2006/picture">
+                <pic:pic xmlns:pic="http://schemas.openxmlformats.org/drawingml/2006/picture">
+                  <pic:nvPicPr>
+                    <pic:cNvPr id="1579070260" name=""/>
+                    <pic:cNvPicPr/>
+                  </pic:nvPicPr>
+                  <pic:blipFill>
+                    <a:blip r:embed="rId75"/>
+                    <a:stretch>
+                      <a:fillRect/>
+                    </a:stretch>
+                  </pic:blipFill>
+                  <pic:spPr>
+                    <a:xfrm>
+                      <a:off x="0" y="0"/>
+                      <a:ext cx="5731510" cy="3961130"/>
+                    </a:xfrm>
+                    <a:prstGeom prst="rect">
+                      <a:avLst/>
+                    </a:prstGeom>
+                  </pic:spPr>
+                </pic:pic>
+              </a:graphicData>
+            </a:graphic>
+          </wp:inline>
+        </w:drawing>
+      </w:r>
+    </w:p>
+    <w:p>
+      <w:pPr>
+        <w:pStyle w:val="Subtitle"/>
+        <w:rPr>
+          <w:color w:val="auto"/>
+        </w:rPr>
+      </w:pPr>
+      <w:r>
+        <w:rPr>
+          <w:color w:val="auto"/>
+        </w:rPr>
+        <w:t>Execution Terminal</w:t>
+      </w:r>
+    </w:p>
+    <w:p>
+      <w:r>
+        <w:drawing>
+          <wp:inline distT="0" distB="0" distL="0" distR="0" wp14:anchorId="1E0187EB" wp14:editId="3BC80E59">
+            <wp:extent cx="5731510" cy="1331595"/>
+            <wp:effectExtent l="0" t="0" r="2540" b="1905"/>
+            <wp:docPr id="1879991298" name="Picture 1"/>
+            <wp:cNvGraphicFramePr>
+              <a:graphicFrameLocks xmlns:a="http://schemas.openxmlformats.org/drawingml/2006/main" noChangeAspect="1"/>
+            </wp:cNvGraphicFramePr>
+            <a:graphic xmlns:a="http://schemas.openxmlformats.org/drawingml/2006/main">
+              <a:graphicData uri="http://schemas.openxmlformats.org/drawingml/2006/picture">
+                <pic:pic xmlns:pic="http://schemas.openxmlformats.org/drawingml/2006/picture">
+                  <pic:nvPicPr>
+                    <pic:cNvPr id="1879991298" name=""/>
+                    <pic:cNvPicPr/>
+                  </pic:nvPicPr>
+                  <pic:blipFill>
+                    <a:blip r:embed="rId76"/>
+                    <a:stretch>
+                      <a:fillRect/>
+                    </a:stretch>
+                  </pic:blipFill>
+                  <pic:spPr>
+                    <a:xfrm>
+                      <a:off x="0" y="0"/>
+                      <a:ext cx="5731510" cy="1331595"/>
+                    </a:xfrm>
+                    <a:prstGeom prst="rect">
+                      <a:avLst/>
+                    </a:prstGeom>
+                  </pic:spPr>
+                </pic:pic>
+              </a:graphicData>
+            </a:graphic>
+          </wp:inline>
+        </w:drawing>
+      </w:r>
+    </w:p>
+    <w:p>
+      <w:pPr>
+        <w:rPr>
+          <w:i/>
+          <w:iCs/>
+        </w:rPr>
+      </w:pPr>
+    </w:p>
+    <w:p>
+      <w:pPr>
+        <w:rPr>
+          <w:i/>
+          <w:iCs/>
+        </w:rPr>
+      </w:pPr>
+    </w:p>
+    <w:p>
+      <w:pPr>
+        <w:rPr>
+          <w:i/>
+          <w:iCs/>
+        </w:rPr>
+      </w:pPr>
+    </w:p>
+    <w:p/>
+    <w:p>
+      <w:pPr>
+        <w:pStyle w:val="Heading1"/>
+        <w:rPr>
+          <w:color w:val="auto"/>
+        </w:rPr>
+      </w:pPr>
+      <w:r>
+        <w:rPr>
+          <w:color w:val="auto"/>
+        </w:rPr>
+        <w:lastRenderedPageBreak/>
+        <w:t>9.Write a shell script that takes a command line argument and converts the filename to uppercase</w:t>
+      </w:r>
+    </w:p>
+    <w:p>
+      <w:pPr>
+        <w:pStyle w:val="Subtitle"/>
+        <w:rPr>
+          <w:color w:val="auto"/>
+        </w:rPr>
+      </w:pPr>
+      <w:r>
+        <w:rPr>
+          <w:color w:val="auto"/>
+        </w:rPr>
+        <w:t>Nano Terminal:</w:t>
+      </w:r>
+    </w:p>
+    <w:p>
+      <w:pPr>
+        <w:rPr>
+          <w:b/>
+          <w:bCs/>
+        </w:rPr>
+      </w:pPr>
+      <w:r>
+        <w:rPr>
+          <w:b/>
+          <w:bCs/>
+        </w:rPr>
+        <w:drawing>
+          <wp:inline distT="0" distB="0" distL="0" distR="0" wp14:anchorId="04DB4D38" wp14:editId="6C2E0B7F">
+            <wp:extent cx="5731510" cy="2342515"/>
+            <wp:effectExtent l="0" t="0" r="2540" b="635"/>
+            <wp:docPr id="684327833" name="Picture 1"/>
+            <wp:cNvGraphicFramePr>
+              <a:graphicFrameLocks xmlns:a="http://schemas.openxmlformats.org/drawingml/2006/main" noChangeAspect="1"/>
+            </wp:cNvGraphicFramePr>
+            <a:graphic xmlns:a="http://schemas.openxmlformats.org/drawingml/2006/main">
+              <a:graphicData uri="http://schemas.openxmlformats.org/drawingml/2006/picture">
+                <pic:pic xmlns:pic="http://schemas.openxmlformats.org/drawingml/2006/picture">
+                  <pic:nvPicPr>
+                    <pic:cNvPr id="684327833" name=""/>
+                    <pic:cNvPicPr/>
+                  </pic:nvPicPr>
+                  <pic:blipFill>
+                    <a:blip r:embed="rId77"/>
+                    <a:stretch>
+                      <a:fillRect/>
+                    </a:stretch>
+                  </pic:blipFill>
+                  <pic:spPr>
+                    <a:xfrm>
+                      <a:off x="0" y="0"/>
+                      <a:ext cx="5731510" cy="2342515"/>
+                    </a:xfrm>
+                    <a:prstGeom prst="rect">
+                      <a:avLst/>
+                    </a:prstGeom>
+                  </pic:spPr>
+                </pic:pic>
+              </a:graphicData>
+            </a:graphic>
+          </wp:inline>
+        </w:drawing>
+      </w:r>
+    </w:p>
+    <w:p>
+      <w:pPr>
+        <w:pStyle w:val="Subtitle"/>
+        <w:rPr>
+          <w:color w:val="auto"/>
+        </w:rPr>
+      </w:pPr>
+      <w:r>
+        <w:rPr>
+          <w:color w:val="auto"/>
+        </w:rPr>
+        <w:t>Execution Terminal</w:t>
+      </w:r>
+    </w:p>
+    <w:p>
+      <w:pPr>
+        <w:rPr>
+          <w:b/>
+          <w:bCs/>
+        </w:rPr>
+      </w:pPr>
+      <w:r>
+        <w:rPr>
+          <w:b/>
+          <w:bCs/>
+        </w:rPr>
+        <w:drawing>
+          <wp:inline distT="0" distB="0" distL="0" distR="0" wp14:anchorId="3D7C0325" wp14:editId="59916D98">
+            <wp:extent cx="5731510" cy="2308860"/>
+            <wp:effectExtent l="0" t="0" r="2540" b="0"/>
+            <wp:docPr id="1257869564" name="Picture 1"/>
+            <wp:cNvGraphicFramePr>
+              <a:graphicFrameLocks xmlns:a="http://schemas.openxmlformats.org/drawingml/2006/main" noChangeAspect="1"/>
+            </wp:cNvGraphicFramePr>
+            <a:graphic xmlns:a="http://schemas.openxmlformats.org/drawingml/2006/main">
+              <a:graphicData uri="http://schemas.openxmlformats.org/drawingml/2006/picture">
+                <pic:pic xmlns:pic="http://schemas.openxmlformats.org/drawingml/2006/picture">
+                  <pic:nvPicPr>
+                    <pic:cNvPr id="1257869564" name=""/>
+                    <pic:cNvPicPr/>
+                  </pic:nvPicPr>
+                  <pic:blipFill>
+                    <a:blip r:embed="rId78"/>
+                    <a:stretch>
+                      <a:fillRect/>
+                    </a:stretch>
+                  </pic:blipFill>
+                  <pic:spPr>
+                    <a:xfrm>
+                      <a:off x="0" y="0"/>
+                      <a:ext cx="5731510" cy="2308860"/>
+                    </a:xfrm>
+                    <a:prstGeom prst="rect">
+                      <a:avLst/>
+                    </a:prstGeom>
+                  </pic:spPr>
+                </pic:pic>
+              </a:graphicData>
+            </a:graphic>
+          </wp:inline>
+        </w:drawing>
+      </w:r>
+    </w:p>
+    <w:p>
+      <w:pPr>
+        <w:rPr>
+          <w:b/>
+          <w:bCs/>
+        </w:rPr>
+      </w:pPr>
+    </w:p>
+    <w:p>
+      <w:pPr>
+        <w:rPr>
+          <w:b/>
+          <w:bCs/>
+        </w:rPr>
+      </w:pPr>
+    </w:p>
+    <w:p>
+      <w:pPr>
+        <w:rPr>
+          <w:b/>
+          <w:bCs/>
+        </w:rPr>
+      </w:pPr>
+    </w:p>
+    <w:p>
+      <w:pPr>
+        <w:rPr>
+          <w:b/>
+          <w:bCs/>
+        </w:rPr>
+      </w:pPr>
+    </w:p>
+    <w:p>
+      <w:pPr>
+        <w:rPr>
+          <w:b/>
+          <w:bCs/>
+        </w:rPr>
+      </w:pPr>
+    </w:p>
+    <w:p>
+      <w:pPr>
+        <w:pStyle w:val="Heading1"/>
+        <w:rPr>
+          <w:color w:val="auto"/>
+          <w:lang w:eastAsia="en-IN"/>
+        </w:rPr>
+      </w:pPr>
+      <w:r>
+        <w:rPr>
+          <w:color w:val="auto"/>
+          <w:lang w:eastAsia="en-IN"/>
+        </w:rPr>
+        <w:lastRenderedPageBreak/>
+        <w:t>10. Write a shell script that shows if a number is even or odd.</w:t>
+      </w:r>
+    </w:p>
+    <w:p>
+      <w:pPr>
+        <w:pStyle w:val="Subtitle"/>
+        <w:rPr>
+          <w:color w:val="auto"/>
+        </w:rPr>
+      </w:pPr>
+      <w:r>
+        <w:rPr>
+          <w:color w:val="auto"/>
+        </w:rPr>
+        <w:t>Nano Terminal:</w:t>
+      </w:r>
+    </w:p>
+    <w:p>
+      <w:pPr>
+        <w:rPr>
+          <w:lang w:eastAsia="en-IN"/>
+        </w:rPr>
+      </w:pPr>
+      <w:r>
+        <w:rPr>
+          <w:lang w:eastAsia="en-IN"/>
+        </w:rPr>
+        <w:drawing>
+          <wp:inline distT="0" distB="0" distL="0" distR="0" wp14:anchorId="3B26412D" wp14:editId="459F36D6">
+            <wp:extent cx="5731510" cy="2026285"/>
+            <wp:effectExtent l="0" t="0" r="2540" b="0"/>
+            <wp:docPr id="1354041344" name="Picture 1"/>
+            <wp:cNvGraphicFramePr>
+              <a:graphicFrameLocks xmlns:a="http://schemas.openxmlformats.org/drawingml/2006/main" noChangeAspect="1"/>
+            </wp:cNvGraphicFramePr>
+            <a:graphic xmlns:a="http://schemas.openxmlformats.org/drawingml/2006/main">
+              <a:graphicData uri="http://schemas.openxmlformats.org/drawingml/2006/picture">
+                <pic:pic xmlns:pic="http://schemas.openxmlformats.org/drawingml/2006/picture">
+                  <pic:nvPicPr>
+                    <pic:cNvPr id="1354041344" name=""/>
+                    <pic:cNvPicPr/>
+                  </pic:nvPicPr>
+                  <pic:blipFill>
+                    <a:blip r:embed="rId79"/>
+                    <a:stretch>
+                      <a:fillRect/>
+                    </a:stretch>
+                  </pic:blipFill>
+                  <pic:spPr>
+                    <a:xfrm>
+                      <a:off x="0" y="0"/>
+                      <a:ext cx="5731510" cy="2026285"/>
+                    </a:xfrm>
+                    <a:prstGeom prst="rect">
+                      <a:avLst/>
+                    </a:prstGeom>
+                  </pic:spPr>
+                </pic:pic>
+              </a:graphicData>
+            </a:graphic>
+          </wp:inline>
+        </w:drawing>
+      </w:r>
+    </w:p>
+    <w:p>
+      <w:pPr>
+        <w:pStyle w:val="Subtitle"/>
+        <w:rPr>
+          <w:i/>
+          <w:iCs/>
+          <w:color w:val="auto"/>
+          <w:lang w:eastAsia="en-IN"/>
+        </w:rPr>
+      </w:pPr>
+      <w:r>
+        <w:rPr>
+          <w:color w:val="auto"/>
+          <w:lang w:eastAsia="en-IN"/>
+        </w:rPr>
+        <w:t>Execution Terminal</w:t>
+      </w:r>
+    </w:p>
+    <w:p>
+      <w:pPr>
+        <w:rPr>
+          <w:lang w:eastAsia="en-IN"/>
+        </w:rPr>
+      </w:pPr>
+      <w:r>
+        <w:rPr>
+          <w:lang w:eastAsia="en-IN"/>
+        </w:rPr>
+        <w:drawing>
+          <wp:inline distT="0" distB="0" distL="0" distR="0" wp14:anchorId="08078145" wp14:editId="22F6D928">
+            <wp:extent cx="5731510" cy="1103630"/>
+            <wp:effectExtent l="0" t="0" r="2540" b="1270"/>
+            <wp:docPr id="2135199245" name="Picture 1"/>
+            <wp:cNvGraphicFramePr>
+              <a:graphicFrameLocks xmlns:a="http://schemas.openxmlformats.org/drawingml/2006/main" noChangeAspect="1"/>
+            </wp:cNvGraphicFramePr>
+            <a:graphic xmlns:a="http://schemas.openxmlformats.org/drawingml/2006/main">
+              <a:graphicData uri="http://schemas.openxmlformats.org/drawingml/2006/picture">
+                <pic:pic xmlns:pic="http://schemas.openxmlformats.org/drawingml/2006/picture">
+                  <pic:nvPicPr>
+                    <pic:cNvPr id="2135199245" name=""/>
+                    <pic:cNvPicPr/>
+                  </pic:nvPicPr>
+                  <pic:blipFill>
+                    <a:blip r:embed="rId80"/>
+                    <a:stretch>
+                      <a:fillRect/>
+                    </a:stretch>
+                  </pic:blipFill>
+                  <pic:spPr>
+                    <a:xfrm>
+                      <a:off x="0" y="0"/>
+                      <a:ext cx="5731510" cy="1103630"/>
+                    </a:xfrm>
+                    <a:prstGeom prst="rect">
+                      <a:avLst/>
+                    </a:prstGeom>
+                  </pic:spPr>
+                </pic:pic>
+              </a:graphicData>
+            </a:graphic>
+          </wp:inline>
+        </w:drawing>
+      </w:r>
+    </w:p>
+    <w:p>
+      <w:pPr>
+        <w:rPr>
+          <w:rFonts w:cstheme="minorHAnsi"/>
+        </w:rPr>
+      </w:pPr>
+    </w:p>
+    <w:p>
+      <w:pPr>
+        <w:rPr>
+          <w:rFonts w:cstheme="minorHAnsi"/>
+        </w:rPr>
+      </w:pPr>
+    </w:p>
+    <w:p>
+      <w:pPr>
         <w:jc w:val="right"/>
         <w:rPr>
           <w:rFonts w:cstheme="minorHAnsi"/>
@@ -43479,7 +46051,7 @@
       </w:pPr>
     </w:p>
     <w:sectPr>
-      <w:footerReference w:type="default" r:id="rId62"/>
+      <w:footerReference w:type="default" r:id="rId81"/>
       <w:pgSz w:w="11906" w:h="16838"/>
       <w:pgMar w:top="1440" w:right="1440" w:bottom="1440" w:left="1440" w:header="708" w:footer="708" w:gutter="0"/>
       <w:cols w:space="708"/>
@@ -43490,7 +46062,7 @@
 </file>
 
 <file path=word/endnotes.xml><?xml version="1.0" encoding="utf-8"?>
-<w:endnotes xmlns:wpc="http://schemas.microsoft.com/office/word/2010/wordprocessingCanvas" xmlns:cx="http://schemas.microsoft.com/office/drawing/2014/chartex" xmlns:cx1="http://schemas.microsoft.com/office/drawing/2015/9/8/chartex" xmlns:cx2="http://schemas.microsoft.com/office/drawing/2015/10/21/chartex" xmlns:cx3="http://schemas.microsoft.com/office/drawing/2016/5/9/chartex" xmlns:cx4="http://schemas.microsoft.com/office/drawing/2016/5/10/chartex" xmlns:cx5="http://schemas.microsoft.com/office/drawing/2016/5/11/chartex" xmlns:cx6="http://schemas.microsoft.com/office/drawing/2016/5/12/chartex" xmlns:cx7="http://schemas.microsoft.com/office/drawing/2016/5/13/chartex" xmlns:cx8="http://schemas.microsoft.com/office/drawing/2016/5/14/chartex" xmlns:mc="http://schemas.openxmlformats.org/markup-compatibility/2006" xmlns:aink="http://schemas.microsoft.com/office/drawing/2016/ink" xmlns:am3d="http://schemas.microsoft.com/office/drawing/2017/model3d" xmlns:o="urn:schemas-microsoft-com:office:office" xmlns:oel="http://schemas.microsoft.com/office/2019/extlst" xmlns:r="http://schemas.openxmlformats.org/officeDocument/2006/relationships" xmlns:m="http://schemas.openxmlformats.org/officeDocument/2006/math" xmlns:v="urn:schemas-microsoft-com:vml" xmlns:wp14="http://schemas.microsoft.com/office/word/2010/wordprocessingDrawing" xmlns:wp="http://schemas.openxmlformats.org/drawingml/2006/wordprocessingDrawing" xmlns:w10="urn:schemas-microsoft-com:office:word" xmlns:w="http://schemas.openxmlformats.org/wordprocessingml/2006/main" xmlns:w14="http://schemas.microsoft.com/office/word/2010/wordml" xmlns:w15="http://schemas.microsoft.com/office/word/2012/wordml" xmlns:w16cex="http://schemas.microsoft.com/office/word/2018/wordml/cex" xmlns:w16cid="http://schemas.microsoft.com/office/word/2016/wordml/cid" xmlns:w16="http://schemas.microsoft.com/office/word/2018/wordml" xmlns:w16du="http://schemas.microsoft.com/office/word/2023/wordml/word16du" xmlns:w16sdtdh="http://schemas.microsoft.com/office/word/2020/wordml/sdtdatahash" xmlns:w16sdtfl="http://schemas.microsoft.com/office/word/2024/wordml/sdtformatlock" xmlns:w16se="http://schemas.microsoft.com/office/word/2015/wordml/symex" xmlns:wpg="http://schemas.microsoft.com/office/word/2010/wordprocessingGroup" xmlns:wpi="http://schemas.microsoft.com/office/word/2010/wordprocessingInk" xmlns:wne="http://schemas.microsoft.com/office/word/2006/wordml" xmlns:wps="http://schemas.microsoft.com/office/word/2010/wordprocessingShape" mc:Ignorable="w14 w15 w16se w16cid w16 w16cex w16sdtdh w16sdtfl w16du wp14">
+<w:endnotes xmlns:wpc="http://schemas.microsoft.com/office/word/2010/wordprocessingCanvas" xmlns:cx="http://schemas.microsoft.com/office/drawing/2014/chartex" xmlns:cx1="http://schemas.microsoft.com/office/drawing/2015/9/8/chartex" xmlns:cx2="http://schemas.microsoft.com/office/drawing/2015/10/21/chartex" xmlns:cx3="http://schemas.microsoft.com/office/drawing/2016/5/9/chartex" xmlns:cx4="http://schemas.microsoft.com/office/drawing/2016/5/10/chartex" xmlns:cx5="http://schemas.microsoft.com/office/drawing/2016/5/11/chartex" xmlns:cx6="http://schemas.microsoft.com/office/drawing/2016/5/12/chartex" xmlns:cx7="http://schemas.microsoft.com/office/drawing/2016/5/13/chartex" xmlns:cx8="http://schemas.microsoft.com/office/drawing/2016/5/14/chartex" xmlns:mc="http://schemas.openxmlformats.org/markup-compatibility/2006" xmlns:aink="http://schemas.microsoft.com/office/drawing/2016/ink" xmlns:am3d="http://schemas.microsoft.com/office/drawing/2017/model3d" xmlns:o="urn:schemas-microsoft-com:office:office" xmlns:oel="http://schemas.microsoft.com/office/2019/extlst" xmlns:r="http://schemas.openxmlformats.org/officeDocument/2006/relationships" xmlns:m="http://schemas.openxmlformats.org/officeDocument/2006/math" xmlns:v="urn:schemas-microsoft-com:vml" xmlns:wp14="http://schemas.microsoft.com/office/word/2010/wordprocessingDrawing" xmlns:wp="http://schemas.openxmlformats.org/drawingml/2006/wordprocessingDrawing" xmlns:w10="urn:schemas-microsoft-com:office:word" xmlns:w="http://schemas.openxmlformats.org/wordprocessingml/2006/main" xmlns:w14="http://schemas.microsoft.com/office/word/2010/wordml" xmlns:w15="http://schemas.microsoft.com/office/word/2012/wordml" xmlns:w16cex="http://schemas.microsoft.com/office/word/2018/wordml/cex" xmlns:w16cid="http://schemas.microsoft.com/office/word/2016/wordml/cid" xmlns:w16="http://schemas.microsoft.com/office/word/2018/wordml" xmlns:w16du="http://schemas.microsoft.com/office/word/2023/wordml/word16du" xmlns:w16sdtdh="http://schemas.microsoft.com/office/word/2020/wordml/sdtdatahash" xmlns:w16se="http://schemas.microsoft.com/office/word/2015/wordml/symex" xmlns:wpg="http://schemas.microsoft.com/office/word/2010/wordprocessingGroup" xmlns:wpi="http://schemas.microsoft.com/office/word/2010/wordprocessingInk" xmlns:wne="http://schemas.microsoft.com/office/word/2006/wordml" xmlns:wps="http://schemas.microsoft.com/office/word/2010/wordprocessingShape" mc:Ignorable="w14 w15 w16se w16cid w16 w16cex w16sdtdh w16du wp14">
   <w:endnote w:type="separator" w:id="-1">
     <w:p>
       <w:pPr>
@@ -43515,7 +46087,7 @@
 </file>
 
 <file path=word/footer1.xml><?xml version="1.0" encoding="utf-8"?>
-<w:ftr xmlns:wpc="http://schemas.microsoft.com/office/word/2010/wordprocessingCanvas" xmlns:cx="http://schemas.microsoft.com/office/drawing/2014/chartex" xmlns:cx1="http://schemas.microsoft.com/office/drawing/2015/9/8/chartex" xmlns:cx2="http://schemas.microsoft.com/office/drawing/2015/10/21/chartex" xmlns:cx3="http://schemas.microsoft.com/office/drawing/2016/5/9/chartex" xmlns:cx4="http://schemas.microsoft.com/office/drawing/2016/5/10/chartex" xmlns:cx5="http://schemas.microsoft.com/office/drawing/2016/5/11/chartex" xmlns:cx6="http://schemas.microsoft.com/office/drawing/2016/5/12/chartex" xmlns:cx7="http://schemas.microsoft.com/office/drawing/2016/5/13/chartex" xmlns:cx8="http://schemas.microsoft.com/office/drawing/2016/5/14/chartex" xmlns:mc="http://schemas.openxmlformats.org/markup-compatibility/2006" xmlns:aink="http://schemas.microsoft.com/office/drawing/2016/ink" xmlns:am3d="http://schemas.microsoft.com/office/drawing/2017/model3d" xmlns:o="urn:schemas-microsoft-com:office:office" xmlns:oel="http://schemas.microsoft.com/office/2019/extlst" xmlns:r="http://schemas.openxmlformats.org/officeDocument/2006/relationships" xmlns:m="http://schemas.openxmlformats.org/officeDocument/2006/math" xmlns:v="urn:schemas-microsoft-com:vml" xmlns:wp14="http://schemas.microsoft.com/office/word/2010/wordprocessingDrawing" xmlns:wp="http://schemas.openxmlformats.org/drawingml/2006/wordprocessingDrawing" xmlns:w10="urn:schemas-microsoft-com:office:word" xmlns:w="http://schemas.openxmlformats.org/wordprocessingml/2006/main" xmlns:w14="http://schemas.microsoft.com/office/word/2010/wordml" xmlns:w15="http://schemas.microsoft.com/office/word/2012/wordml" xmlns:w16cex="http://schemas.microsoft.com/office/word/2018/wordml/cex" xmlns:w16cid="http://schemas.microsoft.com/office/word/2016/wordml/cid" xmlns:w16="http://schemas.microsoft.com/office/word/2018/wordml" xmlns:w16du="http://schemas.microsoft.com/office/word/2023/wordml/word16du" xmlns:w16sdtdh="http://schemas.microsoft.com/office/word/2020/wordml/sdtdatahash" xmlns:w16sdtfl="http://schemas.microsoft.com/office/word/2024/wordml/sdtformatlock" xmlns:w16se="http://schemas.microsoft.com/office/word/2015/wordml/symex" xmlns:wpg="http://schemas.microsoft.com/office/word/2010/wordprocessingGroup" xmlns:wpi="http://schemas.microsoft.com/office/word/2010/wordprocessingInk" xmlns:wne="http://schemas.microsoft.com/office/word/2006/wordml" xmlns:wps="http://schemas.microsoft.com/office/word/2010/wordprocessingShape" mc:Ignorable="w14 w15 w16se w16cid w16 w16cex w16sdtdh w16sdtfl w16du wp14">
+<w:ftr xmlns:wpc="http://schemas.microsoft.com/office/word/2010/wordprocessingCanvas" xmlns:cx="http://schemas.microsoft.com/office/drawing/2014/chartex" xmlns:cx1="http://schemas.microsoft.com/office/drawing/2015/9/8/chartex" xmlns:cx2="http://schemas.microsoft.com/office/drawing/2015/10/21/chartex" xmlns:cx3="http://schemas.microsoft.com/office/drawing/2016/5/9/chartex" xmlns:cx4="http://schemas.microsoft.com/office/drawing/2016/5/10/chartex" xmlns:cx5="http://schemas.microsoft.com/office/drawing/2016/5/11/chartex" xmlns:cx6="http://schemas.microsoft.com/office/drawing/2016/5/12/chartex" xmlns:cx7="http://schemas.microsoft.com/office/drawing/2016/5/13/chartex" xmlns:cx8="http://schemas.microsoft.com/office/drawing/2016/5/14/chartex" xmlns:mc="http://schemas.openxmlformats.org/markup-compatibility/2006" xmlns:aink="http://schemas.microsoft.com/office/drawing/2016/ink" xmlns:am3d="http://schemas.microsoft.com/office/drawing/2017/model3d" xmlns:o="urn:schemas-microsoft-com:office:office" xmlns:oel="http://schemas.microsoft.com/office/2019/extlst" xmlns:r="http://schemas.openxmlformats.org/officeDocument/2006/relationships" xmlns:m="http://schemas.openxmlformats.org/officeDocument/2006/math" xmlns:v="urn:schemas-microsoft-com:vml" xmlns:wp14="http://schemas.microsoft.com/office/word/2010/wordprocessingDrawing" xmlns:wp="http://schemas.openxmlformats.org/drawingml/2006/wordprocessingDrawing" xmlns:w10="urn:schemas-microsoft-com:office:word" xmlns:w="http://schemas.openxmlformats.org/wordprocessingml/2006/main" xmlns:w14="http://schemas.microsoft.com/office/word/2010/wordml" xmlns:w15="http://schemas.microsoft.com/office/word/2012/wordml" xmlns:w16cex="http://schemas.microsoft.com/office/word/2018/wordml/cex" xmlns:w16cid="http://schemas.microsoft.com/office/word/2016/wordml/cid" xmlns:w16="http://schemas.microsoft.com/office/word/2018/wordml" xmlns:w16du="http://schemas.microsoft.com/office/word/2023/wordml/word16du" xmlns:w16sdtdh="http://schemas.microsoft.com/office/word/2020/wordml/sdtdatahash" xmlns:w16se="http://schemas.microsoft.com/office/word/2015/wordml/symex" xmlns:wpg="http://schemas.microsoft.com/office/word/2010/wordprocessingGroup" xmlns:wpi="http://schemas.microsoft.com/office/word/2010/wordprocessingInk" xmlns:wne="http://schemas.microsoft.com/office/word/2006/wordml" xmlns:wps="http://schemas.microsoft.com/office/word/2010/wordprocessingShape" mc:Ignorable="w14 w15 w16se w16cid w16 w16cex w16sdtdh w16du wp14">
   <w:p>
     <w:pPr>
       <w:jc w:val="right"/>
@@ -43562,7 +46134,7 @@
 </file>
 
 <file path=word/footnotes.xml><?xml version="1.0" encoding="utf-8"?>
-<w:footnotes xmlns:wpc="http://schemas.microsoft.com/office/word/2010/wordprocessingCanvas" xmlns:cx="http://schemas.microsoft.com/office/drawing/2014/chartex" xmlns:cx1="http://schemas.microsoft.com/office/drawing/2015/9/8/chartex" xmlns:cx2="http://schemas.microsoft.com/office/drawing/2015/10/21/chartex" xmlns:cx3="http://schemas.microsoft.com/office/drawing/2016/5/9/chartex" xmlns:cx4="http://schemas.microsoft.com/office/drawing/2016/5/10/chartex" xmlns:cx5="http://schemas.microsoft.com/office/drawing/2016/5/11/chartex" xmlns:cx6="http://schemas.microsoft.com/office/drawing/2016/5/12/chartex" xmlns:cx7="http://schemas.microsoft.com/office/drawing/2016/5/13/chartex" xmlns:cx8="http://schemas.microsoft.com/office/drawing/2016/5/14/chartex" xmlns:mc="http://schemas.openxmlformats.org/markup-compatibility/2006" xmlns:aink="http://schemas.microsoft.com/office/drawing/2016/ink" xmlns:am3d="http://schemas.microsoft.com/office/drawing/2017/model3d" xmlns:o="urn:schemas-microsoft-com:office:office" xmlns:oel="http://schemas.microsoft.com/office/2019/extlst" xmlns:r="http://schemas.openxmlformats.org/officeDocument/2006/relationships" xmlns:m="http://schemas.openxmlformats.org/officeDocument/2006/math" xmlns:v="urn:schemas-microsoft-com:vml" xmlns:wp14="http://schemas.microsoft.com/office/word/2010/wordprocessingDrawing" xmlns:wp="http://schemas.openxmlformats.org/drawingml/2006/wordprocessingDrawing" xmlns:w10="urn:schemas-microsoft-com:office:word" xmlns:w="http://schemas.openxmlformats.org/wordprocessingml/2006/main" xmlns:w14="http://schemas.microsoft.com/office/word/2010/wordml" xmlns:w15="http://schemas.microsoft.com/office/word/2012/wordml" xmlns:w16cex="http://schemas.microsoft.com/office/word/2018/wordml/cex" xmlns:w16cid="http://schemas.microsoft.com/office/word/2016/wordml/cid" xmlns:w16="http://schemas.microsoft.com/office/word/2018/wordml" xmlns:w16du="http://schemas.microsoft.com/office/word/2023/wordml/word16du" xmlns:w16sdtdh="http://schemas.microsoft.com/office/word/2020/wordml/sdtdatahash" xmlns:w16sdtfl="http://schemas.microsoft.com/office/word/2024/wordml/sdtformatlock" xmlns:w16se="http://schemas.microsoft.com/office/word/2015/wordml/symex" xmlns:wpg="http://schemas.microsoft.com/office/word/2010/wordprocessingGroup" xmlns:wpi="http://schemas.microsoft.com/office/word/2010/wordprocessingInk" xmlns:wne="http://schemas.microsoft.com/office/word/2006/wordml" xmlns:wps="http://schemas.microsoft.com/office/word/2010/wordprocessingShape" mc:Ignorable="w14 w15 w16se w16cid w16 w16cex w16sdtdh w16sdtfl w16du wp14">
+<w:footnotes xmlns:wpc="http://schemas.microsoft.com/office/word/2010/wordprocessingCanvas" xmlns:cx="http://schemas.microsoft.com/office/drawing/2014/chartex" xmlns:cx1="http://schemas.microsoft.com/office/drawing/2015/9/8/chartex" xmlns:cx2="http://schemas.microsoft.com/office/drawing/2015/10/21/chartex" xmlns:cx3="http://schemas.microsoft.com/office/drawing/2016/5/9/chartex" xmlns:cx4="http://schemas.microsoft.com/office/drawing/2016/5/10/chartex" xmlns:cx5="http://schemas.microsoft.com/office/drawing/2016/5/11/chartex" xmlns:cx6="http://schemas.microsoft.com/office/drawing/2016/5/12/chartex" xmlns:cx7="http://schemas.microsoft.com/office/drawing/2016/5/13/chartex" xmlns:cx8="http://schemas.microsoft.com/office/drawing/2016/5/14/chartex" xmlns:mc="http://schemas.openxmlformats.org/markup-compatibility/2006" xmlns:aink="http://schemas.microsoft.com/office/drawing/2016/ink" xmlns:am3d="http://schemas.microsoft.com/office/drawing/2017/model3d" xmlns:o="urn:schemas-microsoft-com:office:office" xmlns:oel="http://schemas.microsoft.com/office/2019/extlst" xmlns:r="http://schemas.openxmlformats.org/officeDocument/2006/relationships" xmlns:m="http://schemas.openxmlformats.org/officeDocument/2006/math" xmlns:v="urn:schemas-microsoft-com:vml" xmlns:wp14="http://schemas.microsoft.com/office/word/2010/wordprocessingDrawing" xmlns:wp="http://schemas.openxmlformats.org/drawingml/2006/wordprocessingDrawing" xmlns:w10="urn:schemas-microsoft-com:office:word" xmlns:w="http://schemas.openxmlformats.org/wordprocessingml/2006/main" xmlns:w14="http://schemas.microsoft.com/office/word/2010/wordml" xmlns:w15="http://schemas.microsoft.com/office/word/2012/wordml" xmlns:w16cex="http://schemas.microsoft.com/office/word/2018/wordml/cex" xmlns:w16cid="http://schemas.microsoft.com/office/word/2016/wordml/cid" xmlns:w16="http://schemas.microsoft.com/office/word/2018/wordml" xmlns:w16du="http://schemas.microsoft.com/office/word/2023/wordml/word16du" xmlns:w16sdtdh="http://schemas.microsoft.com/office/word/2020/wordml/sdtdatahash" xmlns:w16se="http://schemas.microsoft.com/office/word/2015/wordml/symex" xmlns:wpg="http://schemas.microsoft.com/office/word/2010/wordprocessingGroup" xmlns:wpi="http://schemas.microsoft.com/office/word/2010/wordprocessingInk" xmlns:wne="http://schemas.microsoft.com/office/word/2006/wordml" xmlns:wps="http://schemas.microsoft.com/office/word/2010/wordprocessingShape" mc:Ignorable="w14 w15 w16se w16cid w16 w16cex w16sdtdh w16du wp14">
   <w:footnote w:type="separator" w:id="-1">
     <w:p>
       <w:pPr>
@@ -43587,7 +46159,7 @@
 </file>
 
 <file path=word/numbering.xml><?xml version="1.0" encoding="utf-8"?>
-<w:numbering xmlns:wpc="http://schemas.microsoft.com/office/word/2010/wordprocessingCanvas" xmlns:cx="http://schemas.microsoft.com/office/drawing/2014/chartex" xmlns:cx1="http://schemas.microsoft.com/office/drawing/2015/9/8/chartex" xmlns:cx2="http://schemas.microsoft.com/office/drawing/2015/10/21/chartex" xmlns:cx3="http://schemas.microsoft.com/office/drawing/2016/5/9/chartex" xmlns:cx4="http://schemas.microsoft.com/office/drawing/2016/5/10/chartex" xmlns:cx5="http://schemas.microsoft.com/office/drawing/2016/5/11/chartex" xmlns:cx6="http://schemas.microsoft.com/office/drawing/2016/5/12/chartex" xmlns:cx7="http://schemas.microsoft.com/office/drawing/2016/5/13/chartex" xmlns:cx8="http://schemas.microsoft.com/office/drawing/2016/5/14/chartex" xmlns:mc="http://schemas.openxmlformats.org/markup-compatibility/2006" xmlns:aink="http://schemas.microsoft.com/office/drawing/2016/ink" xmlns:am3d="http://schemas.microsoft.com/office/drawing/2017/model3d" xmlns:o="urn:schemas-microsoft-com:office:office" xmlns:oel="http://schemas.microsoft.com/office/2019/extlst" xmlns:r="http://schemas.openxmlformats.org/officeDocument/2006/relationships" xmlns:m="http://schemas.openxmlformats.org/officeDocument/2006/math" xmlns:v="urn:schemas-microsoft-com:vml" xmlns:wp14="http://schemas.microsoft.com/office/word/2010/wordprocessingDrawing" xmlns:wp="http://schemas.openxmlformats.org/drawingml/2006/wordprocessingDrawing" xmlns:w10="urn:schemas-microsoft-com:office:word" xmlns:w="http://schemas.openxmlformats.org/wordprocessingml/2006/main" xmlns:w14="http://schemas.microsoft.com/office/word/2010/wordml" xmlns:w15="http://schemas.microsoft.com/office/word/2012/wordml" xmlns:w16cex="http://schemas.microsoft.com/office/word/2018/wordml/cex" xmlns:w16cid="http://schemas.microsoft.com/office/word/2016/wordml/cid" xmlns:w16="http://schemas.microsoft.com/office/word/2018/wordml" xmlns:w16du="http://schemas.microsoft.com/office/word/2023/wordml/word16du" xmlns:w16sdtdh="http://schemas.microsoft.com/office/word/2020/wordml/sdtdatahash" xmlns:w16sdtfl="http://schemas.microsoft.com/office/word/2024/wordml/sdtformatlock" xmlns:w16se="http://schemas.microsoft.com/office/word/2015/wordml/symex" xmlns:wpg="http://schemas.microsoft.com/office/word/2010/wordprocessingGroup" xmlns:wpi="http://schemas.microsoft.com/office/word/2010/wordprocessingInk" xmlns:wne="http://schemas.microsoft.com/office/word/2006/wordml" xmlns:wps="http://schemas.microsoft.com/office/word/2010/wordprocessingShape" mc:Ignorable="w14 w15 w16se w16cid w16 w16cex w16sdtdh w16sdtfl w16du wp14">
+<w:numbering xmlns:wpc="http://schemas.microsoft.com/office/word/2010/wordprocessingCanvas" xmlns:cx="http://schemas.microsoft.com/office/drawing/2014/chartex" xmlns:cx1="http://schemas.microsoft.com/office/drawing/2015/9/8/chartex" xmlns:cx2="http://schemas.microsoft.com/office/drawing/2015/10/21/chartex" xmlns:cx3="http://schemas.microsoft.com/office/drawing/2016/5/9/chartex" xmlns:cx4="http://schemas.microsoft.com/office/drawing/2016/5/10/chartex" xmlns:cx5="http://schemas.microsoft.com/office/drawing/2016/5/11/chartex" xmlns:cx6="http://schemas.microsoft.com/office/drawing/2016/5/12/chartex" xmlns:cx7="http://schemas.microsoft.com/office/drawing/2016/5/13/chartex" xmlns:cx8="http://schemas.microsoft.com/office/drawing/2016/5/14/chartex" xmlns:mc="http://schemas.openxmlformats.org/markup-compatibility/2006" xmlns:aink="http://schemas.microsoft.com/office/drawing/2016/ink" xmlns:am3d="http://schemas.microsoft.com/office/drawing/2017/model3d" xmlns:o="urn:schemas-microsoft-com:office:office" xmlns:oel="http://schemas.microsoft.com/office/2019/extlst" xmlns:r="http://schemas.openxmlformats.org/officeDocument/2006/relationships" xmlns:m="http://schemas.openxmlformats.org/officeDocument/2006/math" xmlns:v="urn:schemas-microsoft-com:vml" xmlns:wp14="http://schemas.microsoft.com/office/word/2010/wordprocessingDrawing" xmlns:wp="http://schemas.openxmlformats.org/drawingml/2006/wordprocessingDrawing" xmlns:w10="urn:schemas-microsoft-com:office:word" xmlns:w="http://schemas.openxmlformats.org/wordprocessingml/2006/main" xmlns:w14="http://schemas.microsoft.com/office/word/2010/wordml" xmlns:w15="http://schemas.microsoft.com/office/word/2012/wordml" xmlns:w16cex="http://schemas.microsoft.com/office/word/2018/wordml/cex" xmlns:w16cid="http://schemas.microsoft.com/office/word/2016/wordml/cid" xmlns:w16="http://schemas.microsoft.com/office/word/2018/wordml" xmlns:w16du="http://schemas.microsoft.com/office/word/2023/wordml/word16du" xmlns:w16sdtdh="http://schemas.microsoft.com/office/word/2020/wordml/sdtdatahash" xmlns:w16se="http://schemas.microsoft.com/office/word/2015/wordml/symex" xmlns:wpg="http://schemas.microsoft.com/office/word/2010/wordprocessingGroup" xmlns:wpi="http://schemas.microsoft.com/office/word/2010/wordprocessingInk" xmlns:wne="http://schemas.microsoft.com/office/word/2006/wordml" xmlns:wps="http://schemas.microsoft.com/office/word/2010/wordprocessingShape" mc:Ignorable="w14 w15 w16se w16cid w16 w16cex w16sdtdh w16du wp14">
   <w:abstractNum w:abstractNumId="0" w15:restartNumberingAfterBreak="0">
     <w:nsid w:val="06663125"/>
     <w:multiLevelType w:val="multilevel"/>
@@ -44185,7 +46757,7 @@
 </file>
 
 <file path=word/styles.xml><?xml version="1.0" encoding="utf-8"?>
-<w:styles xmlns:mc="http://schemas.openxmlformats.org/markup-compatibility/2006" xmlns:r="http://schemas.openxmlformats.org/officeDocument/2006/relationships" xmlns:w="http://schemas.openxmlformats.org/wordprocessingml/2006/main" xmlns:w14="http://schemas.microsoft.com/office/word/2010/wordml" xmlns:w15="http://schemas.microsoft.com/office/word/2012/wordml" xmlns:w16cex="http://schemas.microsoft.com/office/word/2018/wordml/cex" xmlns:w16cid="http://schemas.microsoft.com/office/word/2016/wordml/cid" xmlns:w16="http://schemas.microsoft.com/office/word/2018/wordml" xmlns:w16du="http://schemas.microsoft.com/office/word/2023/wordml/word16du" xmlns:w16sdtdh="http://schemas.microsoft.com/office/word/2020/wordml/sdtdatahash" xmlns:w16sdtfl="http://schemas.microsoft.com/office/word/2024/wordml/sdtformatlock" xmlns:w16se="http://schemas.microsoft.com/office/word/2015/wordml/symex" mc:Ignorable="w14 w15 w16se w16cid w16 w16cex w16sdtdh w16sdtfl w16du">
+<w:styles xmlns:mc="http://schemas.openxmlformats.org/markup-compatibility/2006" xmlns:r="http://schemas.openxmlformats.org/officeDocument/2006/relationships" xmlns:w="http://schemas.openxmlformats.org/wordprocessingml/2006/main" xmlns:w14="http://schemas.microsoft.com/office/word/2010/wordml" xmlns:w15="http://schemas.microsoft.com/office/word/2012/wordml" xmlns:w16cex="http://schemas.microsoft.com/office/word/2018/wordml/cex" xmlns:w16cid="http://schemas.microsoft.com/office/word/2016/wordml/cid" xmlns:w16="http://schemas.microsoft.com/office/word/2018/wordml" xmlns:w16du="http://schemas.microsoft.com/office/word/2023/wordml/word16du" xmlns:w16sdtdh="http://schemas.microsoft.com/office/word/2020/wordml/sdtdatahash" xmlns:w16se="http://schemas.microsoft.com/office/word/2015/wordml/symex" mc:Ignorable="w14 w15 w16se w16cid w16 w16cex w16sdtdh w16du">
   <w:docDefaults>
     <w:rPrDefault>
       <w:rPr>
@@ -46119,6 +48691,142 @@
       </w:tcPr>
     </w:tblStylePr>
   </w:style>
+  <w:style w:type="table" w:styleId="ListTable3-Accent3">
+    <w:name w:val="List Table 3 Accent 3"/>
+    <w:basedOn w:val="TableNormal"/>
+    <w:uiPriority w:val="48"/>
+    <w:rsid w:val="0025003F"/>
+    <w:pPr>
+      <w:spacing w:after="0" w:line="240" w:lineRule="auto"/>
+    </w:pPr>
+    <w:tblPr>
+      <w:tblStyleRowBandSize w:val="1"/>
+      <w:tblStyleColBandSize w:val="1"/>
+      <w:tblBorders>
+        <w:top w:val="single" w:sz="4" w:space="0" w:color="A5A5A5" w:themeColor="accent3"/>
+        <w:left w:val="single" w:sz="4" w:space="0" w:color="A5A5A5" w:themeColor="accent3"/>
+        <w:bottom w:val="single" w:sz="4" w:space="0" w:color="A5A5A5" w:themeColor="accent3"/>
+        <w:right w:val="single" w:sz="4" w:space="0" w:color="A5A5A5" w:themeColor="accent3"/>
+      </w:tblBorders>
+    </w:tblPr>
+    <w:tblStylePr w:type="firstRow">
+      <w:rPr>
+        <w:b/>
+        <w:bCs/>
+        <w:color w:val="FFFFFF" w:themeColor="background1"/>
+      </w:rPr>
+      <w:tblPr/>
+      <w:tcPr>
+        <w:shd w:val="clear" w:color="auto" w:fill="A5A5A5" w:themeFill="accent3"/>
+      </w:tcPr>
+    </w:tblStylePr>
+    <w:tblStylePr w:type="lastRow">
+      <w:rPr>
+        <w:b/>
+        <w:bCs/>
+      </w:rPr>
+      <w:tblPr/>
+      <w:tcPr>
+        <w:tcBorders>
+          <w:top w:val="double" w:sz="4" w:space="0" w:color="A5A5A5" w:themeColor="accent3"/>
+        </w:tcBorders>
+        <w:shd w:val="clear" w:color="auto" w:fill="FFFFFF" w:themeFill="background1"/>
+      </w:tcPr>
+    </w:tblStylePr>
+    <w:tblStylePr w:type="firstCol">
+      <w:rPr>
+        <w:b/>
+        <w:bCs/>
+      </w:rPr>
+      <w:tblPr/>
+      <w:tcPr>
+        <w:tcBorders>
+          <w:right w:val="nil"/>
+        </w:tcBorders>
+        <w:shd w:val="clear" w:color="auto" w:fill="FFFFFF" w:themeFill="background1"/>
+      </w:tcPr>
+    </w:tblStylePr>
+    <w:tblStylePr w:type="lastCol">
+      <w:rPr>
+        <w:b/>
+        <w:bCs/>
+      </w:rPr>
+      <w:tblPr/>
+      <w:tcPr>
+        <w:tcBorders>
+          <w:left w:val="nil"/>
+        </w:tcBorders>
+        <w:shd w:val="clear" w:color="auto" w:fill="FFFFFF" w:themeFill="background1"/>
+      </w:tcPr>
+    </w:tblStylePr>
+    <w:tblStylePr w:type="band1Vert">
+      <w:tblPr/>
+      <w:tcPr>
+        <w:tcBorders>
+          <w:left w:val="single" w:sz="4" w:space="0" w:color="A5A5A5" w:themeColor="accent3"/>
+          <w:right w:val="single" w:sz="4" w:space="0" w:color="A5A5A5" w:themeColor="accent3"/>
+        </w:tcBorders>
+      </w:tcPr>
+    </w:tblStylePr>
+    <w:tblStylePr w:type="band1Horz">
+      <w:tblPr/>
+      <w:tcPr>
+        <w:tcBorders>
+          <w:top w:val="single" w:sz="4" w:space="0" w:color="A5A5A5" w:themeColor="accent3"/>
+          <w:bottom w:val="single" w:sz="4" w:space="0" w:color="A5A5A5" w:themeColor="accent3"/>
+          <w:insideH w:val="nil"/>
+        </w:tcBorders>
+      </w:tcPr>
+    </w:tblStylePr>
+    <w:tblStylePr w:type="neCell">
+      <w:tblPr/>
+      <w:tcPr>
+        <w:tcBorders>
+          <w:left w:val="nil"/>
+          <w:bottom w:val="nil"/>
+        </w:tcBorders>
+      </w:tcPr>
+    </w:tblStylePr>
+    <w:tblStylePr w:type="nwCell">
+      <w:tblPr/>
+      <w:tcPr>
+        <w:tcBorders>
+          <w:bottom w:val="nil"/>
+          <w:right w:val="nil"/>
+        </w:tcBorders>
+      </w:tcPr>
+    </w:tblStylePr>
+    <w:tblStylePr w:type="seCell">
+      <w:tblPr/>
+      <w:tcPr>
+        <w:tcBorders>
+          <w:top w:val="double" w:sz="4" w:space="0" w:color="A5A5A5" w:themeColor="accent3"/>
+          <w:left w:val="nil"/>
+        </w:tcBorders>
+      </w:tcPr>
+    </w:tblStylePr>
+    <w:tblStylePr w:type="swCell">
+      <w:tblPr/>
+      <w:tcPr>
+        <w:tcBorders>
+          <w:top w:val="double" w:sz="4" w:space="0" w:color="A5A5A5" w:themeColor="accent3"/>
+          <w:right w:val="nil"/>
+        </w:tcBorders>
+      </w:tcPr>
+    </w:tblStylePr>
+  </w:style>
+  <w:style w:type="character" w:styleId="SubtleEmphasis">
+    <w:name w:val="Subtle Emphasis"/>
+    <w:basedOn w:val="DefaultParagraphFont"/>
+    <w:uiPriority w:val="19"/>
+    <w:qFormat/>
+    <w:rsid w:val="0038042F"/>
+    <w:rPr>
+      <w:i/>
+      <w:iCs/>
+      <w:color w:val="404040" w:themeColor="text1" w:themeTint="BF"/>
+    </w:rPr>
+  </w:style>
 </w:styles>
 </file>
 
